--- a/微生物学(Microbiology)/重点总结/8 微生物的代谢.docx
+++ b/微生物学(Microbiology)/重点总结/8 微生物的代谢.docx
@@ -6,33 +6,13 @@
       <w:pPr>
         <w:spacing w:line="276" w:lineRule="auto"/>
         <w:rPr>
-          <w:rFonts w:ascii="Times New Roman" w:eastAsia="KaiTi" w:hAnsi="Times New Roman" w:cs="Times New Roman" w:hint="eastAsia"/>
-          <w:b/>
-          <w:bCs/>
-          <w:sz w:val="28"/>
-          <w:szCs w:val="36"/>
-        </w:rPr>
-      </w:pPr>
-      <w:r>
-        <w:rPr>
           <w:rFonts w:ascii="Times New Roman" w:eastAsia="KaiTi" w:hAnsi="Times New Roman" w:cs="Times New Roman"/>
           <w:b/>
           <w:bCs/>
           <w:sz w:val="28"/>
           <w:szCs w:val="36"/>
         </w:rPr>
-        <w:t>第</w:t>
-      </w:r>
-      <w:r>
-        <w:rPr>
-          <w:rFonts w:ascii="Times New Roman" w:eastAsia="KaiTi" w:hAnsi="Times New Roman" w:cs="Times New Roman" w:hint="eastAsia"/>
-          <w:b/>
-          <w:bCs/>
-          <w:sz w:val="28"/>
-          <w:szCs w:val="36"/>
-        </w:rPr>
-        <w:t>八</w:t>
-      </w:r>
+      </w:pPr>
       <w:r>
         <w:rPr>
           <w:rFonts w:ascii="Times New Roman" w:eastAsia="KaiTi" w:hAnsi="Times New Roman" w:cs="Times New Roman"/>
@@ -41,7 +21,7 @@
           <w:sz w:val="28"/>
           <w:szCs w:val="36"/>
         </w:rPr>
-        <w:t>讲</w:t>
+        <w:t>第八讲</w:t>
       </w:r>
       <w:r>
         <w:rPr>
@@ -59,28 +39,22 @@
           <w:sz w:val="28"/>
           <w:szCs w:val="36"/>
         </w:rPr>
-        <w:t>微生物的</w:t>
-      </w:r>
-      <w:r>
-        <w:rPr>
-          <w:rFonts w:ascii="Times New Roman" w:eastAsia="KaiTi" w:hAnsi="Times New Roman" w:cs="Times New Roman" w:hint="eastAsia"/>
-          <w:b/>
-          <w:bCs/>
-          <w:sz w:val="28"/>
-          <w:szCs w:val="36"/>
-        </w:rPr>
-        <w:t>代谢</w:t>
+        <w:t>微生物的代谢</w:t>
       </w:r>
     </w:p>
     <w:p>
       <w:pPr>
+        <w:spacing w:line="276" w:lineRule="auto"/>
         <w:jc w:val="center"/>
         <w:rPr>
-          <w:lang w:val="en-US"/>
-        </w:rPr>
-      </w:pPr>
-      <w:r>
-        <w:rPr>
+          <w:rFonts w:ascii="Times New Roman" w:hAnsi="Times New Roman" w:cs="Times New Roman"/>
+          <w:lang w:val="en-US"/>
+        </w:rPr>
+      </w:pPr>
+      <w:r>
+        <w:rPr>
+          <w:rFonts w:ascii="Times New Roman" w:hAnsi="Times New Roman" w:cs="Times New Roman"/>
+          <w:noProof/>
           <w:lang w:val="en-US"/>
         </w:rPr>
         <w:drawing>
@@ -120,6 +94,2097 @@
         </w:drawing>
       </w:r>
     </w:p>
+    <w:p>
+      <w:pPr>
+        <w:pStyle w:val="ListParagraph"/>
+        <w:numPr>
+          <w:ilvl w:val="0"/>
+          <w:numId w:val="34"/>
+        </w:numPr>
+        <w:spacing w:line="276" w:lineRule="auto"/>
+        <w:ind w:firstLineChars="0"/>
+        <w:jc w:val="left"/>
+        <w:rPr>
+          <w:rFonts w:ascii="Times New Roman" w:eastAsia="KaiTi" w:hAnsi="Times New Roman" w:cs="Times New Roman"/>
+          <w:lang w:val="en-US"/>
+        </w:rPr>
+      </w:pPr>
+      <w:r>
+        <w:rPr>
+          <w:rFonts w:ascii="Times New Roman" w:eastAsia="KaiTi" w:hAnsi="Times New Roman" w:cs="Times New Roman"/>
+          <w:u w:val="single"/>
+          <w:lang w:val="en-US"/>
+        </w:rPr>
+        <w:t>微生物产能代谢</w:t>
+      </w:r>
+    </w:p>
+    <w:p>
+      <w:pPr>
+        <w:spacing w:line="276" w:lineRule="auto"/>
+        <w:jc w:val="left"/>
+        <w:rPr>
+          <w:rFonts w:ascii="Times New Roman" w:eastAsia="KaiTi" w:hAnsi="Times New Roman" w:cs="Times New Roman"/>
+          <w:b/>
+          <w:bCs/>
+          <w:lang w:val="en-US"/>
+        </w:rPr>
+      </w:pPr>
+      <w:r>
+        <w:rPr>
+          <w:rFonts w:ascii="Times New Roman" w:eastAsia="KaiTi" w:hAnsi="Times New Roman" w:cs="Times New Roman"/>
+          <w:b/>
+          <w:bCs/>
+          <w:lang w:val="en-US"/>
+        </w:rPr>
+        <w:t>重点：</w:t>
+      </w:r>
+      <w:r>
+        <w:rPr>
+          <w:rFonts w:ascii="Times New Roman" w:eastAsia="KaiTi" w:hAnsi="Times New Roman" w:cs="Times New Roman"/>
+          <w:b/>
+          <w:bCs/>
+          <w:lang w:val="en-US"/>
+        </w:rPr>
+        <w:t>微生物的各种产能途径</w:t>
+      </w:r>
+      <w:r>
+        <w:rPr>
+          <w:rFonts w:ascii="Times New Roman" w:eastAsia="KaiTi" w:hAnsi="Times New Roman" w:cs="Times New Roman" w:hint="eastAsia"/>
+          <w:b/>
+          <w:bCs/>
+          <w:lang w:val="en-US"/>
+        </w:rPr>
+        <w:t>（</w:t>
+      </w:r>
+      <w:r>
+        <w:rPr>
+          <w:rFonts w:ascii="Times New Roman" w:eastAsia="KaiTi" w:hAnsi="Times New Roman" w:cs="Times New Roman"/>
+          <w:b/>
+          <w:bCs/>
+          <w:lang w:val="en-US"/>
+        </w:rPr>
+        <w:t>方式</w:t>
+      </w:r>
+      <w:r>
+        <w:rPr>
+          <w:rFonts w:ascii="Times New Roman" w:eastAsia="KaiTi" w:hAnsi="Times New Roman" w:cs="Times New Roman" w:hint="eastAsia"/>
+          <w:b/>
+          <w:bCs/>
+          <w:lang w:val="en-US"/>
+        </w:rPr>
+        <w:t>）</w:t>
+      </w:r>
+      <w:r>
+        <w:rPr>
+          <w:rFonts w:ascii="Times New Roman" w:eastAsia="KaiTi" w:hAnsi="Times New Roman" w:cs="Times New Roman"/>
+          <w:b/>
+          <w:bCs/>
+          <w:lang w:val="en-US"/>
+        </w:rPr>
+        <w:t>的基本特点</w:t>
+      </w:r>
+      <w:r>
+        <w:rPr>
+          <w:rFonts w:ascii="Times New Roman" w:eastAsia="KaiTi" w:hAnsi="Times New Roman" w:cs="Times New Roman" w:hint="eastAsia"/>
+          <w:b/>
+          <w:bCs/>
+          <w:lang w:val="en-US"/>
+        </w:rPr>
+        <w:t>（</w:t>
+      </w:r>
+      <w:r>
+        <w:rPr>
+          <w:rFonts w:ascii="Times New Roman" w:eastAsia="KaiTi" w:hAnsi="Times New Roman" w:cs="Times New Roman" w:hint="eastAsia"/>
+          <w:b/>
+          <w:bCs/>
+          <w:lang w:val="en-US"/>
+        </w:rPr>
+        <w:t>ATP</w:t>
+      </w:r>
+      <w:r>
+        <w:rPr>
+          <w:rFonts w:ascii="Times New Roman" w:eastAsia="KaiTi" w:hAnsi="Times New Roman" w:cs="Times New Roman" w:hint="eastAsia"/>
+          <w:b/>
+          <w:bCs/>
+          <w:lang w:val="en-US"/>
+        </w:rPr>
+        <w:t>和还原力产生的特点</w:t>
+      </w:r>
+      <w:r>
+        <w:rPr>
+          <w:rFonts w:ascii="Times New Roman" w:eastAsia="KaiTi" w:hAnsi="Times New Roman" w:cs="Times New Roman" w:hint="eastAsia"/>
+          <w:b/>
+          <w:bCs/>
+          <w:lang w:val="en-US"/>
+        </w:rPr>
+        <w:t>）；</w:t>
+      </w:r>
+      <w:r>
+        <w:rPr>
+          <w:rFonts w:ascii="Times New Roman" w:eastAsia="KaiTi" w:hAnsi="Times New Roman" w:cs="Times New Roman" w:hint="eastAsia"/>
+          <w:b/>
+          <w:bCs/>
+          <w:lang w:val="en-US"/>
+        </w:rPr>
+        <w:t>微生物在代谢上的多样性</w:t>
+      </w:r>
+    </w:p>
+    <w:p>
+      <w:pPr>
+        <w:pStyle w:val="ListParagraph"/>
+        <w:numPr>
+          <w:ilvl w:val="0"/>
+          <w:numId w:val="39"/>
+        </w:numPr>
+        <w:spacing w:line="276" w:lineRule="auto"/>
+        <w:ind w:firstLineChars="0"/>
+        <w:jc w:val="left"/>
+        <w:rPr>
+          <w:rFonts w:ascii="Times New Roman" w:eastAsia="KaiTi" w:hAnsi="Times New Roman" w:cs="Times New Roman"/>
+          <w:lang w:val="en-US"/>
+        </w:rPr>
+      </w:pPr>
+      <w:r>
+        <w:rPr>
+          <w:rFonts w:ascii="Times New Roman" w:eastAsia="KaiTi" w:hAnsi="Times New Roman" w:cs="Times New Roman"/>
+          <w:lang w:val="en-US"/>
+        </w:rPr>
+        <w:t>基本概念</w:t>
+      </w:r>
+    </w:p>
+    <w:p>
+      <w:pPr>
+        <w:pStyle w:val="ListParagraph"/>
+        <w:numPr>
+          <w:ilvl w:val="0"/>
+          <w:numId w:val="40"/>
+        </w:numPr>
+        <w:spacing w:line="276" w:lineRule="auto"/>
+        <w:ind w:firstLineChars="0"/>
+        <w:jc w:val="left"/>
+        <w:rPr>
+          <w:rFonts w:ascii="Times New Roman" w:eastAsia="KaiTi" w:hAnsi="Times New Roman" w:cs="Times New Roman"/>
+          <w:lang w:val="en-US"/>
+        </w:rPr>
+      </w:pPr>
+      <w:r>
+        <w:rPr>
+          <w:rFonts w:ascii="Times New Roman" w:eastAsia="KaiTi" w:hAnsi="Times New Roman" w:cs="Times New Roman"/>
+          <w:lang w:val="en-US"/>
+        </w:rPr>
+        <w:t>产能代谢</w:t>
+      </w:r>
+      <w:r>
+        <w:rPr>
+          <w:rFonts w:ascii="Times New Roman" w:eastAsia="KaiTi" w:hAnsi="Times New Roman" w:cs="Times New Roman" w:hint="eastAsia"/>
+          <w:lang w:val="en-US"/>
+        </w:rPr>
+        <w:t>/</w:t>
+      </w:r>
+      <w:r>
+        <w:rPr>
+          <w:rFonts w:ascii="Times New Roman" w:eastAsia="KaiTi" w:hAnsi="Times New Roman" w:cs="Times New Roman" w:hint="eastAsia"/>
+          <w:lang w:val="en-US"/>
+        </w:rPr>
+        <w:t>生物氧化</w:t>
+      </w:r>
+    </w:p>
+    <w:p>
+      <w:pPr>
+        <w:pStyle w:val="ListParagraph"/>
+        <w:numPr>
+          <w:ilvl w:val="0"/>
+          <w:numId w:val="41"/>
+        </w:numPr>
+        <w:spacing w:line="276" w:lineRule="auto"/>
+        <w:ind w:firstLineChars="0"/>
+        <w:jc w:val="left"/>
+        <w:rPr>
+          <w:rFonts w:ascii="Times New Roman" w:eastAsia="KaiTi" w:hAnsi="Times New Roman" w:cs="Times New Roman"/>
+          <w:lang w:val="en-US"/>
+        </w:rPr>
+      </w:pPr>
+      <w:r>
+        <w:rPr>
+          <w:rFonts w:ascii="Times New Roman" w:eastAsia="KaiTi" w:hAnsi="Times New Roman" w:cs="Times New Roman" w:hint="eastAsia"/>
+          <w:lang w:val="en-US"/>
+        </w:rPr>
+        <w:t>定义：</w:t>
+      </w:r>
+      <w:r>
+        <w:rPr>
+          <w:rFonts w:ascii="Times New Roman" w:eastAsia="KaiTi" w:hAnsi="Times New Roman" w:cs="Times New Roman" w:hint="eastAsia"/>
+          <w:lang w:val="en-US"/>
+        </w:rPr>
+        <w:t>物质在生物体内经过一系列连续的氧化还原反应，逐步分解并释放能量的过程</w:t>
+      </w:r>
+      <w:r>
+        <w:rPr>
+          <w:rFonts w:ascii="Times New Roman" w:eastAsia="KaiTi" w:hAnsi="Times New Roman" w:cs="Times New Roman" w:hint="eastAsia"/>
+          <w:lang w:val="en-US"/>
+        </w:rPr>
+        <w:t>，</w:t>
+      </w:r>
+      <w:r>
+        <w:rPr>
+          <w:rFonts w:ascii="Times New Roman" w:eastAsia="KaiTi" w:hAnsi="Times New Roman" w:cs="Times New Roman" w:hint="eastAsia"/>
+          <w:lang w:val="en-US"/>
+        </w:rPr>
+        <w:t>称为生物氧化</w:t>
+      </w:r>
+      <w:r>
+        <w:rPr>
+          <w:rFonts w:ascii="Times New Roman" w:eastAsia="KaiTi" w:hAnsi="Times New Roman" w:cs="Times New Roman" w:hint="eastAsia"/>
+          <w:lang w:val="en-US"/>
+        </w:rPr>
+        <w:t>（</w:t>
+      </w:r>
+      <w:r>
+        <w:rPr>
+          <w:rFonts w:ascii="Times New Roman" w:eastAsia="KaiTi" w:hAnsi="Times New Roman" w:cs="Times New Roman" w:hint="eastAsia"/>
+          <w:lang w:val="en-US"/>
+        </w:rPr>
+        <w:t>发生在细胞内的一切产能性氧化反应的总称</w:t>
+      </w:r>
+      <w:r>
+        <w:rPr>
+          <w:rFonts w:ascii="Times New Roman" w:eastAsia="KaiTi" w:hAnsi="Times New Roman" w:cs="Times New Roman" w:hint="eastAsia"/>
+          <w:lang w:val="en-US"/>
+        </w:rPr>
+        <w:t>）</w:t>
+      </w:r>
+      <w:r>
+        <w:rPr>
+          <w:rFonts w:ascii="Times New Roman" w:eastAsia="KaiTi" w:hAnsi="Times New Roman" w:cs="Times New Roman" w:hint="eastAsia"/>
+          <w:lang w:val="en-US"/>
+        </w:rPr>
+        <w:t>或产能代谢</w:t>
+      </w:r>
+    </w:p>
+    <w:p>
+      <w:pPr>
+        <w:spacing w:line="276" w:lineRule="auto"/>
+        <w:jc w:val="center"/>
+        <w:rPr>
+          <w:rFonts w:ascii="Times New Roman" w:eastAsia="KaiTi" w:hAnsi="Times New Roman" w:cs="Times New Roman"/>
+          <w:lang w:val="en-US"/>
+        </w:rPr>
+      </w:pPr>
+      <w:r>
+        <w:rPr>
+          <w:rFonts w:ascii="Times New Roman" w:eastAsia="KaiTi" w:hAnsi="Times New Roman" w:cs="Times New Roman"/>
+          <w:lang w:val="en-US"/>
+        </w:rPr>
+        <w:drawing>
+          <wp:inline distT="0" distB="0" distL="0" distR="0" wp14:anchorId="5BF51BC8" wp14:editId="0A305765">
+            <wp:extent cx="3011214" cy="827367"/>
+            <wp:effectExtent l="0" t="0" r="0" b="0"/>
+            <wp:docPr id="2" name="Picture 2"/>
+            <wp:cNvGraphicFramePr>
+              <a:graphicFrameLocks xmlns:a="http://schemas.openxmlformats.org/drawingml/2006/main" noChangeAspect="1"/>
+            </wp:cNvGraphicFramePr>
+            <a:graphic xmlns:a="http://schemas.openxmlformats.org/drawingml/2006/main">
+              <a:graphicData uri="http://schemas.openxmlformats.org/drawingml/2006/picture">
+                <pic:pic xmlns:pic="http://schemas.openxmlformats.org/drawingml/2006/picture">
+                  <pic:nvPicPr>
+                    <pic:cNvPr id="1" name=""/>
+                    <pic:cNvPicPr/>
+                  </pic:nvPicPr>
+                  <pic:blipFill>
+                    <a:blip r:embed="rId6"/>
+                    <a:stretch>
+                      <a:fillRect/>
+                    </a:stretch>
+                  </pic:blipFill>
+                  <pic:spPr>
+                    <a:xfrm>
+                      <a:off x="0" y="0"/>
+                      <a:ext cx="3043753" cy="836307"/>
+                    </a:xfrm>
+                    <a:prstGeom prst="rect">
+                      <a:avLst/>
+                    </a:prstGeom>
+                  </pic:spPr>
+                </pic:pic>
+              </a:graphicData>
+            </a:graphic>
+          </wp:inline>
+        </w:drawing>
+      </w:r>
+    </w:p>
+    <w:p>
+      <w:pPr>
+        <w:spacing w:line="276" w:lineRule="auto"/>
+        <w:jc w:val="center"/>
+        <w:rPr>
+          <w:rFonts w:ascii="Times New Roman" w:eastAsia="KaiTi" w:hAnsi="Times New Roman" w:cs="Times New Roman"/>
+          <w:lang w:val="en-US"/>
+        </w:rPr>
+      </w:pPr>
+      <w:r>
+        <w:rPr>
+          <w:rFonts w:ascii="Times New Roman" w:eastAsia="KaiTi" w:hAnsi="Times New Roman" w:cs="Times New Roman"/>
+          <w:lang w:val="en-US"/>
+        </w:rPr>
+        <w:drawing>
+          <wp:inline distT="0" distB="0" distL="0" distR="0" wp14:anchorId="3A9A7D67" wp14:editId="64E07D54">
+            <wp:extent cx="2937641" cy="1012845"/>
+            <wp:effectExtent l="0" t="0" r="0" b="3175"/>
+            <wp:docPr id="3" name="Picture 3"/>
+            <wp:cNvGraphicFramePr>
+              <a:graphicFrameLocks xmlns:a="http://schemas.openxmlformats.org/drawingml/2006/main" noChangeAspect="1"/>
+            </wp:cNvGraphicFramePr>
+            <a:graphic xmlns:a="http://schemas.openxmlformats.org/drawingml/2006/main">
+              <a:graphicData uri="http://schemas.openxmlformats.org/drawingml/2006/picture">
+                <pic:pic xmlns:pic="http://schemas.openxmlformats.org/drawingml/2006/picture">
+                  <pic:nvPicPr>
+                    <pic:cNvPr id="1" name=""/>
+                    <pic:cNvPicPr/>
+                  </pic:nvPicPr>
+                  <pic:blipFill>
+                    <a:blip r:embed="rId7"/>
+                    <a:stretch>
+                      <a:fillRect/>
+                    </a:stretch>
+                  </pic:blipFill>
+                  <pic:spPr>
+                    <a:xfrm>
+                      <a:off x="0" y="0"/>
+                      <a:ext cx="3020768" cy="1041506"/>
+                    </a:xfrm>
+                    <a:prstGeom prst="rect">
+                      <a:avLst/>
+                    </a:prstGeom>
+                  </pic:spPr>
+                </pic:pic>
+              </a:graphicData>
+            </a:graphic>
+          </wp:inline>
+        </w:drawing>
+      </w:r>
+    </w:p>
+    <w:p>
+      <w:pPr>
+        <w:pStyle w:val="ListParagraph"/>
+        <w:numPr>
+          <w:ilvl w:val="0"/>
+          <w:numId w:val="41"/>
+        </w:numPr>
+        <w:spacing w:line="276" w:lineRule="auto"/>
+        <w:ind w:firstLineChars="0"/>
+        <w:jc w:val="left"/>
+        <w:rPr>
+          <w:rFonts w:ascii="Times New Roman" w:eastAsia="KaiTi" w:hAnsi="Times New Roman" w:cs="Times New Roman"/>
+          <w:lang w:val="en-US"/>
+        </w:rPr>
+      </w:pPr>
+      <w:r>
+        <w:rPr>
+          <w:rFonts w:ascii="Times New Roman" w:eastAsia="KaiTi" w:hAnsi="Times New Roman" w:cs="Times New Roman" w:hint="eastAsia"/>
+          <w:lang w:val="en-US"/>
+        </w:rPr>
+        <w:t>功能</w:t>
+      </w:r>
+    </w:p>
+    <w:p>
+      <w:pPr>
+        <w:pStyle w:val="ListParagraph"/>
+        <w:numPr>
+          <w:ilvl w:val="0"/>
+          <w:numId w:val="42"/>
+        </w:numPr>
+        <w:spacing w:line="276" w:lineRule="auto"/>
+        <w:ind w:firstLineChars="0"/>
+        <w:jc w:val="left"/>
+        <w:rPr>
+          <w:rFonts w:ascii="Times New Roman" w:eastAsia="KaiTi" w:hAnsi="Times New Roman" w:cs="Times New Roman"/>
+          <w:lang w:val="en-US"/>
+        </w:rPr>
+      </w:pPr>
+      <w:r>
+        <w:rPr>
+          <w:rFonts w:ascii="Times New Roman" w:eastAsia="KaiTi" w:hAnsi="Times New Roman" w:cs="Times New Roman" w:hint="eastAsia"/>
+          <w:lang w:val="en-US"/>
+        </w:rPr>
+        <w:t>产能</w:t>
+      </w:r>
+      <w:r>
+        <w:rPr>
+          <w:rFonts w:ascii="Times New Roman" w:eastAsia="KaiTi" w:hAnsi="Times New Roman" w:cs="Times New Roman" w:hint="eastAsia"/>
+          <w:lang w:val="en-US"/>
+        </w:rPr>
+        <w:t>（</w:t>
+      </w:r>
+      <w:r>
+        <w:rPr>
+          <w:rFonts w:ascii="Times New Roman" w:eastAsia="KaiTi" w:hAnsi="Times New Roman" w:cs="Times New Roman" w:hint="eastAsia"/>
+          <w:lang w:val="en-US"/>
+        </w:rPr>
+        <w:t>ATP</w:t>
+      </w:r>
+      <w:r>
+        <w:rPr>
+          <w:rFonts w:ascii="Times New Roman" w:eastAsia="KaiTi" w:hAnsi="Times New Roman" w:cs="Times New Roman" w:hint="eastAsia"/>
+          <w:lang w:val="en-US"/>
+        </w:rPr>
+        <w:t>）</w:t>
+      </w:r>
+    </w:p>
+    <w:p>
+      <w:pPr>
+        <w:pStyle w:val="ListParagraph"/>
+        <w:numPr>
+          <w:ilvl w:val="0"/>
+          <w:numId w:val="42"/>
+        </w:numPr>
+        <w:spacing w:line="276" w:lineRule="auto"/>
+        <w:ind w:firstLineChars="0"/>
+        <w:jc w:val="left"/>
+        <w:rPr>
+          <w:rFonts w:ascii="Times New Roman" w:eastAsia="KaiTi" w:hAnsi="Times New Roman" w:cs="Times New Roman"/>
+          <w:lang w:val="en-US"/>
+        </w:rPr>
+      </w:pPr>
+      <w:r>
+        <w:rPr>
+          <w:rFonts w:ascii="Times New Roman" w:eastAsia="KaiTi" w:hAnsi="Times New Roman" w:cs="Times New Roman" w:hint="eastAsia"/>
+          <w:lang w:val="en-US"/>
+        </w:rPr>
+        <w:t>产还原力</w:t>
+      </w:r>
+      <w:r>
+        <w:rPr>
+          <w:rFonts w:ascii="Times New Roman" w:eastAsia="KaiTi" w:hAnsi="Times New Roman" w:cs="Times New Roman" w:hint="eastAsia"/>
+          <w:lang w:val="en-US"/>
+        </w:rPr>
+        <w:t>[H]</w:t>
+      </w:r>
+    </w:p>
+    <w:p>
+      <w:pPr>
+        <w:pStyle w:val="ListParagraph"/>
+        <w:numPr>
+          <w:ilvl w:val="0"/>
+          <w:numId w:val="42"/>
+        </w:numPr>
+        <w:spacing w:line="276" w:lineRule="auto"/>
+        <w:ind w:firstLineChars="0"/>
+        <w:jc w:val="left"/>
+        <w:rPr>
+          <w:rFonts w:ascii="Times New Roman" w:eastAsia="KaiTi" w:hAnsi="Times New Roman" w:cs="Times New Roman"/>
+          <w:lang w:val="en-US"/>
+        </w:rPr>
+      </w:pPr>
+      <w:r>
+        <w:rPr>
+          <w:rFonts w:ascii="Times New Roman" w:eastAsia="KaiTi" w:hAnsi="Times New Roman" w:cs="Times New Roman" w:hint="eastAsia"/>
+          <w:lang w:val="en-US"/>
+        </w:rPr>
+        <w:t>产小分子中间代谢物</w:t>
+      </w:r>
+    </w:p>
+    <w:p>
+      <w:pPr>
+        <w:pStyle w:val="ListParagraph"/>
+        <w:numPr>
+          <w:ilvl w:val="0"/>
+          <w:numId w:val="41"/>
+        </w:numPr>
+        <w:spacing w:line="276" w:lineRule="auto"/>
+        <w:ind w:firstLineChars="0"/>
+        <w:jc w:val="left"/>
+        <w:rPr>
+          <w:rFonts w:ascii="Times New Roman" w:eastAsia="KaiTi" w:hAnsi="Times New Roman" w:cs="Times New Roman"/>
+          <w:lang w:val="en-US"/>
+        </w:rPr>
+      </w:pPr>
+      <w:r>
+        <w:rPr>
+          <w:rFonts w:ascii="Times New Roman" w:eastAsia="KaiTi" w:hAnsi="Times New Roman" w:cs="Times New Roman" w:hint="eastAsia"/>
+          <w:lang w:val="en-US"/>
+        </w:rPr>
+        <w:t>物质来源</w:t>
+      </w:r>
+    </w:p>
+    <w:p>
+      <w:pPr>
+        <w:pStyle w:val="ListParagraph"/>
+        <w:numPr>
+          <w:ilvl w:val="0"/>
+          <w:numId w:val="43"/>
+        </w:numPr>
+        <w:spacing w:line="276" w:lineRule="auto"/>
+        <w:ind w:firstLineChars="0"/>
+        <w:jc w:val="left"/>
+        <w:rPr>
+          <w:rFonts w:ascii="Times New Roman" w:eastAsia="KaiTi" w:hAnsi="Times New Roman" w:cs="Times New Roman"/>
+          <w:lang w:val="en-US"/>
+        </w:rPr>
+      </w:pPr>
+      <w:r>
+        <w:rPr>
+          <w:rFonts w:ascii="Times New Roman" w:eastAsia="KaiTi" w:hAnsi="Times New Roman" w:cs="Times New Roman" w:hint="eastAsia"/>
+          <w:lang w:val="en-US"/>
+        </w:rPr>
+        <w:t>自养</w:t>
+      </w:r>
+      <w:r>
+        <w:rPr>
+          <w:rFonts w:ascii="Times New Roman" w:eastAsia="KaiTi" w:hAnsi="Times New Roman" w:cs="Times New Roman" w:hint="eastAsia"/>
+          <w:lang w:val="en-US"/>
+        </w:rPr>
+        <w:t>微生物：</w:t>
+      </w:r>
+      <w:r>
+        <w:rPr>
+          <w:rFonts w:ascii="Times New Roman" w:eastAsia="KaiTi" w:hAnsi="Times New Roman" w:cs="Times New Roman" w:hint="eastAsia"/>
+          <w:lang w:val="en-US"/>
+        </w:rPr>
+        <w:t>无机物</w:t>
+      </w:r>
+    </w:p>
+    <w:p>
+      <w:pPr>
+        <w:pStyle w:val="ListParagraph"/>
+        <w:numPr>
+          <w:ilvl w:val="0"/>
+          <w:numId w:val="43"/>
+        </w:numPr>
+        <w:spacing w:line="276" w:lineRule="auto"/>
+        <w:ind w:firstLineChars="0"/>
+        <w:jc w:val="left"/>
+        <w:rPr>
+          <w:rFonts w:ascii="Times New Roman" w:eastAsia="KaiTi" w:hAnsi="Times New Roman" w:cs="Times New Roman"/>
+          <w:lang w:val="en-US"/>
+        </w:rPr>
+      </w:pPr>
+      <w:r>
+        <w:rPr>
+          <w:rFonts w:ascii="Times New Roman" w:eastAsia="KaiTi" w:hAnsi="Times New Roman" w:cs="Times New Roman" w:hint="eastAsia"/>
+          <w:lang w:val="en-US"/>
+        </w:rPr>
+        <w:t>异养</w:t>
+      </w:r>
+      <w:r>
+        <w:rPr>
+          <w:rFonts w:ascii="Times New Roman" w:eastAsia="KaiTi" w:hAnsi="Times New Roman" w:cs="Times New Roman" w:hint="eastAsia"/>
+          <w:lang w:val="en-US"/>
+        </w:rPr>
+        <w:t>微生物：</w:t>
+      </w:r>
+      <w:r>
+        <w:rPr>
+          <w:rFonts w:ascii="Times New Roman" w:eastAsia="KaiTi" w:hAnsi="Times New Roman" w:cs="Times New Roman" w:hint="eastAsia"/>
+          <w:lang w:val="en-US"/>
+        </w:rPr>
+        <w:t>有机物</w:t>
+      </w:r>
+    </w:p>
+    <w:p>
+      <w:pPr>
+        <w:pStyle w:val="ListParagraph"/>
+        <w:numPr>
+          <w:ilvl w:val="0"/>
+          <w:numId w:val="41"/>
+        </w:numPr>
+        <w:spacing w:line="276" w:lineRule="auto"/>
+        <w:ind w:firstLineChars="0"/>
+        <w:jc w:val="left"/>
+        <w:rPr>
+          <w:rFonts w:ascii="Times New Roman" w:eastAsia="KaiTi" w:hAnsi="Times New Roman" w:cs="Times New Roman"/>
+          <w:lang w:val="en-US"/>
+        </w:rPr>
+      </w:pPr>
+      <w:r>
+        <w:rPr>
+          <w:rFonts w:ascii="Times New Roman" w:eastAsia="KaiTi" w:hAnsi="Times New Roman" w:cs="Times New Roman" w:hint="eastAsia"/>
+          <w:lang w:val="en-US"/>
+        </w:rPr>
+        <w:t>产能去向</w:t>
+      </w:r>
+    </w:p>
+    <w:p>
+      <w:pPr>
+        <w:pStyle w:val="ListParagraph"/>
+        <w:numPr>
+          <w:ilvl w:val="0"/>
+          <w:numId w:val="44"/>
+        </w:numPr>
+        <w:spacing w:line="276" w:lineRule="auto"/>
+        <w:ind w:firstLineChars="0"/>
+        <w:jc w:val="left"/>
+        <w:rPr>
+          <w:rFonts w:ascii="Times New Roman" w:eastAsia="KaiTi" w:hAnsi="Times New Roman" w:cs="Times New Roman"/>
+          <w:lang w:val="en-US"/>
+        </w:rPr>
+      </w:pPr>
+      <w:r>
+        <w:rPr>
+          <w:rFonts w:ascii="Times New Roman" w:eastAsia="KaiTi" w:hAnsi="Times New Roman" w:cs="Times New Roman" w:hint="eastAsia"/>
+          <w:lang w:val="en-US"/>
+        </w:rPr>
+        <w:t>直接利用</w:t>
+      </w:r>
+    </w:p>
+    <w:p>
+      <w:pPr>
+        <w:pStyle w:val="ListParagraph"/>
+        <w:numPr>
+          <w:ilvl w:val="0"/>
+          <w:numId w:val="44"/>
+        </w:numPr>
+        <w:spacing w:line="276" w:lineRule="auto"/>
+        <w:ind w:firstLineChars="0"/>
+        <w:jc w:val="left"/>
+        <w:rPr>
+          <w:rFonts w:ascii="Times New Roman" w:eastAsia="KaiTi" w:hAnsi="Times New Roman" w:cs="Times New Roman"/>
+          <w:lang w:val="en-US"/>
+        </w:rPr>
+      </w:pPr>
+      <w:r>
+        <w:rPr>
+          <w:rFonts w:ascii="Times New Roman" w:eastAsia="KaiTi" w:hAnsi="Times New Roman" w:cs="Times New Roman" w:hint="eastAsia"/>
+          <w:lang w:val="en-US"/>
+        </w:rPr>
+        <w:t>存储在高能化合物中</w:t>
+      </w:r>
+    </w:p>
+    <w:p>
+      <w:pPr>
+        <w:pStyle w:val="ListParagraph"/>
+        <w:numPr>
+          <w:ilvl w:val="0"/>
+          <w:numId w:val="44"/>
+        </w:numPr>
+        <w:spacing w:line="276" w:lineRule="auto"/>
+        <w:ind w:firstLineChars="0"/>
+        <w:jc w:val="left"/>
+        <w:rPr>
+          <w:rFonts w:ascii="Times New Roman" w:eastAsia="KaiTi" w:hAnsi="Times New Roman" w:cs="Times New Roman" w:hint="eastAsia"/>
+          <w:lang w:val="en-US"/>
+        </w:rPr>
+      </w:pPr>
+      <w:r>
+        <w:rPr>
+          <w:rFonts w:ascii="Times New Roman" w:eastAsia="KaiTi" w:hAnsi="Times New Roman" w:cs="Times New Roman" w:hint="eastAsia"/>
+          <w:lang w:val="en-US"/>
+        </w:rPr>
+        <w:t>以</w:t>
+      </w:r>
+      <w:r>
+        <w:rPr>
+          <w:rFonts w:ascii="Times New Roman" w:eastAsia="KaiTi" w:hAnsi="Times New Roman" w:cs="Times New Roman" w:hint="eastAsia"/>
+          <w:lang w:val="en-US"/>
+        </w:rPr>
+        <w:t>热</w:t>
+      </w:r>
+      <w:r>
+        <w:rPr>
+          <w:rFonts w:ascii="Times New Roman" w:eastAsia="KaiTi" w:hAnsi="Times New Roman" w:cs="Times New Roman" w:hint="eastAsia"/>
+          <w:lang w:val="en-US"/>
+        </w:rPr>
+        <w:t>/</w:t>
+      </w:r>
+      <w:r>
+        <w:rPr>
+          <w:rFonts w:ascii="Times New Roman" w:eastAsia="KaiTi" w:hAnsi="Times New Roman" w:cs="Times New Roman" w:hint="eastAsia"/>
+          <w:lang w:val="en-US"/>
+        </w:rPr>
+        <w:t>代谢废物等形式释放到环境中</w:t>
+      </w:r>
+    </w:p>
+    <w:p>
+      <w:pPr>
+        <w:pStyle w:val="ListParagraph"/>
+        <w:numPr>
+          <w:ilvl w:val="0"/>
+          <w:numId w:val="40"/>
+        </w:numPr>
+        <w:spacing w:line="276" w:lineRule="auto"/>
+        <w:ind w:firstLineChars="0"/>
+        <w:jc w:val="left"/>
+        <w:rPr>
+          <w:rFonts w:ascii="Times New Roman" w:eastAsia="KaiTi" w:hAnsi="Times New Roman" w:cs="Times New Roman" w:hint="eastAsia"/>
+          <w:lang w:val="en-US"/>
+        </w:rPr>
+      </w:pPr>
+      <w:r>
+        <w:rPr>
+          <w:rFonts w:ascii="Times New Roman" w:eastAsia="KaiTi" w:hAnsi="Times New Roman" w:cs="Times New Roman" w:hint="eastAsia"/>
+          <w:lang w:val="en-US"/>
+        </w:rPr>
+        <w:t>化能营养型微生物</w:t>
+      </w:r>
+      <w:r>
+        <w:rPr>
+          <w:rFonts w:ascii="Times New Roman" w:eastAsia="KaiTi" w:hAnsi="Times New Roman" w:cs="Times New Roman" w:hint="eastAsia"/>
+          <w:lang w:val="en-US"/>
+        </w:rPr>
+        <w:t>的生物氧化</w:t>
+      </w:r>
+      <w:r>
+        <w:rPr>
+          <w:rFonts w:ascii="Times New Roman" w:eastAsia="KaiTi" w:hAnsi="Times New Roman" w:cs="Times New Roman" w:hint="eastAsia"/>
+          <w:lang w:val="en-US"/>
+        </w:rPr>
+        <w:t>类型</w:t>
+      </w:r>
+    </w:p>
+    <w:p>
+      <w:pPr>
+        <w:pStyle w:val="ListParagraph"/>
+        <w:numPr>
+          <w:ilvl w:val="0"/>
+          <w:numId w:val="41"/>
+        </w:numPr>
+        <w:spacing w:line="276" w:lineRule="auto"/>
+        <w:ind w:firstLineChars="0"/>
+        <w:jc w:val="left"/>
+        <w:rPr>
+          <w:rFonts w:ascii="Times New Roman" w:eastAsia="KaiTi" w:hAnsi="Times New Roman" w:cs="Times New Roman"/>
+          <w:lang w:val="en-US"/>
+        </w:rPr>
+      </w:pPr>
+      <w:r>
+        <w:rPr>
+          <w:rFonts w:ascii="Times New Roman" w:eastAsia="KaiTi" w:hAnsi="Times New Roman" w:cs="Times New Roman" w:hint="eastAsia"/>
+          <w:lang w:val="en-US"/>
+        </w:rPr>
+        <w:lastRenderedPageBreak/>
+        <w:t>底物水平磷酸化（</w:t>
+      </w:r>
+      <w:r>
+        <w:rPr>
+          <w:rFonts w:ascii="Times New Roman" w:eastAsia="KaiTi" w:hAnsi="Times New Roman" w:cs="Times New Roman"/>
+          <w:lang w:val="en-US"/>
+        </w:rPr>
+        <w:t>substrate level phosphorylation</w:t>
+      </w:r>
+      <w:r>
+        <w:rPr>
+          <w:rFonts w:ascii="Times New Roman" w:eastAsia="KaiTi" w:hAnsi="Times New Roman" w:cs="Times New Roman" w:hint="eastAsia"/>
+          <w:lang w:val="en-US"/>
+        </w:rPr>
+        <w:t>，产</w:t>
+      </w:r>
+      <w:r>
+        <w:rPr>
+          <w:rFonts w:ascii="Times New Roman" w:eastAsia="KaiTi" w:hAnsi="Times New Roman" w:cs="Times New Roman" w:hint="eastAsia"/>
+          <w:lang w:val="en-US"/>
+        </w:rPr>
+        <w:t>ATP</w:t>
+      </w:r>
+      <w:r>
+        <w:rPr>
+          <w:rFonts w:ascii="Times New Roman" w:eastAsia="KaiTi" w:hAnsi="Times New Roman" w:cs="Times New Roman" w:hint="eastAsia"/>
+          <w:lang w:val="en-US"/>
+        </w:rPr>
+        <w:t>效率低）</w:t>
+      </w:r>
+    </w:p>
+    <w:p>
+      <w:pPr>
+        <w:pStyle w:val="ListParagraph"/>
+        <w:numPr>
+          <w:ilvl w:val="0"/>
+          <w:numId w:val="45"/>
+        </w:numPr>
+        <w:spacing w:line="276" w:lineRule="auto"/>
+        <w:ind w:firstLineChars="0"/>
+        <w:jc w:val="left"/>
+        <w:rPr>
+          <w:rFonts w:ascii="Times New Roman" w:eastAsia="KaiTi" w:hAnsi="Times New Roman" w:cs="Times New Roman" w:hint="eastAsia"/>
+          <w:lang w:val="en-US"/>
+        </w:rPr>
+      </w:pPr>
+      <w:r>
+        <w:rPr>
+          <w:rFonts w:ascii="Times New Roman" w:eastAsia="KaiTi" w:hAnsi="Times New Roman" w:cs="Times New Roman" w:hint="eastAsia"/>
+          <w:lang w:val="en-US"/>
+        </w:rPr>
+        <w:t>定义</w:t>
+      </w:r>
+      <w:r>
+        <w:rPr>
+          <w:rFonts w:ascii="Times New Roman" w:eastAsia="KaiTi" w:hAnsi="Times New Roman" w:cs="Times New Roman" w:hint="eastAsia"/>
+          <w:lang w:val="en-US"/>
+        </w:rPr>
+        <w:t>：</w:t>
+      </w:r>
+      <w:r>
+        <w:rPr>
+          <w:rFonts w:ascii="Times New Roman" w:eastAsia="KaiTi" w:hAnsi="Times New Roman" w:cs="Times New Roman" w:hint="eastAsia"/>
+          <w:lang w:val="en-US"/>
+        </w:rPr>
+        <w:t>物质在生物氧化过程中，常生成一些含有高能键的化合物，而这些化合物可直接偶联</w:t>
+      </w:r>
+      <w:r>
+        <w:rPr>
+          <w:rFonts w:ascii="Times New Roman" w:eastAsia="KaiTi" w:hAnsi="Times New Roman" w:cs="Times New Roman" w:hint="eastAsia"/>
+          <w:lang w:val="en-US"/>
+        </w:rPr>
+        <w:t>ATP</w:t>
+      </w:r>
+      <w:r>
+        <w:rPr>
+          <w:rFonts w:ascii="Times New Roman" w:eastAsia="KaiTi" w:hAnsi="Times New Roman" w:cs="Times New Roman" w:hint="eastAsia"/>
+          <w:lang w:val="en-US"/>
+        </w:rPr>
+        <w:t>或</w:t>
+      </w:r>
+      <w:r>
+        <w:rPr>
+          <w:rFonts w:ascii="Times New Roman" w:eastAsia="KaiTi" w:hAnsi="Times New Roman" w:cs="Times New Roman" w:hint="eastAsia"/>
+          <w:lang w:val="en-US"/>
+        </w:rPr>
+        <w:t>GTP</w:t>
+      </w:r>
+      <w:r>
+        <w:rPr>
+          <w:rFonts w:ascii="Times New Roman" w:eastAsia="KaiTi" w:hAnsi="Times New Roman" w:cs="Times New Roman" w:hint="eastAsia"/>
+          <w:lang w:val="en-US"/>
+        </w:rPr>
+        <w:t>的合成</w:t>
+      </w:r>
+    </w:p>
+    <w:p>
+      <w:pPr>
+        <w:pStyle w:val="ListParagraph"/>
+        <w:numPr>
+          <w:ilvl w:val="0"/>
+          <w:numId w:val="41"/>
+        </w:numPr>
+        <w:spacing w:line="276" w:lineRule="auto"/>
+        <w:ind w:firstLineChars="0"/>
+        <w:jc w:val="left"/>
+        <w:rPr>
+          <w:rFonts w:ascii="Times New Roman" w:eastAsia="KaiTi" w:hAnsi="Times New Roman" w:cs="Times New Roman"/>
+          <w:lang w:val="en-US"/>
+        </w:rPr>
+      </w:pPr>
+      <w:r>
+        <w:rPr>
+          <w:rFonts w:ascii="Times New Roman" w:eastAsia="KaiTi" w:hAnsi="Times New Roman" w:cs="Times New Roman" w:hint="eastAsia"/>
+          <w:lang w:val="en-US"/>
+        </w:rPr>
+        <w:t>氧化磷酸化（产</w:t>
+      </w:r>
+      <w:r>
+        <w:rPr>
+          <w:rFonts w:ascii="Times New Roman" w:eastAsia="KaiTi" w:hAnsi="Times New Roman" w:cs="Times New Roman" w:hint="eastAsia"/>
+          <w:lang w:val="en-US"/>
+        </w:rPr>
+        <w:t>ATP</w:t>
+      </w:r>
+      <w:r>
+        <w:rPr>
+          <w:rFonts w:ascii="Times New Roman" w:eastAsia="KaiTi" w:hAnsi="Times New Roman" w:cs="Times New Roman" w:hint="eastAsia"/>
+          <w:lang w:val="en-US"/>
+        </w:rPr>
+        <w:t>效率高）</w:t>
+      </w:r>
+    </w:p>
+    <w:p>
+      <w:pPr>
+        <w:pStyle w:val="ListParagraph"/>
+        <w:numPr>
+          <w:ilvl w:val="0"/>
+          <w:numId w:val="45"/>
+        </w:numPr>
+        <w:spacing w:line="276" w:lineRule="auto"/>
+        <w:ind w:firstLineChars="0"/>
+        <w:jc w:val="left"/>
+        <w:rPr>
+          <w:rFonts w:ascii="Times New Roman" w:eastAsia="KaiTi" w:hAnsi="Times New Roman" w:cs="Times New Roman" w:hint="eastAsia"/>
+          <w:lang w:val="en-US"/>
+        </w:rPr>
+      </w:pPr>
+      <w:r>
+        <w:rPr>
+          <w:rFonts w:ascii="Times New Roman" w:eastAsia="KaiTi" w:hAnsi="Times New Roman" w:cs="Times New Roman" w:hint="eastAsia"/>
+          <w:lang w:val="en-US"/>
+        </w:rPr>
+        <w:t>定义：</w:t>
+      </w:r>
+      <w:r>
+        <w:rPr>
+          <w:rFonts w:ascii="Times New Roman" w:eastAsia="KaiTi" w:hAnsi="Times New Roman" w:cs="Times New Roman" w:hint="eastAsia"/>
+          <w:lang w:val="en-US"/>
+        </w:rPr>
+        <w:t>物质在生物氧化过程中形成的</w:t>
+      </w:r>
+      <w:r>
+        <w:rPr>
+          <w:rFonts w:ascii="Times New Roman" w:eastAsia="KaiTi" w:hAnsi="Times New Roman" w:cs="Times New Roman" w:hint="eastAsia"/>
+          <w:lang w:val="en-US"/>
+        </w:rPr>
+        <w:t>NADH</w:t>
+      </w:r>
+      <w:r>
+        <w:rPr>
+          <w:rFonts w:ascii="Times New Roman" w:eastAsia="KaiTi" w:hAnsi="Times New Roman" w:cs="Times New Roman" w:hint="eastAsia"/>
+          <w:lang w:val="en-US"/>
+        </w:rPr>
+        <w:t>和</w:t>
+      </w:r>
+      <w:r>
+        <w:rPr>
+          <w:rFonts w:ascii="Times New Roman" w:eastAsia="KaiTi" w:hAnsi="Times New Roman" w:cs="Times New Roman" w:hint="eastAsia"/>
+          <w:lang w:val="en-US"/>
+        </w:rPr>
+        <w:t xml:space="preserve"> FADH2 (</w:t>
+      </w:r>
+      <w:r>
+        <w:rPr>
+          <w:rFonts w:ascii="Times New Roman" w:eastAsia="KaiTi" w:hAnsi="Times New Roman" w:cs="Times New Roman" w:hint="eastAsia"/>
+          <w:lang w:val="en-US"/>
+        </w:rPr>
+        <w:t>还原力</w:t>
+      </w:r>
+      <w:r>
+        <w:rPr>
+          <w:rFonts w:ascii="Times New Roman" w:eastAsia="KaiTi" w:hAnsi="Times New Roman" w:cs="Times New Roman" w:hint="eastAsia"/>
+          <w:lang w:val="en-US"/>
+        </w:rPr>
+        <w:t xml:space="preserve">[H]) </w:t>
+      </w:r>
+      <w:r>
+        <w:rPr>
+          <w:rFonts w:ascii="Times New Roman" w:eastAsia="KaiTi" w:hAnsi="Times New Roman" w:cs="Times New Roman" w:hint="eastAsia"/>
+          <w:lang w:val="en-US"/>
+        </w:rPr>
+        <w:t>可通过位于线粒</w:t>
+      </w:r>
+      <w:r>
+        <w:rPr>
+          <w:rFonts w:ascii="Times New Roman" w:eastAsia="KaiTi" w:hAnsi="Times New Roman" w:cs="Times New Roman" w:hint="eastAsia"/>
+          <w:lang w:val="en-US"/>
+        </w:rPr>
+        <w:t xml:space="preserve"> </w:t>
+      </w:r>
+      <w:r>
+        <w:rPr>
+          <w:rFonts w:ascii="Times New Roman" w:eastAsia="KaiTi" w:hAnsi="Times New Roman" w:cs="Times New Roman" w:hint="eastAsia"/>
+          <w:lang w:val="en-US"/>
+        </w:rPr>
+        <w:t>体内膜</w:t>
+      </w:r>
+      <w:r>
+        <w:rPr>
+          <w:rFonts w:ascii="Times New Roman" w:eastAsia="KaiTi" w:hAnsi="Times New Roman" w:cs="Times New Roman" w:hint="eastAsia"/>
+          <w:lang w:val="en-US"/>
+        </w:rPr>
+        <w:t>或</w:t>
+      </w:r>
+      <w:r>
+        <w:rPr>
+          <w:rFonts w:ascii="Times New Roman" w:eastAsia="KaiTi" w:hAnsi="Times New Roman" w:cs="Times New Roman" w:hint="eastAsia"/>
+          <w:lang w:val="en-US"/>
+        </w:rPr>
+        <w:t>细菌质膜上的电子传递系统将电子传递给氧或其他氧化型物质，在这个过程中偶联着</w:t>
+      </w:r>
+      <w:r>
+        <w:rPr>
+          <w:rFonts w:ascii="Times New Roman" w:eastAsia="KaiTi" w:hAnsi="Times New Roman" w:cs="Times New Roman" w:hint="eastAsia"/>
+          <w:lang w:val="en-US"/>
+        </w:rPr>
+        <w:t>ATP</w:t>
+      </w:r>
+      <w:r>
+        <w:rPr>
+          <w:rFonts w:ascii="Times New Roman" w:eastAsia="KaiTi" w:hAnsi="Times New Roman" w:cs="Times New Roman" w:hint="eastAsia"/>
+          <w:lang w:val="en-US"/>
+        </w:rPr>
+        <w:t>的合成</w:t>
+      </w:r>
+    </w:p>
+    <w:p>
+      <w:pPr>
+        <w:pStyle w:val="ListParagraph"/>
+        <w:numPr>
+          <w:ilvl w:val="0"/>
+          <w:numId w:val="39"/>
+        </w:numPr>
+        <w:spacing w:line="276" w:lineRule="auto"/>
+        <w:ind w:firstLineChars="0"/>
+        <w:jc w:val="left"/>
+        <w:rPr>
+          <w:rFonts w:ascii="Times New Roman" w:eastAsia="KaiTi" w:hAnsi="Times New Roman" w:cs="Times New Roman"/>
+          <w:lang w:val="en-US"/>
+        </w:rPr>
+      </w:pPr>
+      <w:r>
+        <w:rPr>
+          <w:rFonts w:ascii="Times New Roman" w:eastAsia="KaiTi" w:hAnsi="Times New Roman" w:cs="Times New Roman" w:hint="eastAsia"/>
+          <w:lang w:val="en-US"/>
+        </w:rPr>
+        <w:t>异养微生物的生物氧化</w:t>
+      </w:r>
+    </w:p>
+    <w:p>
+      <w:pPr>
+        <w:spacing w:line="276" w:lineRule="auto"/>
+        <w:jc w:val="center"/>
+        <w:rPr>
+          <w:rFonts w:ascii="Times New Roman" w:eastAsia="KaiTi" w:hAnsi="Times New Roman" w:cs="Times New Roman"/>
+          <w:lang w:val="en-US"/>
+        </w:rPr>
+      </w:pPr>
+      <w:r>
+        <w:rPr>
+          <w:rFonts w:ascii="Times New Roman" w:eastAsia="KaiTi" w:hAnsi="Times New Roman" w:cs="Times New Roman"/>
+          <w:lang w:val="en-US"/>
+        </w:rPr>
+        <w:drawing>
+          <wp:inline distT="0" distB="0" distL="0" distR="0" wp14:anchorId="3BCE5187" wp14:editId="556BF024">
+            <wp:extent cx="2490952" cy="677028"/>
+            <wp:effectExtent l="0" t="0" r="0" b="0"/>
+            <wp:docPr id="4" name="Picture 4"/>
+            <wp:cNvGraphicFramePr>
+              <a:graphicFrameLocks xmlns:a="http://schemas.openxmlformats.org/drawingml/2006/main" noChangeAspect="1"/>
+            </wp:cNvGraphicFramePr>
+            <a:graphic xmlns:a="http://schemas.openxmlformats.org/drawingml/2006/main">
+              <a:graphicData uri="http://schemas.openxmlformats.org/drawingml/2006/picture">
+                <pic:pic xmlns:pic="http://schemas.openxmlformats.org/drawingml/2006/picture">
+                  <pic:nvPicPr>
+                    <pic:cNvPr id="1" name=""/>
+                    <pic:cNvPicPr/>
+                  </pic:nvPicPr>
+                  <pic:blipFill>
+                    <a:blip r:embed="rId8"/>
+                    <a:stretch>
+                      <a:fillRect/>
+                    </a:stretch>
+                  </pic:blipFill>
+                  <pic:spPr>
+                    <a:xfrm>
+                      <a:off x="0" y="0"/>
+                      <a:ext cx="2599967" cy="706658"/>
+                    </a:xfrm>
+                    <a:prstGeom prst="rect">
+                      <a:avLst/>
+                    </a:prstGeom>
+                  </pic:spPr>
+                </pic:pic>
+              </a:graphicData>
+            </a:graphic>
+          </wp:inline>
+        </w:drawing>
+      </w:r>
+    </w:p>
+    <w:p>
+      <w:pPr>
+        <w:pStyle w:val="ListParagraph"/>
+        <w:numPr>
+          <w:ilvl w:val="0"/>
+          <w:numId w:val="40"/>
+        </w:numPr>
+        <w:spacing w:line="276" w:lineRule="auto"/>
+        <w:ind w:firstLineChars="0"/>
+        <w:jc w:val="left"/>
+        <w:rPr>
+          <w:rFonts w:ascii="Times New Roman" w:eastAsia="KaiTi" w:hAnsi="Times New Roman" w:cs="Times New Roman"/>
+          <w:lang w:val="en-US"/>
+        </w:rPr>
+      </w:pPr>
+      <w:r>
+        <w:rPr>
+          <w:rFonts w:ascii="Times New Roman" w:eastAsia="KaiTi" w:hAnsi="Times New Roman" w:cs="Times New Roman" w:hint="eastAsia"/>
+          <w:lang w:val="en-US"/>
+        </w:rPr>
+        <w:t>发酵</w:t>
+      </w:r>
+      <w:r>
+        <w:rPr>
+          <w:rFonts w:ascii="Times New Roman" w:eastAsia="KaiTi" w:hAnsi="Times New Roman" w:cs="Times New Roman" w:hint="eastAsia"/>
+          <w:lang w:val="en-US"/>
+        </w:rPr>
+        <w:t>（</w:t>
+      </w:r>
+      <w:r>
+        <w:rPr>
+          <w:rFonts w:ascii="Times New Roman" w:eastAsia="KaiTi" w:hAnsi="Times New Roman" w:cs="Times New Roman" w:hint="eastAsia"/>
+          <w:lang w:val="en-US"/>
+        </w:rPr>
+        <w:t>fermentation</w:t>
+      </w:r>
+      <w:r>
+        <w:rPr>
+          <w:rFonts w:ascii="Times New Roman" w:eastAsia="KaiTi" w:hAnsi="Times New Roman" w:cs="Times New Roman" w:hint="eastAsia"/>
+          <w:lang w:val="en-US"/>
+        </w:rPr>
+        <w:t>）</w:t>
+      </w:r>
+    </w:p>
+    <w:p>
+      <w:pPr>
+        <w:pStyle w:val="ListParagraph"/>
+        <w:numPr>
+          <w:ilvl w:val="0"/>
+          <w:numId w:val="41"/>
+        </w:numPr>
+        <w:spacing w:line="276" w:lineRule="auto"/>
+        <w:ind w:firstLineChars="0"/>
+        <w:jc w:val="left"/>
+        <w:rPr>
+          <w:rFonts w:ascii="Times New Roman" w:eastAsia="KaiTi" w:hAnsi="Times New Roman" w:cs="Times New Roman"/>
+          <w:lang w:val="en-US"/>
+        </w:rPr>
+      </w:pPr>
+      <w:r>
+        <w:rPr>
+          <w:rFonts w:ascii="Times New Roman" w:eastAsia="KaiTi" w:hAnsi="Times New Roman" w:cs="Times New Roman" w:hint="eastAsia"/>
+          <w:lang w:val="en-US"/>
+        </w:rPr>
+        <w:t>定义：</w:t>
+      </w:r>
+      <w:r>
+        <w:rPr>
+          <w:rFonts w:ascii="Times New Roman" w:eastAsia="KaiTi" w:hAnsi="Times New Roman" w:cs="Times New Roman" w:hint="eastAsia"/>
+          <w:lang w:val="en-US"/>
+        </w:rPr>
+        <w:t>任何从糖或其他有机分子中释放能量，且不需要氧气或（外部）电子受体的代谢过程</w:t>
+      </w:r>
+    </w:p>
+    <w:p>
+      <w:pPr>
+        <w:pStyle w:val="ListParagraph"/>
+        <w:numPr>
+          <w:ilvl w:val="0"/>
+          <w:numId w:val="45"/>
+        </w:numPr>
+        <w:spacing w:line="276" w:lineRule="auto"/>
+        <w:ind w:firstLineChars="0"/>
+        <w:jc w:val="left"/>
+        <w:rPr>
+          <w:rFonts w:ascii="Times New Roman" w:eastAsia="KaiTi" w:hAnsi="Times New Roman" w:cs="Times New Roman"/>
+          <w:lang w:val="en-US"/>
+        </w:rPr>
+      </w:pPr>
+      <w:r>
+        <w:rPr>
+          <w:rFonts w:ascii="Times New Roman" w:eastAsia="KaiTi" w:hAnsi="Times New Roman" w:cs="Times New Roman" w:hint="eastAsia"/>
+          <w:lang w:val="en-US"/>
+        </w:rPr>
+        <w:t>有机物氧化释放</w:t>
+      </w:r>
+      <w:r>
+        <w:rPr>
+          <w:rFonts w:ascii="Times New Roman" w:eastAsia="KaiTi" w:hAnsi="Times New Roman" w:cs="Times New Roman" w:hint="eastAsia"/>
+          <w:lang w:val="en-US"/>
+        </w:rPr>
+        <w:t>的</w:t>
+      </w:r>
+      <w:r>
+        <w:rPr>
+          <w:rFonts w:ascii="Times New Roman" w:eastAsia="KaiTi" w:hAnsi="Times New Roman" w:cs="Times New Roman" w:hint="eastAsia"/>
+          <w:lang w:val="en-US"/>
+        </w:rPr>
+        <w:t>电子</w:t>
+      </w:r>
+      <w:r>
+        <w:rPr>
+          <w:rFonts w:ascii="Times New Roman" w:eastAsia="KaiTi" w:hAnsi="Times New Roman" w:cs="Times New Roman" w:hint="eastAsia"/>
+          <w:lang w:val="en-US"/>
+        </w:rPr>
+        <w:t>直接交给</w:t>
+      </w:r>
+      <w:r>
+        <w:rPr>
+          <w:rFonts w:ascii="Times New Roman" w:eastAsia="KaiTi" w:hAnsi="Times New Roman" w:cs="Times New Roman" w:hint="eastAsia"/>
+          <w:lang w:val="en-US"/>
+        </w:rPr>
+        <w:t>自身</w:t>
+      </w:r>
+      <w:r>
+        <w:rPr>
+          <w:rFonts w:ascii="Times New Roman" w:eastAsia="KaiTi" w:hAnsi="Times New Roman" w:cs="Times New Roman" w:hint="eastAsia"/>
+          <w:lang w:val="en-US"/>
+        </w:rPr>
+        <w:t>未完全氧化的某种中间产物，同时释放能量并产生各种不同的代谢产物</w:t>
+      </w:r>
+    </w:p>
+    <w:p>
+      <w:pPr>
+        <w:pStyle w:val="ListParagraph"/>
+        <w:numPr>
+          <w:ilvl w:val="0"/>
+          <w:numId w:val="45"/>
+        </w:numPr>
+        <w:spacing w:line="276" w:lineRule="auto"/>
+        <w:ind w:firstLineChars="0"/>
+        <w:jc w:val="left"/>
+        <w:rPr>
+          <w:rFonts w:ascii="Times New Roman" w:eastAsia="KaiTi" w:hAnsi="Times New Roman" w:cs="Times New Roman"/>
+          <w:lang w:val="en-US"/>
+        </w:rPr>
+      </w:pPr>
+      <w:r>
+        <w:rPr>
+          <w:rFonts w:ascii="Times New Roman" w:eastAsia="KaiTi" w:hAnsi="Times New Roman" w:cs="Times New Roman" w:hint="eastAsia"/>
+          <w:lang w:val="en-US"/>
+        </w:rPr>
+        <w:t>有机化合物只是部分地被氧化，因此只释放一小部分能量</w:t>
+      </w:r>
+    </w:p>
+    <w:p>
+      <w:pPr>
+        <w:pStyle w:val="ListParagraph"/>
+        <w:numPr>
+          <w:ilvl w:val="0"/>
+          <w:numId w:val="45"/>
+        </w:numPr>
+        <w:spacing w:line="276" w:lineRule="auto"/>
+        <w:ind w:firstLineChars="0"/>
+        <w:jc w:val="left"/>
+        <w:rPr>
+          <w:rFonts w:ascii="Times New Roman" w:eastAsia="KaiTi" w:hAnsi="Times New Roman" w:cs="Times New Roman"/>
+          <w:lang w:val="en-US"/>
+        </w:rPr>
+      </w:pPr>
+      <w:r>
+        <w:rPr>
+          <w:rFonts w:ascii="Times New Roman" w:eastAsia="KaiTi" w:hAnsi="Times New Roman" w:cs="Times New Roman" w:hint="eastAsia"/>
+          <w:lang w:val="en-US"/>
+        </w:rPr>
+        <w:t>发酵过程的氧化是与有机物的还原偶联在一起的。被还原的有机物来自初始发酵的分解代谢，即不需要外界提供电子受体</w:t>
+      </w:r>
+    </w:p>
+    <w:p>
+      <w:pPr>
+        <w:pStyle w:val="ListParagraph"/>
+        <w:numPr>
+          <w:ilvl w:val="0"/>
+          <w:numId w:val="41"/>
+        </w:numPr>
+        <w:spacing w:line="276" w:lineRule="auto"/>
+        <w:ind w:firstLineChars="0"/>
+        <w:jc w:val="left"/>
+        <w:rPr>
+          <w:rFonts w:ascii="Times New Roman" w:eastAsia="KaiTi" w:hAnsi="Times New Roman" w:cs="Times New Roman"/>
+          <w:lang w:val="en-US"/>
+        </w:rPr>
+      </w:pPr>
+      <w:r>
+        <w:rPr>
+          <w:rFonts w:ascii="Times New Roman" w:eastAsia="KaiTi" w:hAnsi="Times New Roman" w:cs="Times New Roman" w:hint="eastAsia"/>
+          <w:lang w:val="en-US"/>
+        </w:rPr>
+        <w:t>可能的底物</w:t>
+      </w:r>
+    </w:p>
+    <w:p>
+      <w:pPr>
+        <w:pStyle w:val="ListParagraph"/>
+        <w:numPr>
+          <w:ilvl w:val="0"/>
+          <w:numId w:val="46"/>
+        </w:numPr>
+        <w:spacing w:line="276" w:lineRule="auto"/>
+        <w:ind w:firstLineChars="0"/>
+        <w:jc w:val="left"/>
+        <w:rPr>
+          <w:rFonts w:ascii="Times New Roman" w:eastAsia="KaiTi" w:hAnsi="Times New Roman" w:cs="Times New Roman"/>
+          <w:lang w:val="en-US"/>
+        </w:rPr>
+      </w:pPr>
+      <w:r>
+        <w:rPr>
+          <w:rFonts w:ascii="Times New Roman" w:eastAsia="KaiTi" w:hAnsi="Times New Roman" w:cs="Times New Roman" w:hint="eastAsia"/>
+          <w:lang w:val="en-US"/>
+        </w:rPr>
+        <w:t>碳水化合物、有机酸、氨基酸等</w:t>
+      </w:r>
+    </w:p>
+    <w:p>
+      <w:pPr>
+        <w:pStyle w:val="ListParagraph"/>
+        <w:numPr>
+          <w:ilvl w:val="0"/>
+          <w:numId w:val="46"/>
+        </w:numPr>
+        <w:spacing w:line="276" w:lineRule="auto"/>
+        <w:ind w:firstLineChars="0"/>
+        <w:jc w:val="left"/>
+        <w:rPr>
+          <w:rFonts w:ascii="Times New Roman" w:eastAsia="KaiTi" w:hAnsi="Times New Roman" w:cs="Times New Roman"/>
+          <w:lang w:val="en-US"/>
+        </w:rPr>
+      </w:pPr>
+      <w:r>
+        <w:rPr>
+          <w:rFonts w:ascii="Times New Roman" w:eastAsia="KaiTi" w:hAnsi="Times New Roman" w:cs="Times New Roman" w:hint="eastAsia"/>
+          <w:lang w:val="en-US"/>
+        </w:rPr>
+        <w:t>葡萄糖的发酵最重要（糖酵解是发酵的基础：葡萄糖</w:t>
+      </w:r>
+      <w:r>
+        <w:rPr>
+          <w:rFonts w:ascii="Times New Roman" w:eastAsia="KaiTi" w:hAnsi="Times New Roman" w:cs="Times New Roman" w:hint="eastAsia"/>
+          <w:lang w:val="en-US"/>
+        </w:rPr>
+        <w:t xml:space="preserve"> </w:t>
+      </w:r>
+      <w:r>
+        <w:rPr>
+          <w:rFonts w:ascii="Times New Roman" w:eastAsia="KaiTi" w:hAnsi="Times New Roman" w:cs="Times New Roman"/>
+          <w:lang w:val="en-US"/>
+        </w:rPr>
+        <w:t xml:space="preserve">=&gt; </w:t>
+      </w:r>
+      <w:r>
+        <w:rPr>
+          <w:rFonts w:ascii="Times New Roman" w:eastAsia="KaiTi" w:hAnsi="Times New Roman" w:cs="Times New Roman" w:hint="eastAsia"/>
+          <w:lang w:val="en-US"/>
+        </w:rPr>
+        <w:t>丙酮酸）</w:t>
+      </w:r>
+    </w:p>
+    <w:p>
+      <w:pPr>
+        <w:pStyle w:val="ListParagraph"/>
+        <w:numPr>
+          <w:ilvl w:val="0"/>
+          <w:numId w:val="41"/>
+        </w:numPr>
+        <w:spacing w:line="276" w:lineRule="auto"/>
+        <w:ind w:firstLineChars="0"/>
+        <w:jc w:val="left"/>
+        <w:rPr>
+          <w:rFonts w:ascii="Times New Roman" w:eastAsia="KaiTi" w:hAnsi="Times New Roman" w:cs="Times New Roman" w:hint="eastAsia"/>
+          <w:lang w:val="en-US"/>
+        </w:rPr>
+      </w:pPr>
+      <w:r>
+        <w:rPr>
+          <w:rFonts w:ascii="Times New Roman" w:eastAsia="KaiTi" w:hAnsi="Times New Roman" w:cs="Times New Roman" w:hint="eastAsia"/>
+          <w:lang w:val="en-US"/>
+        </w:rPr>
+        <w:t>糖酵解的四种途径</w:t>
+      </w:r>
+    </w:p>
+    <w:p>
+      <w:pPr>
+        <w:pStyle w:val="ListParagraph"/>
+        <w:numPr>
+          <w:ilvl w:val="0"/>
+          <w:numId w:val="47"/>
+        </w:numPr>
+        <w:spacing w:line="276" w:lineRule="auto"/>
+        <w:ind w:firstLineChars="0"/>
+        <w:jc w:val="left"/>
+        <w:rPr>
+          <w:rFonts w:ascii="Times New Roman" w:eastAsia="KaiTi" w:hAnsi="Times New Roman" w:cs="Times New Roman"/>
+          <w:lang w:val="en-US"/>
+        </w:rPr>
+      </w:pPr>
+      <w:r>
+        <w:rPr>
+          <w:rFonts w:ascii="Times New Roman" w:eastAsia="KaiTi" w:hAnsi="Times New Roman" w:cs="Times New Roman" w:hint="eastAsia"/>
+          <w:lang w:val="en-US"/>
+        </w:rPr>
+        <w:t>EMP</w:t>
+      </w:r>
+      <w:r>
+        <w:rPr>
+          <w:rFonts w:ascii="Times New Roman" w:eastAsia="KaiTi" w:hAnsi="Times New Roman" w:cs="Times New Roman" w:hint="eastAsia"/>
+          <w:lang w:val="en-US"/>
+        </w:rPr>
+        <w:t>途径</w:t>
+      </w:r>
+    </w:p>
+    <w:p>
+      <w:pPr>
+        <w:pStyle w:val="ListParagraph"/>
+        <w:numPr>
+          <w:ilvl w:val="0"/>
+          <w:numId w:val="47"/>
+        </w:numPr>
+        <w:spacing w:line="276" w:lineRule="auto"/>
+        <w:ind w:firstLineChars="0"/>
+        <w:jc w:val="left"/>
+        <w:rPr>
+          <w:rFonts w:ascii="Times New Roman" w:eastAsia="KaiTi" w:hAnsi="Times New Roman" w:cs="Times New Roman"/>
+          <w:lang w:val="en-US"/>
+        </w:rPr>
+      </w:pPr>
+      <w:r>
+        <w:rPr>
+          <w:rFonts w:ascii="Times New Roman" w:eastAsia="KaiTi" w:hAnsi="Times New Roman" w:cs="Times New Roman" w:hint="eastAsia"/>
+          <w:lang w:val="en-US"/>
+        </w:rPr>
+        <w:t>HMP</w:t>
+      </w:r>
+      <w:r>
+        <w:rPr>
+          <w:rFonts w:ascii="Times New Roman" w:eastAsia="KaiTi" w:hAnsi="Times New Roman" w:cs="Times New Roman" w:hint="eastAsia"/>
+          <w:lang w:val="en-US"/>
+        </w:rPr>
+        <w:t>途径</w:t>
+      </w:r>
+    </w:p>
+    <w:p>
+      <w:pPr>
+        <w:pStyle w:val="ListParagraph"/>
+        <w:numPr>
+          <w:ilvl w:val="0"/>
+          <w:numId w:val="47"/>
+        </w:numPr>
+        <w:spacing w:line="276" w:lineRule="auto"/>
+        <w:ind w:firstLineChars="0"/>
+        <w:jc w:val="left"/>
+        <w:rPr>
+          <w:rFonts w:ascii="Times New Roman" w:eastAsia="KaiTi" w:hAnsi="Times New Roman" w:cs="Times New Roman"/>
+          <w:lang w:val="en-US"/>
+        </w:rPr>
+      </w:pPr>
+      <w:r>
+        <w:rPr>
+          <w:rFonts w:ascii="Times New Roman" w:eastAsia="KaiTi" w:hAnsi="Times New Roman" w:cs="Times New Roman" w:hint="eastAsia"/>
+          <w:lang w:val="en-US"/>
+        </w:rPr>
+        <w:t>ED</w:t>
+      </w:r>
+      <w:r>
+        <w:rPr>
+          <w:rFonts w:ascii="Times New Roman" w:eastAsia="KaiTi" w:hAnsi="Times New Roman" w:cs="Times New Roman" w:hint="eastAsia"/>
+          <w:lang w:val="en-US"/>
+        </w:rPr>
+        <w:t>途径</w:t>
+      </w:r>
+    </w:p>
+    <w:p>
+      <w:pPr>
+        <w:pStyle w:val="ListParagraph"/>
+        <w:numPr>
+          <w:ilvl w:val="0"/>
+          <w:numId w:val="47"/>
+        </w:numPr>
+        <w:spacing w:line="276" w:lineRule="auto"/>
+        <w:ind w:firstLineChars="0"/>
+        <w:jc w:val="left"/>
+        <w:rPr>
+          <w:rFonts w:ascii="Times New Roman" w:eastAsia="KaiTi" w:hAnsi="Times New Roman" w:cs="Times New Roman"/>
+          <w:lang w:val="en-US"/>
+        </w:rPr>
+      </w:pPr>
+      <w:r>
+        <w:rPr>
+          <w:rFonts w:ascii="Times New Roman" w:eastAsia="KaiTi" w:hAnsi="Times New Roman" w:cs="Times New Roman" w:hint="eastAsia"/>
+          <w:lang w:val="en-US"/>
+        </w:rPr>
+        <w:t>磷酸解酮酶途径</w:t>
+      </w:r>
+    </w:p>
+    <w:p>
+      <w:pPr>
+        <w:pStyle w:val="ListParagraph"/>
+        <w:numPr>
+          <w:ilvl w:val="0"/>
+          <w:numId w:val="41"/>
+        </w:numPr>
+        <w:spacing w:line="276" w:lineRule="auto"/>
+        <w:ind w:firstLineChars="0"/>
+        <w:jc w:val="left"/>
+        <w:rPr>
+          <w:rFonts w:ascii="Times New Roman" w:eastAsia="KaiTi" w:hAnsi="Times New Roman" w:cs="Times New Roman"/>
+          <w:lang w:val="en-US"/>
+        </w:rPr>
+      </w:pPr>
+      <w:r>
+        <w:rPr>
+          <w:rFonts w:ascii="Times New Roman" w:eastAsia="KaiTi" w:hAnsi="Times New Roman" w:cs="Times New Roman" w:hint="eastAsia"/>
+          <w:lang w:val="en-US"/>
+        </w:rPr>
+        <w:t>过程与应用</w:t>
+      </w:r>
+    </w:p>
+    <w:p>
+      <w:pPr>
+        <w:spacing w:line="276" w:lineRule="auto"/>
+        <w:jc w:val="center"/>
+        <w:rPr>
+          <w:noProof/>
+        </w:rPr>
+      </w:pPr>
+      <w:r>
+        <w:rPr>
+          <w:rFonts w:ascii="Times New Roman" w:eastAsia="KaiTi" w:hAnsi="Times New Roman" w:cs="Times New Roman"/>
+          <w:lang w:val="en-US"/>
+        </w:rPr>
+        <w:drawing>
+          <wp:inline distT="0" distB="0" distL="0" distR="0" wp14:anchorId="2E520407" wp14:editId="69E260C6">
+            <wp:extent cx="2648818" cy="1077311"/>
+            <wp:effectExtent l="0" t="0" r="5715" b="2540"/>
+            <wp:docPr id="5" name="Picture 5"/>
+            <wp:cNvGraphicFramePr>
+              <a:graphicFrameLocks xmlns:a="http://schemas.openxmlformats.org/drawingml/2006/main" noChangeAspect="1"/>
+            </wp:cNvGraphicFramePr>
+            <a:graphic xmlns:a="http://schemas.openxmlformats.org/drawingml/2006/main">
+              <a:graphicData uri="http://schemas.openxmlformats.org/drawingml/2006/picture">
+                <pic:pic xmlns:pic="http://schemas.openxmlformats.org/drawingml/2006/picture">
+                  <pic:nvPicPr>
+                    <pic:cNvPr id="1" name=""/>
+                    <pic:cNvPicPr/>
+                  </pic:nvPicPr>
+                  <pic:blipFill>
+                    <a:blip r:embed="rId9"/>
+                    <a:stretch>
+                      <a:fillRect/>
+                    </a:stretch>
+                  </pic:blipFill>
+                  <pic:spPr>
+                    <a:xfrm>
+                      <a:off x="0" y="0"/>
+                      <a:ext cx="2715552" cy="1104453"/>
+                    </a:xfrm>
+                    <a:prstGeom prst="rect">
+                      <a:avLst/>
+                    </a:prstGeom>
+                  </pic:spPr>
+                </pic:pic>
+              </a:graphicData>
+            </a:graphic>
+          </wp:inline>
+        </w:drawing>
+      </w:r>
+      <w:r>
+        <w:rPr>
+          <w:noProof/>
+        </w:rPr>
+        <w:t xml:space="preserve"> </w:t>
+      </w:r>
+      <w:r>
+        <w:rPr>
+          <w:rFonts w:ascii="Times New Roman" w:eastAsia="KaiTi" w:hAnsi="Times New Roman" w:cs="Times New Roman"/>
+          <w:lang w:val="en-US"/>
+        </w:rPr>
+        <w:drawing>
+          <wp:inline distT="0" distB="0" distL="0" distR="0" wp14:anchorId="50F98018" wp14:editId="70FC8431">
+            <wp:extent cx="2234448" cy="1082566"/>
+            <wp:effectExtent l="0" t="0" r="1270" b="0"/>
+            <wp:docPr id="6" name="Picture 6"/>
+            <wp:cNvGraphicFramePr>
+              <a:graphicFrameLocks xmlns:a="http://schemas.openxmlformats.org/drawingml/2006/main" noChangeAspect="1"/>
+            </wp:cNvGraphicFramePr>
+            <a:graphic xmlns:a="http://schemas.openxmlformats.org/drawingml/2006/main">
+              <a:graphicData uri="http://schemas.openxmlformats.org/drawingml/2006/picture">
+                <pic:pic xmlns:pic="http://schemas.openxmlformats.org/drawingml/2006/picture">
+                  <pic:nvPicPr>
+                    <pic:cNvPr id="1" name=""/>
+                    <pic:cNvPicPr/>
+                  </pic:nvPicPr>
+                  <pic:blipFill>
+                    <a:blip r:embed="rId10"/>
+                    <a:stretch>
+                      <a:fillRect/>
+                    </a:stretch>
+                  </pic:blipFill>
+                  <pic:spPr>
+                    <a:xfrm>
+                      <a:off x="0" y="0"/>
+                      <a:ext cx="2303391" cy="1115968"/>
+                    </a:xfrm>
+                    <a:prstGeom prst="rect">
+                      <a:avLst/>
+                    </a:prstGeom>
+                  </pic:spPr>
+                </pic:pic>
+              </a:graphicData>
+            </a:graphic>
+          </wp:inline>
+        </w:drawing>
+      </w:r>
+    </w:p>
+    <w:p>
+      <w:pPr>
+        <w:spacing w:line="276" w:lineRule="auto"/>
+        <w:jc w:val="center"/>
+        <w:rPr>
+          <w:rFonts w:ascii="Times New Roman" w:eastAsia="KaiTi" w:hAnsi="Times New Roman" w:cs="Times New Roman" w:hint="eastAsia"/>
+          <w:lang w:val="en-US"/>
+        </w:rPr>
+      </w:pPr>
+      <w:r>
+        <w:rPr>
+          <w:rFonts w:ascii="Times New Roman" w:eastAsia="KaiTi" w:hAnsi="Times New Roman" w:cs="Times New Roman"/>
+          <w:lang w:val="en-US"/>
+        </w:rPr>
+        <w:drawing>
+          <wp:inline distT="0" distB="0" distL="0" distR="0" wp14:anchorId="0AFC3F06" wp14:editId="57C10DC2">
+            <wp:extent cx="2044262" cy="1001748"/>
+            <wp:effectExtent l="0" t="0" r="635" b="1905"/>
+            <wp:docPr id="7" name="Picture 7"/>
+            <wp:cNvGraphicFramePr>
+              <a:graphicFrameLocks xmlns:a="http://schemas.openxmlformats.org/drawingml/2006/main" noChangeAspect="1"/>
+            </wp:cNvGraphicFramePr>
+            <a:graphic xmlns:a="http://schemas.openxmlformats.org/drawingml/2006/main">
+              <a:graphicData uri="http://schemas.openxmlformats.org/drawingml/2006/picture">
+                <pic:pic xmlns:pic="http://schemas.openxmlformats.org/drawingml/2006/picture">
+                  <pic:nvPicPr>
+                    <pic:cNvPr id="1" name=""/>
+                    <pic:cNvPicPr/>
+                  </pic:nvPicPr>
+                  <pic:blipFill>
+                    <a:blip r:embed="rId11"/>
+                    <a:stretch>
+                      <a:fillRect/>
+                    </a:stretch>
+                  </pic:blipFill>
+                  <pic:spPr>
+                    <a:xfrm>
+                      <a:off x="0" y="0"/>
+                      <a:ext cx="2092082" cy="1025181"/>
+                    </a:xfrm>
+                    <a:prstGeom prst="rect">
+                      <a:avLst/>
+                    </a:prstGeom>
+                  </pic:spPr>
+                </pic:pic>
+              </a:graphicData>
+            </a:graphic>
+          </wp:inline>
+        </w:drawing>
+      </w:r>
+    </w:p>
+    <w:p>
+      <w:pPr>
+        <w:pStyle w:val="ListParagraph"/>
+        <w:numPr>
+          <w:ilvl w:val="0"/>
+          <w:numId w:val="40"/>
+        </w:numPr>
+        <w:spacing w:line="276" w:lineRule="auto"/>
+        <w:ind w:firstLineChars="0"/>
+        <w:jc w:val="left"/>
+        <w:rPr>
+          <w:rFonts w:ascii="Times New Roman" w:eastAsia="KaiTi" w:hAnsi="Times New Roman" w:cs="Times New Roman"/>
+          <w:lang w:val="en-US"/>
+        </w:rPr>
+      </w:pPr>
+      <w:r>
+        <w:rPr>
+          <w:rFonts w:ascii="Times New Roman" w:eastAsia="KaiTi" w:hAnsi="Times New Roman" w:cs="Times New Roman" w:hint="eastAsia"/>
+          <w:lang w:val="en-US"/>
+        </w:rPr>
+        <w:lastRenderedPageBreak/>
+        <w:t>呼吸（</w:t>
+      </w:r>
+      <w:r>
+        <w:rPr>
+          <w:rFonts w:ascii="Times New Roman" w:eastAsia="KaiTi" w:hAnsi="Times New Roman" w:cs="Times New Roman" w:hint="eastAsia"/>
+          <w:lang w:val="en-US"/>
+        </w:rPr>
+        <w:t>respiration</w:t>
+      </w:r>
+      <w:r>
+        <w:rPr>
+          <w:rFonts w:ascii="Times New Roman" w:eastAsia="KaiTi" w:hAnsi="Times New Roman" w:cs="Times New Roman" w:hint="eastAsia"/>
+          <w:lang w:val="en-US"/>
+        </w:rPr>
+        <w:t>）</w:t>
+      </w:r>
+    </w:p>
+    <w:p>
+      <w:pPr>
+        <w:pStyle w:val="ListParagraph"/>
+        <w:numPr>
+          <w:ilvl w:val="0"/>
+          <w:numId w:val="41"/>
+        </w:numPr>
+        <w:spacing w:line="276" w:lineRule="auto"/>
+        <w:ind w:firstLineChars="0"/>
+        <w:jc w:val="left"/>
+        <w:rPr>
+          <w:rFonts w:ascii="Times New Roman" w:eastAsia="KaiTi" w:hAnsi="Times New Roman" w:cs="Times New Roman"/>
+          <w:lang w:val="en-US"/>
+        </w:rPr>
+      </w:pPr>
+      <w:r>
+        <w:rPr>
+          <w:rFonts w:ascii="Times New Roman" w:eastAsia="KaiTi" w:hAnsi="Times New Roman" w:cs="Times New Roman" w:hint="eastAsia"/>
+          <w:lang w:val="en-US"/>
+        </w:rPr>
+        <w:t>定义：</w:t>
+      </w:r>
+      <w:r>
+        <w:rPr>
+          <w:rFonts w:ascii="Times New Roman" w:eastAsia="KaiTi" w:hAnsi="Times New Roman" w:cs="Times New Roman" w:hint="eastAsia"/>
+          <w:lang w:val="en-US"/>
+        </w:rPr>
+        <w:t>微生物在降解底物的过程中，将释放出的电子交给</w:t>
+      </w:r>
+      <w:r>
+        <w:rPr>
+          <w:rFonts w:ascii="Times New Roman" w:eastAsia="KaiTi" w:hAnsi="Times New Roman" w:cs="Times New Roman" w:hint="eastAsia"/>
+          <w:lang w:val="en-US"/>
+        </w:rPr>
+        <w:t>NAD(P)+</w:t>
+      </w:r>
+      <w:r>
+        <w:rPr>
+          <w:rFonts w:ascii="Times New Roman" w:eastAsia="KaiTi" w:hAnsi="Times New Roman" w:cs="Times New Roman" w:hint="eastAsia"/>
+          <w:lang w:val="en-US"/>
+        </w:rPr>
+        <w:t>、</w:t>
+      </w:r>
+      <w:r>
+        <w:rPr>
+          <w:rFonts w:ascii="Times New Roman" w:eastAsia="KaiTi" w:hAnsi="Times New Roman" w:cs="Times New Roman" w:hint="eastAsia"/>
+          <w:lang w:val="en-US"/>
+        </w:rPr>
+        <w:t>FAD</w:t>
+      </w:r>
+      <w:r>
+        <w:rPr>
+          <w:rFonts w:ascii="Times New Roman" w:eastAsia="KaiTi" w:hAnsi="Times New Roman" w:cs="Times New Roman" w:hint="eastAsia"/>
+          <w:lang w:val="en-US"/>
+        </w:rPr>
+        <w:t>或</w:t>
+      </w:r>
+      <w:r>
+        <w:rPr>
+          <w:rFonts w:ascii="Times New Roman" w:eastAsia="KaiTi" w:hAnsi="Times New Roman" w:cs="Times New Roman" w:hint="eastAsia"/>
+          <w:lang w:val="en-US"/>
+        </w:rPr>
+        <w:t>FMN</w:t>
+      </w:r>
+      <w:r>
+        <w:rPr>
+          <w:rFonts w:ascii="Times New Roman" w:eastAsia="KaiTi" w:hAnsi="Times New Roman" w:cs="Times New Roman" w:hint="eastAsia"/>
+          <w:lang w:val="en-US"/>
+        </w:rPr>
+        <w:t>等电子载体，再经电子传递系统传给外源电子受体</w:t>
+      </w:r>
+      <w:r>
+        <w:rPr>
+          <w:rFonts w:ascii="Times New Roman" w:eastAsia="KaiTi" w:hAnsi="Times New Roman" w:cs="Times New Roman" w:hint="eastAsia"/>
+          <w:lang w:val="en-US"/>
+        </w:rPr>
+        <w:t>（呼吸与发酵的根本区别）</w:t>
+      </w:r>
+      <w:r>
+        <w:rPr>
+          <w:rFonts w:ascii="Times New Roman" w:eastAsia="KaiTi" w:hAnsi="Times New Roman" w:cs="Times New Roman" w:hint="eastAsia"/>
+          <w:lang w:val="en-US"/>
+        </w:rPr>
+        <w:t>，从而生成水或其它还原型产物并释放出能量的过程，称为呼吸作用</w:t>
+      </w:r>
+    </w:p>
+    <w:p>
+      <w:pPr>
+        <w:spacing w:line="276" w:lineRule="auto"/>
+        <w:jc w:val="center"/>
+        <w:rPr>
+          <w:rFonts w:ascii="Times New Roman" w:eastAsia="KaiTi" w:hAnsi="Times New Roman" w:cs="Times New Roman" w:hint="eastAsia"/>
+          <w:lang w:val="en-US"/>
+        </w:rPr>
+      </w:pPr>
+      <w:r>
+        <w:rPr>
+          <w:rFonts w:ascii="Times New Roman" w:eastAsia="KaiTi" w:hAnsi="Times New Roman" w:cs="Times New Roman"/>
+          <w:lang w:val="en-US"/>
+        </w:rPr>
+        <w:drawing>
+          <wp:inline distT="0" distB="0" distL="0" distR="0" wp14:anchorId="232AA6A0" wp14:editId="5AC65339">
+            <wp:extent cx="3000703" cy="689836"/>
+            <wp:effectExtent l="0" t="0" r="0" b="0"/>
+            <wp:docPr id="9" name="Picture 9"/>
+            <wp:cNvGraphicFramePr>
+              <a:graphicFrameLocks xmlns:a="http://schemas.openxmlformats.org/drawingml/2006/main" noChangeAspect="1"/>
+            </wp:cNvGraphicFramePr>
+            <a:graphic xmlns:a="http://schemas.openxmlformats.org/drawingml/2006/main">
+              <a:graphicData uri="http://schemas.openxmlformats.org/drawingml/2006/picture">
+                <pic:pic xmlns:pic="http://schemas.openxmlformats.org/drawingml/2006/picture">
+                  <pic:nvPicPr>
+                    <pic:cNvPr id="1" name=""/>
+                    <pic:cNvPicPr/>
+                  </pic:nvPicPr>
+                  <pic:blipFill>
+                    <a:blip r:embed="rId12"/>
+                    <a:stretch>
+                      <a:fillRect/>
+                    </a:stretch>
+                  </pic:blipFill>
+                  <pic:spPr>
+                    <a:xfrm>
+                      <a:off x="0" y="0"/>
+                      <a:ext cx="3070389" cy="705856"/>
+                    </a:xfrm>
+                    <a:prstGeom prst="rect">
+                      <a:avLst/>
+                    </a:prstGeom>
+                  </pic:spPr>
+                </pic:pic>
+              </a:graphicData>
+            </a:graphic>
+          </wp:inline>
+        </w:drawing>
+      </w:r>
+    </w:p>
+    <w:p>
+      <w:pPr>
+        <w:pStyle w:val="ListParagraph"/>
+        <w:numPr>
+          <w:ilvl w:val="0"/>
+          <w:numId w:val="41"/>
+        </w:numPr>
+        <w:spacing w:line="276" w:lineRule="auto"/>
+        <w:ind w:firstLineChars="0"/>
+        <w:jc w:val="left"/>
+        <w:rPr>
+          <w:rFonts w:ascii="Times New Roman" w:eastAsia="KaiTi" w:hAnsi="Times New Roman" w:cs="Times New Roman"/>
+          <w:lang w:val="en-US"/>
+        </w:rPr>
+      </w:pPr>
+      <w:r>
+        <w:rPr>
+          <w:rFonts w:ascii="Times New Roman" w:eastAsia="KaiTi" w:hAnsi="Times New Roman" w:cs="Times New Roman" w:hint="eastAsia"/>
+          <w:lang w:val="en-US"/>
+        </w:rPr>
+        <w:t>分类</w:t>
+      </w:r>
+    </w:p>
+    <w:p>
+      <w:pPr>
+        <w:spacing w:line="276" w:lineRule="auto"/>
+        <w:jc w:val="center"/>
+        <w:rPr>
+          <w:rFonts w:ascii="Times New Roman" w:eastAsia="KaiTi" w:hAnsi="Times New Roman" w:cs="Times New Roman"/>
+          <w:lang w:val="en-US"/>
+        </w:rPr>
+      </w:pPr>
+      <w:r>
+        <w:rPr>
+          <w:rFonts w:ascii="Times New Roman" w:eastAsia="KaiTi" w:hAnsi="Times New Roman" w:cs="Times New Roman"/>
+          <w:lang w:val="en-US"/>
+        </w:rPr>
+        <w:drawing>
+          <wp:inline distT="0" distB="0" distL="0" distR="0" wp14:anchorId="5FF832CF" wp14:editId="325C0EE1">
+            <wp:extent cx="3699641" cy="649261"/>
+            <wp:effectExtent l="0" t="0" r="0" b="0"/>
+            <wp:docPr id="8" name="Picture 8"/>
+            <wp:cNvGraphicFramePr>
+              <a:graphicFrameLocks xmlns:a="http://schemas.openxmlformats.org/drawingml/2006/main" noChangeAspect="1"/>
+            </wp:cNvGraphicFramePr>
+            <a:graphic xmlns:a="http://schemas.openxmlformats.org/drawingml/2006/main">
+              <a:graphicData uri="http://schemas.openxmlformats.org/drawingml/2006/picture">
+                <pic:pic xmlns:pic="http://schemas.openxmlformats.org/drawingml/2006/picture">
+                  <pic:nvPicPr>
+                    <pic:cNvPr id="1" name=""/>
+                    <pic:cNvPicPr/>
+                  </pic:nvPicPr>
+                  <pic:blipFill>
+                    <a:blip r:embed="rId13"/>
+                    <a:stretch>
+                      <a:fillRect/>
+                    </a:stretch>
+                  </pic:blipFill>
+                  <pic:spPr>
+                    <a:xfrm>
+                      <a:off x="0" y="0"/>
+                      <a:ext cx="3824095" cy="671102"/>
+                    </a:xfrm>
+                    <a:prstGeom prst="rect">
+                      <a:avLst/>
+                    </a:prstGeom>
+                  </pic:spPr>
+                </pic:pic>
+              </a:graphicData>
+            </a:graphic>
+          </wp:inline>
+        </w:drawing>
+      </w:r>
+    </w:p>
+    <w:p>
+      <w:pPr>
+        <w:pStyle w:val="ListParagraph"/>
+        <w:numPr>
+          <w:ilvl w:val="0"/>
+          <w:numId w:val="41"/>
+        </w:numPr>
+        <w:spacing w:line="276" w:lineRule="auto"/>
+        <w:ind w:firstLineChars="0"/>
+        <w:jc w:val="left"/>
+        <w:rPr>
+          <w:rFonts w:ascii="Times New Roman" w:eastAsia="KaiTi" w:hAnsi="Times New Roman" w:cs="Times New Roman"/>
+          <w:lang w:val="en-US"/>
+        </w:rPr>
+      </w:pPr>
+      <w:r>
+        <w:rPr>
+          <w:rFonts w:ascii="Times New Roman" w:eastAsia="KaiTi" w:hAnsi="Times New Roman" w:cs="Times New Roman" w:hint="eastAsia"/>
+          <w:lang w:val="en-US"/>
+        </w:rPr>
+        <w:t>有氧呼吸</w:t>
+      </w:r>
+    </w:p>
+    <w:p>
+      <w:pPr>
+        <w:spacing w:line="276" w:lineRule="auto"/>
+        <w:jc w:val="center"/>
+        <w:rPr>
+          <w:rFonts w:ascii="Times New Roman" w:eastAsia="KaiTi" w:hAnsi="Times New Roman" w:cs="Times New Roman" w:hint="eastAsia"/>
+          <w:lang w:val="en-US"/>
+        </w:rPr>
+      </w:pPr>
+      <w:r>
+        <w:rPr>
+          <w:rFonts w:ascii="Times New Roman" w:eastAsia="KaiTi" w:hAnsi="Times New Roman" w:cs="Times New Roman"/>
+          <w:lang w:val="en-US"/>
+        </w:rPr>
+        <w:drawing>
+          <wp:inline distT="0" distB="0" distL="0" distR="0" wp14:anchorId="4DFE2211" wp14:editId="3FC48D12">
+            <wp:extent cx="2127049" cy="1344973"/>
+            <wp:effectExtent l="0" t="0" r="0" b="1270"/>
+            <wp:docPr id="10" name="Picture 10"/>
+            <wp:cNvGraphicFramePr>
+              <a:graphicFrameLocks xmlns:a="http://schemas.openxmlformats.org/drawingml/2006/main" noChangeAspect="1"/>
+            </wp:cNvGraphicFramePr>
+            <a:graphic xmlns:a="http://schemas.openxmlformats.org/drawingml/2006/main">
+              <a:graphicData uri="http://schemas.openxmlformats.org/drawingml/2006/picture">
+                <pic:pic xmlns:pic="http://schemas.openxmlformats.org/drawingml/2006/picture">
+                  <pic:nvPicPr>
+                    <pic:cNvPr id="1" name=""/>
+                    <pic:cNvPicPr/>
+                  </pic:nvPicPr>
+                  <pic:blipFill>
+                    <a:blip r:embed="rId14"/>
+                    <a:stretch>
+                      <a:fillRect/>
+                    </a:stretch>
+                  </pic:blipFill>
+                  <pic:spPr>
+                    <a:xfrm>
+                      <a:off x="0" y="0"/>
+                      <a:ext cx="2193563" cy="1387031"/>
+                    </a:xfrm>
+                    <a:prstGeom prst="rect">
+                      <a:avLst/>
+                    </a:prstGeom>
+                  </pic:spPr>
+                </pic:pic>
+              </a:graphicData>
+            </a:graphic>
+          </wp:inline>
+        </w:drawing>
+      </w:r>
+    </w:p>
+    <w:p>
+      <w:pPr>
+        <w:pStyle w:val="ListParagraph"/>
+        <w:numPr>
+          <w:ilvl w:val="0"/>
+          <w:numId w:val="39"/>
+        </w:numPr>
+        <w:spacing w:line="276" w:lineRule="auto"/>
+        <w:ind w:firstLineChars="0"/>
+        <w:jc w:val="left"/>
+        <w:rPr>
+          <w:rFonts w:ascii="Times New Roman" w:eastAsia="KaiTi" w:hAnsi="Times New Roman" w:cs="Times New Roman"/>
+          <w:lang w:val="en-US"/>
+        </w:rPr>
+      </w:pPr>
+      <w:r>
+        <w:rPr>
+          <w:rFonts w:ascii="Times New Roman" w:eastAsia="KaiTi" w:hAnsi="Times New Roman" w:cs="Times New Roman" w:hint="eastAsia"/>
+          <w:lang w:val="en-US"/>
+        </w:rPr>
+        <w:t>自养微生物的生物氧化</w:t>
+      </w:r>
+      <w:r>
+        <w:rPr>
+          <w:rFonts w:ascii="Times New Roman" w:eastAsia="KaiTi" w:hAnsi="Times New Roman" w:cs="Times New Roman" w:hint="eastAsia"/>
+          <w:lang w:val="en-US"/>
+        </w:rPr>
+        <w:t>（化能营养型微生物）</w:t>
+      </w:r>
+    </w:p>
+    <w:p>
+      <w:pPr>
+        <w:pStyle w:val="ListParagraph"/>
+        <w:numPr>
+          <w:ilvl w:val="0"/>
+          <w:numId w:val="39"/>
+        </w:numPr>
+        <w:spacing w:line="276" w:lineRule="auto"/>
+        <w:ind w:firstLineChars="0"/>
+        <w:jc w:val="left"/>
+        <w:rPr>
+          <w:rFonts w:ascii="Times New Roman" w:eastAsia="KaiTi" w:hAnsi="Times New Roman" w:cs="Times New Roman" w:hint="eastAsia"/>
+          <w:lang w:val="en-US"/>
+        </w:rPr>
+      </w:pPr>
+      <w:r>
+        <w:rPr>
+          <w:rFonts w:ascii="Times New Roman" w:eastAsia="KaiTi" w:hAnsi="Times New Roman" w:cs="Times New Roman" w:hint="eastAsia"/>
+          <w:lang w:val="en-US"/>
+        </w:rPr>
+        <w:t>光合微生物的光合磷酸化</w:t>
+      </w:r>
+      <w:r>
+        <w:rPr>
+          <w:rFonts w:ascii="Times New Roman" w:eastAsia="KaiTi" w:hAnsi="Times New Roman" w:cs="Times New Roman" w:hint="eastAsia"/>
+          <w:lang w:val="en-US"/>
+        </w:rPr>
+        <w:t>（光能营养型微生物）</w:t>
+      </w:r>
+    </w:p>
+    <w:p>
+      <w:pPr>
+        <w:pStyle w:val="ListParagraph"/>
+        <w:numPr>
+          <w:ilvl w:val="0"/>
+          <w:numId w:val="39"/>
+        </w:numPr>
+        <w:spacing w:line="276" w:lineRule="auto"/>
+        <w:ind w:firstLineChars="0"/>
+        <w:jc w:val="left"/>
+        <w:rPr>
+          <w:rFonts w:ascii="Times New Roman" w:eastAsia="KaiTi" w:hAnsi="Times New Roman" w:cs="Times New Roman"/>
+          <w:u w:val="single"/>
+          <w:lang w:val="en-US"/>
+        </w:rPr>
+      </w:pPr>
+      <w:r>
+        <w:rPr>
+          <w:rFonts w:ascii="Times New Roman" w:eastAsia="KaiTi" w:hAnsi="Times New Roman" w:cs="Times New Roman"/>
+          <w:u w:val="single"/>
+          <w:lang w:val="en-US"/>
+        </w:rPr>
+        <w:t>微生物次级代谢与次级代谢产物</w:t>
+      </w:r>
+    </w:p>
+    <w:p>
+      <w:pPr>
+        <w:spacing w:line="276" w:lineRule="auto"/>
+        <w:jc w:val="left"/>
+        <w:rPr>
+          <w:rFonts w:ascii="Times New Roman" w:eastAsia="KaiTi" w:hAnsi="Times New Roman" w:cs="Times New Roman"/>
+          <w:b/>
+          <w:bCs/>
+          <w:lang w:val="en-US"/>
+        </w:rPr>
+      </w:pPr>
+      <w:r>
+        <w:rPr>
+          <w:rFonts w:ascii="Times New Roman" w:eastAsia="KaiTi" w:hAnsi="Times New Roman" w:cs="Times New Roman"/>
+          <w:b/>
+          <w:bCs/>
+          <w:lang w:val="en-US"/>
+        </w:rPr>
+        <w:t>重点：</w:t>
+      </w:r>
+      <w:r>
+        <w:rPr>
+          <w:rFonts w:ascii="Times New Roman" w:eastAsia="KaiTi" w:hAnsi="Times New Roman" w:cs="Times New Roman"/>
+          <w:b/>
+          <w:bCs/>
+          <w:lang w:val="en-US"/>
+        </w:rPr>
+        <w:t>初级代谢、次级代谢的概念及二者间的关系</w:t>
+      </w:r>
+    </w:p>
     <w:sectPr>
       <w:pgSz w:w="11906" w:h="16838"/>
       <w:pgMar w:top="1440" w:right="1440" w:bottom="1440" w:left="1440" w:header="851" w:footer="992" w:gutter="0"/>
@@ -133,6 +2198,571 @@
 <file path=word/numbering.xml><?xml version="1.0" encoding="utf-8"?>
 <w:numbering xmlns:wpc="http://schemas.microsoft.com/office/word/2010/wordprocessingCanvas" xmlns:cx="http://schemas.microsoft.com/office/drawing/2014/chartex" xmlns:cx1="http://schemas.microsoft.com/office/drawing/2015/9/8/chartex" xmlns:cx2="http://schemas.microsoft.com/office/drawing/2015/10/21/chartex" xmlns:cx3="http://schemas.microsoft.com/office/drawing/2016/5/9/chartex" xmlns:cx4="http://schemas.microsoft.com/office/drawing/2016/5/10/chartex" xmlns:cx5="http://schemas.microsoft.com/office/drawing/2016/5/11/chartex" xmlns:cx6="http://schemas.microsoft.com/office/drawing/2016/5/12/chartex" xmlns:cx7="http://schemas.microsoft.com/office/drawing/2016/5/13/chartex" xmlns:cx8="http://schemas.microsoft.com/office/drawing/2016/5/14/chartex" xmlns:mc="http://schemas.openxmlformats.org/markup-compatibility/2006" xmlns:aink="http://schemas.microsoft.com/office/drawing/2016/ink" xmlns:am3d="http://schemas.microsoft.com/office/drawing/2017/model3d" xmlns:o="urn:schemas-microsoft-com:office:office" xmlns:r="http://schemas.openxmlformats.org/officeDocument/2006/relationships" xmlns:m="http://schemas.openxmlformats.org/officeDocument/2006/math" xmlns:v="urn:schemas-microsoft-com:vml" xmlns:wp14="http://schemas.microsoft.com/office/word/2010/wordprocessingDrawing" xmlns:wp="http://schemas.openxmlformats.org/drawingml/2006/wordprocessingDrawing" xmlns:w10="urn:schemas-microsoft-com:office:word" xmlns:w="http://schemas.openxmlformats.org/wordprocessingml/2006/main" xmlns:w14="http://schemas.microsoft.com/office/word/2010/wordml" xmlns:w15="http://schemas.microsoft.com/office/word/2012/wordml" xmlns:w16cex="http://schemas.microsoft.com/office/word/2018/wordml/cex" xmlns:w16cid="http://schemas.microsoft.com/office/word/2016/wordml/cid" xmlns:w16="http://schemas.microsoft.com/office/word/2018/wordml" xmlns:w16sdtdh="http://schemas.microsoft.com/office/word/2020/wordml/sdtdatahash" xmlns:w16se="http://schemas.microsoft.com/office/word/2015/wordml/symex" xmlns:wpg="http://schemas.microsoft.com/office/word/2010/wordprocessingGroup" xmlns:wpi="http://schemas.microsoft.com/office/word/2010/wordprocessingInk" xmlns:wne="http://schemas.microsoft.com/office/word/2006/wordml" xmlns:wps="http://schemas.microsoft.com/office/word/2010/wordprocessingShape" mc:Ignorable="w14 w15 w16se w16cid w16 w16cex w16sdtdh wp14">
   <w:abstractNum w:abstractNumId="0" w15:restartNumberingAfterBreak="0">
+    <w:nsid w:val="003D4DCA"/>
+    <w:multiLevelType w:val="hybridMultilevel"/>
+    <w:tmpl w:val="7AA2394A"/>
+    <w:lvl w:ilvl="0" w:tplc="4EB4C04E">
+      <w:start w:val="1"/>
+      <w:numFmt w:val="bullet"/>
+      <w:lvlText w:val="•"/>
+      <w:lvlJc w:val="left"/>
+      <w:pPr>
+        <w:ind w:left="420" w:hanging="420"/>
+      </w:pPr>
+      <w:rPr>
+        <w:rFonts w:ascii="Wingdings" w:hAnsi="Wingdings" w:hint="default"/>
+      </w:rPr>
+    </w:lvl>
+    <w:lvl w:ilvl="1" w:tplc="04090003" w:tentative="1">
+      <w:start w:val="1"/>
+      <w:numFmt w:val="bullet"/>
+      <w:lvlText w:val=""/>
+      <w:lvlJc w:val="left"/>
+      <w:pPr>
+        <w:ind w:left="840" w:hanging="420"/>
+      </w:pPr>
+      <w:rPr>
+        <w:rFonts w:ascii="Wingdings" w:hAnsi="Wingdings" w:hint="default"/>
+      </w:rPr>
+    </w:lvl>
+    <w:lvl w:ilvl="2" w:tplc="04090005" w:tentative="1">
+      <w:start w:val="1"/>
+      <w:numFmt w:val="bullet"/>
+      <w:lvlText w:val=""/>
+      <w:lvlJc w:val="left"/>
+      <w:pPr>
+        <w:ind w:left="1260" w:hanging="420"/>
+      </w:pPr>
+      <w:rPr>
+        <w:rFonts w:ascii="Wingdings" w:hAnsi="Wingdings" w:hint="default"/>
+      </w:rPr>
+    </w:lvl>
+    <w:lvl w:ilvl="3" w:tplc="04090001" w:tentative="1">
+      <w:start w:val="1"/>
+      <w:numFmt w:val="bullet"/>
+      <w:lvlText w:val=""/>
+      <w:lvlJc w:val="left"/>
+      <w:pPr>
+        <w:ind w:left="1680" w:hanging="420"/>
+      </w:pPr>
+      <w:rPr>
+        <w:rFonts w:ascii="Wingdings" w:hAnsi="Wingdings" w:hint="default"/>
+      </w:rPr>
+    </w:lvl>
+    <w:lvl w:ilvl="4" w:tplc="04090003" w:tentative="1">
+      <w:start w:val="1"/>
+      <w:numFmt w:val="bullet"/>
+      <w:lvlText w:val=""/>
+      <w:lvlJc w:val="left"/>
+      <w:pPr>
+        <w:ind w:left="2100" w:hanging="420"/>
+      </w:pPr>
+      <w:rPr>
+        <w:rFonts w:ascii="Wingdings" w:hAnsi="Wingdings" w:hint="default"/>
+      </w:rPr>
+    </w:lvl>
+    <w:lvl w:ilvl="5" w:tplc="04090005" w:tentative="1">
+      <w:start w:val="1"/>
+      <w:numFmt w:val="bullet"/>
+      <w:lvlText w:val=""/>
+      <w:lvlJc w:val="left"/>
+      <w:pPr>
+        <w:ind w:left="2520" w:hanging="420"/>
+      </w:pPr>
+      <w:rPr>
+        <w:rFonts w:ascii="Wingdings" w:hAnsi="Wingdings" w:hint="default"/>
+      </w:rPr>
+    </w:lvl>
+    <w:lvl w:ilvl="6" w:tplc="04090001" w:tentative="1">
+      <w:start w:val="1"/>
+      <w:numFmt w:val="bullet"/>
+      <w:lvlText w:val=""/>
+      <w:lvlJc w:val="left"/>
+      <w:pPr>
+        <w:ind w:left="2940" w:hanging="420"/>
+      </w:pPr>
+      <w:rPr>
+        <w:rFonts w:ascii="Wingdings" w:hAnsi="Wingdings" w:hint="default"/>
+      </w:rPr>
+    </w:lvl>
+    <w:lvl w:ilvl="7" w:tplc="04090003" w:tentative="1">
+      <w:start w:val="1"/>
+      <w:numFmt w:val="bullet"/>
+      <w:lvlText w:val=""/>
+      <w:lvlJc w:val="left"/>
+      <w:pPr>
+        <w:ind w:left="3360" w:hanging="420"/>
+      </w:pPr>
+      <w:rPr>
+        <w:rFonts w:ascii="Wingdings" w:hAnsi="Wingdings" w:hint="default"/>
+      </w:rPr>
+    </w:lvl>
+    <w:lvl w:ilvl="8" w:tplc="04090005" w:tentative="1">
+      <w:start w:val="1"/>
+      <w:numFmt w:val="bullet"/>
+      <w:lvlText w:val=""/>
+      <w:lvlJc w:val="left"/>
+      <w:pPr>
+        <w:ind w:left="3780" w:hanging="420"/>
+      </w:pPr>
+      <w:rPr>
+        <w:rFonts w:ascii="Wingdings" w:hAnsi="Wingdings" w:hint="default"/>
+      </w:rPr>
+    </w:lvl>
+  </w:abstractNum>
+  <w:abstractNum w:abstractNumId="1" w15:restartNumberingAfterBreak="0">
+    <w:nsid w:val="030F0D77"/>
+    <w:multiLevelType w:val="hybridMultilevel"/>
+    <w:tmpl w:val="5C92C910"/>
+    <w:lvl w:ilvl="0" w:tplc="0409000B">
+      <w:start w:val="1"/>
+      <w:numFmt w:val="bullet"/>
+      <w:lvlText w:val=""/>
+      <w:lvlJc w:val="left"/>
+      <w:pPr>
+        <w:ind w:left="1271" w:hanging="420"/>
+      </w:pPr>
+      <w:rPr>
+        <w:rFonts w:ascii="Wingdings" w:hAnsi="Wingdings" w:hint="default"/>
+      </w:rPr>
+    </w:lvl>
+    <w:lvl w:ilvl="1" w:tplc="04090003" w:tentative="1">
+      <w:start w:val="1"/>
+      <w:numFmt w:val="bullet"/>
+      <w:lvlText w:val=""/>
+      <w:lvlJc w:val="left"/>
+      <w:pPr>
+        <w:ind w:left="1691" w:hanging="420"/>
+      </w:pPr>
+      <w:rPr>
+        <w:rFonts w:ascii="Wingdings" w:hAnsi="Wingdings" w:hint="default"/>
+      </w:rPr>
+    </w:lvl>
+    <w:lvl w:ilvl="2" w:tplc="04090005" w:tentative="1">
+      <w:start w:val="1"/>
+      <w:numFmt w:val="bullet"/>
+      <w:lvlText w:val=""/>
+      <w:lvlJc w:val="left"/>
+      <w:pPr>
+        <w:ind w:left="2111" w:hanging="420"/>
+      </w:pPr>
+      <w:rPr>
+        <w:rFonts w:ascii="Wingdings" w:hAnsi="Wingdings" w:hint="default"/>
+      </w:rPr>
+    </w:lvl>
+    <w:lvl w:ilvl="3" w:tplc="04090001" w:tentative="1">
+      <w:start w:val="1"/>
+      <w:numFmt w:val="bullet"/>
+      <w:lvlText w:val=""/>
+      <w:lvlJc w:val="left"/>
+      <w:pPr>
+        <w:ind w:left="2531" w:hanging="420"/>
+      </w:pPr>
+      <w:rPr>
+        <w:rFonts w:ascii="Wingdings" w:hAnsi="Wingdings" w:hint="default"/>
+      </w:rPr>
+    </w:lvl>
+    <w:lvl w:ilvl="4" w:tplc="04090003" w:tentative="1">
+      <w:start w:val="1"/>
+      <w:numFmt w:val="bullet"/>
+      <w:lvlText w:val=""/>
+      <w:lvlJc w:val="left"/>
+      <w:pPr>
+        <w:ind w:left="2951" w:hanging="420"/>
+      </w:pPr>
+      <w:rPr>
+        <w:rFonts w:ascii="Wingdings" w:hAnsi="Wingdings" w:hint="default"/>
+      </w:rPr>
+    </w:lvl>
+    <w:lvl w:ilvl="5" w:tplc="04090005" w:tentative="1">
+      <w:start w:val="1"/>
+      <w:numFmt w:val="bullet"/>
+      <w:lvlText w:val=""/>
+      <w:lvlJc w:val="left"/>
+      <w:pPr>
+        <w:ind w:left="3371" w:hanging="420"/>
+      </w:pPr>
+      <w:rPr>
+        <w:rFonts w:ascii="Wingdings" w:hAnsi="Wingdings" w:hint="default"/>
+      </w:rPr>
+    </w:lvl>
+    <w:lvl w:ilvl="6" w:tplc="04090001" w:tentative="1">
+      <w:start w:val="1"/>
+      <w:numFmt w:val="bullet"/>
+      <w:lvlText w:val=""/>
+      <w:lvlJc w:val="left"/>
+      <w:pPr>
+        <w:ind w:left="3791" w:hanging="420"/>
+      </w:pPr>
+      <w:rPr>
+        <w:rFonts w:ascii="Wingdings" w:hAnsi="Wingdings" w:hint="default"/>
+      </w:rPr>
+    </w:lvl>
+    <w:lvl w:ilvl="7" w:tplc="04090003" w:tentative="1">
+      <w:start w:val="1"/>
+      <w:numFmt w:val="bullet"/>
+      <w:lvlText w:val=""/>
+      <w:lvlJc w:val="left"/>
+      <w:pPr>
+        <w:ind w:left="4211" w:hanging="420"/>
+      </w:pPr>
+      <w:rPr>
+        <w:rFonts w:ascii="Wingdings" w:hAnsi="Wingdings" w:hint="default"/>
+      </w:rPr>
+    </w:lvl>
+    <w:lvl w:ilvl="8" w:tplc="04090005" w:tentative="1">
+      <w:start w:val="1"/>
+      <w:numFmt w:val="bullet"/>
+      <w:lvlText w:val=""/>
+      <w:lvlJc w:val="left"/>
+      <w:pPr>
+        <w:ind w:left="4631" w:hanging="420"/>
+      </w:pPr>
+      <w:rPr>
+        <w:rFonts w:ascii="Wingdings" w:hAnsi="Wingdings" w:hint="default"/>
+      </w:rPr>
+    </w:lvl>
+  </w:abstractNum>
+  <w:abstractNum w:abstractNumId="2" w15:restartNumberingAfterBreak="0">
+    <w:nsid w:val="03A45630"/>
+    <w:multiLevelType w:val="hybridMultilevel"/>
+    <w:tmpl w:val="1F9E57DA"/>
+    <w:lvl w:ilvl="0" w:tplc="0409000B">
+      <w:start w:val="1"/>
+      <w:numFmt w:val="bullet"/>
+      <w:lvlText w:val=""/>
+      <w:lvlJc w:val="left"/>
+      <w:pPr>
+        <w:ind w:left="1260" w:hanging="420"/>
+      </w:pPr>
+      <w:rPr>
+        <w:rFonts w:ascii="Wingdings" w:hAnsi="Wingdings" w:hint="default"/>
+      </w:rPr>
+    </w:lvl>
+    <w:lvl w:ilvl="1" w:tplc="04090003" w:tentative="1">
+      <w:start w:val="1"/>
+      <w:numFmt w:val="bullet"/>
+      <w:lvlText w:val=""/>
+      <w:lvlJc w:val="left"/>
+      <w:pPr>
+        <w:ind w:left="1680" w:hanging="420"/>
+      </w:pPr>
+      <w:rPr>
+        <w:rFonts w:ascii="Wingdings" w:hAnsi="Wingdings" w:hint="default"/>
+      </w:rPr>
+    </w:lvl>
+    <w:lvl w:ilvl="2" w:tplc="04090005" w:tentative="1">
+      <w:start w:val="1"/>
+      <w:numFmt w:val="bullet"/>
+      <w:lvlText w:val=""/>
+      <w:lvlJc w:val="left"/>
+      <w:pPr>
+        <w:ind w:left="2100" w:hanging="420"/>
+      </w:pPr>
+      <w:rPr>
+        <w:rFonts w:ascii="Wingdings" w:hAnsi="Wingdings" w:hint="default"/>
+      </w:rPr>
+    </w:lvl>
+    <w:lvl w:ilvl="3" w:tplc="04090001" w:tentative="1">
+      <w:start w:val="1"/>
+      <w:numFmt w:val="bullet"/>
+      <w:lvlText w:val=""/>
+      <w:lvlJc w:val="left"/>
+      <w:pPr>
+        <w:ind w:left="2520" w:hanging="420"/>
+      </w:pPr>
+      <w:rPr>
+        <w:rFonts w:ascii="Wingdings" w:hAnsi="Wingdings" w:hint="default"/>
+      </w:rPr>
+    </w:lvl>
+    <w:lvl w:ilvl="4" w:tplc="04090003" w:tentative="1">
+      <w:start w:val="1"/>
+      <w:numFmt w:val="bullet"/>
+      <w:lvlText w:val=""/>
+      <w:lvlJc w:val="left"/>
+      <w:pPr>
+        <w:ind w:left="2940" w:hanging="420"/>
+      </w:pPr>
+      <w:rPr>
+        <w:rFonts w:ascii="Wingdings" w:hAnsi="Wingdings" w:hint="default"/>
+      </w:rPr>
+    </w:lvl>
+    <w:lvl w:ilvl="5" w:tplc="04090005" w:tentative="1">
+      <w:start w:val="1"/>
+      <w:numFmt w:val="bullet"/>
+      <w:lvlText w:val=""/>
+      <w:lvlJc w:val="left"/>
+      <w:pPr>
+        <w:ind w:left="3360" w:hanging="420"/>
+      </w:pPr>
+      <w:rPr>
+        <w:rFonts w:ascii="Wingdings" w:hAnsi="Wingdings" w:hint="default"/>
+      </w:rPr>
+    </w:lvl>
+    <w:lvl w:ilvl="6" w:tplc="04090001" w:tentative="1">
+      <w:start w:val="1"/>
+      <w:numFmt w:val="bullet"/>
+      <w:lvlText w:val=""/>
+      <w:lvlJc w:val="left"/>
+      <w:pPr>
+        <w:ind w:left="3780" w:hanging="420"/>
+      </w:pPr>
+      <w:rPr>
+        <w:rFonts w:ascii="Wingdings" w:hAnsi="Wingdings" w:hint="default"/>
+      </w:rPr>
+    </w:lvl>
+    <w:lvl w:ilvl="7" w:tplc="04090003" w:tentative="1">
+      <w:start w:val="1"/>
+      <w:numFmt w:val="bullet"/>
+      <w:lvlText w:val=""/>
+      <w:lvlJc w:val="left"/>
+      <w:pPr>
+        <w:ind w:left="4200" w:hanging="420"/>
+      </w:pPr>
+      <w:rPr>
+        <w:rFonts w:ascii="Wingdings" w:hAnsi="Wingdings" w:hint="default"/>
+      </w:rPr>
+    </w:lvl>
+    <w:lvl w:ilvl="8" w:tplc="04090005" w:tentative="1">
+      <w:start w:val="1"/>
+      <w:numFmt w:val="bullet"/>
+      <w:lvlText w:val=""/>
+      <w:lvlJc w:val="left"/>
+      <w:pPr>
+        <w:ind w:left="4620" w:hanging="420"/>
+      </w:pPr>
+      <w:rPr>
+        <w:rFonts w:ascii="Wingdings" w:hAnsi="Wingdings" w:hint="default"/>
+      </w:rPr>
+    </w:lvl>
+  </w:abstractNum>
+  <w:abstractNum w:abstractNumId="3" w15:restartNumberingAfterBreak="0">
+    <w:nsid w:val="041E1C7A"/>
+    <w:multiLevelType w:val="hybridMultilevel"/>
+    <w:tmpl w:val="56E05BAA"/>
+    <w:lvl w:ilvl="0" w:tplc="0409000B">
+      <w:start w:val="1"/>
+      <w:numFmt w:val="bullet"/>
+      <w:lvlText w:val=""/>
+      <w:lvlJc w:val="left"/>
+      <w:pPr>
+        <w:ind w:left="1271" w:hanging="420"/>
+      </w:pPr>
+      <w:rPr>
+        <w:rFonts w:ascii="Wingdings" w:hAnsi="Wingdings" w:hint="default"/>
+      </w:rPr>
+    </w:lvl>
+    <w:lvl w:ilvl="1" w:tplc="04090003" w:tentative="1">
+      <w:start w:val="1"/>
+      <w:numFmt w:val="bullet"/>
+      <w:lvlText w:val=""/>
+      <w:lvlJc w:val="left"/>
+      <w:pPr>
+        <w:ind w:left="1691" w:hanging="420"/>
+      </w:pPr>
+      <w:rPr>
+        <w:rFonts w:ascii="Wingdings" w:hAnsi="Wingdings" w:hint="default"/>
+      </w:rPr>
+    </w:lvl>
+    <w:lvl w:ilvl="2" w:tplc="04090005" w:tentative="1">
+      <w:start w:val="1"/>
+      <w:numFmt w:val="bullet"/>
+      <w:lvlText w:val=""/>
+      <w:lvlJc w:val="left"/>
+      <w:pPr>
+        <w:ind w:left="2111" w:hanging="420"/>
+      </w:pPr>
+      <w:rPr>
+        <w:rFonts w:ascii="Wingdings" w:hAnsi="Wingdings" w:hint="default"/>
+      </w:rPr>
+    </w:lvl>
+    <w:lvl w:ilvl="3" w:tplc="04090001" w:tentative="1">
+      <w:start w:val="1"/>
+      <w:numFmt w:val="bullet"/>
+      <w:lvlText w:val=""/>
+      <w:lvlJc w:val="left"/>
+      <w:pPr>
+        <w:ind w:left="2531" w:hanging="420"/>
+      </w:pPr>
+      <w:rPr>
+        <w:rFonts w:ascii="Wingdings" w:hAnsi="Wingdings" w:hint="default"/>
+      </w:rPr>
+    </w:lvl>
+    <w:lvl w:ilvl="4" w:tplc="04090003" w:tentative="1">
+      <w:start w:val="1"/>
+      <w:numFmt w:val="bullet"/>
+      <w:lvlText w:val=""/>
+      <w:lvlJc w:val="left"/>
+      <w:pPr>
+        <w:ind w:left="2951" w:hanging="420"/>
+      </w:pPr>
+      <w:rPr>
+        <w:rFonts w:ascii="Wingdings" w:hAnsi="Wingdings" w:hint="default"/>
+      </w:rPr>
+    </w:lvl>
+    <w:lvl w:ilvl="5" w:tplc="04090005" w:tentative="1">
+      <w:start w:val="1"/>
+      <w:numFmt w:val="bullet"/>
+      <w:lvlText w:val=""/>
+      <w:lvlJc w:val="left"/>
+      <w:pPr>
+        <w:ind w:left="3371" w:hanging="420"/>
+      </w:pPr>
+      <w:rPr>
+        <w:rFonts w:ascii="Wingdings" w:hAnsi="Wingdings" w:hint="default"/>
+      </w:rPr>
+    </w:lvl>
+    <w:lvl w:ilvl="6" w:tplc="04090001" w:tentative="1">
+      <w:start w:val="1"/>
+      <w:numFmt w:val="bullet"/>
+      <w:lvlText w:val=""/>
+      <w:lvlJc w:val="left"/>
+      <w:pPr>
+        <w:ind w:left="3791" w:hanging="420"/>
+      </w:pPr>
+      <w:rPr>
+        <w:rFonts w:ascii="Wingdings" w:hAnsi="Wingdings" w:hint="default"/>
+      </w:rPr>
+    </w:lvl>
+    <w:lvl w:ilvl="7" w:tplc="04090003" w:tentative="1">
+      <w:start w:val="1"/>
+      <w:numFmt w:val="bullet"/>
+      <w:lvlText w:val=""/>
+      <w:lvlJc w:val="left"/>
+      <w:pPr>
+        <w:ind w:left="4211" w:hanging="420"/>
+      </w:pPr>
+      <w:rPr>
+        <w:rFonts w:ascii="Wingdings" w:hAnsi="Wingdings" w:hint="default"/>
+      </w:rPr>
+    </w:lvl>
+    <w:lvl w:ilvl="8" w:tplc="04090005" w:tentative="1">
+      <w:start w:val="1"/>
+      <w:numFmt w:val="bullet"/>
+      <w:lvlText w:val=""/>
+      <w:lvlJc w:val="left"/>
+      <w:pPr>
+        <w:ind w:left="4631" w:hanging="420"/>
+      </w:pPr>
+      <w:rPr>
+        <w:rFonts w:ascii="Wingdings" w:hAnsi="Wingdings" w:hint="default"/>
+      </w:rPr>
+    </w:lvl>
+  </w:abstractNum>
+  <w:abstractNum w:abstractNumId="4" w15:restartNumberingAfterBreak="0">
+    <w:nsid w:val="084F5D12"/>
+    <w:multiLevelType w:val="hybridMultilevel"/>
+    <w:tmpl w:val="C244342C"/>
+    <w:lvl w:ilvl="0" w:tplc="04090009">
+      <w:start w:val="1"/>
+      <w:numFmt w:val="bullet"/>
+      <w:lvlText w:val=""/>
+      <w:lvlJc w:val="left"/>
+      <w:pPr>
+        <w:ind w:left="846" w:hanging="420"/>
+      </w:pPr>
+      <w:rPr>
+        <w:rFonts w:ascii="Wingdings" w:hAnsi="Wingdings" w:hint="default"/>
+      </w:rPr>
+    </w:lvl>
+    <w:lvl w:ilvl="1" w:tplc="04090003" w:tentative="1">
+      <w:start w:val="1"/>
+      <w:numFmt w:val="bullet"/>
+      <w:lvlText w:val=""/>
+      <w:lvlJc w:val="left"/>
+      <w:pPr>
+        <w:ind w:left="1266" w:hanging="420"/>
+      </w:pPr>
+      <w:rPr>
+        <w:rFonts w:ascii="Wingdings" w:hAnsi="Wingdings" w:hint="default"/>
+      </w:rPr>
+    </w:lvl>
+    <w:lvl w:ilvl="2" w:tplc="04090005" w:tentative="1">
+      <w:start w:val="1"/>
+      <w:numFmt w:val="bullet"/>
+      <w:lvlText w:val=""/>
+      <w:lvlJc w:val="left"/>
+      <w:pPr>
+        <w:ind w:left="1686" w:hanging="420"/>
+      </w:pPr>
+      <w:rPr>
+        <w:rFonts w:ascii="Wingdings" w:hAnsi="Wingdings" w:hint="default"/>
+      </w:rPr>
+    </w:lvl>
+    <w:lvl w:ilvl="3" w:tplc="04090001" w:tentative="1">
+      <w:start w:val="1"/>
+      <w:numFmt w:val="bullet"/>
+      <w:lvlText w:val=""/>
+      <w:lvlJc w:val="left"/>
+      <w:pPr>
+        <w:ind w:left="2106" w:hanging="420"/>
+      </w:pPr>
+      <w:rPr>
+        <w:rFonts w:ascii="Wingdings" w:hAnsi="Wingdings" w:hint="default"/>
+      </w:rPr>
+    </w:lvl>
+    <w:lvl w:ilvl="4" w:tplc="04090003" w:tentative="1">
+      <w:start w:val="1"/>
+      <w:numFmt w:val="bullet"/>
+      <w:lvlText w:val=""/>
+      <w:lvlJc w:val="left"/>
+      <w:pPr>
+        <w:ind w:left="2526" w:hanging="420"/>
+      </w:pPr>
+      <w:rPr>
+        <w:rFonts w:ascii="Wingdings" w:hAnsi="Wingdings" w:hint="default"/>
+      </w:rPr>
+    </w:lvl>
+    <w:lvl w:ilvl="5" w:tplc="04090005" w:tentative="1">
+      <w:start w:val="1"/>
+      <w:numFmt w:val="bullet"/>
+      <w:lvlText w:val=""/>
+      <w:lvlJc w:val="left"/>
+      <w:pPr>
+        <w:ind w:left="2946" w:hanging="420"/>
+      </w:pPr>
+      <w:rPr>
+        <w:rFonts w:ascii="Wingdings" w:hAnsi="Wingdings" w:hint="default"/>
+      </w:rPr>
+    </w:lvl>
+    <w:lvl w:ilvl="6" w:tplc="04090001" w:tentative="1">
+      <w:start w:val="1"/>
+      <w:numFmt w:val="bullet"/>
+      <w:lvlText w:val=""/>
+      <w:lvlJc w:val="left"/>
+      <w:pPr>
+        <w:ind w:left="3366" w:hanging="420"/>
+      </w:pPr>
+      <w:rPr>
+        <w:rFonts w:ascii="Wingdings" w:hAnsi="Wingdings" w:hint="default"/>
+      </w:rPr>
+    </w:lvl>
+    <w:lvl w:ilvl="7" w:tplc="04090003" w:tentative="1">
+      <w:start w:val="1"/>
+      <w:numFmt w:val="bullet"/>
+      <w:lvlText w:val=""/>
+      <w:lvlJc w:val="left"/>
+      <w:pPr>
+        <w:ind w:left="3786" w:hanging="420"/>
+      </w:pPr>
+      <w:rPr>
+        <w:rFonts w:ascii="Wingdings" w:hAnsi="Wingdings" w:hint="default"/>
+      </w:rPr>
+    </w:lvl>
+    <w:lvl w:ilvl="8" w:tplc="04090005" w:tentative="1">
+      <w:start w:val="1"/>
+      <w:numFmt w:val="bullet"/>
+      <w:lvlText w:val=""/>
+      <w:lvlJc w:val="left"/>
+      <w:pPr>
+        <w:ind w:left="4206" w:hanging="420"/>
+      </w:pPr>
+      <w:rPr>
+        <w:rFonts w:ascii="Wingdings" w:hAnsi="Wingdings" w:hint="default"/>
+      </w:rPr>
+    </w:lvl>
+  </w:abstractNum>
+  <w:abstractNum w:abstractNumId="5" w15:restartNumberingAfterBreak="0">
     <w:nsid w:val="092041AD"/>
     <w:multiLevelType w:val="hybridMultilevel"/>
     <w:tmpl w:val="9E8E1F2E"/>
@@ -245,7 +2875,120 @@
       </w:rPr>
     </w:lvl>
   </w:abstractNum>
-  <w:abstractNum w:abstractNumId="1" w15:restartNumberingAfterBreak="0">
+  <w:abstractNum w:abstractNumId="6" w15:restartNumberingAfterBreak="0">
+    <w:nsid w:val="0B975668"/>
+    <w:multiLevelType w:val="hybridMultilevel"/>
+    <w:tmpl w:val="2F3A3552"/>
+    <w:lvl w:ilvl="0" w:tplc="0409000B">
+      <w:start w:val="1"/>
+      <w:numFmt w:val="bullet"/>
+      <w:lvlText w:val=""/>
+      <w:lvlJc w:val="left"/>
+      <w:pPr>
+        <w:ind w:left="1271" w:hanging="420"/>
+      </w:pPr>
+      <w:rPr>
+        <w:rFonts w:ascii="Wingdings" w:hAnsi="Wingdings" w:hint="default"/>
+      </w:rPr>
+    </w:lvl>
+    <w:lvl w:ilvl="1" w:tplc="04090003" w:tentative="1">
+      <w:start w:val="1"/>
+      <w:numFmt w:val="bullet"/>
+      <w:lvlText w:val=""/>
+      <w:lvlJc w:val="left"/>
+      <w:pPr>
+        <w:ind w:left="1691" w:hanging="420"/>
+      </w:pPr>
+      <w:rPr>
+        <w:rFonts w:ascii="Wingdings" w:hAnsi="Wingdings" w:hint="default"/>
+      </w:rPr>
+    </w:lvl>
+    <w:lvl w:ilvl="2" w:tplc="04090005" w:tentative="1">
+      <w:start w:val="1"/>
+      <w:numFmt w:val="bullet"/>
+      <w:lvlText w:val=""/>
+      <w:lvlJc w:val="left"/>
+      <w:pPr>
+        <w:ind w:left="2111" w:hanging="420"/>
+      </w:pPr>
+      <w:rPr>
+        <w:rFonts w:ascii="Wingdings" w:hAnsi="Wingdings" w:hint="default"/>
+      </w:rPr>
+    </w:lvl>
+    <w:lvl w:ilvl="3" w:tplc="04090001" w:tentative="1">
+      <w:start w:val="1"/>
+      <w:numFmt w:val="bullet"/>
+      <w:lvlText w:val=""/>
+      <w:lvlJc w:val="left"/>
+      <w:pPr>
+        <w:ind w:left="2531" w:hanging="420"/>
+      </w:pPr>
+      <w:rPr>
+        <w:rFonts w:ascii="Wingdings" w:hAnsi="Wingdings" w:hint="default"/>
+      </w:rPr>
+    </w:lvl>
+    <w:lvl w:ilvl="4" w:tplc="04090003" w:tentative="1">
+      <w:start w:val="1"/>
+      <w:numFmt w:val="bullet"/>
+      <w:lvlText w:val=""/>
+      <w:lvlJc w:val="left"/>
+      <w:pPr>
+        <w:ind w:left="2951" w:hanging="420"/>
+      </w:pPr>
+      <w:rPr>
+        <w:rFonts w:ascii="Wingdings" w:hAnsi="Wingdings" w:hint="default"/>
+      </w:rPr>
+    </w:lvl>
+    <w:lvl w:ilvl="5" w:tplc="04090005" w:tentative="1">
+      <w:start w:val="1"/>
+      <w:numFmt w:val="bullet"/>
+      <w:lvlText w:val=""/>
+      <w:lvlJc w:val="left"/>
+      <w:pPr>
+        <w:ind w:left="3371" w:hanging="420"/>
+      </w:pPr>
+      <w:rPr>
+        <w:rFonts w:ascii="Wingdings" w:hAnsi="Wingdings" w:hint="default"/>
+      </w:rPr>
+    </w:lvl>
+    <w:lvl w:ilvl="6" w:tplc="04090001" w:tentative="1">
+      <w:start w:val="1"/>
+      <w:numFmt w:val="bullet"/>
+      <w:lvlText w:val=""/>
+      <w:lvlJc w:val="left"/>
+      <w:pPr>
+        <w:ind w:left="3791" w:hanging="420"/>
+      </w:pPr>
+      <w:rPr>
+        <w:rFonts w:ascii="Wingdings" w:hAnsi="Wingdings" w:hint="default"/>
+      </w:rPr>
+    </w:lvl>
+    <w:lvl w:ilvl="7" w:tplc="04090003" w:tentative="1">
+      <w:start w:val="1"/>
+      <w:numFmt w:val="bullet"/>
+      <w:lvlText w:val=""/>
+      <w:lvlJc w:val="left"/>
+      <w:pPr>
+        <w:ind w:left="4211" w:hanging="420"/>
+      </w:pPr>
+      <w:rPr>
+        <w:rFonts w:ascii="Wingdings" w:hAnsi="Wingdings" w:hint="default"/>
+      </w:rPr>
+    </w:lvl>
+    <w:lvl w:ilvl="8" w:tplc="04090005" w:tentative="1">
+      <w:start w:val="1"/>
+      <w:numFmt w:val="bullet"/>
+      <w:lvlText w:val=""/>
+      <w:lvlJc w:val="left"/>
+      <w:pPr>
+        <w:ind w:left="4631" w:hanging="420"/>
+      </w:pPr>
+      <w:rPr>
+        <w:rFonts w:ascii="Wingdings" w:hAnsi="Wingdings" w:hint="default"/>
+      </w:rPr>
+    </w:lvl>
+  </w:abstractNum>
+  <w:abstractNum w:abstractNumId="7" w15:restartNumberingAfterBreak="0">
     <w:nsid w:val="16E630D4"/>
     <w:multiLevelType w:val="hybridMultilevel"/>
     <w:tmpl w:val="FCB8D508"/>
@@ -358,7 +3101,7 @@
       </w:rPr>
     </w:lvl>
   </w:abstractNum>
-  <w:abstractNum w:abstractNumId="2" w15:restartNumberingAfterBreak="0">
+  <w:abstractNum w:abstractNumId="8" w15:restartNumberingAfterBreak="0">
     <w:nsid w:val="1D9A4664"/>
     <w:multiLevelType w:val="hybridMultilevel"/>
     <w:tmpl w:val="C464C318"/>
@@ -471,7 +3214,120 @@
       </w:rPr>
     </w:lvl>
   </w:abstractNum>
-  <w:abstractNum w:abstractNumId="3" w15:restartNumberingAfterBreak="0">
+  <w:abstractNum w:abstractNumId="9" w15:restartNumberingAfterBreak="0">
+    <w:nsid w:val="1DC131BB"/>
+    <w:multiLevelType w:val="hybridMultilevel"/>
+    <w:tmpl w:val="2F80B198"/>
+    <w:lvl w:ilvl="0" w:tplc="0409000B">
+      <w:start w:val="1"/>
+      <w:numFmt w:val="bullet"/>
+      <w:lvlText w:val=""/>
+      <w:lvlJc w:val="left"/>
+      <w:pPr>
+        <w:ind w:left="1271" w:hanging="420"/>
+      </w:pPr>
+      <w:rPr>
+        <w:rFonts w:ascii="Wingdings" w:hAnsi="Wingdings" w:hint="default"/>
+      </w:rPr>
+    </w:lvl>
+    <w:lvl w:ilvl="1" w:tplc="04090003" w:tentative="1">
+      <w:start w:val="1"/>
+      <w:numFmt w:val="bullet"/>
+      <w:lvlText w:val=""/>
+      <w:lvlJc w:val="left"/>
+      <w:pPr>
+        <w:ind w:left="1691" w:hanging="420"/>
+      </w:pPr>
+      <w:rPr>
+        <w:rFonts w:ascii="Wingdings" w:hAnsi="Wingdings" w:hint="default"/>
+      </w:rPr>
+    </w:lvl>
+    <w:lvl w:ilvl="2" w:tplc="04090005" w:tentative="1">
+      <w:start w:val="1"/>
+      <w:numFmt w:val="bullet"/>
+      <w:lvlText w:val=""/>
+      <w:lvlJc w:val="left"/>
+      <w:pPr>
+        <w:ind w:left="2111" w:hanging="420"/>
+      </w:pPr>
+      <w:rPr>
+        <w:rFonts w:ascii="Wingdings" w:hAnsi="Wingdings" w:hint="default"/>
+      </w:rPr>
+    </w:lvl>
+    <w:lvl w:ilvl="3" w:tplc="04090001" w:tentative="1">
+      <w:start w:val="1"/>
+      <w:numFmt w:val="bullet"/>
+      <w:lvlText w:val=""/>
+      <w:lvlJc w:val="left"/>
+      <w:pPr>
+        <w:ind w:left="2531" w:hanging="420"/>
+      </w:pPr>
+      <w:rPr>
+        <w:rFonts w:ascii="Wingdings" w:hAnsi="Wingdings" w:hint="default"/>
+      </w:rPr>
+    </w:lvl>
+    <w:lvl w:ilvl="4" w:tplc="04090003" w:tentative="1">
+      <w:start w:val="1"/>
+      <w:numFmt w:val="bullet"/>
+      <w:lvlText w:val=""/>
+      <w:lvlJc w:val="left"/>
+      <w:pPr>
+        <w:ind w:left="2951" w:hanging="420"/>
+      </w:pPr>
+      <w:rPr>
+        <w:rFonts w:ascii="Wingdings" w:hAnsi="Wingdings" w:hint="default"/>
+      </w:rPr>
+    </w:lvl>
+    <w:lvl w:ilvl="5" w:tplc="04090005" w:tentative="1">
+      <w:start w:val="1"/>
+      <w:numFmt w:val="bullet"/>
+      <w:lvlText w:val=""/>
+      <w:lvlJc w:val="left"/>
+      <w:pPr>
+        <w:ind w:left="3371" w:hanging="420"/>
+      </w:pPr>
+      <w:rPr>
+        <w:rFonts w:ascii="Wingdings" w:hAnsi="Wingdings" w:hint="default"/>
+      </w:rPr>
+    </w:lvl>
+    <w:lvl w:ilvl="6" w:tplc="04090001" w:tentative="1">
+      <w:start w:val="1"/>
+      <w:numFmt w:val="bullet"/>
+      <w:lvlText w:val=""/>
+      <w:lvlJc w:val="left"/>
+      <w:pPr>
+        <w:ind w:left="3791" w:hanging="420"/>
+      </w:pPr>
+      <w:rPr>
+        <w:rFonts w:ascii="Wingdings" w:hAnsi="Wingdings" w:hint="default"/>
+      </w:rPr>
+    </w:lvl>
+    <w:lvl w:ilvl="7" w:tplc="04090003" w:tentative="1">
+      <w:start w:val="1"/>
+      <w:numFmt w:val="bullet"/>
+      <w:lvlText w:val=""/>
+      <w:lvlJc w:val="left"/>
+      <w:pPr>
+        <w:ind w:left="4211" w:hanging="420"/>
+      </w:pPr>
+      <w:rPr>
+        <w:rFonts w:ascii="Wingdings" w:hAnsi="Wingdings" w:hint="default"/>
+      </w:rPr>
+    </w:lvl>
+    <w:lvl w:ilvl="8" w:tplc="04090005" w:tentative="1">
+      <w:start w:val="1"/>
+      <w:numFmt w:val="bullet"/>
+      <w:lvlText w:val=""/>
+      <w:lvlJc w:val="left"/>
+      <w:pPr>
+        <w:ind w:left="4631" w:hanging="420"/>
+      </w:pPr>
+      <w:rPr>
+        <w:rFonts w:ascii="Wingdings" w:hAnsi="Wingdings" w:hint="default"/>
+      </w:rPr>
+    </w:lvl>
+  </w:abstractNum>
+  <w:abstractNum w:abstractNumId="10" w15:restartNumberingAfterBreak="0">
     <w:nsid w:val="1E8C2941"/>
     <w:multiLevelType w:val="hybridMultilevel"/>
     <w:tmpl w:val="6C58ED9A"/>
@@ -584,7 +3440,7 @@
       </w:rPr>
     </w:lvl>
   </w:abstractNum>
-  <w:abstractNum w:abstractNumId="4" w15:restartNumberingAfterBreak="0">
+  <w:abstractNum w:abstractNumId="11" w15:restartNumberingAfterBreak="0">
     <w:nsid w:val="1ED341E7"/>
     <w:multiLevelType w:val="hybridMultilevel"/>
     <w:tmpl w:val="75D615EA"/>
@@ -697,7 +3553,7 @@
       </w:rPr>
     </w:lvl>
   </w:abstractNum>
-  <w:abstractNum w:abstractNumId="5" w15:restartNumberingAfterBreak="0">
+  <w:abstractNum w:abstractNumId="12" w15:restartNumberingAfterBreak="0">
     <w:nsid w:val="206872BC"/>
     <w:multiLevelType w:val="hybridMultilevel"/>
     <w:tmpl w:val="478ACBF2"/>
@@ -810,7 +3666,7 @@
       </w:rPr>
     </w:lvl>
   </w:abstractNum>
-  <w:abstractNum w:abstractNumId="6" w15:restartNumberingAfterBreak="0">
+  <w:abstractNum w:abstractNumId="13" w15:restartNumberingAfterBreak="0">
     <w:nsid w:val="26DE398A"/>
     <w:multiLevelType w:val="hybridMultilevel"/>
     <w:tmpl w:val="113ECE74"/>
@@ -923,7 +3779,233 @@
       </w:rPr>
     </w:lvl>
   </w:abstractNum>
-  <w:abstractNum w:abstractNumId="7" w15:restartNumberingAfterBreak="0">
+  <w:abstractNum w:abstractNumId="14" w15:restartNumberingAfterBreak="0">
+    <w:nsid w:val="27343608"/>
+    <w:multiLevelType w:val="hybridMultilevel"/>
+    <w:tmpl w:val="AEB25650"/>
+    <w:lvl w:ilvl="0" w:tplc="4EB4C04E">
+      <w:start w:val="1"/>
+      <w:numFmt w:val="bullet"/>
+      <w:lvlText w:val="•"/>
+      <w:lvlJc w:val="left"/>
+      <w:pPr>
+        <w:ind w:left="780" w:hanging="420"/>
+      </w:pPr>
+      <w:rPr>
+        <w:rFonts w:ascii="Wingdings" w:hAnsi="Wingdings" w:hint="default"/>
+      </w:rPr>
+    </w:lvl>
+    <w:lvl w:ilvl="1" w:tplc="04090003" w:tentative="1">
+      <w:start w:val="1"/>
+      <w:numFmt w:val="bullet"/>
+      <w:lvlText w:val=""/>
+      <w:lvlJc w:val="left"/>
+      <w:pPr>
+        <w:ind w:left="1260" w:hanging="420"/>
+      </w:pPr>
+      <w:rPr>
+        <w:rFonts w:ascii="Wingdings" w:hAnsi="Wingdings" w:hint="default"/>
+      </w:rPr>
+    </w:lvl>
+    <w:lvl w:ilvl="2" w:tplc="04090005" w:tentative="1">
+      <w:start w:val="1"/>
+      <w:numFmt w:val="bullet"/>
+      <w:lvlText w:val=""/>
+      <w:lvlJc w:val="left"/>
+      <w:pPr>
+        <w:ind w:left="1680" w:hanging="420"/>
+      </w:pPr>
+      <w:rPr>
+        <w:rFonts w:ascii="Wingdings" w:hAnsi="Wingdings" w:hint="default"/>
+      </w:rPr>
+    </w:lvl>
+    <w:lvl w:ilvl="3" w:tplc="04090001" w:tentative="1">
+      <w:start w:val="1"/>
+      <w:numFmt w:val="bullet"/>
+      <w:lvlText w:val=""/>
+      <w:lvlJc w:val="left"/>
+      <w:pPr>
+        <w:ind w:left="2100" w:hanging="420"/>
+      </w:pPr>
+      <w:rPr>
+        <w:rFonts w:ascii="Wingdings" w:hAnsi="Wingdings" w:hint="default"/>
+      </w:rPr>
+    </w:lvl>
+    <w:lvl w:ilvl="4" w:tplc="04090003" w:tentative="1">
+      <w:start w:val="1"/>
+      <w:numFmt w:val="bullet"/>
+      <w:lvlText w:val=""/>
+      <w:lvlJc w:val="left"/>
+      <w:pPr>
+        <w:ind w:left="2520" w:hanging="420"/>
+      </w:pPr>
+      <w:rPr>
+        <w:rFonts w:ascii="Wingdings" w:hAnsi="Wingdings" w:hint="default"/>
+      </w:rPr>
+    </w:lvl>
+    <w:lvl w:ilvl="5" w:tplc="04090005" w:tentative="1">
+      <w:start w:val="1"/>
+      <w:numFmt w:val="bullet"/>
+      <w:lvlText w:val=""/>
+      <w:lvlJc w:val="left"/>
+      <w:pPr>
+        <w:ind w:left="2940" w:hanging="420"/>
+      </w:pPr>
+      <w:rPr>
+        <w:rFonts w:ascii="Wingdings" w:hAnsi="Wingdings" w:hint="default"/>
+      </w:rPr>
+    </w:lvl>
+    <w:lvl w:ilvl="6" w:tplc="04090001" w:tentative="1">
+      <w:start w:val="1"/>
+      <w:numFmt w:val="bullet"/>
+      <w:lvlText w:val=""/>
+      <w:lvlJc w:val="left"/>
+      <w:pPr>
+        <w:ind w:left="3360" w:hanging="420"/>
+      </w:pPr>
+      <w:rPr>
+        <w:rFonts w:ascii="Wingdings" w:hAnsi="Wingdings" w:hint="default"/>
+      </w:rPr>
+    </w:lvl>
+    <w:lvl w:ilvl="7" w:tplc="04090003" w:tentative="1">
+      <w:start w:val="1"/>
+      <w:numFmt w:val="bullet"/>
+      <w:lvlText w:val=""/>
+      <w:lvlJc w:val="left"/>
+      <w:pPr>
+        <w:ind w:left="3780" w:hanging="420"/>
+      </w:pPr>
+      <w:rPr>
+        <w:rFonts w:ascii="Wingdings" w:hAnsi="Wingdings" w:hint="default"/>
+      </w:rPr>
+    </w:lvl>
+    <w:lvl w:ilvl="8" w:tplc="04090005" w:tentative="1">
+      <w:start w:val="1"/>
+      <w:numFmt w:val="bullet"/>
+      <w:lvlText w:val=""/>
+      <w:lvlJc w:val="left"/>
+      <w:pPr>
+        <w:ind w:left="4200" w:hanging="420"/>
+      </w:pPr>
+      <w:rPr>
+        <w:rFonts w:ascii="Wingdings" w:hAnsi="Wingdings" w:hint="default"/>
+      </w:rPr>
+    </w:lvl>
+  </w:abstractNum>
+  <w:abstractNum w:abstractNumId="15" w15:restartNumberingAfterBreak="0">
+    <w:nsid w:val="2A221EFE"/>
+    <w:multiLevelType w:val="hybridMultilevel"/>
+    <w:tmpl w:val="6CE64B1C"/>
+    <w:lvl w:ilvl="0" w:tplc="0409000B">
+      <w:start w:val="1"/>
+      <w:numFmt w:val="bullet"/>
+      <w:lvlText w:val=""/>
+      <w:lvlJc w:val="left"/>
+      <w:pPr>
+        <w:ind w:left="1271" w:hanging="420"/>
+      </w:pPr>
+      <w:rPr>
+        <w:rFonts w:ascii="Wingdings" w:hAnsi="Wingdings" w:hint="default"/>
+      </w:rPr>
+    </w:lvl>
+    <w:lvl w:ilvl="1" w:tplc="04090003" w:tentative="1">
+      <w:start w:val="1"/>
+      <w:numFmt w:val="bullet"/>
+      <w:lvlText w:val=""/>
+      <w:lvlJc w:val="left"/>
+      <w:pPr>
+        <w:ind w:left="1691" w:hanging="420"/>
+      </w:pPr>
+      <w:rPr>
+        <w:rFonts w:ascii="Wingdings" w:hAnsi="Wingdings" w:hint="default"/>
+      </w:rPr>
+    </w:lvl>
+    <w:lvl w:ilvl="2" w:tplc="04090005" w:tentative="1">
+      <w:start w:val="1"/>
+      <w:numFmt w:val="bullet"/>
+      <w:lvlText w:val=""/>
+      <w:lvlJc w:val="left"/>
+      <w:pPr>
+        <w:ind w:left="2111" w:hanging="420"/>
+      </w:pPr>
+      <w:rPr>
+        <w:rFonts w:ascii="Wingdings" w:hAnsi="Wingdings" w:hint="default"/>
+      </w:rPr>
+    </w:lvl>
+    <w:lvl w:ilvl="3" w:tplc="04090001" w:tentative="1">
+      <w:start w:val="1"/>
+      <w:numFmt w:val="bullet"/>
+      <w:lvlText w:val=""/>
+      <w:lvlJc w:val="left"/>
+      <w:pPr>
+        <w:ind w:left="2531" w:hanging="420"/>
+      </w:pPr>
+      <w:rPr>
+        <w:rFonts w:ascii="Wingdings" w:hAnsi="Wingdings" w:hint="default"/>
+      </w:rPr>
+    </w:lvl>
+    <w:lvl w:ilvl="4" w:tplc="04090003" w:tentative="1">
+      <w:start w:val="1"/>
+      <w:numFmt w:val="bullet"/>
+      <w:lvlText w:val=""/>
+      <w:lvlJc w:val="left"/>
+      <w:pPr>
+        <w:ind w:left="2951" w:hanging="420"/>
+      </w:pPr>
+      <w:rPr>
+        <w:rFonts w:ascii="Wingdings" w:hAnsi="Wingdings" w:hint="default"/>
+      </w:rPr>
+    </w:lvl>
+    <w:lvl w:ilvl="5" w:tplc="04090005" w:tentative="1">
+      <w:start w:val="1"/>
+      <w:numFmt w:val="bullet"/>
+      <w:lvlText w:val=""/>
+      <w:lvlJc w:val="left"/>
+      <w:pPr>
+        <w:ind w:left="3371" w:hanging="420"/>
+      </w:pPr>
+      <w:rPr>
+        <w:rFonts w:ascii="Wingdings" w:hAnsi="Wingdings" w:hint="default"/>
+      </w:rPr>
+    </w:lvl>
+    <w:lvl w:ilvl="6" w:tplc="04090001" w:tentative="1">
+      <w:start w:val="1"/>
+      <w:numFmt w:val="bullet"/>
+      <w:lvlText w:val=""/>
+      <w:lvlJc w:val="left"/>
+      <w:pPr>
+        <w:ind w:left="3791" w:hanging="420"/>
+      </w:pPr>
+      <w:rPr>
+        <w:rFonts w:ascii="Wingdings" w:hAnsi="Wingdings" w:hint="default"/>
+      </w:rPr>
+    </w:lvl>
+    <w:lvl w:ilvl="7" w:tplc="04090003" w:tentative="1">
+      <w:start w:val="1"/>
+      <w:numFmt w:val="bullet"/>
+      <w:lvlText w:val=""/>
+      <w:lvlJc w:val="left"/>
+      <w:pPr>
+        <w:ind w:left="4211" w:hanging="420"/>
+      </w:pPr>
+      <w:rPr>
+        <w:rFonts w:ascii="Wingdings" w:hAnsi="Wingdings" w:hint="default"/>
+      </w:rPr>
+    </w:lvl>
+    <w:lvl w:ilvl="8" w:tplc="04090005" w:tentative="1">
+      <w:start w:val="1"/>
+      <w:numFmt w:val="bullet"/>
+      <w:lvlText w:val=""/>
+      <w:lvlJc w:val="left"/>
+      <w:pPr>
+        <w:ind w:left="4631" w:hanging="420"/>
+      </w:pPr>
+      <w:rPr>
+        <w:rFonts w:ascii="Wingdings" w:hAnsi="Wingdings" w:hint="default"/>
+      </w:rPr>
+    </w:lvl>
+  </w:abstractNum>
+  <w:abstractNum w:abstractNumId="16" w15:restartNumberingAfterBreak="0">
     <w:nsid w:val="2F190E5E"/>
     <w:multiLevelType w:val="hybridMultilevel"/>
     <w:tmpl w:val="C498B79A"/>
@@ -1036,7 +4118,120 @@
       </w:rPr>
     </w:lvl>
   </w:abstractNum>
-  <w:abstractNum w:abstractNumId="8" w15:restartNumberingAfterBreak="0">
+  <w:abstractNum w:abstractNumId="17" w15:restartNumberingAfterBreak="0">
+    <w:nsid w:val="323552F2"/>
+    <w:multiLevelType w:val="hybridMultilevel"/>
+    <w:tmpl w:val="9A423FA6"/>
+    <w:lvl w:ilvl="0" w:tplc="04090009">
+      <w:start w:val="1"/>
+      <w:numFmt w:val="bullet"/>
+      <w:lvlText w:val=""/>
+      <w:lvlJc w:val="left"/>
+      <w:pPr>
+        <w:ind w:left="1200" w:hanging="420"/>
+      </w:pPr>
+      <w:rPr>
+        <w:rFonts w:ascii="Wingdings" w:hAnsi="Wingdings" w:hint="default"/>
+      </w:rPr>
+    </w:lvl>
+    <w:lvl w:ilvl="1" w:tplc="04090003" w:tentative="1">
+      <w:start w:val="1"/>
+      <w:numFmt w:val="bullet"/>
+      <w:lvlText w:val=""/>
+      <w:lvlJc w:val="left"/>
+      <w:pPr>
+        <w:ind w:left="1680" w:hanging="420"/>
+      </w:pPr>
+      <w:rPr>
+        <w:rFonts w:ascii="Wingdings" w:hAnsi="Wingdings" w:hint="default"/>
+      </w:rPr>
+    </w:lvl>
+    <w:lvl w:ilvl="2" w:tplc="04090005" w:tentative="1">
+      <w:start w:val="1"/>
+      <w:numFmt w:val="bullet"/>
+      <w:lvlText w:val=""/>
+      <w:lvlJc w:val="left"/>
+      <w:pPr>
+        <w:ind w:left="2100" w:hanging="420"/>
+      </w:pPr>
+      <w:rPr>
+        <w:rFonts w:ascii="Wingdings" w:hAnsi="Wingdings" w:hint="default"/>
+      </w:rPr>
+    </w:lvl>
+    <w:lvl w:ilvl="3" w:tplc="04090001" w:tentative="1">
+      <w:start w:val="1"/>
+      <w:numFmt w:val="bullet"/>
+      <w:lvlText w:val=""/>
+      <w:lvlJc w:val="left"/>
+      <w:pPr>
+        <w:ind w:left="2520" w:hanging="420"/>
+      </w:pPr>
+      <w:rPr>
+        <w:rFonts w:ascii="Wingdings" w:hAnsi="Wingdings" w:hint="default"/>
+      </w:rPr>
+    </w:lvl>
+    <w:lvl w:ilvl="4" w:tplc="04090003" w:tentative="1">
+      <w:start w:val="1"/>
+      <w:numFmt w:val="bullet"/>
+      <w:lvlText w:val=""/>
+      <w:lvlJc w:val="left"/>
+      <w:pPr>
+        <w:ind w:left="2940" w:hanging="420"/>
+      </w:pPr>
+      <w:rPr>
+        <w:rFonts w:ascii="Wingdings" w:hAnsi="Wingdings" w:hint="default"/>
+      </w:rPr>
+    </w:lvl>
+    <w:lvl w:ilvl="5" w:tplc="04090005" w:tentative="1">
+      <w:start w:val="1"/>
+      <w:numFmt w:val="bullet"/>
+      <w:lvlText w:val=""/>
+      <w:lvlJc w:val="left"/>
+      <w:pPr>
+        <w:ind w:left="3360" w:hanging="420"/>
+      </w:pPr>
+      <w:rPr>
+        <w:rFonts w:ascii="Wingdings" w:hAnsi="Wingdings" w:hint="default"/>
+      </w:rPr>
+    </w:lvl>
+    <w:lvl w:ilvl="6" w:tplc="04090001" w:tentative="1">
+      <w:start w:val="1"/>
+      <w:numFmt w:val="bullet"/>
+      <w:lvlText w:val=""/>
+      <w:lvlJc w:val="left"/>
+      <w:pPr>
+        <w:ind w:left="3780" w:hanging="420"/>
+      </w:pPr>
+      <w:rPr>
+        <w:rFonts w:ascii="Wingdings" w:hAnsi="Wingdings" w:hint="default"/>
+      </w:rPr>
+    </w:lvl>
+    <w:lvl w:ilvl="7" w:tplc="04090003" w:tentative="1">
+      <w:start w:val="1"/>
+      <w:numFmt w:val="bullet"/>
+      <w:lvlText w:val=""/>
+      <w:lvlJc w:val="left"/>
+      <w:pPr>
+        <w:ind w:left="4200" w:hanging="420"/>
+      </w:pPr>
+      <w:rPr>
+        <w:rFonts w:ascii="Wingdings" w:hAnsi="Wingdings" w:hint="default"/>
+      </w:rPr>
+    </w:lvl>
+    <w:lvl w:ilvl="8" w:tplc="04090005" w:tentative="1">
+      <w:start w:val="1"/>
+      <w:numFmt w:val="bullet"/>
+      <w:lvlText w:val=""/>
+      <w:lvlJc w:val="left"/>
+      <w:pPr>
+        <w:ind w:left="4620" w:hanging="420"/>
+      </w:pPr>
+      <w:rPr>
+        <w:rFonts w:ascii="Wingdings" w:hAnsi="Wingdings" w:hint="default"/>
+      </w:rPr>
+    </w:lvl>
+  </w:abstractNum>
+  <w:abstractNum w:abstractNumId="18" w15:restartNumberingAfterBreak="0">
     <w:nsid w:val="348C1202"/>
     <w:multiLevelType w:val="hybridMultilevel"/>
     <w:tmpl w:val="15F82C6E"/>
@@ -1149,7 +4344,7 @@
       </w:rPr>
     </w:lvl>
   </w:abstractNum>
-  <w:abstractNum w:abstractNumId="9" w15:restartNumberingAfterBreak="0">
+  <w:abstractNum w:abstractNumId="19" w15:restartNumberingAfterBreak="0">
     <w:nsid w:val="36050A36"/>
     <w:multiLevelType w:val="hybridMultilevel"/>
     <w:tmpl w:val="C4188682"/>
@@ -1262,7 +4457,7 @@
       </w:rPr>
     </w:lvl>
   </w:abstractNum>
-  <w:abstractNum w:abstractNumId="10" w15:restartNumberingAfterBreak="0">
+  <w:abstractNum w:abstractNumId="20" w15:restartNumberingAfterBreak="0">
     <w:nsid w:val="3C764462"/>
     <w:multiLevelType w:val="hybridMultilevel"/>
     <w:tmpl w:val="EDF2F5A4"/>
@@ -1375,7 +4570,7 @@
       </w:rPr>
     </w:lvl>
   </w:abstractNum>
-  <w:abstractNum w:abstractNumId="11" w15:restartNumberingAfterBreak="0">
+  <w:abstractNum w:abstractNumId="21" w15:restartNumberingAfterBreak="0">
     <w:nsid w:val="3DA94A95"/>
     <w:multiLevelType w:val="hybridMultilevel"/>
     <w:tmpl w:val="094870D6"/>
@@ -1488,7 +4683,7 @@
       </w:rPr>
     </w:lvl>
   </w:abstractNum>
-  <w:abstractNum w:abstractNumId="12" w15:restartNumberingAfterBreak="0">
+  <w:abstractNum w:abstractNumId="22" w15:restartNumberingAfterBreak="0">
     <w:nsid w:val="3F671E09"/>
     <w:multiLevelType w:val="hybridMultilevel"/>
     <w:tmpl w:val="103AF0EA"/>
@@ -1601,7 +4796,7 @@
       </w:rPr>
     </w:lvl>
   </w:abstractNum>
-  <w:abstractNum w:abstractNumId="13" w15:restartNumberingAfterBreak="0">
+  <w:abstractNum w:abstractNumId="23" w15:restartNumberingAfterBreak="0">
     <w:nsid w:val="40594505"/>
     <w:multiLevelType w:val="hybridMultilevel"/>
     <w:tmpl w:val="1BC4A7BA"/>
@@ -1714,7 +4909,7 @@
       </w:rPr>
     </w:lvl>
   </w:abstractNum>
-  <w:abstractNum w:abstractNumId="14" w15:restartNumberingAfterBreak="0">
+  <w:abstractNum w:abstractNumId="24" w15:restartNumberingAfterBreak="0">
     <w:nsid w:val="42740ED3"/>
     <w:multiLevelType w:val="hybridMultilevel"/>
     <w:tmpl w:val="EBFCD4CE"/>
@@ -1827,7 +5022,7 @@
       </w:rPr>
     </w:lvl>
   </w:abstractNum>
-  <w:abstractNum w:abstractNumId="15" w15:restartNumberingAfterBreak="0">
+  <w:abstractNum w:abstractNumId="25" w15:restartNumberingAfterBreak="0">
     <w:nsid w:val="42FD1B9E"/>
     <w:multiLevelType w:val="hybridMultilevel"/>
     <w:tmpl w:val="72DCCC5E"/>
@@ -1940,7 +5135,7 @@
       </w:rPr>
     </w:lvl>
   </w:abstractNum>
-  <w:abstractNum w:abstractNumId="16" w15:restartNumberingAfterBreak="0">
+  <w:abstractNum w:abstractNumId="26" w15:restartNumberingAfterBreak="0">
     <w:nsid w:val="45087D6F"/>
     <w:multiLevelType w:val="hybridMultilevel"/>
     <w:tmpl w:val="D74CFA30"/>
@@ -2053,7 +5248,7 @@
       </w:rPr>
     </w:lvl>
   </w:abstractNum>
-  <w:abstractNum w:abstractNumId="17" w15:restartNumberingAfterBreak="0">
+  <w:abstractNum w:abstractNumId="27" w15:restartNumberingAfterBreak="0">
     <w:nsid w:val="476520A3"/>
     <w:multiLevelType w:val="hybridMultilevel"/>
     <w:tmpl w:val="71868472"/>
@@ -2166,7 +5361,7 @@
       </w:rPr>
     </w:lvl>
   </w:abstractNum>
-  <w:abstractNum w:abstractNumId="18" w15:restartNumberingAfterBreak="0">
+  <w:abstractNum w:abstractNumId="28" w15:restartNumberingAfterBreak="0">
     <w:nsid w:val="47C047E8"/>
     <w:multiLevelType w:val="hybridMultilevel"/>
     <w:tmpl w:val="C23030D8"/>
@@ -2279,7 +5474,96 @@
       </w:rPr>
     </w:lvl>
   </w:abstractNum>
-  <w:abstractNum w:abstractNumId="19" w15:restartNumberingAfterBreak="0">
+  <w:abstractNum w:abstractNumId="29" w15:restartNumberingAfterBreak="0">
+    <w:nsid w:val="49A7491E"/>
+    <w:multiLevelType w:val="hybridMultilevel"/>
+    <w:tmpl w:val="9CF61A2E"/>
+    <w:lvl w:ilvl="0" w:tplc="75AA5956">
+      <w:start w:val="1"/>
+      <w:numFmt w:val="japaneseCounting"/>
+      <w:lvlText w:val="%1、"/>
+      <w:lvlJc w:val="left"/>
+      <w:pPr>
+        <w:ind w:left="420" w:hanging="420"/>
+      </w:pPr>
+      <w:rPr>
+        <w:rFonts w:hint="default"/>
+      </w:rPr>
+    </w:lvl>
+    <w:lvl w:ilvl="1" w:tplc="04090019" w:tentative="1">
+      <w:start w:val="1"/>
+      <w:numFmt w:val="lowerLetter"/>
+      <w:lvlText w:val="%2)"/>
+      <w:lvlJc w:val="left"/>
+      <w:pPr>
+        <w:ind w:left="840" w:hanging="420"/>
+      </w:pPr>
+    </w:lvl>
+    <w:lvl w:ilvl="2" w:tplc="0409001B" w:tentative="1">
+      <w:start w:val="1"/>
+      <w:numFmt w:val="lowerRoman"/>
+      <w:lvlText w:val="%3."/>
+      <w:lvlJc w:val="right"/>
+      <w:pPr>
+        <w:ind w:left="1260" w:hanging="420"/>
+      </w:pPr>
+    </w:lvl>
+    <w:lvl w:ilvl="3" w:tplc="0409000F" w:tentative="1">
+      <w:start w:val="1"/>
+      <w:numFmt w:val="decimal"/>
+      <w:lvlText w:val="%4."/>
+      <w:lvlJc w:val="left"/>
+      <w:pPr>
+        <w:ind w:left="1680" w:hanging="420"/>
+      </w:pPr>
+    </w:lvl>
+    <w:lvl w:ilvl="4" w:tplc="04090019" w:tentative="1">
+      <w:start w:val="1"/>
+      <w:numFmt w:val="lowerLetter"/>
+      <w:lvlText w:val="%5)"/>
+      <w:lvlJc w:val="left"/>
+      <w:pPr>
+        <w:ind w:left="2100" w:hanging="420"/>
+      </w:pPr>
+    </w:lvl>
+    <w:lvl w:ilvl="5" w:tplc="0409001B" w:tentative="1">
+      <w:start w:val="1"/>
+      <w:numFmt w:val="lowerRoman"/>
+      <w:lvlText w:val="%6."/>
+      <w:lvlJc w:val="right"/>
+      <w:pPr>
+        <w:ind w:left="2520" w:hanging="420"/>
+      </w:pPr>
+    </w:lvl>
+    <w:lvl w:ilvl="6" w:tplc="0409000F" w:tentative="1">
+      <w:start w:val="1"/>
+      <w:numFmt w:val="decimal"/>
+      <w:lvlText w:val="%7."/>
+      <w:lvlJc w:val="left"/>
+      <w:pPr>
+        <w:ind w:left="2940" w:hanging="420"/>
+      </w:pPr>
+    </w:lvl>
+    <w:lvl w:ilvl="7" w:tplc="04090019" w:tentative="1">
+      <w:start w:val="1"/>
+      <w:numFmt w:val="lowerLetter"/>
+      <w:lvlText w:val="%8)"/>
+      <w:lvlJc w:val="left"/>
+      <w:pPr>
+        <w:ind w:left="3360" w:hanging="420"/>
+      </w:pPr>
+    </w:lvl>
+    <w:lvl w:ilvl="8" w:tplc="0409001B" w:tentative="1">
+      <w:start w:val="1"/>
+      <w:numFmt w:val="lowerRoman"/>
+      <w:lvlText w:val="%9."/>
+      <w:lvlJc w:val="right"/>
+      <w:pPr>
+        <w:ind w:left="3780" w:hanging="420"/>
+      </w:pPr>
+    </w:lvl>
+  </w:abstractNum>
+  <w:abstractNum w:abstractNumId="30" w15:restartNumberingAfterBreak="0">
     <w:nsid w:val="4D3D694E"/>
     <w:multiLevelType w:val="hybridMultilevel"/>
     <w:tmpl w:val="19809644"/>
@@ -2368,7 +5652,7 @@
       </w:pPr>
     </w:lvl>
   </w:abstractNum>
-  <w:abstractNum w:abstractNumId="20" w15:restartNumberingAfterBreak="0">
+  <w:abstractNum w:abstractNumId="31" w15:restartNumberingAfterBreak="0">
     <w:nsid w:val="4FA64A1D"/>
     <w:multiLevelType w:val="hybridMultilevel"/>
     <w:tmpl w:val="C770B1A6"/>
@@ -2481,7 +5765,7 @@
       </w:rPr>
     </w:lvl>
   </w:abstractNum>
-  <w:abstractNum w:abstractNumId="21" w15:restartNumberingAfterBreak="0">
+  <w:abstractNum w:abstractNumId="32" w15:restartNumberingAfterBreak="0">
     <w:nsid w:val="4FE24591"/>
     <w:multiLevelType w:val="hybridMultilevel"/>
     <w:tmpl w:val="20C2250E"/>
@@ -2594,7 +5878,120 @@
       </w:rPr>
     </w:lvl>
   </w:abstractNum>
-  <w:abstractNum w:abstractNumId="22" w15:restartNumberingAfterBreak="0">
+  <w:abstractNum w:abstractNumId="33" w15:restartNumberingAfterBreak="0">
+    <w:nsid w:val="556D6ED0"/>
+    <w:multiLevelType w:val="hybridMultilevel"/>
+    <w:tmpl w:val="0F686F94"/>
+    <w:lvl w:ilvl="0" w:tplc="4EB4C04E">
+      <w:start w:val="1"/>
+      <w:numFmt w:val="bullet"/>
+      <w:lvlText w:val="•"/>
+      <w:lvlJc w:val="left"/>
+      <w:pPr>
+        <w:ind w:left="420" w:hanging="420"/>
+      </w:pPr>
+      <w:rPr>
+        <w:rFonts w:ascii="Wingdings" w:hAnsi="Wingdings" w:hint="default"/>
+      </w:rPr>
+    </w:lvl>
+    <w:lvl w:ilvl="1" w:tplc="04090003" w:tentative="1">
+      <w:start w:val="1"/>
+      <w:numFmt w:val="bullet"/>
+      <w:lvlText w:val=""/>
+      <w:lvlJc w:val="left"/>
+      <w:pPr>
+        <w:ind w:left="840" w:hanging="420"/>
+      </w:pPr>
+      <w:rPr>
+        <w:rFonts w:ascii="Wingdings" w:hAnsi="Wingdings" w:hint="default"/>
+      </w:rPr>
+    </w:lvl>
+    <w:lvl w:ilvl="2" w:tplc="04090005" w:tentative="1">
+      <w:start w:val="1"/>
+      <w:numFmt w:val="bullet"/>
+      <w:lvlText w:val=""/>
+      <w:lvlJc w:val="left"/>
+      <w:pPr>
+        <w:ind w:left="1260" w:hanging="420"/>
+      </w:pPr>
+      <w:rPr>
+        <w:rFonts w:ascii="Wingdings" w:hAnsi="Wingdings" w:hint="default"/>
+      </w:rPr>
+    </w:lvl>
+    <w:lvl w:ilvl="3" w:tplc="04090001" w:tentative="1">
+      <w:start w:val="1"/>
+      <w:numFmt w:val="bullet"/>
+      <w:lvlText w:val=""/>
+      <w:lvlJc w:val="left"/>
+      <w:pPr>
+        <w:ind w:left="1680" w:hanging="420"/>
+      </w:pPr>
+      <w:rPr>
+        <w:rFonts w:ascii="Wingdings" w:hAnsi="Wingdings" w:hint="default"/>
+      </w:rPr>
+    </w:lvl>
+    <w:lvl w:ilvl="4" w:tplc="04090003" w:tentative="1">
+      <w:start w:val="1"/>
+      <w:numFmt w:val="bullet"/>
+      <w:lvlText w:val=""/>
+      <w:lvlJc w:val="left"/>
+      <w:pPr>
+        <w:ind w:left="2100" w:hanging="420"/>
+      </w:pPr>
+      <w:rPr>
+        <w:rFonts w:ascii="Wingdings" w:hAnsi="Wingdings" w:hint="default"/>
+      </w:rPr>
+    </w:lvl>
+    <w:lvl w:ilvl="5" w:tplc="04090005" w:tentative="1">
+      <w:start w:val="1"/>
+      <w:numFmt w:val="bullet"/>
+      <w:lvlText w:val=""/>
+      <w:lvlJc w:val="left"/>
+      <w:pPr>
+        <w:ind w:left="2520" w:hanging="420"/>
+      </w:pPr>
+      <w:rPr>
+        <w:rFonts w:ascii="Wingdings" w:hAnsi="Wingdings" w:hint="default"/>
+      </w:rPr>
+    </w:lvl>
+    <w:lvl w:ilvl="6" w:tplc="04090001" w:tentative="1">
+      <w:start w:val="1"/>
+      <w:numFmt w:val="bullet"/>
+      <w:lvlText w:val=""/>
+      <w:lvlJc w:val="left"/>
+      <w:pPr>
+        <w:ind w:left="2940" w:hanging="420"/>
+      </w:pPr>
+      <w:rPr>
+        <w:rFonts w:ascii="Wingdings" w:hAnsi="Wingdings" w:hint="default"/>
+      </w:rPr>
+    </w:lvl>
+    <w:lvl w:ilvl="7" w:tplc="04090003" w:tentative="1">
+      <w:start w:val="1"/>
+      <w:numFmt w:val="bullet"/>
+      <w:lvlText w:val=""/>
+      <w:lvlJc w:val="left"/>
+      <w:pPr>
+        <w:ind w:left="3360" w:hanging="420"/>
+      </w:pPr>
+      <w:rPr>
+        <w:rFonts w:ascii="Wingdings" w:hAnsi="Wingdings" w:hint="default"/>
+      </w:rPr>
+    </w:lvl>
+    <w:lvl w:ilvl="8" w:tplc="04090005" w:tentative="1">
+      <w:start w:val="1"/>
+      <w:numFmt w:val="bullet"/>
+      <w:lvlText w:val=""/>
+      <w:lvlJc w:val="left"/>
+      <w:pPr>
+        <w:ind w:left="3780" w:hanging="420"/>
+      </w:pPr>
+      <w:rPr>
+        <w:rFonts w:ascii="Wingdings" w:hAnsi="Wingdings" w:hint="default"/>
+      </w:rPr>
+    </w:lvl>
+  </w:abstractNum>
+  <w:abstractNum w:abstractNumId="34" w15:restartNumberingAfterBreak="0">
     <w:nsid w:val="56FA6BE8"/>
     <w:multiLevelType w:val="hybridMultilevel"/>
     <w:tmpl w:val="D7DA59BE"/>
@@ -2707,7 +6104,7 @@
       </w:rPr>
     </w:lvl>
   </w:abstractNum>
-  <w:abstractNum w:abstractNumId="23" w15:restartNumberingAfterBreak="0">
+  <w:abstractNum w:abstractNumId="35" w15:restartNumberingAfterBreak="0">
     <w:nsid w:val="5CB559C0"/>
     <w:multiLevelType w:val="hybridMultilevel"/>
     <w:tmpl w:val="EBDE2072"/>
@@ -2820,7 +6217,7 @@
       </w:rPr>
     </w:lvl>
   </w:abstractNum>
-  <w:abstractNum w:abstractNumId="24" w15:restartNumberingAfterBreak="0">
+  <w:abstractNum w:abstractNumId="36" w15:restartNumberingAfterBreak="0">
     <w:nsid w:val="69BE790D"/>
     <w:multiLevelType w:val="hybridMultilevel"/>
     <w:tmpl w:val="4E4E7F8C"/>
@@ -2933,7 +6330,7 @@
       </w:rPr>
     </w:lvl>
   </w:abstractNum>
-  <w:abstractNum w:abstractNumId="25" w15:restartNumberingAfterBreak="0">
+  <w:abstractNum w:abstractNumId="37" w15:restartNumberingAfterBreak="0">
     <w:nsid w:val="6C08452D"/>
     <w:multiLevelType w:val="hybridMultilevel"/>
     <w:tmpl w:val="0966D4B0"/>
@@ -3046,7 +6443,120 @@
       </w:rPr>
     </w:lvl>
   </w:abstractNum>
-  <w:abstractNum w:abstractNumId="26" w15:restartNumberingAfterBreak="0">
+  <w:abstractNum w:abstractNumId="38" w15:restartNumberingAfterBreak="0">
+    <w:nsid w:val="6C3211A6"/>
+    <w:multiLevelType w:val="hybridMultilevel"/>
+    <w:tmpl w:val="70340018"/>
+    <w:lvl w:ilvl="0" w:tplc="0409000B">
+      <w:start w:val="1"/>
+      <w:numFmt w:val="bullet"/>
+      <w:lvlText w:val=""/>
+      <w:lvlJc w:val="left"/>
+      <w:pPr>
+        <w:ind w:left="1271" w:hanging="420"/>
+      </w:pPr>
+      <w:rPr>
+        <w:rFonts w:ascii="Wingdings" w:hAnsi="Wingdings" w:hint="default"/>
+      </w:rPr>
+    </w:lvl>
+    <w:lvl w:ilvl="1" w:tplc="04090003" w:tentative="1">
+      <w:start w:val="1"/>
+      <w:numFmt w:val="bullet"/>
+      <w:lvlText w:val=""/>
+      <w:lvlJc w:val="left"/>
+      <w:pPr>
+        <w:ind w:left="1691" w:hanging="420"/>
+      </w:pPr>
+      <w:rPr>
+        <w:rFonts w:ascii="Wingdings" w:hAnsi="Wingdings" w:hint="default"/>
+      </w:rPr>
+    </w:lvl>
+    <w:lvl w:ilvl="2" w:tplc="04090005" w:tentative="1">
+      <w:start w:val="1"/>
+      <w:numFmt w:val="bullet"/>
+      <w:lvlText w:val=""/>
+      <w:lvlJc w:val="left"/>
+      <w:pPr>
+        <w:ind w:left="2111" w:hanging="420"/>
+      </w:pPr>
+      <w:rPr>
+        <w:rFonts w:ascii="Wingdings" w:hAnsi="Wingdings" w:hint="default"/>
+      </w:rPr>
+    </w:lvl>
+    <w:lvl w:ilvl="3" w:tplc="04090001" w:tentative="1">
+      <w:start w:val="1"/>
+      <w:numFmt w:val="bullet"/>
+      <w:lvlText w:val=""/>
+      <w:lvlJc w:val="left"/>
+      <w:pPr>
+        <w:ind w:left="2531" w:hanging="420"/>
+      </w:pPr>
+      <w:rPr>
+        <w:rFonts w:ascii="Wingdings" w:hAnsi="Wingdings" w:hint="default"/>
+      </w:rPr>
+    </w:lvl>
+    <w:lvl w:ilvl="4" w:tplc="04090003" w:tentative="1">
+      <w:start w:val="1"/>
+      <w:numFmt w:val="bullet"/>
+      <w:lvlText w:val=""/>
+      <w:lvlJc w:val="left"/>
+      <w:pPr>
+        <w:ind w:left="2951" w:hanging="420"/>
+      </w:pPr>
+      <w:rPr>
+        <w:rFonts w:ascii="Wingdings" w:hAnsi="Wingdings" w:hint="default"/>
+      </w:rPr>
+    </w:lvl>
+    <w:lvl w:ilvl="5" w:tplc="04090005" w:tentative="1">
+      <w:start w:val="1"/>
+      <w:numFmt w:val="bullet"/>
+      <w:lvlText w:val=""/>
+      <w:lvlJc w:val="left"/>
+      <w:pPr>
+        <w:ind w:left="3371" w:hanging="420"/>
+      </w:pPr>
+      <w:rPr>
+        <w:rFonts w:ascii="Wingdings" w:hAnsi="Wingdings" w:hint="default"/>
+      </w:rPr>
+    </w:lvl>
+    <w:lvl w:ilvl="6" w:tplc="04090001" w:tentative="1">
+      <w:start w:val="1"/>
+      <w:numFmt w:val="bullet"/>
+      <w:lvlText w:val=""/>
+      <w:lvlJc w:val="left"/>
+      <w:pPr>
+        <w:ind w:left="3791" w:hanging="420"/>
+      </w:pPr>
+      <w:rPr>
+        <w:rFonts w:ascii="Wingdings" w:hAnsi="Wingdings" w:hint="default"/>
+      </w:rPr>
+    </w:lvl>
+    <w:lvl w:ilvl="7" w:tplc="04090003" w:tentative="1">
+      <w:start w:val="1"/>
+      <w:numFmt w:val="bullet"/>
+      <w:lvlText w:val=""/>
+      <w:lvlJc w:val="left"/>
+      <w:pPr>
+        <w:ind w:left="4211" w:hanging="420"/>
+      </w:pPr>
+      <w:rPr>
+        <w:rFonts w:ascii="Wingdings" w:hAnsi="Wingdings" w:hint="default"/>
+      </w:rPr>
+    </w:lvl>
+    <w:lvl w:ilvl="8" w:tplc="04090005" w:tentative="1">
+      <w:start w:val="1"/>
+      <w:numFmt w:val="bullet"/>
+      <w:lvlText w:val=""/>
+      <w:lvlJc w:val="left"/>
+      <w:pPr>
+        <w:ind w:left="4631" w:hanging="420"/>
+      </w:pPr>
+      <w:rPr>
+        <w:rFonts w:ascii="Wingdings" w:hAnsi="Wingdings" w:hint="default"/>
+      </w:rPr>
+    </w:lvl>
+  </w:abstractNum>
+  <w:abstractNum w:abstractNumId="39" w15:restartNumberingAfterBreak="0">
     <w:nsid w:val="6D731336"/>
     <w:multiLevelType w:val="hybridMultilevel"/>
     <w:tmpl w:val="24868CD2"/>
@@ -3135,7 +6645,7 @@
       </w:pPr>
     </w:lvl>
   </w:abstractNum>
-  <w:abstractNum w:abstractNumId="27" w15:restartNumberingAfterBreak="0">
+  <w:abstractNum w:abstractNumId="40" w15:restartNumberingAfterBreak="0">
     <w:nsid w:val="6E7A1593"/>
     <w:multiLevelType w:val="hybridMultilevel"/>
     <w:tmpl w:val="DA208FE0"/>
@@ -3248,7 +6758,96 @@
       </w:rPr>
     </w:lvl>
   </w:abstractNum>
-  <w:abstractNum w:abstractNumId="28" w15:restartNumberingAfterBreak="0">
+  <w:abstractNum w:abstractNumId="41" w15:restartNumberingAfterBreak="0">
+    <w:nsid w:val="6ECE2141"/>
+    <w:multiLevelType w:val="hybridMultilevel"/>
+    <w:tmpl w:val="5BC893F2"/>
+    <w:lvl w:ilvl="0" w:tplc="65562B38">
+      <w:start w:val="1"/>
+      <w:numFmt w:val="decimal"/>
+      <w:lvlText w:val="%1."/>
+      <w:lvlJc w:val="left"/>
+      <w:pPr>
+        <w:ind w:left="360" w:hanging="360"/>
+      </w:pPr>
+      <w:rPr>
+        <w:rFonts w:hint="default"/>
+      </w:rPr>
+    </w:lvl>
+    <w:lvl w:ilvl="1" w:tplc="04090019" w:tentative="1">
+      <w:start w:val="1"/>
+      <w:numFmt w:val="lowerLetter"/>
+      <w:lvlText w:val="%2)"/>
+      <w:lvlJc w:val="left"/>
+      <w:pPr>
+        <w:ind w:left="840" w:hanging="420"/>
+      </w:pPr>
+    </w:lvl>
+    <w:lvl w:ilvl="2" w:tplc="0409001B" w:tentative="1">
+      <w:start w:val="1"/>
+      <w:numFmt w:val="lowerRoman"/>
+      <w:lvlText w:val="%3."/>
+      <w:lvlJc w:val="right"/>
+      <w:pPr>
+        <w:ind w:left="1260" w:hanging="420"/>
+      </w:pPr>
+    </w:lvl>
+    <w:lvl w:ilvl="3" w:tplc="0409000F" w:tentative="1">
+      <w:start w:val="1"/>
+      <w:numFmt w:val="decimal"/>
+      <w:lvlText w:val="%4."/>
+      <w:lvlJc w:val="left"/>
+      <w:pPr>
+        <w:ind w:left="1680" w:hanging="420"/>
+      </w:pPr>
+    </w:lvl>
+    <w:lvl w:ilvl="4" w:tplc="04090019" w:tentative="1">
+      <w:start w:val="1"/>
+      <w:numFmt w:val="lowerLetter"/>
+      <w:lvlText w:val="%5)"/>
+      <w:lvlJc w:val="left"/>
+      <w:pPr>
+        <w:ind w:left="2100" w:hanging="420"/>
+      </w:pPr>
+    </w:lvl>
+    <w:lvl w:ilvl="5" w:tplc="0409001B" w:tentative="1">
+      <w:start w:val="1"/>
+      <w:numFmt w:val="lowerRoman"/>
+      <w:lvlText w:val="%6."/>
+      <w:lvlJc w:val="right"/>
+      <w:pPr>
+        <w:ind w:left="2520" w:hanging="420"/>
+      </w:pPr>
+    </w:lvl>
+    <w:lvl w:ilvl="6" w:tplc="0409000F" w:tentative="1">
+      <w:start w:val="1"/>
+      <w:numFmt w:val="decimal"/>
+      <w:lvlText w:val="%7."/>
+      <w:lvlJc w:val="left"/>
+      <w:pPr>
+        <w:ind w:left="2940" w:hanging="420"/>
+      </w:pPr>
+    </w:lvl>
+    <w:lvl w:ilvl="7" w:tplc="04090019" w:tentative="1">
+      <w:start w:val="1"/>
+      <w:numFmt w:val="lowerLetter"/>
+      <w:lvlText w:val="%8)"/>
+      <w:lvlJc w:val="left"/>
+      <w:pPr>
+        <w:ind w:left="3360" w:hanging="420"/>
+      </w:pPr>
+    </w:lvl>
+    <w:lvl w:ilvl="8" w:tplc="0409001B" w:tentative="1">
+      <w:start w:val="1"/>
+      <w:numFmt w:val="lowerRoman"/>
+      <w:lvlText w:val="%9."/>
+      <w:lvlJc w:val="right"/>
+      <w:pPr>
+        <w:ind w:left="3780" w:hanging="420"/>
+      </w:pPr>
+    </w:lvl>
+  </w:abstractNum>
+  <w:abstractNum w:abstractNumId="42" w15:restartNumberingAfterBreak="0">
     <w:nsid w:val="7BCF12F9"/>
     <w:multiLevelType w:val="hybridMultilevel"/>
     <w:tmpl w:val="1932DBF0"/>
@@ -3361,7 +6960,7 @@
       </w:rPr>
     </w:lvl>
   </w:abstractNum>
-  <w:abstractNum w:abstractNumId="29" w15:restartNumberingAfterBreak="0">
+  <w:abstractNum w:abstractNumId="43" w15:restartNumberingAfterBreak="0">
     <w:nsid w:val="7C4F2552"/>
     <w:multiLevelType w:val="hybridMultilevel"/>
     <w:tmpl w:val="E93AF742"/>
@@ -3474,7 +7073,7 @@
       </w:rPr>
     </w:lvl>
   </w:abstractNum>
-  <w:abstractNum w:abstractNumId="30" w15:restartNumberingAfterBreak="0">
+  <w:abstractNum w:abstractNumId="44" w15:restartNumberingAfterBreak="0">
     <w:nsid w:val="7CA17C52"/>
     <w:multiLevelType w:val="hybridMultilevel"/>
     <w:tmpl w:val="804E91C0"/>
@@ -3563,7 +7162,7 @@
       </w:pPr>
     </w:lvl>
   </w:abstractNum>
-  <w:abstractNum w:abstractNumId="31" w15:restartNumberingAfterBreak="0">
+  <w:abstractNum w:abstractNumId="45" w15:restartNumberingAfterBreak="0">
     <w:nsid w:val="7D5445E6"/>
     <w:multiLevelType w:val="hybridMultilevel"/>
     <w:tmpl w:val="8D42A074"/>
@@ -3676,7 +7275,7 @@
       </w:rPr>
     </w:lvl>
   </w:abstractNum>
-  <w:abstractNum w:abstractNumId="32" w15:restartNumberingAfterBreak="0">
+  <w:abstractNum w:abstractNumId="46" w15:restartNumberingAfterBreak="0">
     <w:nsid w:val="7E166D0B"/>
     <w:multiLevelType w:val="hybridMultilevel"/>
     <w:tmpl w:val="64BE464A"/>
@@ -3766,103 +7365,145 @@
     </w:lvl>
   </w:abstractNum>
   <w:num w:numId="1">
+    <w:abstractNumId w:val="39"/>
+  </w:num>
+  <w:num w:numId="2">
+    <w:abstractNumId w:val="44"/>
+  </w:num>
+  <w:num w:numId="3">
+    <w:abstractNumId w:val="43"/>
+  </w:num>
+  <w:num w:numId="4">
+    <w:abstractNumId w:val="19"/>
+  </w:num>
+  <w:num w:numId="5">
+    <w:abstractNumId w:val="21"/>
+  </w:num>
+  <w:num w:numId="6">
+    <w:abstractNumId w:val="40"/>
+  </w:num>
+  <w:num w:numId="7">
+    <w:abstractNumId w:val="36"/>
+  </w:num>
+  <w:num w:numId="8">
+    <w:abstractNumId w:val="5"/>
+  </w:num>
+  <w:num w:numId="9">
+    <w:abstractNumId w:val="16"/>
+  </w:num>
+  <w:num w:numId="10">
+    <w:abstractNumId w:val="23"/>
+  </w:num>
+  <w:num w:numId="11">
+    <w:abstractNumId w:val="8"/>
+  </w:num>
+  <w:num w:numId="12">
+    <w:abstractNumId w:val="18"/>
+  </w:num>
+  <w:num w:numId="13">
+    <w:abstractNumId w:val="25"/>
+  </w:num>
+  <w:num w:numId="14">
+    <w:abstractNumId w:val="37"/>
+  </w:num>
+  <w:num w:numId="15">
+    <w:abstractNumId w:val="31"/>
+  </w:num>
+  <w:num w:numId="16">
+    <w:abstractNumId w:val="45"/>
+  </w:num>
+  <w:num w:numId="17">
+    <w:abstractNumId w:val="12"/>
+  </w:num>
+  <w:num w:numId="18">
+    <w:abstractNumId w:val="30"/>
+  </w:num>
+  <w:num w:numId="19">
+    <w:abstractNumId w:val="11"/>
+  </w:num>
+  <w:num w:numId="20">
+    <w:abstractNumId w:val="24"/>
+  </w:num>
+  <w:num w:numId="21">
+    <w:abstractNumId w:val="34"/>
+  </w:num>
+  <w:num w:numId="22">
+    <w:abstractNumId w:val="20"/>
+  </w:num>
+  <w:num w:numId="23">
+    <w:abstractNumId w:val="13"/>
+  </w:num>
+  <w:num w:numId="24">
+    <w:abstractNumId w:val="10"/>
+  </w:num>
+  <w:num w:numId="25">
+    <w:abstractNumId w:val="46"/>
+  </w:num>
+  <w:num w:numId="26">
     <w:abstractNumId w:val="26"/>
   </w:num>
-  <w:num w:numId="2">
-    <w:abstractNumId w:val="30"/>
+  <w:num w:numId="27">
+    <w:abstractNumId w:val="27"/>
   </w:num>
-  <w:num w:numId="3">
+  <w:num w:numId="28">
+    <w:abstractNumId w:val="32"/>
+  </w:num>
+  <w:num w:numId="29">
+    <w:abstractNumId w:val="42"/>
+  </w:num>
+  <w:num w:numId="30">
+    <w:abstractNumId w:val="22"/>
+  </w:num>
+  <w:num w:numId="31">
+    <w:abstractNumId w:val="35"/>
+  </w:num>
+  <w:num w:numId="32">
+    <w:abstractNumId w:val="28"/>
+  </w:num>
+  <w:num w:numId="33">
+    <w:abstractNumId w:val="7"/>
+  </w:num>
+  <w:num w:numId="34">
     <w:abstractNumId w:val="29"/>
   </w:num>
-  <w:num w:numId="4">
-    <w:abstractNumId w:val="9"/>
+  <w:num w:numId="35">
+    <w:abstractNumId w:val="33"/>
   </w:num>
-  <w:num w:numId="5">
-    <w:abstractNumId w:val="11"/>
+  <w:num w:numId="36">
+    <w:abstractNumId w:val="14"/>
   </w:num>
-  <w:num w:numId="6">
-    <w:abstractNumId w:val="27"/>
+  <w:num w:numId="37">
+    <w:abstractNumId w:val="2"/>
   </w:num>
-  <w:num w:numId="7">
-    <w:abstractNumId w:val="24"/>
+  <w:num w:numId="38">
+    <w:abstractNumId w:val="17"/>
   </w:num>
-  <w:num w:numId="8">
+  <w:num w:numId="39">
+    <w:abstractNumId w:val="41"/>
+  </w:num>
+  <w:num w:numId="40">
     <w:abstractNumId w:val="0"/>
   </w:num>
-  <w:num w:numId="9">
-    <w:abstractNumId w:val="7"/>
+  <w:num w:numId="41">
+    <w:abstractNumId w:val="4"/>
   </w:num>
-  <w:num w:numId="10">
-    <w:abstractNumId w:val="13"/>
+  <w:num w:numId="42">
+    <w:abstractNumId w:val="3"/>
   </w:num>
-  <w:num w:numId="11">
-    <w:abstractNumId w:val="2"/>
+  <w:num w:numId="43">
+    <w:abstractNumId w:val="38"/>
   </w:num>
-  <w:num w:numId="12">
-    <w:abstractNumId w:val="8"/>
+  <w:num w:numId="44">
+    <w:abstractNumId w:val="6"/>
   </w:num>
-  <w:num w:numId="13">
+  <w:num w:numId="45">
+    <w:abstractNumId w:val="1"/>
+  </w:num>
+  <w:num w:numId="46">
     <w:abstractNumId w:val="15"/>
   </w:num>
-  <w:num w:numId="14">
-    <w:abstractNumId w:val="25"/>
-  </w:num>
-  <w:num w:numId="15">
-    <w:abstractNumId w:val="20"/>
-  </w:num>
-  <w:num w:numId="16">
-    <w:abstractNumId w:val="31"/>
-  </w:num>
-  <w:num w:numId="17">
-    <w:abstractNumId w:val="5"/>
-  </w:num>
-  <w:num w:numId="18">
-    <w:abstractNumId w:val="19"/>
-  </w:num>
-  <w:num w:numId="19">
-    <w:abstractNumId w:val="4"/>
-  </w:num>
-  <w:num w:numId="20">
-    <w:abstractNumId w:val="14"/>
-  </w:num>
-  <w:num w:numId="21">
-    <w:abstractNumId w:val="22"/>
-  </w:num>
-  <w:num w:numId="22">
-    <w:abstractNumId w:val="10"/>
-  </w:num>
-  <w:num w:numId="23">
-    <w:abstractNumId w:val="6"/>
-  </w:num>
-  <w:num w:numId="24">
-    <w:abstractNumId w:val="3"/>
-  </w:num>
-  <w:num w:numId="25">
-    <w:abstractNumId w:val="32"/>
-  </w:num>
-  <w:num w:numId="26">
-    <w:abstractNumId w:val="16"/>
-  </w:num>
-  <w:num w:numId="27">
-    <w:abstractNumId w:val="17"/>
-  </w:num>
-  <w:num w:numId="28">
-    <w:abstractNumId w:val="21"/>
-  </w:num>
-  <w:num w:numId="29">
-    <w:abstractNumId w:val="28"/>
-  </w:num>
-  <w:num w:numId="30">
-    <w:abstractNumId w:val="12"/>
-  </w:num>
-  <w:num w:numId="31">
-    <w:abstractNumId w:val="23"/>
-  </w:num>
-  <w:num w:numId="32">
-    <w:abstractNumId w:val="18"/>
-  </w:num>
-  <w:num w:numId="33">
-    <w:abstractNumId w:val="1"/>
+  <w:num w:numId="47">
+    <w:abstractNumId w:val="9"/>
   </w:num>
 </w:numbering>
 </file>

--- a/微生物学(Microbiology)/重点总结/8 微生物的代谢.docx
+++ b/微生物学(Microbiology)/重点总结/8 微生物的代谢.docx
@@ -21,7 +21,27 @@
           <w:sz w:val="28"/>
           <w:szCs w:val="36"/>
         </w:rPr>
-        <w:t>第八讲</w:t>
+        <w:t>第</w:t>
+      </w:r>
+      <w:r>
+        <w:rPr>
+          <w:rFonts w:ascii="Times New Roman" w:eastAsia="KaiTi" w:hAnsi="Times New Roman" w:cs="Times New Roman" w:hint="eastAsia"/>
+          <w:b/>
+          <w:bCs/>
+          <w:sz w:val="28"/>
+          <w:szCs w:val="36"/>
+        </w:rPr>
+        <w:t>八</w:t>
+      </w:r>
+      <w:r>
+        <w:rPr>
+          <w:rFonts w:ascii="Times New Roman" w:eastAsia="KaiTi" w:hAnsi="Times New Roman" w:cs="Times New Roman"/>
+          <w:b/>
+          <w:bCs/>
+          <w:sz w:val="28"/>
+          <w:szCs w:val="36"/>
+        </w:rPr>
+        <w:t>讲</w:t>
       </w:r>
       <w:r>
         <w:rPr>
@@ -39,2151 +59,1448 @@
           <w:sz w:val="28"/>
           <w:szCs w:val="36"/>
         </w:rPr>
-        <w:t>微生物的代谢</w:t>
-      </w:r>
-    </w:p>
-    <w:p>
-      <w:pPr>
-        <w:spacing w:line="276" w:lineRule="auto"/>
-        <w:jc w:val="center"/>
-        <w:rPr>
-          <w:rFonts w:ascii="Times New Roman" w:hAnsi="Times New Roman" w:cs="Times New Roman"/>
-          <w:lang w:val="en-US"/>
-        </w:rPr>
-      </w:pPr>
-      <w:r>
-        <w:rPr>
-          <w:rFonts w:ascii="Times New Roman" w:hAnsi="Times New Roman" w:cs="Times New Roman"/>
-          <w:noProof/>
-          <w:lang w:val="en-US"/>
-        </w:rPr>
-        <w:drawing>
-          <wp:inline distT="0" distB="0" distL="0" distR="0" wp14:anchorId="7EA1CAF4" wp14:editId="14F55C9C">
-            <wp:extent cx="2871850" cy="1782418"/>
-            <wp:effectExtent l="0" t="0" r="0" b="0"/>
-            <wp:docPr id="1" name="Picture 1"/>
-            <wp:cNvGraphicFramePr>
-              <a:graphicFrameLocks xmlns:a="http://schemas.openxmlformats.org/drawingml/2006/main" noChangeAspect="1"/>
-            </wp:cNvGraphicFramePr>
-            <a:graphic xmlns:a="http://schemas.openxmlformats.org/drawingml/2006/main">
-              <a:graphicData uri="http://schemas.openxmlformats.org/drawingml/2006/picture">
-                <pic:pic xmlns:pic="http://schemas.openxmlformats.org/drawingml/2006/picture">
-                  <pic:nvPicPr>
-                    <pic:cNvPr id="1" name=""/>
-                    <pic:cNvPicPr/>
-                  </pic:nvPicPr>
-                  <pic:blipFill>
-                    <a:blip r:embed="rId5"/>
-                    <a:stretch>
-                      <a:fillRect/>
-                    </a:stretch>
-                  </pic:blipFill>
-                  <pic:spPr>
-                    <a:xfrm>
-                      <a:off x="0" y="0"/>
-                      <a:ext cx="2951055" cy="1831577"/>
-                    </a:xfrm>
-                    <a:prstGeom prst="rect">
-                      <a:avLst/>
-                    </a:prstGeom>
-                  </pic:spPr>
-                </pic:pic>
-              </a:graphicData>
-            </a:graphic>
-          </wp:inline>
-        </w:drawing>
-      </w:r>
-    </w:p>
-    <w:p>
-      <w:pPr>
-        <w:pStyle w:val="ListParagraph"/>
-        <w:numPr>
-          <w:ilvl w:val="0"/>
-          <w:numId w:val="34"/>
-        </w:numPr>
-        <w:spacing w:line="276" w:lineRule="auto"/>
-        <w:ind w:firstLineChars="0"/>
-        <w:jc w:val="left"/>
-        <w:rPr>
-          <w:rFonts w:ascii="Times New Roman" w:eastAsia="KaiTi" w:hAnsi="Times New Roman" w:cs="Times New Roman"/>
-          <w:lang w:val="en-US"/>
-        </w:rPr>
-      </w:pPr>
-      <w:r>
-        <w:rPr>
-          <w:rFonts w:ascii="Times New Roman" w:eastAsia="KaiTi" w:hAnsi="Times New Roman" w:cs="Times New Roman"/>
-          <w:u w:val="single"/>
-          <w:lang w:val="en-US"/>
-        </w:rPr>
-        <w:t>微生物产能代谢</w:t>
-      </w:r>
-    </w:p>
-    <w:p>
-      <w:pPr>
-        <w:spacing w:line="276" w:lineRule="auto"/>
-        <w:jc w:val="left"/>
-        <w:rPr>
-          <w:rFonts w:ascii="Times New Roman" w:eastAsia="KaiTi" w:hAnsi="Times New Roman" w:cs="Times New Roman"/>
-          <w:b/>
-          <w:bCs/>
-          <w:lang w:val="en-US"/>
-        </w:rPr>
-      </w:pPr>
-      <w:r>
-        <w:rPr>
-          <w:rFonts w:ascii="Times New Roman" w:eastAsia="KaiTi" w:hAnsi="Times New Roman" w:cs="Times New Roman"/>
-          <w:b/>
-          <w:bCs/>
-          <w:lang w:val="en-US"/>
-        </w:rPr>
-        <w:t>重点：</w:t>
-      </w:r>
-      <w:r>
-        <w:rPr>
-          <w:rFonts w:ascii="Times New Roman" w:eastAsia="KaiTi" w:hAnsi="Times New Roman" w:cs="Times New Roman"/>
-          <w:b/>
-          <w:bCs/>
-          <w:lang w:val="en-US"/>
-        </w:rPr>
-        <w:t>微生物的各种产能途径</w:t>
+        <w:t>微生物的</w:t>
       </w:r>
       <w:r>
         <w:rPr>
           <w:rFonts w:ascii="Times New Roman" w:eastAsia="KaiTi" w:hAnsi="Times New Roman" w:cs="Times New Roman" w:hint="eastAsia"/>
           <w:b/>
           <w:bCs/>
-          <w:lang w:val="en-US"/>
+          <w:sz w:val="28"/>
+          <w:szCs w:val="36"/>
         </w:rPr>
-        <w:t>（</w:t>
+        <w:t>代谢</w:t>
       </w:r>
+    </w:p>
+    <w:p>
+      <w:pPr>
+        <w:spacing w:line="276" w:lineRule="auto"/>
+        <w:rPr>
+          <w:rFonts w:ascii="Times New Roman" w:eastAsia="KaiTi" w:hAnsi="Times New Roman" w:cs="Times New Roman" w:hint="eastAsia"/>
+          <w:b/>
+          <w:bCs/>
+        </w:rPr>
+      </w:pPr>
       <w:r>
         <w:rPr>
-          <w:rFonts w:ascii="Times New Roman" w:eastAsia="KaiTi" w:hAnsi="Times New Roman" w:cs="Times New Roman"/>
+          <w:rFonts w:ascii="Times New Roman" w:eastAsia="KaiTi" w:hAnsi="Times New Roman" w:cs="Times New Roman" w:hint="eastAsia"/>
           <w:b/>
           <w:bCs/>
-          <w:lang w:val="en-US"/>
         </w:rPr>
-        <w:t>方式</w:t>
+        <w:t>异养</w:t>
       </w:r>
       <w:r>
         <w:rPr>
           <w:rFonts w:ascii="Times New Roman" w:eastAsia="KaiTi" w:hAnsi="Times New Roman" w:cs="Times New Roman" w:hint="eastAsia"/>
           <w:b/>
           <w:bCs/>
-          <w:lang w:val="en-US"/>
         </w:rPr>
-        <w:t>）</w:t>
-      </w:r>
-      <w:r>
-        <w:rPr>
-          <w:rFonts w:ascii="Times New Roman" w:eastAsia="KaiTi" w:hAnsi="Times New Roman" w:cs="Times New Roman"/>
-          <w:b/>
-          <w:bCs/>
-          <w:lang w:val="en-US"/>
-        </w:rPr>
-        <w:t>的基本特点</w:t>
+        <w:t>型</w:t>
       </w:r>
       <w:r>
         <w:rPr>
           <w:rFonts w:ascii="Times New Roman" w:eastAsia="KaiTi" w:hAnsi="Times New Roman" w:cs="Times New Roman" w:hint="eastAsia"/>
           <w:b/>
           <w:bCs/>
-          <w:lang w:val="en-US"/>
         </w:rPr>
-        <w:t>（</w:t>
+        <w:t>微生物的产能途径</w:t>
+      </w:r>
+    </w:p>
+    <w:tbl>
+      <w:tblPr>
+        <w:tblStyle w:val="GridTable4-Accent5"/>
+        <w:tblW w:w="0" w:type="auto"/>
+        <w:tblLook w:val="04A0" w:firstRow="1" w:lastRow="0" w:firstColumn="1" w:lastColumn="0" w:noHBand="0" w:noVBand="1"/>
+      </w:tblPr>
+      <w:tblGrid>
+        <w:gridCol w:w="1803"/>
+        <w:gridCol w:w="1803"/>
+        <w:gridCol w:w="1803"/>
+        <w:gridCol w:w="1803"/>
+        <w:gridCol w:w="1804"/>
+      </w:tblGrid>
+      <w:tr>
+        <w:trPr>
+          <w:cnfStyle w:val="100000000000" w:firstRow="1" w:lastRow="0" w:firstColumn="0" w:lastColumn="0" w:oddVBand="0" w:evenVBand="0" w:oddHBand="0" w:evenHBand="0" w:firstRowFirstColumn="0" w:firstRowLastColumn="0" w:lastRowFirstColumn="0" w:lastRowLastColumn="0"/>
+        </w:trPr>
+        <w:tc>
+          <w:tcPr>
+            <w:cnfStyle w:val="001000000000" w:firstRow="0" w:lastRow="0" w:firstColumn="1" w:lastColumn="0" w:oddVBand="0" w:evenVBand="0" w:oddHBand="0" w:evenHBand="0" w:firstRowFirstColumn="0" w:firstRowLastColumn="0" w:lastRowFirstColumn="0" w:lastRowLastColumn="0"/>
+            <w:tcW w:w="1803" w:type="dxa"/>
+          </w:tcPr>
+          <w:p>
+            <w:pPr>
+              <w:spacing w:line="276" w:lineRule="auto"/>
+              <w:jc w:val="center"/>
+              <w:rPr>
+                <w:rFonts w:ascii="Times New Roman" w:eastAsia="KaiTi" w:hAnsi="Times New Roman" w:cs="Times New Roman" w:hint="eastAsia"/>
+              </w:rPr>
+            </w:pPr>
+            <w:r>
+              <w:rPr>
+                <w:rFonts w:ascii="Calibri" w:eastAsia="KaiTi" w:hAnsi="Calibri" w:cs="Calibri"/>
+              </w:rPr>
+              <w:t>﻿</w:t>
+            </w:r>
+            <w:r>
+              <w:rPr>
+                <w:rFonts w:ascii="Times New Roman" w:eastAsia="KaiTi" w:hAnsi="Times New Roman" w:cs="Times New Roman" w:hint="eastAsia"/>
+              </w:rPr>
+              <w:t>代谢类型</w:t>
+            </w:r>
+          </w:p>
+        </w:tc>
+        <w:tc>
+          <w:tcPr>
+            <w:tcW w:w="1803" w:type="dxa"/>
+          </w:tcPr>
+          <w:p>
+            <w:pPr>
+              <w:spacing w:line="276" w:lineRule="auto"/>
+              <w:jc w:val="center"/>
+              <w:cnfStyle w:val="100000000000" w:firstRow="1" w:lastRow="0" w:firstColumn="0" w:lastColumn="0" w:oddVBand="0" w:evenVBand="0" w:oddHBand="0" w:evenHBand="0" w:firstRowFirstColumn="0" w:firstRowLastColumn="0" w:lastRowFirstColumn="0" w:lastRowLastColumn="0"/>
+              <w:rPr>
+                <w:rFonts w:ascii="Times New Roman" w:eastAsia="KaiTi" w:hAnsi="Times New Roman" w:cs="Times New Roman" w:hint="eastAsia"/>
+              </w:rPr>
+            </w:pPr>
+            <w:r>
+              <w:rPr>
+                <w:rFonts w:ascii="Calibri" w:eastAsia="KaiTi" w:hAnsi="Calibri" w:cs="Calibri"/>
+              </w:rPr>
+              <w:t>﻿</w:t>
+            </w:r>
+            <w:r>
+              <w:rPr>
+                <w:rFonts w:ascii="Times New Roman" w:eastAsia="KaiTi" w:hAnsi="Times New Roman" w:cs="Times New Roman" w:hint="eastAsia"/>
+              </w:rPr>
+              <w:t>核心特征</w:t>
+            </w:r>
+          </w:p>
+        </w:tc>
+        <w:tc>
+          <w:tcPr>
+            <w:tcW w:w="1803" w:type="dxa"/>
+          </w:tcPr>
+          <w:p>
+            <w:pPr>
+              <w:spacing w:line="276" w:lineRule="auto"/>
+              <w:jc w:val="center"/>
+              <w:cnfStyle w:val="100000000000" w:firstRow="1" w:lastRow="0" w:firstColumn="0" w:lastColumn="0" w:oddVBand="0" w:evenVBand="0" w:oddHBand="0" w:evenHBand="0" w:firstRowFirstColumn="0" w:firstRowLastColumn="0" w:lastRowFirstColumn="0" w:lastRowLastColumn="0"/>
+              <w:rPr>
+                <w:rFonts w:ascii="Times New Roman" w:eastAsia="KaiTi" w:hAnsi="Times New Roman" w:cs="Times New Roman" w:hint="eastAsia"/>
+              </w:rPr>
+            </w:pPr>
+            <w:r>
+              <w:rPr>
+                <w:rFonts w:ascii="Calibri" w:eastAsia="KaiTi" w:hAnsi="Calibri" w:cs="Calibri"/>
+              </w:rPr>
+              <w:t>﻿</w:t>
+            </w:r>
+            <w:r>
+              <w:rPr>
+                <w:rFonts w:ascii="Times New Roman" w:eastAsia="KaiTi" w:hAnsi="Times New Roman" w:cs="Times New Roman" w:hint="eastAsia"/>
+              </w:rPr>
+              <w:t>最终电子受体</w:t>
+            </w:r>
+          </w:p>
+        </w:tc>
+        <w:tc>
+          <w:tcPr>
+            <w:tcW w:w="1803" w:type="dxa"/>
+          </w:tcPr>
+          <w:p>
+            <w:pPr>
+              <w:spacing w:line="276" w:lineRule="auto"/>
+              <w:jc w:val="center"/>
+              <w:cnfStyle w:val="100000000000" w:firstRow="1" w:lastRow="0" w:firstColumn="0" w:lastColumn="0" w:oddVBand="0" w:evenVBand="0" w:oddHBand="0" w:evenHBand="0" w:firstRowFirstColumn="0" w:firstRowLastColumn="0" w:lastRowFirstColumn="0" w:lastRowLastColumn="0"/>
+              <w:rPr>
+                <w:rFonts w:ascii="Times New Roman" w:eastAsia="KaiTi" w:hAnsi="Times New Roman" w:cs="Times New Roman" w:hint="eastAsia"/>
+              </w:rPr>
+            </w:pPr>
+            <w:r>
+              <w:rPr>
+                <w:rFonts w:ascii="Calibri" w:eastAsia="KaiTi" w:hAnsi="Calibri" w:cs="Calibri"/>
+              </w:rPr>
+              <w:t>﻿</w:t>
+            </w:r>
+            <w:r>
+              <w:rPr>
+                <w:rFonts w:ascii="Times New Roman" w:eastAsia="KaiTi" w:hAnsi="Times New Roman" w:cs="Times New Roman" w:hint="eastAsia"/>
+              </w:rPr>
+              <w:t>产能效率</w:t>
+            </w:r>
+          </w:p>
+        </w:tc>
+        <w:tc>
+          <w:tcPr>
+            <w:tcW w:w="1804" w:type="dxa"/>
+          </w:tcPr>
+          <w:p>
+            <w:pPr>
+              <w:spacing w:line="276" w:lineRule="auto"/>
+              <w:jc w:val="center"/>
+              <w:cnfStyle w:val="100000000000" w:firstRow="1" w:lastRow="0" w:firstColumn="0" w:lastColumn="0" w:oddVBand="0" w:evenVBand="0" w:oddHBand="0" w:evenHBand="0" w:firstRowFirstColumn="0" w:firstRowLastColumn="0" w:lastRowFirstColumn="0" w:lastRowLastColumn="0"/>
+              <w:rPr>
+                <w:rFonts w:ascii="Times New Roman" w:eastAsia="KaiTi" w:hAnsi="Times New Roman" w:cs="Times New Roman" w:hint="eastAsia"/>
+              </w:rPr>
+            </w:pPr>
+            <w:r>
+              <w:rPr>
+                <w:rFonts w:ascii="Calibri" w:eastAsia="KaiTi" w:hAnsi="Calibri" w:cs="Calibri"/>
+              </w:rPr>
+              <w:t>﻿</w:t>
+            </w:r>
+            <w:r>
+              <w:rPr>
+                <w:rFonts w:ascii="Times New Roman" w:eastAsia="KaiTi" w:hAnsi="Times New Roman" w:cs="Times New Roman" w:hint="eastAsia"/>
+              </w:rPr>
+              <w:t>关键过程</w:t>
+            </w:r>
+            <w:r>
+              <w:rPr>
+                <w:rFonts w:ascii="Times New Roman" w:eastAsia="KaiTi" w:hAnsi="Times New Roman" w:cs="Times New Roman"/>
+              </w:rPr>
+              <w:t>/</w:t>
+            </w:r>
+            <w:r>
+              <w:rPr>
+                <w:rFonts w:ascii="Times New Roman" w:eastAsia="KaiTi" w:hAnsi="Times New Roman" w:cs="Times New Roman" w:hint="eastAsia"/>
+              </w:rPr>
+              <w:t>产物</w:t>
+            </w:r>
+          </w:p>
+        </w:tc>
+      </w:tr>
+      <w:tr>
+        <w:trPr>
+          <w:cnfStyle w:val="000000100000" w:firstRow="0" w:lastRow="0" w:firstColumn="0" w:lastColumn="0" w:oddVBand="0" w:evenVBand="0" w:oddHBand="1" w:evenHBand="0" w:firstRowFirstColumn="0" w:firstRowLastColumn="0" w:lastRowFirstColumn="0" w:lastRowLastColumn="0"/>
+        </w:trPr>
+        <w:tc>
+          <w:tcPr>
+            <w:cnfStyle w:val="001000000000" w:firstRow="0" w:lastRow="0" w:firstColumn="1" w:lastColumn="0" w:oddVBand="0" w:evenVBand="0" w:oddHBand="0" w:evenHBand="0" w:firstRowFirstColumn="0" w:firstRowLastColumn="0" w:lastRowFirstColumn="0" w:lastRowLastColumn="0"/>
+            <w:tcW w:w="1803" w:type="dxa"/>
+          </w:tcPr>
+          <w:p>
+            <w:pPr>
+              <w:spacing w:line="276" w:lineRule="auto"/>
+              <w:rPr>
+                <w:rFonts w:ascii="Times New Roman" w:eastAsia="KaiTi" w:hAnsi="Times New Roman" w:cs="Times New Roman" w:hint="eastAsia"/>
+                <w:b w:val="0"/>
+                <w:bCs w:val="0"/>
+              </w:rPr>
+            </w:pPr>
+            <w:r>
+              <w:rPr>
+                <w:rFonts w:ascii="Times New Roman" w:eastAsia="KaiTi" w:hAnsi="Times New Roman" w:cs="Times New Roman" w:hint="eastAsia"/>
+                <w:b w:val="0"/>
+                <w:bCs w:val="0"/>
+              </w:rPr>
+              <w:t>发酵</w:t>
+            </w:r>
+          </w:p>
+        </w:tc>
+        <w:tc>
+          <w:tcPr>
+            <w:tcW w:w="1803" w:type="dxa"/>
+          </w:tcPr>
+          <w:p>
+            <w:pPr>
+              <w:spacing w:line="276" w:lineRule="auto"/>
+              <w:cnfStyle w:val="000000100000" w:firstRow="0" w:lastRow="0" w:firstColumn="0" w:lastColumn="0" w:oddVBand="0" w:evenVBand="0" w:oddHBand="1" w:evenHBand="0" w:firstRowFirstColumn="0" w:firstRowLastColumn="0" w:lastRowFirstColumn="0" w:lastRowLastColumn="0"/>
+              <w:rPr>
+                <w:rFonts w:ascii="Times New Roman" w:eastAsia="KaiTi" w:hAnsi="Times New Roman" w:cs="Times New Roman" w:hint="eastAsia"/>
+              </w:rPr>
+            </w:pPr>
+            <w:r>
+              <w:rPr>
+                <w:rFonts w:ascii="Times New Roman" w:eastAsia="KaiTi" w:hAnsi="Times New Roman" w:cs="Times New Roman" w:hint="eastAsia"/>
+              </w:rPr>
+              <w:t>无氧条件下进行；</w:t>
+            </w:r>
+            <w:r>
+              <w:rPr>
+                <w:rFonts w:ascii="Times New Roman" w:eastAsia="KaiTi" w:hAnsi="Times New Roman" w:cs="Times New Roman" w:hint="eastAsia"/>
+              </w:rPr>
+              <w:t>无需外源电子受体</w:t>
+            </w:r>
+          </w:p>
+        </w:tc>
+        <w:tc>
+          <w:tcPr>
+            <w:tcW w:w="1803" w:type="dxa"/>
+          </w:tcPr>
+          <w:p>
+            <w:pPr>
+              <w:spacing w:line="276" w:lineRule="auto"/>
+              <w:cnfStyle w:val="000000100000" w:firstRow="0" w:lastRow="0" w:firstColumn="0" w:lastColumn="0" w:oddVBand="0" w:evenVBand="0" w:oddHBand="1" w:evenHBand="0" w:firstRowFirstColumn="0" w:firstRowLastColumn="0" w:lastRowFirstColumn="0" w:lastRowLastColumn="0"/>
+              <w:rPr>
+                <w:rFonts w:ascii="Times New Roman" w:eastAsia="KaiTi" w:hAnsi="Times New Roman" w:cs="Times New Roman" w:hint="eastAsia"/>
+              </w:rPr>
+            </w:pPr>
+            <w:r>
+              <w:rPr>
+                <w:rFonts w:ascii="Times New Roman" w:eastAsia="KaiTi" w:hAnsi="Times New Roman" w:cs="Times New Roman" w:hint="eastAsia"/>
+              </w:rPr>
+              <w:t>葡萄糖经糖酵解产生的丙酮酸</w:t>
+            </w:r>
+          </w:p>
+        </w:tc>
+        <w:tc>
+          <w:tcPr>
+            <w:tcW w:w="1803" w:type="dxa"/>
+          </w:tcPr>
+          <w:p>
+            <w:pPr>
+              <w:spacing w:line="276" w:lineRule="auto"/>
+              <w:cnfStyle w:val="000000100000" w:firstRow="0" w:lastRow="0" w:firstColumn="0" w:lastColumn="0" w:oddVBand="0" w:evenVBand="0" w:oddHBand="1" w:evenHBand="0" w:firstRowFirstColumn="0" w:firstRowLastColumn="0" w:lastRowFirstColumn="0" w:lastRowLastColumn="0"/>
+              <w:rPr>
+                <w:rFonts w:ascii="Times New Roman" w:eastAsia="KaiTi" w:hAnsi="Times New Roman" w:cs="Times New Roman" w:hint="eastAsia"/>
+              </w:rPr>
+            </w:pPr>
+            <w:r>
+              <w:rPr>
+                <w:rFonts w:ascii="Times New Roman" w:eastAsia="KaiTi" w:hAnsi="Times New Roman" w:cs="Times New Roman" w:hint="eastAsia"/>
+              </w:rPr>
+              <w:t>低</w:t>
+            </w:r>
+          </w:p>
+        </w:tc>
+        <w:tc>
+          <w:tcPr>
+            <w:tcW w:w="1804" w:type="dxa"/>
+          </w:tcPr>
+          <w:p>
+            <w:pPr>
+              <w:spacing w:line="276" w:lineRule="auto"/>
+              <w:cnfStyle w:val="000000100000" w:firstRow="0" w:lastRow="0" w:firstColumn="0" w:lastColumn="0" w:oddVBand="0" w:evenVBand="0" w:oddHBand="1" w:evenHBand="0" w:firstRowFirstColumn="0" w:firstRowLastColumn="0" w:lastRowFirstColumn="0" w:lastRowLastColumn="0"/>
+              <w:rPr>
+                <w:rFonts w:ascii="Times New Roman" w:eastAsia="KaiTi" w:hAnsi="Times New Roman" w:cs="Times New Roman"/>
+              </w:rPr>
+            </w:pPr>
+            <w:r>
+              <w:rPr>
+                <w:rFonts w:ascii="Times New Roman" w:eastAsia="KaiTi" w:hAnsi="Times New Roman" w:cs="Times New Roman" w:hint="eastAsia"/>
+              </w:rPr>
+              <w:t>糖酵解产生丙酮酸，；</w:t>
+            </w:r>
+            <w:r>
+              <w:rPr>
+                <w:rFonts w:ascii="Times New Roman" w:eastAsia="KaiTi" w:hAnsi="Times New Roman" w:cs="Times New Roman" w:hint="eastAsia"/>
+              </w:rPr>
+              <w:t>产生各种</w:t>
+            </w:r>
+          </w:p>
+          <w:p>
+            <w:pPr>
+              <w:spacing w:line="276" w:lineRule="auto"/>
+              <w:cnfStyle w:val="000000100000" w:firstRow="0" w:lastRow="0" w:firstColumn="0" w:lastColumn="0" w:oddVBand="0" w:evenVBand="0" w:oddHBand="1" w:evenHBand="0" w:firstRowFirstColumn="0" w:firstRowLastColumn="0" w:lastRowFirstColumn="0" w:lastRowLastColumn="0"/>
+              <w:rPr>
+                <w:rFonts w:ascii="Times New Roman" w:eastAsia="KaiTi" w:hAnsi="Times New Roman" w:cs="Times New Roman" w:hint="eastAsia"/>
+              </w:rPr>
+            </w:pPr>
+            <w:r>
+              <w:rPr>
+                <w:rFonts w:ascii="Times New Roman" w:eastAsia="KaiTi" w:hAnsi="Times New Roman" w:cs="Times New Roman" w:hint="eastAsia"/>
+              </w:rPr>
+              <w:t>发酵产物（乙醇、乳酸、丁酸等）</w:t>
+            </w:r>
+          </w:p>
+        </w:tc>
+      </w:tr>
+      <w:tr>
+        <w:tc>
+          <w:tcPr>
+            <w:cnfStyle w:val="001000000000" w:firstRow="0" w:lastRow="0" w:firstColumn="1" w:lastColumn="0" w:oddVBand="0" w:evenVBand="0" w:oddHBand="0" w:evenHBand="0" w:firstRowFirstColumn="0" w:firstRowLastColumn="0" w:lastRowFirstColumn="0" w:lastRowLastColumn="0"/>
+            <w:tcW w:w="1803" w:type="dxa"/>
+          </w:tcPr>
+          <w:p>
+            <w:pPr>
+              <w:spacing w:line="276" w:lineRule="auto"/>
+              <w:rPr>
+                <w:rFonts w:ascii="Times New Roman" w:eastAsia="KaiTi" w:hAnsi="Times New Roman" w:cs="Times New Roman" w:hint="eastAsia"/>
+                <w:b w:val="0"/>
+                <w:bCs w:val="0"/>
+              </w:rPr>
+            </w:pPr>
+            <w:r>
+              <w:rPr>
+                <w:rFonts w:ascii="Times New Roman" w:eastAsia="KaiTi" w:hAnsi="Times New Roman" w:cs="Times New Roman" w:hint="eastAsia"/>
+                <w:b w:val="0"/>
+                <w:bCs w:val="0"/>
+              </w:rPr>
+              <w:t>有氧呼吸</w:t>
+            </w:r>
+          </w:p>
+        </w:tc>
+        <w:tc>
+          <w:tcPr>
+            <w:tcW w:w="1803" w:type="dxa"/>
+          </w:tcPr>
+          <w:p>
+            <w:pPr>
+              <w:spacing w:line="276" w:lineRule="auto"/>
+              <w:cnfStyle w:val="000000000000" w:firstRow="0" w:lastRow="0" w:firstColumn="0" w:lastColumn="0" w:oddVBand="0" w:evenVBand="0" w:oddHBand="0" w:evenHBand="0" w:firstRowFirstColumn="0" w:firstRowLastColumn="0" w:lastRowFirstColumn="0" w:lastRowLastColumn="0"/>
+              <w:rPr>
+                <w:rFonts w:ascii="Times New Roman" w:eastAsia="KaiTi" w:hAnsi="Times New Roman" w:cs="Times New Roman" w:hint="eastAsia"/>
+              </w:rPr>
+            </w:pPr>
+            <w:r>
+              <w:rPr>
+                <w:rFonts w:ascii="Times New Roman" w:eastAsia="KaiTi" w:hAnsi="Times New Roman" w:cs="Times New Roman" w:hint="eastAsia"/>
+              </w:rPr>
+              <w:t>有氧条件下进行；需要外源电子受体</w:t>
+            </w:r>
+            <w:r>
+              <w:rPr>
+                <w:rFonts w:ascii="Times New Roman" w:eastAsia="KaiTi" w:hAnsi="Times New Roman" w:cs="Times New Roman" w:hint="eastAsia"/>
+              </w:rPr>
+              <w:t>；彻底氧化</w:t>
+            </w:r>
+          </w:p>
+        </w:tc>
+        <w:tc>
+          <w:tcPr>
+            <w:tcW w:w="1803" w:type="dxa"/>
+          </w:tcPr>
+          <w:p>
+            <w:pPr>
+              <w:spacing w:line="276" w:lineRule="auto"/>
+              <w:cnfStyle w:val="000000000000" w:firstRow="0" w:lastRow="0" w:firstColumn="0" w:lastColumn="0" w:oddVBand="0" w:evenVBand="0" w:oddHBand="0" w:evenHBand="0" w:firstRowFirstColumn="0" w:firstRowLastColumn="0" w:lastRowFirstColumn="0" w:lastRowLastColumn="0"/>
+              <w:rPr>
+                <w:rFonts w:ascii="Times New Roman" w:eastAsia="KaiTi" w:hAnsi="Times New Roman" w:cs="Times New Roman" w:hint="eastAsia"/>
+              </w:rPr>
+            </w:pPr>
+            <w:r>
+              <w:rPr>
+                <w:rFonts w:ascii="Times New Roman" w:eastAsia="KaiTi" w:hAnsi="Times New Roman" w:cs="Times New Roman" w:hint="eastAsia"/>
+              </w:rPr>
+              <w:t>氧气</w:t>
+            </w:r>
+          </w:p>
+        </w:tc>
+        <w:tc>
+          <w:tcPr>
+            <w:tcW w:w="1803" w:type="dxa"/>
+          </w:tcPr>
+          <w:p>
+            <w:pPr>
+              <w:spacing w:line="276" w:lineRule="auto"/>
+              <w:cnfStyle w:val="000000000000" w:firstRow="0" w:lastRow="0" w:firstColumn="0" w:lastColumn="0" w:oddVBand="0" w:evenVBand="0" w:oddHBand="0" w:evenHBand="0" w:firstRowFirstColumn="0" w:firstRowLastColumn="0" w:lastRowFirstColumn="0" w:lastRowLastColumn="0"/>
+              <w:rPr>
+                <w:rFonts w:ascii="Times New Roman" w:eastAsia="KaiTi" w:hAnsi="Times New Roman" w:cs="Times New Roman" w:hint="eastAsia"/>
+              </w:rPr>
+            </w:pPr>
+            <w:r>
+              <w:rPr>
+                <w:rFonts w:ascii="Times New Roman" w:eastAsia="KaiTi" w:hAnsi="Times New Roman" w:cs="Times New Roman" w:hint="eastAsia"/>
+              </w:rPr>
+              <w:t>高</w:t>
+            </w:r>
+          </w:p>
+        </w:tc>
+        <w:tc>
+          <w:tcPr>
+            <w:tcW w:w="1804" w:type="dxa"/>
+          </w:tcPr>
+          <w:p>
+            <w:pPr>
+              <w:spacing w:line="276" w:lineRule="auto"/>
+              <w:cnfStyle w:val="000000000000" w:firstRow="0" w:lastRow="0" w:firstColumn="0" w:lastColumn="0" w:oddVBand="0" w:evenVBand="0" w:oddHBand="0" w:evenHBand="0" w:firstRowFirstColumn="0" w:firstRowLastColumn="0" w:lastRowFirstColumn="0" w:lastRowLastColumn="0"/>
+              <w:rPr>
+                <w:rFonts w:ascii="Times New Roman" w:eastAsia="KaiTi" w:hAnsi="Times New Roman" w:cs="Times New Roman" w:hint="eastAsia"/>
+              </w:rPr>
+            </w:pPr>
+            <w:r>
+              <w:rPr>
+                <w:rFonts w:ascii="Times New Roman" w:eastAsia="KaiTi" w:hAnsi="Times New Roman" w:cs="Times New Roman" w:hint="eastAsia"/>
+              </w:rPr>
+              <w:t>糖酵解，</w:t>
+            </w:r>
+            <w:r>
+              <w:rPr>
+                <w:rFonts w:ascii="Times New Roman" w:eastAsia="KaiTi" w:hAnsi="Times New Roman" w:cs="Times New Roman" w:hint="eastAsia"/>
+              </w:rPr>
+              <w:t>TCA</w:t>
+            </w:r>
+            <w:r>
+              <w:rPr>
+                <w:rFonts w:ascii="Times New Roman" w:eastAsia="KaiTi" w:hAnsi="Times New Roman" w:cs="Times New Roman" w:hint="eastAsia"/>
+              </w:rPr>
+              <w:t>，电子传递链</w:t>
+            </w:r>
+          </w:p>
+        </w:tc>
+      </w:tr>
+      <w:tr>
+        <w:trPr>
+          <w:cnfStyle w:val="000000100000" w:firstRow="0" w:lastRow="0" w:firstColumn="0" w:lastColumn="0" w:oddVBand="0" w:evenVBand="0" w:oddHBand="1" w:evenHBand="0" w:firstRowFirstColumn="0" w:firstRowLastColumn="0" w:lastRowFirstColumn="0" w:lastRowLastColumn="0"/>
+        </w:trPr>
+        <w:tc>
+          <w:tcPr>
+            <w:cnfStyle w:val="001000000000" w:firstRow="0" w:lastRow="0" w:firstColumn="1" w:lastColumn="0" w:oddVBand="0" w:evenVBand="0" w:oddHBand="0" w:evenHBand="0" w:firstRowFirstColumn="0" w:firstRowLastColumn="0" w:lastRowFirstColumn="0" w:lastRowLastColumn="0"/>
+            <w:tcW w:w="1803" w:type="dxa"/>
+          </w:tcPr>
+          <w:p>
+            <w:pPr>
+              <w:spacing w:line="276" w:lineRule="auto"/>
+              <w:rPr>
+                <w:rFonts w:ascii="Times New Roman" w:eastAsia="KaiTi" w:hAnsi="Times New Roman" w:cs="Times New Roman" w:hint="eastAsia"/>
+                <w:b w:val="0"/>
+                <w:bCs w:val="0"/>
+              </w:rPr>
+            </w:pPr>
+            <w:r>
+              <w:rPr>
+                <w:rFonts w:ascii="Times New Roman" w:eastAsia="KaiTi" w:hAnsi="Times New Roman" w:cs="Times New Roman" w:hint="eastAsia"/>
+                <w:b w:val="0"/>
+                <w:bCs w:val="0"/>
+              </w:rPr>
+              <w:t>无氧呼吸</w:t>
+            </w:r>
+          </w:p>
+        </w:tc>
+        <w:tc>
+          <w:tcPr>
+            <w:tcW w:w="1803" w:type="dxa"/>
+          </w:tcPr>
+          <w:p>
+            <w:pPr>
+              <w:spacing w:line="276" w:lineRule="auto"/>
+              <w:cnfStyle w:val="000000100000" w:firstRow="0" w:lastRow="0" w:firstColumn="0" w:lastColumn="0" w:oddVBand="0" w:evenVBand="0" w:oddHBand="1" w:evenHBand="0" w:firstRowFirstColumn="0" w:firstRowLastColumn="0" w:lastRowFirstColumn="0" w:lastRowLastColumn="0"/>
+              <w:rPr>
+                <w:rFonts w:ascii="Times New Roman" w:eastAsia="KaiTi" w:hAnsi="Times New Roman" w:cs="Times New Roman" w:hint="eastAsia"/>
+              </w:rPr>
+            </w:pPr>
+            <w:r>
+              <w:rPr>
+                <w:rFonts w:ascii="Times New Roman" w:eastAsia="KaiTi" w:hAnsi="Times New Roman" w:cs="Times New Roman" w:hint="eastAsia"/>
+              </w:rPr>
+              <w:t>无氧条件下进行；需外源电子受体</w:t>
+            </w:r>
+          </w:p>
+        </w:tc>
+        <w:tc>
+          <w:tcPr>
+            <w:tcW w:w="1803" w:type="dxa"/>
+          </w:tcPr>
+          <w:p>
+            <w:pPr>
+              <w:spacing w:line="276" w:lineRule="auto"/>
+              <w:cnfStyle w:val="000000100000" w:firstRow="0" w:lastRow="0" w:firstColumn="0" w:lastColumn="0" w:oddVBand="0" w:evenVBand="0" w:oddHBand="1" w:evenHBand="0" w:firstRowFirstColumn="0" w:firstRowLastColumn="0" w:lastRowFirstColumn="0" w:lastRowLastColumn="0"/>
+              <w:rPr>
+                <w:rFonts w:ascii="Times New Roman" w:eastAsia="KaiTi" w:hAnsi="Times New Roman" w:cs="Times New Roman" w:hint="eastAsia"/>
+              </w:rPr>
+            </w:pPr>
+            <w:r>
+              <w:rPr>
+                <w:rFonts w:ascii="Times New Roman" w:eastAsia="KaiTi" w:hAnsi="Times New Roman" w:cs="Times New Roman" w:hint="eastAsia"/>
+              </w:rPr>
+              <w:t>无机氧化物或某些有机物</w:t>
+            </w:r>
+          </w:p>
+        </w:tc>
+        <w:tc>
+          <w:tcPr>
+            <w:tcW w:w="1803" w:type="dxa"/>
+          </w:tcPr>
+          <w:p>
+            <w:pPr>
+              <w:spacing w:line="276" w:lineRule="auto"/>
+              <w:cnfStyle w:val="000000100000" w:firstRow="0" w:lastRow="0" w:firstColumn="0" w:lastColumn="0" w:oddVBand="0" w:evenVBand="0" w:oddHBand="1" w:evenHBand="0" w:firstRowFirstColumn="0" w:firstRowLastColumn="0" w:lastRowFirstColumn="0" w:lastRowLastColumn="0"/>
+              <w:rPr>
+                <w:rFonts w:ascii="Times New Roman" w:eastAsia="KaiTi" w:hAnsi="Times New Roman" w:cs="Times New Roman" w:hint="eastAsia"/>
+              </w:rPr>
+            </w:pPr>
+            <w:r>
+              <w:rPr>
+                <w:rFonts w:ascii="Times New Roman" w:eastAsia="KaiTi" w:hAnsi="Times New Roman" w:cs="Times New Roman" w:hint="eastAsia"/>
+              </w:rPr>
+              <w:t>较高</w:t>
+            </w:r>
+          </w:p>
+        </w:tc>
+        <w:tc>
+          <w:tcPr>
+            <w:tcW w:w="1804" w:type="dxa"/>
+          </w:tcPr>
+          <w:p>
+            <w:pPr>
+              <w:spacing w:line="276" w:lineRule="auto"/>
+              <w:cnfStyle w:val="000000100000" w:firstRow="0" w:lastRow="0" w:firstColumn="0" w:lastColumn="0" w:oddVBand="0" w:evenVBand="0" w:oddHBand="1" w:evenHBand="0" w:firstRowFirstColumn="0" w:firstRowLastColumn="0" w:lastRowFirstColumn="0" w:lastRowLastColumn="0"/>
+              <w:rPr>
+                <w:rFonts w:ascii="Times New Roman" w:eastAsia="KaiTi" w:hAnsi="Times New Roman" w:cs="Times New Roman"/>
+              </w:rPr>
+            </w:pPr>
+            <w:r>
+              <w:rPr>
+                <w:rFonts w:ascii="Times New Roman" w:eastAsia="KaiTi" w:hAnsi="Times New Roman" w:cs="Times New Roman" w:hint="eastAsia"/>
+              </w:rPr>
+              <w:t>糖酵解</w:t>
+            </w:r>
+          </w:p>
+        </w:tc>
+      </w:tr>
+    </w:tbl>
+    <w:p>
+      <w:pPr>
+        <w:spacing w:line="276" w:lineRule="auto"/>
+        <w:rPr>
+          <w:rFonts w:ascii="Times New Roman" w:eastAsia="KaiTi" w:hAnsi="Times New Roman" w:cs="Times New Roman"/>
+          <w:b/>
+          <w:bCs/>
+        </w:rPr>
+      </w:pPr>
+      <w:r>
+        <w:rPr>
+          <w:rFonts w:ascii="Times New Roman" w:eastAsia="KaiTi" w:hAnsi="Times New Roman" w:cs="Times New Roman" w:hint="eastAsia"/>
+          <w:b/>
+          <w:bCs/>
+        </w:rPr>
+        <w:t>化能自养</w:t>
       </w:r>
       <w:r>
         <w:rPr>
           <w:rFonts w:ascii="Times New Roman" w:eastAsia="KaiTi" w:hAnsi="Times New Roman" w:cs="Times New Roman" w:hint="eastAsia"/>
           <w:b/>
           <w:bCs/>
-          <w:lang w:val="en-US"/>
         </w:rPr>
-        <w:t>ATP</w:t>
+        <w:t>型</w:t>
       </w:r>
       <w:r>
         <w:rPr>
           <w:rFonts w:ascii="Times New Roman" w:eastAsia="KaiTi" w:hAnsi="Times New Roman" w:cs="Times New Roman" w:hint="eastAsia"/>
           <w:b/>
           <w:bCs/>
-          <w:lang w:val="en-US"/>
         </w:rPr>
-        <w:t>和还原力产生的特点</w:t>
+        <w:t>微生物的产能途径</w:t>
+      </w:r>
+    </w:p>
+    <w:tbl>
+      <w:tblPr>
+        <w:tblStyle w:val="GridTable4-Accent5"/>
+        <w:tblW w:w="9067" w:type="dxa"/>
+        <w:tblLook w:val="04A0" w:firstRow="1" w:lastRow="0" w:firstColumn="1" w:lastColumn="0" w:noHBand="0" w:noVBand="1"/>
+      </w:tblPr>
+      <w:tblGrid>
+        <w:gridCol w:w="3022"/>
+        <w:gridCol w:w="3022"/>
+        <w:gridCol w:w="3023"/>
+      </w:tblGrid>
+      <w:tr>
+        <w:trPr>
+          <w:cnfStyle w:val="100000000000" w:firstRow="1" w:lastRow="0" w:firstColumn="0" w:lastColumn="0" w:oddVBand="0" w:evenVBand="0" w:oddHBand="0" w:evenHBand="0" w:firstRowFirstColumn="0" w:firstRowLastColumn="0" w:lastRowFirstColumn="0" w:lastRowLastColumn="0"/>
+        </w:trPr>
+        <w:tc>
+          <w:tcPr>
+            <w:cnfStyle w:val="001000000000" w:firstRow="0" w:lastRow="0" w:firstColumn="1" w:lastColumn="0" w:oddVBand="0" w:evenVBand="0" w:oddHBand="0" w:evenHBand="0" w:firstRowFirstColumn="0" w:firstRowLastColumn="0" w:lastRowFirstColumn="0" w:lastRowLastColumn="0"/>
+            <w:tcW w:w="3022" w:type="dxa"/>
+          </w:tcPr>
+          <w:p>
+            <w:pPr>
+              <w:spacing w:line="276" w:lineRule="auto"/>
+              <w:jc w:val="center"/>
+              <w:rPr>
+                <w:rFonts w:ascii="Times New Roman" w:eastAsia="KaiTi" w:hAnsi="Times New Roman" w:cs="Times New Roman" w:hint="eastAsia"/>
+              </w:rPr>
+            </w:pPr>
+            <w:r>
+              <w:rPr>
+                <w:rFonts w:ascii="Calibri" w:eastAsia="KaiTi" w:hAnsi="Calibri" w:cs="Calibri"/>
+              </w:rPr>
+              <w:t>﻿</w:t>
+            </w:r>
+            <w:r>
+              <w:rPr>
+                <w:rFonts w:ascii="Calibri" w:eastAsia="KaiTi" w:hAnsi="Calibri" w:cs="Calibri" w:hint="eastAsia"/>
+              </w:rPr>
+              <w:t>氧</w:t>
+            </w:r>
+            <w:r>
+              <w:rPr>
+                <w:rFonts w:ascii="Calibri" w:eastAsia="KaiTi" w:hAnsi="Calibri" w:cs="Calibri" w:hint="eastAsia"/>
+              </w:rPr>
+              <w:t>化</w:t>
+            </w:r>
+            <w:r>
+              <w:rPr>
+                <w:rFonts w:ascii="Times New Roman" w:eastAsia="KaiTi" w:hAnsi="Times New Roman" w:cs="Times New Roman" w:hint="eastAsia"/>
+              </w:rPr>
+              <w:t>类型</w:t>
+            </w:r>
+          </w:p>
+        </w:tc>
+        <w:tc>
+          <w:tcPr>
+            <w:tcW w:w="3022" w:type="dxa"/>
+          </w:tcPr>
+          <w:p>
+            <w:pPr>
+              <w:spacing w:line="276" w:lineRule="auto"/>
+              <w:jc w:val="center"/>
+              <w:cnfStyle w:val="100000000000" w:firstRow="1" w:lastRow="0" w:firstColumn="0" w:lastColumn="0" w:oddVBand="0" w:evenVBand="0" w:oddHBand="0" w:evenHBand="0" w:firstRowFirstColumn="0" w:firstRowLastColumn="0" w:lastRowFirstColumn="0" w:lastRowLastColumn="0"/>
+              <w:rPr>
+                <w:rFonts w:ascii="Times New Roman" w:eastAsia="KaiTi" w:hAnsi="Times New Roman" w:cs="Times New Roman" w:hint="eastAsia"/>
+              </w:rPr>
+            </w:pPr>
+            <w:r>
+              <w:rPr>
+                <w:rFonts w:ascii="Calibri" w:eastAsia="KaiTi" w:hAnsi="Calibri" w:cs="Calibri"/>
+              </w:rPr>
+              <w:t>﻿</w:t>
+            </w:r>
+            <w:r>
+              <w:t xml:space="preserve"> </w:t>
+            </w:r>
+            <w:r>
+              <w:rPr>
+                <w:rFonts w:ascii="Calibri" w:eastAsia="KaiTi" w:hAnsi="Calibri" w:cs="Calibri"/>
+              </w:rPr>
+              <w:t>﻿</w:t>
+            </w:r>
+            <w:r>
+              <w:rPr>
+                <w:rFonts w:ascii="Calibri" w:eastAsia="KaiTi" w:hAnsi="Calibri" w:cs="Calibri" w:hint="eastAsia"/>
+              </w:rPr>
+              <w:t>能源物质（电子供体）</w:t>
+            </w:r>
+          </w:p>
+        </w:tc>
+        <w:tc>
+          <w:tcPr>
+            <w:tcW w:w="3023" w:type="dxa"/>
+          </w:tcPr>
+          <w:p>
+            <w:pPr>
+              <w:spacing w:line="276" w:lineRule="auto"/>
+              <w:jc w:val="center"/>
+              <w:cnfStyle w:val="100000000000" w:firstRow="1" w:lastRow="0" w:firstColumn="0" w:lastColumn="0" w:oddVBand="0" w:evenVBand="0" w:oddHBand="0" w:evenHBand="0" w:firstRowFirstColumn="0" w:firstRowLastColumn="0" w:lastRowFirstColumn="0" w:lastRowLastColumn="0"/>
+              <w:rPr>
+                <w:rFonts w:ascii="Times New Roman" w:eastAsia="KaiTi" w:hAnsi="Times New Roman" w:cs="Times New Roman"/>
+              </w:rPr>
+            </w:pPr>
+            <w:r>
+              <w:rPr>
+                <w:rFonts w:ascii="Calibri" w:eastAsia="KaiTi" w:hAnsi="Calibri" w:cs="Calibri"/>
+              </w:rPr>
+              <w:t>﻿</w:t>
+            </w:r>
+            <w:r>
+              <w:t xml:space="preserve"> </w:t>
+            </w:r>
+            <w:r>
+              <w:rPr>
+                <w:rFonts w:ascii="Calibri" w:eastAsia="KaiTi" w:hAnsi="Calibri" w:cs="Calibri"/>
+              </w:rPr>
+              <w:t>﻿</w:t>
+            </w:r>
+            <w:r>
+              <w:rPr>
+                <w:rFonts w:ascii="Calibri" w:eastAsia="KaiTi" w:hAnsi="Calibri" w:cs="Calibri" w:hint="eastAsia"/>
+              </w:rPr>
+              <w:t>生态意义</w:t>
+            </w:r>
+          </w:p>
+        </w:tc>
+      </w:tr>
+      <w:tr>
+        <w:trPr>
+          <w:cnfStyle w:val="000000100000" w:firstRow="0" w:lastRow="0" w:firstColumn="0" w:lastColumn="0" w:oddVBand="0" w:evenVBand="0" w:oddHBand="1" w:evenHBand="0" w:firstRowFirstColumn="0" w:firstRowLastColumn="0" w:lastRowFirstColumn="0" w:lastRowLastColumn="0"/>
+        </w:trPr>
+        <w:tc>
+          <w:tcPr>
+            <w:cnfStyle w:val="001000000000" w:firstRow="0" w:lastRow="0" w:firstColumn="1" w:lastColumn="0" w:oddVBand="0" w:evenVBand="0" w:oddHBand="0" w:evenHBand="0" w:firstRowFirstColumn="0" w:firstRowLastColumn="0" w:lastRowFirstColumn="0" w:lastRowLastColumn="0"/>
+            <w:tcW w:w="3022" w:type="dxa"/>
+          </w:tcPr>
+          <w:p>
+            <w:pPr>
+              <w:spacing w:line="276" w:lineRule="auto"/>
+              <w:rPr>
+                <w:rFonts w:ascii="Times New Roman" w:eastAsia="KaiTi" w:hAnsi="Times New Roman" w:cs="Times New Roman" w:hint="eastAsia"/>
+                <w:b w:val="0"/>
+                <w:bCs w:val="0"/>
+              </w:rPr>
+            </w:pPr>
+            <w:r>
+              <w:rPr>
+                <w:rFonts w:ascii="Times New Roman" w:eastAsia="KaiTi" w:hAnsi="Times New Roman" w:cs="Times New Roman" w:hint="eastAsia"/>
+                <w:b w:val="0"/>
+                <w:bCs w:val="0"/>
+              </w:rPr>
+              <w:t>氨</w:t>
+            </w:r>
+            <w:r>
+              <w:rPr>
+                <w:rFonts w:ascii="Times New Roman" w:eastAsia="KaiTi" w:hAnsi="Times New Roman" w:cs="Times New Roman" w:hint="eastAsia"/>
+                <w:b w:val="0"/>
+                <w:bCs w:val="0"/>
+              </w:rPr>
+              <w:t xml:space="preserve"> </w:t>
+            </w:r>
+            <w:r>
+              <w:rPr>
+                <w:rFonts w:ascii="Times New Roman" w:eastAsia="KaiTi" w:hAnsi="Times New Roman" w:cs="Times New Roman" w:hint="eastAsia"/>
+                <w:b w:val="0"/>
+                <w:bCs w:val="0"/>
+              </w:rPr>
+              <w:t>氧化</w:t>
+            </w:r>
+          </w:p>
+        </w:tc>
+        <w:tc>
+          <w:tcPr>
+            <w:tcW w:w="3022" w:type="dxa"/>
+          </w:tcPr>
+          <w:p>
+            <w:pPr>
+              <w:spacing w:line="276" w:lineRule="auto"/>
+              <w:cnfStyle w:val="000000100000" w:firstRow="0" w:lastRow="0" w:firstColumn="0" w:lastColumn="0" w:oddVBand="0" w:evenVBand="0" w:oddHBand="1" w:evenHBand="0" w:firstRowFirstColumn="0" w:firstRowLastColumn="0" w:lastRowFirstColumn="0" w:lastRowLastColumn="0"/>
+              <w:rPr>
+                <w:rFonts w:ascii="Times New Roman" w:eastAsia="KaiTi" w:hAnsi="Times New Roman" w:cs="Times New Roman" w:hint="eastAsia"/>
+              </w:rPr>
+            </w:pPr>
+            <w:r>
+              <w:rPr>
+                <w:rFonts w:ascii="Times New Roman" w:eastAsia="KaiTi" w:hAnsi="Times New Roman" w:cs="Times New Roman" w:hint="eastAsia"/>
+              </w:rPr>
+              <w:t>氨根</w:t>
+            </w:r>
+            <w:r>
+              <w:rPr>
+                <w:rFonts w:ascii="Times New Roman" w:eastAsia="KaiTi" w:hAnsi="Times New Roman" w:cs="Times New Roman" w:hint="eastAsia"/>
+              </w:rPr>
+              <w:t>/</w:t>
+            </w:r>
+            <w:r>
+              <w:rPr>
+                <w:rFonts w:ascii="Times New Roman" w:eastAsia="KaiTi" w:hAnsi="Times New Roman" w:cs="Times New Roman" w:hint="eastAsia"/>
+              </w:rPr>
+              <w:t>亚硝酸根</w:t>
+            </w:r>
+          </w:p>
+        </w:tc>
+        <w:tc>
+          <w:tcPr>
+            <w:tcW w:w="3023" w:type="dxa"/>
+          </w:tcPr>
+          <w:p>
+            <w:pPr>
+              <w:spacing w:line="276" w:lineRule="auto"/>
+              <w:cnfStyle w:val="000000100000" w:firstRow="0" w:lastRow="0" w:firstColumn="0" w:lastColumn="0" w:oddVBand="0" w:evenVBand="0" w:oddHBand="1" w:evenHBand="0" w:firstRowFirstColumn="0" w:firstRowLastColumn="0" w:lastRowFirstColumn="0" w:lastRowLastColumn="0"/>
+              <w:rPr>
+                <w:rFonts w:ascii="Times New Roman" w:eastAsia="KaiTi" w:hAnsi="Times New Roman" w:cs="Times New Roman" w:hint="eastAsia"/>
+              </w:rPr>
+            </w:pPr>
+            <w:r>
+              <w:rPr>
+                <w:rFonts w:ascii="Times New Roman" w:eastAsia="KaiTi" w:hAnsi="Times New Roman" w:cs="Times New Roman" w:hint="eastAsia"/>
+              </w:rPr>
+              <w:t>氮循环</w:t>
+            </w:r>
+          </w:p>
+        </w:tc>
+      </w:tr>
+      <w:tr>
+        <w:tc>
+          <w:tcPr>
+            <w:cnfStyle w:val="001000000000" w:firstRow="0" w:lastRow="0" w:firstColumn="1" w:lastColumn="0" w:oddVBand="0" w:evenVBand="0" w:oddHBand="0" w:evenHBand="0" w:firstRowFirstColumn="0" w:firstRowLastColumn="0" w:lastRowFirstColumn="0" w:lastRowLastColumn="0"/>
+            <w:tcW w:w="3022" w:type="dxa"/>
+          </w:tcPr>
+          <w:p>
+            <w:pPr>
+              <w:spacing w:line="276" w:lineRule="auto"/>
+              <w:rPr>
+                <w:rFonts w:ascii="Times New Roman" w:eastAsia="KaiTi" w:hAnsi="Times New Roman" w:cs="Times New Roman" w:hint="eastAsia"/>
+                <w:b w:val="0"/>
+                <w:bCs w:val="0"/>
+              </w:rPr>
+            </w:pPr>
+            <w:r>
+              <w:rPr>
+                <w:rFonts w:ascii="Times New Roman" w:eastAsia="KaiTi" w:hAnsi="Times New Roman" w:cs="Times New Roman" w:hint="eastAsia"/>
+                <w:b w:val="0"/>
+                <w:bCs w:val="0"/>
+              </w:rPr>
+              <w:t>铁</w:t>
+            </w:r>
+            <w:r>
+              <w:rPr>
+                <w:rFonts w:ascii="Times New Roman" w:eastAsia="KaiTi" w:hAnsi="Times New Roman" w:cs="Times New Roman" w:hint="eastAsia"/>
+                <w:b w:val="0"/>
+                <w:bCs w:val="0"/>
+              </w:rPr>
+              <w:t xml:space="preserve"> </w:t>
+            </w:r>
+            <w:r>
+              <w:rPr>
+                <w:rFonts w:ascii="Times New Roman" w:eastAsia="KaiTi" w:hAnsi="Times New Roman" w:cs="Times New Roman" w:hint="eastAsia"/>
+                <w:b w:val="0"/>
+                <w:bCs w:val="0"/>
+              </w:rPr>
+              <w:t>氧化</w:t>
+            </w:r>
+          </w:p>
+        </w:tc>
+        <w:tc>
+          <w:tcPr>
+            <w:tcW w:w="3022" w:type="dxa"/>
+          </w:tcPr>
+          <w:p>
+            <w:pPr>
+              <w:spacing w:line="276" w:lineRule="auto"/>
+              <w:cnfStyle w:val="000000000000" w:firstRow="0" w:lastRow="0" w:firstColumn="0" w:lastColumn="0" w:oddVBand="0" w:evenVBand="0" w:oddHBand="0" w:evenHBand="0" w:firstRowFirstColumn="0" w:firstRowLastColumn="0" w:lastRowFirstColumn="0" w:lastRowLastColumn="0"/>
+              <w:rPr>
+                <w:rFonts w:ascii="Times New Roman" w:eastAsia="KaiTi" w:hAnsi="Times New Roman" w:cs="Times New Roman" w:hint="eastAsia"/>
+              </w:rPr>
+            </w:pPr>
+            <w:r>
+              <w:rPr>
+                <w:rFonts w:ascii="Times New Roman" w:eastAsia="KaiTi" w:hAnsi="Times New Roman" w:cs="Times New Roman" w:hint="eastAsia"/>
+              </w:rPr>
+              <w:t>二价铁离子</w:t>
+            </w:r>
+          </w:p>
+        </w:tc>
+        <w:tc>
+          <w:tcPr>
+            <w:tcW w:w="3023" w:type="dxa"/>
+          </w:tcPr>
+          <w:p>
+            <w:pPr>
+              <w:spacing w:line="276" w:lineRule="auto"/>
+              <w:cnfStyle w:val="000000000000" w:firstRow="0" w:lastRow="0" w:firstColumn="0" w:lastColumn="0" w:oddVBand="0" w:evenVBand="0" w:oddHBand="0" w:evenHBand="0" w:firstRowFirstColumn="0" w:firstRowLastColumn="0" w:lastRowFirstColumn="0" w:lastRowLastColumn="0"/>
+              <w:rPr>
+                <w:rFonts w:ascii="Times New Roman" w:eastAsia="KaiTi" w:hAnsi="Times New Roman" w:cs="Times New Roman" w:hint="eastAsia"/>
+              </w:rPr>
+            </w:pPr>
+            <w:r>
+              <w:rPr>
+                <w:rFonts w:ascii="Times New Roman" w:eastAsia="KaiTi" w:hAnsi="Times New Roman" w:cs="Times New Roman" w:hint="eastAsia"/>
+              </w:rPr>
+              <w:t>矿产</w:t>
+            </w:r>
+          </w:p>
+        </w:tc>
+      </w:tr>
+      <w:tr>
+        <w:trPr>
+          <w:cnfStyle w:val="000000100000" w:firstRow="0" w:lastRow="0" w:firstColumn="0" w:lastColumn="0" w:oddVBand="0" w:evenVBand="0" w:oddHBand="1" w:evenHBand="0" w:firstRowFirstColumn="0" w:firstRowLastColumn="0" w:lastRowFirstColumn="0" w:lastRowLastColumn="0"/>
+        </w:trPr>
+        <w:tc>
+          <w:tcPr>
+            <w:cnfStyle w:val="001000000000" w:firstRow="0" w:lastRow="0" w:firstColumn="1" w:lastColumn="0" w:oddVBand="0" w:evenVBand="0" w:oddHBand="0" w:evenHBand="0" w:firstRowFirstColumn="0" w:firstRowLastColumn="0" w:lastRowFirstColumn="0" w:lastRowLastColumn="0"/>
+            <w:tcW w:w="3022" w:type="dxa"/>
+          </w:tcPr>
+          <w:p>
+            <w:pPr>
+              <w:spacing w:line="276" w:lineRule="auto"/>
+              <w:rPr>
+                <w:rFonts w:ascii="Times New Roman" w:eastAsia="KaiTi" w:hAnsi="Times New Roman" w:cs="Times New Roman" w:hint="eastAsia"/>
+                <w:b w:val="0"/>
+                <w:bCs w:val="0"/>
+              </w:rPr>
+            </w:pPr>
+            <w:r>
+              <w:rPr>
+                <w:rFonts w:ascii="Times New Roman" w:eastAsia="KaiTi" w:hAnsi="Times New Roman" w:cs="Times New Roman" w:hint="eastAsia"/>
+                <w:b w:val="0"/>
+                <w:bCs w:val="0"/>
+              </w:rPr>
+              <w:t>氢</w:t>
+            </w:r>
+            <w:r>
+              <w:rPr>
+                <w:rFonts w:ascii="Times New Roman" w:eastAsia="KaiTi" w:hAnsi="Times New Roman" w:cs="Times New Roman" w:hint="eastAsia"/>
+                <w:b w:val="0"/>
+                <w:bCs w:val="0"/>
+              </w:rPr>
+              <w:t xml:space="preserve"> </w:t>
+            </w:r>
+            <w:r>
+              <w:rPr>
+                <w:rFonts w:ascii="Times New Roman" w:eastAsia="KaiTi" w:hAnsi="Times New Roman" w:cs="Times New Roman" w:hint="eastAsia"/>
+                <w:b w:val="0"/>
+                <w:bCs w:val="0"/>
+              </w:rPr>
+              <w:t>氧化</w:t>
+            </w:r>
+          </w:p>
+        </w:tc>
+        <w:tc>
+          <w:tcPr>
+            <w:tcW w:w="3022" w:type="dxa"/>
+          </w:tcPr>
+          <w:p>
+            <w:pPr>
+              <w:spacing w:line="276" w:lineRule="auto"/>
+              <w:cnfStyle w:val="000000100000" w:firstRow="0" w:lastRow="0" w:firstColumn="0" w:lastColumn="0" w:oddVBand="0" w:evenVBand="0" w:oddHBand="1" w:evenHBand="0" w:firstRowFirstColumn="0" w:firstRowLastColumn="0" w:lastRowFirstColumn="0" w:lastRowLastColumn="0"/>
+              <w:rPr>
+                <w:rFonts w:ascii="Times New Roman" w:eastAsia="KaiTi" w:hAnsi="Times New Roman" w:cs="Times New Roman" w:hint="eastAsia"/>
+              </w:rPr>
+            </w:pPr>
+            <w:r>
+              <w:rPr>
+                <w:rFonts w:ascii="Times New Roman" w:eastAsia="KaiTi" w:hAnsi="Times New Roman" w:cs="Times New Roman" w:hint="eastAsia"/>
+              </w:rPr>
+              <w:t>氢气</w:t>
+            </w:r>
+          </w:p>
+        </w:tc>
+        <w:tc>
+          <w:tcPr>
+            <w:tcW w:w="3023" w:type="dxa"/>
+          </w:tcPr>
+          <w:p>
+            <w:pPr>
+              <w:spacing w:line="276" w:lineRule="auto"/>
+              <w:cnfStyle w:val="000000100000" w:firstRow="0" w:lastRow="0" w:firstColumn="0" w:lastColumn="0" w:oddVBand="0" w:evenVBand="0" w:oddHBand="1" w:evenHBand="0" w:firstRowFirstColumn="0" w:firstRowLastColumn="0" w:lastRowFirstColumn="0" w:lastRowLastColumn="0"/>
+              <w:rPr>
+                <w:rFonts w:ascii="Times New Roman" w:eastAsia="KaiTi" w:hAnsi="Times New Roman" w:cs="Times New Roman" w:hint="eastAsia"/>
+              </w:rPr>
+            </w:pPr>
+          </w:p>
+        </w:tc>
+      </w:tr>
+      <w:tr>
+        <w:tc>
+          <w:tcPr>
+            <w:cnfStyle w:val="001000000000" w:firstRow="0" w:lastRow="0" w:firstColumn="1" w:lastColumn="0" w:oddVBand="0" w:evenVBand="0" w:oddHBand="0" w:evenHBand="0" w:firstRowFirstColumn="0" w:firstRowLastColumn="0" w:lastRowFirstColumn="0" w:lastRowLastColumn="0"/>
+            <w:tcW w:w="3022" w:type="dxa"/>
+          </w:tcPr>
+          <w:p>
+            <w:pPr>
+              <w:spacing w:line="276" w:lineRule="auto"/>
+              <w:rPr>
+                <w:rFonts w:ascii="Times New Roman" w:eastAsia="KaiTi" w:hAnsi="Times New Roman" w:cs="Times New Roman" w:hint="eastAsia"/>
+                <w:b w:val="0"/>
+                <w:bCs w:val="0"/>
+              </w:rPr>
+            </w:pPr>
+            <w:r>
+              <w:rPr>
+                <w:rFonts w:ascii="Times New Roman" w:eastAsia="KaiTi" w:hAnsi="Times New Roman" w:cs="Times New Roman" w:hint="eastAsia"/>
+                <w:b w:val="0"/>
+                <w:bCs w:val="0"/>
+              </w:rPr>
+              <w:t>硫</w:t>
+            </w:r>
+            <w:r>
+              <w:rPr>
+                <w:rFonts w:ascii="Times New Roman" w:eastAsia="KaiTi" w:hAnsi="Times New Roman" w:cs="Times New Roman" w:hint="eastAsia"/>
+                <w:b w:val="0"/>
+                <w:bCs w:val="0"/>
+              </w:rPr>
+              <w:t xml:space="preserve"> </w:t>
+            </w:r>
+            <w:r>
+              <w:rPr>
+                <w:rFonts w:ascii="Times New Roman" w:eastAsia="KaiTi" w:hAnsi="Times New Roman" w:cs="Times New Roman" w:hint="eastAsia"/>
+                <w:b w:val="0"/>
+                <w:bCs w:val="0"/>
+              </w:rPr>
+              <w:t>氧化</w:t>
+            </w:r>
+          </w:p>
+        </w:tc>
+        <w:tc>
+          <w:tcPr>
+            <w:tcW w:w="3022" w:type="dxa"/>
+          </w:tcPr>
+          <w:p>
+            <w:pPr>
+              <w:spacing w:line="276" w:lineRule="auto"/>
+              <w:cnfStyle w:val="000000000000" w:firstRow="0" w:lastRow="0" w:firstColumn="0" w:lastColumn="0" w:oddVBand="0" w:evenVBand="0" w:oddHBand="0" w:evenHBand="0" w:firstRowFirstColumn="0" w:firstRowLastColumn="0" w:lastRowFirstColumn="0" w:lastRowLastColumn="0"/>
+              <w:rPr>
+                <w:rFonts w:ascii="Times New Roman" w:eastAsia="KaiTi" w:hAnsi="Times New Roman" w:cs="Times New Roman" w:hint="eastAsia"/>
+              </w:rPr>
+            </w:pPr>
+            <w:r>
+              <w:rPr>
+                <w:rFonts w:ascii="Times New Roman" w:eastAsia="KaiTi" w:hAnsi="Times New Roman" w:cs="Times New Roman" w:hint="eastAsia"/>
+              </w:rPr>
+              <w:t>还原态硫</w:t>
+            </w:r>
+          </w:p>
+        </w:tc>
+        <w:tc>
+          <w:tcPr>
+            <w:tcW w:w="3023" w:type="dxa"/>
+          </w:tcPr>
+          <w:p>
+            <w:pPr>
+              <w:spacing w:line="276" w:lineRule="auto"/>
+              <w:cnfStyle w:val="000000000000" w:firstRow="0" w:lastRow="0" w:firstColumn="0" w:lastColumn="0" w:oddVBand="0" w:evenVBand="0" w:oddHBand="0" w:evenHBand="0" w:firstRowFirstColumn="0" w:firstRowLastColumn="0" w:lastRowFirstColumn="0" w:lastRowLastColumn="0"/>
+              <w:rPr>
+                <w:rFonts w:ascii="Times New Roman" w:eastAsia="KaiTi" w:hAnsi="Times New Roman" w:cs="Times New Roman" w:hint="eastAsia"/>
+              </w:rPr>
+            </w:pPr>
+            <w:r>
+              <w:rPr>
+                <w:rFonts w:ascii="Times New Roman" w:eastAsia="KaiTi" w:hAnsi="Times New Roman" w:cs="Times New Roman" w:hint="eastAsia"/>
+              </w:rPr>
+              <w:t>硫循环</w:t>
+            </w:r>
+          </w:p>
+        </w:tc>
+      </w:tr>
+    </w:tbl>
+    <w:p>
+      <w:pPr>
+        <w:spacing w:line="276" w:lineRule="auto"/>
+        <w:rPr>
+          <w:rFonts w:ascii="Times New Roman" w:eastAsia="KaiTi" w:hAnsi="Times New Roman" w:cs="Times New Roman" w:hint="eastAsia"/>
+        </w:rPr>
+      </w:pPr>
+      <w:r>
+        <w:rPr>
+          <w:rFonts w:ascii="Times New Roman" w:eastAsia="KaiTi" w:hAnsi="Times New Roman" w:cs="Times New Roman" w:hint="eastAsia"/>
+        </w:rPr>
+        <w:t>特点：</w:t>
+      </w:r>
+      <w:r>
+        <w:rPr>
+          <w:rFonts w:ascii="Times New Roman" w:eastAsia="KaiTi" w:hAnsi="Times New Roman" w:cs="Times New Roman" w:hint="eastAsia"/>
+        </w:rPr>
+        <w:t>产能少，生长慢</w:t>
+      </w:r>
+    </w:p>
+    <w:p>
+      <w:pPr>
+        <w:spacing w:line="276" w:lineRule="auto"/>
+        <w:rPr>
+          <w:rFonts w:ascii="Times New Roman" w:eastAsia="KaiTi" w:hAnsi="Times New Roman" w:cs="Times New Roman"/>
+          <w:b/>
+          <w:bCs/>
+        </w:rPr>
+      </w:pPr>
+      <w:r>
+        <w:rPr>
+          <w:rFonts w:ascii="Times New Roman" w:eastAsia="KaiTi" w:hAnsi="Times New Roman" w:cs="Times New Roman" w:hint="eastAsia"/>
+          <w:b/>
+          <w:bCs/>
+        </w:rPr>
+        <w:t>光</w:t>
       </w:r>
       <w:r>
         <w:rPr>
           <w:rFonts w:ascii="Times New Roman" w:eastAsia="KaiTi" w:hAnsi="Times New Roman" w:cs="Times New Roman" w:hint="eastAsia"/>
           <w:b/>
           <w:bCs/>
-          <w:lang w:val="en-US"/>
         </w:rPr>
-        <w:t>）；</w:t>
+        <w:t>能自养型微生物的产能途径</w:t>
       </w:r>
-      <w:r>
+    </w:p>
+    <w:tbl>
+      <w:tblPr>
+        <w:tblStyle w:val="GridTable4-Accent5"/>
+        <w:tblW w:w="9067" w:type="dxa"/>
+        <w:tblLook w:val="04A0" w:firstRow="1" w:lastRow="0" w:firstColumn="1" w:lastColumn="0" w:noHBand="0" w:noVBand="1"/>
+      </w:tblPr>
+      <w:tblGrid>
+        <w:gridCol w:w="3022"/>
+        <w:gridCol w:w="3022"/>
+        <w:gridCol w:w="3023"/>
+      </w:tblGrid>
+      <w:tr>
+        <w:trPr>
+          <w:cnfStyle w:val="100000000000" w:firstRow="1" w:lastRow="0" w:firstColumn="0" w:lastColumn="0" w:oddVBand="0" w:evenVBand="0" w:oddHBand="0" w:evenHBand="0" w:firstRowFirstColumn="0" w:firstRowLastColumn="0" w:lastRowFirstColumn="0" w:lastRowLastColumn="0"/>
+        </w:trPr>
+        <w:tc>
+          <w:tcPr>
+            <w:cnfStyle w:val="001000000000" w:firstRow="0" w:lastRow="0" w:firstColumn="1" w:lastColumn="0" w:oddVBand="0" w:evenVBand="0" w:oddHBand="0" w:evenHBand="0" w:firstRowFirstColumn="0" w:firstRowLastColumn="0" w:lastRowFirstColumn="0" w:lastRowLastColumn="0"/>
+            <w:tcW w:w="3022" w:type="dxa"/>
+          </w:tcPr>
+          <w:p>
+            <w:pPr>
+              <w:spacing w:line="276" w:lineRule="auto"/>
+              <w:jc w:val="center"/>
+              <w:rPr>
+                <w:rFonts w:ascii="Times New Roman" w:eastAsia="KaiTi" w:hAnsi="Times New Roman" w:cs="Times New Roman" w:hint="eastAsia"/>
+              </w:rPr>
+            </w:pPr>
+            <w:r>
+              <w:rPr>
+                <w:rFonts w:ascii="Calibri" w:eastAsia="KaiTi" w:hAnsi="Calibri" w:cs="Calibri"/>
+              </w:rPr>
+              <w:t>﻿</w:t>
+            </w:r>
+            <w:r>
+              <w:t xml:space="preserve"> </w:t>
+            </w:r>
+            <w:r>
+              <w:rPr>
+                <w:rFonts w:ascii="Calibri" w:eastAsia="KaiTi" w:hAnsi="Calibri" w:cs="Calibri"/>
+              </w:rPr>
+              <w:t>﻿</w:t>
+            </w:r>
+            <w:r>
+              <w:rPr>
+                <w:rFonts w:ascii="Calibri" w:eastAsia="KaiTi" w:hAnsi="Calibri" w:cs="Calibri" w:hint="eastAsia"/>
+              </w:rPr>
+              <w:t>光合作用类型</w:t>
+            </w:r>
+          </w:p>
+        </w:tc>
+        <w:tc>
+          <w:tcPr>
+            <w:tcW w:w="3022" w:type="dxa"/>
+          </w:tcPr>
+          <w:p>
+            <w:pPr>
+              <w:spacing w:line="276" w:lineRule="auto"/>
+              <w:jc w:val="center"/>
+              <w:cnfStyle w:val="100000000000" w:firstRow="1" w:lastRow="0" w:firstColumn="0" w:lastColumn="0" w:oddVBand="0" w:evenVBand="0" w:oddHBand="0" w:evenHBand="0" w:firstRowFirstColumn="0" w:firstRowLastColumn="0" w:lastRowFirstColumn="0" w:lastRowLastColumn="0"/>
+              <w:rPr>
+                <w:rFonts w:ascii="Times New Roman" w:eastAsia="KaiTi" w:hAnsi="Times New Roman" w:cs="Times New Roman" w:hint="eastAsia"/>
+              </w:rPr>
+            </w:pPr>
+            <w:r>
+              <w:rPr>
+                <w:rFonts w:ascii="Calibri" w:eastAsia="KaiTi" w:hAnsi="Calibri" w:cs="Calibri"/>
+              </w:rPr>
+              <w:t>﻿</w:t>
+            </w:r>
+            <w:r>
+              <w:rPr>
+                <w:rFonts w:ascii="Times New Roman" w:eastAsia="KaiTi" w:hAnsi="Times New Roman" w:cs="Times New Roman" w:hint="eastAsia"/>
+              </w:rPr>
+              <w:t>核心特征</w:t>
+            </w:r>
+          </w:p>
+        </w:tc>
+        <w:tc>
+          <w:tcPr>
+            <w:tcW w:w="3023" w:type="dxa"/>
+          </w:tcPr>
+          <w:p>
+            <w:pPr>
+              <w:spacing w:line="276" w:lineRule="auto"/>
+              <w:jc w:val="center"/>
+              <w:cnfStyle w:val="100000000000" w:firstRow="1" w:lastRow="0" w:firstColumn="0" w:lastColumn="0" w:oddVBand="0" w:evenVBand="0" w:oddHBand="0" w:evenHBand="0" w:firstRowFirstColumn="0" w:firstRowLastColumn="0" w:lastRowFirstColumn="0" w:lastRowLastColumn="0"/>
+              <w:rPr>
+                <w:rFonts w:ascii="Times New Roman" w:eastAsia="KaiTi" w:hAnsi="Times New Roman" w:cs="Times New Roman" w:hint="eastAsia"/>
+              </w:rPr>
+            </w:pPr>
+            <w:r>
+              <w:rPr>
+                <w:rFonts w:ascii="Calibri" w:eastAsia="KaiTi" w:hAnsi="Calibri" w:cs="Calibri"/>
+              </w:rPr>
+              <w:t>﻿</w:t>
+            </w:r>
+            <w:r>
+              <w:t xml:space="preserve"> </w:t>
+            </w:r>
+            <w:r>
+              <w:rPr>
+                <w:rFonts w:ascii="Calibri" w:eastAsia="KaiTi" w:hAnsi="Calibri" w:cs="Calibri"/>
+              </w:rPr>
+              <w:t>﻿</w:t>
+            </w:r>
+            <w:r>
+              <w:rPr>
+                <w:rFonts w:ascii="Calibri" w:eastAsia="KaiTi" w:hAnsi="Calibri" w:cs="Calibri" w:hint="eastAsia"/>
+              </w:rPr>
+              <w:t>氢</w:t>
+            </w:r>
+            <w:r>
+              <w:rPr>
+                <w:rFonts w:ascii="Calibri" w:eastAsia="KaiTi" w:hAnsi="Calibri" w:cs="Calibri" w:hint="eastAsia"/>
+              </w:rPr>
+              <w:t>供</w:t>
+            </w:r>
+            <w:r>
+              <w:rPr>
+                <w:rFonts w:ascii="Calibri" w:eastAsia="KaiTi" w:hAnsi="Calibri" w:cs="Calibri" w:hint="eastAsia"/>
+              </w:rPr>
+              <w:t>体</w:t>
+            </w:r>
+            <w:r>
+              <w:rPr>
+                <w:rFonts w:ascii="Calibri" w:eastAsia="KaiTi" w:hAnsi="Calibri" w:cs="Calibri"/>
+              </w:rPr>
+              <w:t>/</w:t>
+            </w:r>
+            <w:r>
+              <w:rPr>
+                <w:rFonts w:ascii="Calibri" w:eastAsia="KaiTi" w:hAnsi="Calibri" w:cs="Calibri" w:hint="eastAsia"/>
+              </w:rPr>
+              <w:t>电子供体</w:t>
+            </w:r>
+          </w:p>
+        </w:tc>
+      </w:tr>
+      <w:tr>
+        <w:trPr>
+          <w:cnfStyle w:val="000000100000" w:firstRow="0" w:lastRow="0" w:firstColumn="0" w:lastColumn="0" w:oddVBand="0" w:evenVBand="0" w:oddHBand="1" w:evenHBand="0" w:firstRowFirstColumn="0" w:firstRowLastColumn="0" w:lastRowFirstColumn="0" w:lastRowLastColumn="0"/>
+        </w:trPr>
+        <w:tc>
+          <w:tcPr>
+            <w:cnfStyle w:val="001000000000" w:firstRow="0" w:lastRow="0" w:firstColumn="1" w:lastColumn="0" w:oddVBand="0" w:evenVBand="0" w:oddHBand="0" w:evenHBand="0" w:firstRowFirstColumn="0" w:firstRowLastColumn="0" w:lastRowFirstColumn="0" w:lastRowLastColumn="0"/>
+            <w:tcW w:w="3022" w:type="dxa"/>
+          </w:tcPr>
+          <w:p>
+            <w:pPr>
+              <w:spacing w:line="276" w:lineRule="auto"/>
+              <w:rPr>
+                <w:rFonts w:ascii="Times New Roman" w:eastAsia="KaiTi" w:hAnsi="Times New Roman" w:cs="Times New Roman" w:hint="eastAsia"/>
+                <w:b w:val="0"/>
+                <w:bCs w:val="0"/>
+              </w:rPr>
+            </w:pPr>
+            <w:r>
+              <w:rPr>
+                <w:rFonts w:ascii="Times New Roman" w:eastAsia="KaiTi" w:hAnsi="Times New Roman" w:cs="Times New Roman" w:hint="eastAsia"/>
+                <w:b w:val="0"/>
+                <w:bCs w:val="0"/>
+              </w:rPr>
+              <w:t>产氧光合作用</w:t>
+            </w:r>
+          </w:p>
+        </w:tc>
+        <w:tc>
+          <w:tcPr>
+            <w:tcW w:w="3022" w:type="dxa"/>
+          </w:tcPr>
+          <w:p>
+            <w:pPr>
+              <w:spacing w:line="276" w:lineRule="auto"/>
+              <w:cnfStyle w:val="000000100000" w:firstRow="0" w:lastRow="0" w:firstColumn="0" w:lastColumn="0" w:oddVBand="0" w:evenVBand="0" w:oddHBand="1" w:evenHBand="0" w:firstRowFirstColumn="0" w:firstRowLastColumn="0" w:lastRowFirstColumn="0" w:lastRowLastColumn="0"/>
+              <w:rPr>
+                <w:rFonts w:ascii="Times New Roman" w:eastAsia="KaiTi" w:hAnsi="Times New Roman" w:cs="Times New Roman" w:hint="eastAsia"/>
+                <w:lang w:val="en-US"/>
+              </w:rPr>
+            </w:pPr>
+            <w:r>
+              <w:rPr>
+                <w:rFonts w:ascii="Times New Roman" w:eastAsia="KaiTi" w:hAnsi="Times New Roman" w:cs="Times New Roman" w:hint="eastAsia"/>
+              </w:rPr>
+              <w:t>两个光系统，非环式光合磷酸化，既产生</w:t>
+            </w:r>
+            <w:r>
+              <w:rPr>
+                <w:rFonts w:ascii="Times New Roman" w:eastAsia="KaiTi" w:hAnsi="Times New Roman" w:cs="Times New Roman" w:hint="eastAsia"/>
+              </w:rPr>
+              <w:t>ATP</w:t>
+            </w:r>
+            <w:r>
+              <w:rPr>
+                <w:rFonts w:ascii="Times New Roman" w:eastAsia="KaiTi" w:hAnsi="Times New Roman" w:cs="Times New Roman" w:hint="eastAsia"/>
+              </w:rPr>
+              <w:t>也产生</w:t>
+            </w:r>
+            <w:r>
+              <w:rPr>
+                <w:rFonts w:ascii="Times New Roman" w:eastAsia="KaiTi" w:hAnsi="Times New Roman" w:cs="Times New Roman"/>
+                <w:lang w:val="en-US"/>
+              </w:rPr>
+              <w:t>[H]</w:t>
+            </w:r>
+          </w:p>
+        </w:tc>
+        <w:tc>
+          <w:tcPr>
+            <w:tcW w:w="3023" w:type="dxa"/>
+          </w:tcPr>
+          <w:p>
+            <w:pPr>
+              <w:spacing w:line="276" w:lineRule="auto"/>
+              <w:cnfStyle w:val="000000100000" w:firstRow="0" w:lastRow="0" w:firstColumn="0" w:lastColumn="0" w:oddVBand="0" w:evenVBand="0" w:oddHBand="1" w:evenHBand="0" w:firstRowFirstColumn="0" w:firstRowLastColumn="0" w:lastRowFirstColumn="0" w:lastRowLastColumn="0"/>
+              <w:rPr>
+                <w:rFonts w:ascii="Times New Roman" w:eastAsia="KaiTi" w:hAnsi="Times New Roman" w:cs="Times New Roman" w:hint="eastAsia"/>
+              </w:rPr>
+            </w:pPr>
+            <w:r>
+              <w:rPr>
+                <w:rFonts w:ascii="Times New Roman" w:eastAsia="KaiTi" w:hAnsi="Times New Roman" w:cs="Times New Roman" w:hint="eastAsia"/>
+              </w:rPr>
+              <w:t>水</w:t>
+            </w:r>
+          </w:p>
+        </w:tc>
+      </w:tr>
+      <w:tr>
+        <w:tc>
+          <w:tcPr>
+            <w:cnfStyle w:val="001000000000" w:firstRow="0" w:lastRow="0" w:firstColumn="1" w:lastColumn="0" w:oddVBand="0" w:evenVBand="0" w:oddHBand="0" w:evenHBand="0" w:firstRowFirstColumn="0" w:firstRowLastColumn="0" w:lastRowFirstColumn="0" w:lastRowLastColumn="0"/>
+            <w:tcW w:w="3022" w:type="dxa"/>
+          </w:tcPr>
+          <w:p>
+            <w:pPr>
+              <w:spacing w:line="276" w:lineRule="auto"/>
+              <w:rPr>
+                <w:rFonts w:ascii="Times New Roman" w:eastAsia="KaiTi" w:hAnsi="Times New Roman" w:cs="Times New Roman" w:hint="eastAsia"/>
+                <w:b w:val="0"/>
+                <w:bCs w:val="0"/>
+              </w:rPr>
+            </w:pPr>
+            <w:r>
+              <w:rPr>
+                <w:rFonts w:ascii="Times New Roman" w:eastAsia="KaiTi" w:hAnsi="Times New Roman" w:cs="Times New Roman" w:hint="eastAsia"/>
+                <w:b w:val="0"/>
+                <w:bCs w:val="0"/>
+              </w:rPr>
+              <w:t>不产氧光合作用</w:t>
+            </w:r>
+          </w:p>
+        </w:tc>
+        <w:tc>
+          <w:tcPr>
+            <w:tcW w:w="3022" w:type="dxa"/>
+          </w:tcPr>
+          <w:p>
+            <w:pPr>
+              <w:spacing w:line="276" w:lineRule="auto"/>
+              <w:cnfStyle w:val="000000000000" w:firstRow="0" w:lastRow="0" w:firstColumn="0" w:lastColumn="0" w:oddVBand="0" w:evenVBand="0" w:oddHBand="0" w:evenHBand="0" w:firstRowFirstColumn="0" w:firstRowLastColumn="0" w:lastRowFirstColumn="0" w:lastRowLastColumn="0"/>
+              <w:rPr>
+                <w:rFonts w:ascii="Times New Roman" w:eastAsia="KaiTi" w:hAnsi="Times New Roman" w:cs="Times New Roman"/>
+                <w:lang w:val="en-US"/>
+              </w:rPr>
+            </w:pPr>
+            <w:r>
+              <w:rPr>
+                <w:rFonts w:ascii="Times New Roman" w:eastAsia="KaiTi" w:hAnsi="Times New Roman" w:cs="Times New Roman" w:hint="eastAsia"/>
+              </w:rPr>
+              <w:t>一个光系统，环式光合磷酸化，只产生</w:t>
+            </w:r>
+            <w:r>
+              <w:rPr>
+                <w:rFonts w:ascii="Times New Roman" w:eastAsia="KaiTi" w:hAnsi="Times New Roman" w:cs="Times New Roman"/>
+                <w:lang w:val="en-US"/>
+              </w:rPr>
+              <w:t>ATP</w:t>
+            </w:r>
+          </w:p>
+        </w:tc>
+        <w:tc>
+          <w:tcPr>
+            <w:tcW w:w="3023" w:type="dxa"/>
+          </w:tcPr>
+          <w:p>
+            <w:pPr>
+              <w:spacing w:line="276" w:lineRule="auto"/>
+              <w:cnfStyle w:val="000000000000" w:firstRow="0" w:lastRow="0" w:firstColumn="0" w:lastColumn="0" w:oddVBand="0" w:evenVBand="0" w:oddHBand="0" w:evenHBand="0" w:firstRowFirstColumn="0" w:firstRowLastColumn="0" w:lastRowFirstColumn="0" w:lastRowLastColumn="0"/>
+              <w:rPr>
+                <w:rFonts w:ascii="Times New Roman" w:eastAsia="KaiTi" w:hAnsi="Times New Roman" w:cs="Times New Roman" w:hint="eastAsia"/>
+              </w:rPr>
+            </w:pPr>
+            <w:r>
+              <w:rPr>
+                <w:rFonts w:ascii="Times New Roman" w:eastAsia="KaiTi" w:hAnsi="Times New Roman" w:cs="Times New Roman" w:hint="eastAsia"/>
+              </w:rPr>
+              <w:t>还原性物质（除了水）</w:t>
+            </w:r>
+          </w:p>
+        </w:tc>
+      </w:tr>
+    </w:tbl>
+    <w:p>
+      <w:pPr>
+        <w:spacing w:line="276" w:lineRule="auto"/>
         <w:rPr>
           <w:rFonts w:ascii="Times New Roman" w:eastAsia="KaiTi" w:hAnsi="Times New Roman" w:cs="Times New Roman" w:hint="eastAsia"/>
           <w:b/>
           <w:bCs/>
-          <w:lang w:val="en-US"/>
         </w:rPr>
-        <w:t>微生物在代谢上的多样性</w:t>
-      </w:r>
-    </w:p>
-    <w:p>
-      <w:pPr>
-        <w:pStyle w:val="ListParagraph"/>
-        <w:numPr>
-          <w:ilvl w:val="0"/>
-          <w:numId w:val="39"/>
-        </w:numPr>
-        <w:spacing w:line="276" w:lineRule="auto"/>
-        <w:ind w:firstLineChars="0"/>
-        <w:jc w:val="left"/>
-        <w:rPr>
-          <w:rFonts w:ascii="Times New Roman" w:eastAsia="KaiTi" w:hAnsi="Times New Roman" w:cs="Times New Roman"/>
-          <w:lang w:val="en-US"/>
-        </w:rPr>
-      </w:pPr>
-      <w:r>
-        <w:rPr>
-          <w:rFonts w:ascii="Times New Roman" w:eastAsia="KaiTi" w:hAnsi="Times New Roman" w:cs="Times New Roman"/>
-          <w:lang w:val="en-US"/>
-        </w:rPr>
-        <w:t>基本概念</w:t>
-      </w:r>
-    </w:p>
-    <w:p>
-      <w:pPr>
-        <w:pStyle w:val="ListParagraph"/>
-        <w:numPr>
-          <w:ilvl w:val="0"/>
-          <w:numId w:val="40"/>
-        </w:numPr>
-        <w:spacing w:line="276" w:lineRule="auto"/>
-        <w:ind w:firstLineChars="0"/>
-        <w:jc w:val="left"/>
-        <w:rPr>
-          <w:rFonts w:ascii="Times New Roman" w:eastAsia="KaiTi" w:hAnsi="Times New Roman" w:cs="Times New Roman"/>
-          <w:lang w:val="en-US"/>
-        </w:rPr>
-      </w:pPr>
-      <w:r>
-        <w:rPr>
-          <w:rFonts w:ascii="Times New Roman" w:eastAsia="KaiTi" w:hAnsi="Times New Roman" w:cs="Times New Roman"/>
-          <w:lang w:val="en-US"/>
-        </w:rPr>
-        <w:t>产能代谢</w:t>
-      </w:r>
-      <w:r>
-        <w:rPr>
-          <w:rFonts w:ascii="Times New Roman" w:eastAsia="KaiTi" w:hAnsi="Times New Roman" w:cs="Times New Roman" w:hint="eastAsia"/>
-          <w:lang w:val="en-US"/>
-        </w:rPr>
-        <w:t>/</w:t>
-      </w:r>
-      <w:r>
-        <w:rPr>
-          <w:rFonts w:ascii="Times New Roman" w:eastAsia="KaiTi" w:hAnsi="Times New Roman" w:cs="Times New Roman" w:hint="eastAsia"/>
-          <w:lang w:val="en-US"/>
-        </w:rPr>
-        <w:t>生物氧化</w:t>
-      </w:r>
-    </w:p>
-    <w:p>
-      <w:pPr>
-        <w:pStyle w:val="ListParagraph"/>
-        <w:numPr>
-          <w:ilvl w:val="0"/>
-          <w:numId w:val="41"/>
-        </w:numPr>
-        <w:spacing w:line="276" w:lineRule="auto"/>
-        <w:ind w:firstLineChars="0"/>
-        <w:jc w:val="left"/>
-        <w:rPr>
-          <w:rFonts w:ascii="Times New Roman" w:eastAsia="KaiTi" w:hAnsi="Times New Roman" w:cs="Times New Roman"/>
-          <w:lang w:val="en-US"/>
-        </w:rPr>
-      </w:pPr>
-      <w:r>
-        <w:rPr>
-          <w:rFonts w:ascii="Times New Roman" w:eastAsia="KaiTi" w:hAnsi="Times New Roman" w:cs="Times New Roman" w:hint="eastAsia"/>
-          <w:lang w:val="en-US"/>
-        </w:rPr>
-        <w:t>定义：</w:t>
-      </w:r>
-      <w:r>
-        <w:rPr>
-          <w:rFonts w:ascii="Times New Roman" w:eastAsia="KaiTi" w:hAnsi="Times New Roman" w:cs="Times New Roman" w:hint="eastAsia"/>
-          <w:lang w:val="en-US"/>
-        </w:rPr>
-        <w:t>物质在生物体内经过一系列连续的氧化还原反应，逐步分解并释放能量的过程</w:t>
-      </w:r>
-      <w:r>
-        <w:rPr>
-          <w:rFonts w:ascii="Times New Roman" w:eastAsia="KaiTi" w:hAnsi="Times New Roman" w:cs="Times New Roman" w:hint="eastAsia"/>
-          <w:lang w:val="en-US"/>
-        </w:rPr>
-        <w:t>，</w:t>
-      </w:r>
-      <w:r>
-        <w:rPr>
-          <w:rFonts w:ascii="Times New Roman" w:eastAsia="KaiTi" w:hAnsi="Times New Roman" w:cs="Times New Roman" w:hint="eastAsia"/>
-          <w:lang w:val="en-US"/>
-        </w:rPr>
-        <w:t>称为生物氧化</w:t>
-      </w:r>
-      <w:r>
-        <w:rPr>
-          <w:rFonts w:ascii="Times New Roman" w:eastAsia="KaiTi" w:hAnsi="Times New Roman" w:cs="Times New Roman" w:hint="eastAsia"/>
-          <w:lang w:val="en-US"/>
-        </w:rPr>
-        <w:t>（</w:t>
-      </w:r>
-      <w:r>
-        <w:rPr>
-          <w:rFonts w:ascii="Times New Roman" w:eastAsia="KaiTi" w:hAnsi="Times New Roman" w:cs="Times New Roman" w:hint="eastAsia"/>
-          <w:lang w:val="en-US"/>
-        </w:rPr>
-        <w:t>发生在细胞内的一切产能性氧化反应的总称</w:t>
-      </w:r>
-      <w:r>
-        <w:rPr>
-          <w:rFonts w:ascii="Times New Roman" w:eastAsia="KaiTi" w:hAnsi="Times New Roman" w:cs="Times New Roman" w:hint="eastAsia"/>
-          <w:lang w:val="en-US"/>
-        </w:rPr>
-        <w:t>）</w:t>
-      </w:r>
-      <w:r>
-        <w:rPr>
-          <w:rFonts w:ascii="Times New Roman" w:eastAsia="KaiTi" w:hAnsi="Times New Roman" w:cs="Times New Roman" w:hint="eastAsia"/>
-          <w:lang w:val="en-US"/>
-        </w:rPr>
-        <w:t>或产能代谢</w:t>
-      </w:r>
-    </w:p>
-    <w:p>
-      <w:pPr>
-        <w:spacing w:line="276" w:lineRule="auto"/>
-        <w:jc w:val="center"/>
-        <w:rPr>
-          <w:rFonts w:ascii="Times New Roman" w:eastAsia="KaiTi" w:hAnsi="Times New Roman" w:cs="Times New Roman"/>
-          <w:lang w:val="en-US"/>
-        </w:rPr>
-      </w:pPr>
-      <w:r>
-        <w:rPr>
-          <w:rFonts w:ascii="Times New Roman" w:eastAsia="KaiTi" w:hAnsi="Times New Roman" w:cs="Times New Roman"/>
-          <w:lang w:val="en-US"/>
-        </w:rPr>
-        <w:drawing>
-          <wp:inline distT="0" distB="0" distL="0" distR="0" wp14:anchorId="5BF51BC8" wp14:editId="0A305765">
-            <wp:extent cx="3011214" cy="827367"/>
-            <wp:effectExtent l="0" t="0" r="0" b="0"/>
-            <wp:docPr id="2" name="Picture 2"/>
-            <wp:cNvGraphicFramePr>
-              <a:graphicFrameLocks xmlns:a="http://schemas.openxmlformats.org/drawingml/2006/main" noChangeAspect="1"/>
-            </wp:cNvGraphicFramePr>
-            <a:graphic xmlns:a="http://schemas.openxmlformats.org/drawingml/2006/main">
-              <a:graphicData uri="http://schemas.openxmlformats.org/drawingml/2006/picture">
-                <pic:pic xmlns:pic="http://schemas.openxmlformats.org/drawingml/2006/picture">
-                  <pic:nvPicPr>
-                    <pic:cNvPr id="1" name=""/>
-                    <pic:cNvPicPr/>
-                  </pic:nvPicPr>
-                  <pic:blipFill>
-                    <a:blip r:embed="rId6"/>
-                    <a:stretch>
-                      <a:fillRect/>
-                    </a:stretch>
-                  </pic:blipFill>
-                  <pic:spPr>
-                    <a:xfrm>
-                      <a:off x="0" y="0"/>
-                      <a:ext cx="3043753" cy="836307"/>
-                    </a:xfrm>
-                    <a:prstGeom prst="rect">
-                      <a:avLst/>
-                    </a:prstGeom>
-                  </pic:spPr>
-                </pic:pic>
-              </a:graphicData>
-            </a:graphic>
-          </wp:inline>
-        </w:drawing>
-      </w:r>
-    </w:p>
-    <w:p>
-      <w:pPr>
-        <w:spacing w:line="276" w:lineRule="auto"/>
-        <w:jc w:val="center"/>
-        <w:rPr>
-          <w:rFonts w:ascii="Times New Roman" w:eastAsia="KaiTi" w:hAnsi="Times New Roman" w:cs="Times New Roman"/>
-          <w:lang w:val="en-US"/>
-        </w:rPr>
-      </w:pPr>
-      <w:r>
-        <w:rPr>
-          <w:rFonts w:ascii="Times New Roman" w:eastAsia="KaiTi" w:hAnsi="Times New Roman" w:cs="Times New Roman"/>
-          <w:lang w:val="en-US"/>
-        </w:rPr>
-        <w:drawing>
-          <wp:inline distT="0" distB="0" distL="0" distR="0" wp14:anchorId="3A9A7D67" wp14:editId="64E07D54">
-            <wp:extent cx="2937641" cy="1012845"/>
-            <wp:effectExtent l="0" t="0" r="0" b="3175"/>
-            <wp:docPr id="3" name="Picture 3"/>
-            <wp:cNvGraphicFramePr>
-              <a:graphicFrameLocks xmlns:a="http://schemas.openxmlformats.org/drawingml/2006/main" noChangeAspect="1"/>
-            </wp:cNvGraphicFramePr>
-            <a:graphic xmlns:a="http://schemas.openxmlformats.org/drawingml/2006/main">
-              <a:graphicData uri="http://schemas.openxmlformats.org/drawingml/2006/picture">
-                <pic:pic xmlns:pic="http://schemas.openxmlformats.org/drawingml/2006/picture">
-                  <pic:nvPicPr>
-                    <pic:cNvPr id="1" name=""/>
-                    <pic:cNvPicPr/>
-                  </pic:nvPicPr>
-                  <pic:blipFill>
-                    <a:blip r:embed="rId7"/>
-                    <a:stretch>
-                      <a:fillRect/>
-                    </a:stretch>
-                  </pic:blipFill>
-                  <pic:spPr>
-                    <a:xfrm>
-                      <a:off x="0" y="0"/>
-                      <a:ext cx="3020768" cy="1041506"/>
-                    </a:xfrm>
-                    <a:prstGeom prst="rect">
-                      <a:avLst/>
-                    </a:prstGeom>
-                  </pic:spPr>
-                </pic:pic>
-              </a:graphicData>
-            </a:graphic>
-          </wp:inline>
-        </w:drawing>
-      </w:r>
-    </w:p>
-    <w:p>
-      <w:pPr>
-        <w:pStyle w:val="ListParagraph"/>
-        <w:numPr>
-          <w:ilvl w:val="0"/>
-          <w:numId w:val="41"/>
-        </w:numPr>
-        <w:spacing w:line="276" w:lineRule="auto"/>
-        <w:ind w:firstLineChars="0"/>
-        <w:jc w:val="left"/>
-        <w:rPr>
-          <w:rFonts w:ascii="Times New Roman" w:eastAsia="KaiTi" w:hAnsi="Times New Roman" w:cs="Times New Roman"/>
-          <w:lang w:val="en-US"/>
-        </w:rPr>
-      </w:pPr>
-      <w:r>
-        <w:rPr>
-          <w:rFonts w:ascii="Times New Roman" w:eastAsia="KaiTi" w:hAnsi="Times New Roman" w:cs="Times New Roman" w:hint="eastAsia"/>
-          <w:lang w:val="en-US"/>
-        </w:rPr>
-        <w:t>功能</w:t>
-      </w:r>
-    </w:p>
-    <w:p>
-      <w:pPr>
-        <w:pStyle w:val="ListParagraph"/>
-        <w:numPr>
-          <w:ilvl w:val="0"/>
-          <w:numId w:val="42"/>
-        </w:numPr>
-        <w:spacing w:line="276" w:lineRule="auto"/>
-        <w:ind w:firstLineChars="0"/>
-        <w:jc w:val="left"/>
-        <w:rPr>
-          <w:rFonts w:ascii="Times New Roman" w:eastAsia="KaiTi" w:hAnsi="Times New Roman" w:cs="Times New Roman"/>
-          <w:lang w:val="en-US"/>
-        </w:rPr>
-      </w:pPr>
-      <w:r>
-        <w:rPr>
-          <w:rFonts w:ascii="Times New Roman" w:eastAsia="KaiTi" w:hAnsi="Times New Roman" w:cs="Times New Roman" w:hint="eastAsia"/>
-          <w:lang w:val="en-US"/>
-        </w:rPr>
-        <w:t>产能</w:t>
-      </w:r>
-      <w:r>
-        <w:rPr>
-          <w:rFonts w:ascii="Times New Roman" w:eastAsia="KaiTi" w:hAnsi="Times New Roman" w:cs="Times New Roman" w:hint="eastAsia"/>
-          <w:lang w:val="en-US"/>
-        </w:rPr>
-        <w:t>（</w:t>
-      </w:r>
-      <w:r>
-        <w:rPr>
-          <w:rFonts w:ascii="Times New Roman" w:eastAsia="KaiTi" w:hAnsi="Times New Roman" w:cs="Times New Roman" w:hint="eastAsia"/>
-          <w:lang w:val="en-US"/>
-        </w:rPr>
-        <w:t>ATP</w:t>
-      </w:r>
-      <w:r>
-        <w:rPr>
-          <w:rFonts w:ascii="Times New Roman" w:eastAsia="KaiTi" w:hAnsi="Times New Roman" w:cs="Times New Roman" w:hint="eastAsia"/>
-          <w:lang w:val="en-US"/>
-        </w:rPr>
-        <w:t>）</w:t>
-      </w:r>
-    </w:p>
-    <w:p>
-      <w:pPr>
-        <w:pStyle w:val="ListParagraph"/>
-        <w:numPr>
-          <w:ilvl w:val="0"/>
-          <w:numId w:val="42"/>
-        </w:numPr>
-        <w:spacing w:line="276" w:lineRule="auto"/>
-        <w:ind w:firstLineChars="0"/>
-        <w:jc w:val="left"/>
-        <w:rPr>
-          <w:rFonts w:ascii="Times New Roman" w:eastAsia="KaiTi" w:hAnsi="Times New Roman" w:cs="Times New Roman"/>
-          <w:lang w:val="en-US"/>
-        </w:rPr>
-      </w:pPr>
-      <w:r>
-        <w:rPr>
-          <w:rFonts w:ascii="Times New Roman" w:eastAsia="KaiTi" w:hAnsi="Times New Roman" w:cs="Times New Roman" w:hint="eastAsia"/>
-          <w:lang w:val="en-US"/>
-        </w:rPr>
-        <w:t>产还原力</w:t>
-      </w:r>
-      <w:r>
-        <w:rPr>
-          <w:rFonts w:ascii="Times New Roman" w:eastAsia="KaiTi" w:hAnsi="Times New Roman" w:cs="Times New Roman" w:hint="eastAsia"/>
-          <w:lang w:val="en-US"/>
-        </w:rPr>
-        <w:t>[H]</w:t>
-      </w:r>
-    </w:p>
-    <w:p>
-      <w:pPr>
-        <w:pStyle w:val="ListParagraph"/>
-        <w:numPr>
-          <w:ilvl w:val="0"/>
-          <w:numId w:val="42"/>
-        </w:numPr>
-        <w:spacing w:line="276" w:lineRule="auto"/>
-        <w:ind w:firstLineChars="0"/>
-        <w:jc w:val="left"/>
-        <w:rPr>
-          <w:rFonts w:ascii="Times New Roman" w:eastAsia="KaiTi" w:hAnsi="Times New Roman" w:cs="Times New Roman"/>
-          <w:lang w:val="en-US"/>
-        </w:rPr>
-      </w:pPr>
-      <w:r>
-        <w:rPr>
-          <w:rFonts w:ascii="Times New Roman" w:eastAsia="KaiTi" w:hAnsi="Times New Roman" w:cs="Times New Roman" w:hint="eastAsia"/>
-          <w:lang w:val="en-US"/>
-        </w:rPr>
-        <w:t>产小分子中间代谢物</w:t>
-      </w:r>
-    </w:p>
-    <w:p>
-      <w:pPr>
-        <w:pStyle w:val="ListParagraph"/>
-        <w:numPr>
-          <w:ilvl w:val="0"/>
-          <w:numId w:val="41"/>
-        </w:numPr>
-        <w:spacing w:line="276" w:lineRule="auto"/>
-        <w:ind w:firstLineChars="0"/>
-        <w:jc w:val="left"/>
-        <w:rPr>
-          <w:rFonts w:ascii="Times New Roman" w:eastAsia="KaiTi" w:hAnsi="Times New Roman" w:cs="Times New Roman"/>
-          <w:lang w:val="en-US"/>
-        </w:rPr>
-      </w:pPr>
-      <w:r>
-        <w:rPr>
-          <w:rFonts w:ascii="Times New Roman" w:eastAsia="KaiTi" w:hAnsi="Times New Roman" w:cs="Times New Roman" w:hint="eastAsia"/>
-          <w:lang w:val="en-US"/>
-        </w:rPr>
-        <w:t>物质来源</w:t>
-      </w:r>
-    </w:p>
-    <w:p>
-      <w:pPr>
-        <w:pStyle w:val="ListParagraph"/>
-        <w:numPr>
-          <w:ilvl w:val="0"/>
-          <w:numId w:val="43"/>
-        </w:numPr>
-        <w:spacing w:line="276" w:lineRule="auto"/>
-        <w:ind w:firstLineChars="0"/>
-        <w:jc w:val="left"/>
-        <w:rPr>
-          <w:rFonts w:ascii="Times New Roman" w:eastAsia="KaiTi" w:hAnsi="Times New Roman" w:cs="Times New Roman"/>
-          <w:lang w:val="en-US"/>
-        </w:rPr>
-      </w:pPr>
-      <w:r>
-        <w:rPr>
-          <w:rFonts w:ascii="Times New Roman" w:eastAsia="KaiTi" w:hAnsi="Times New Roman" w:cs="Times New Roman" w:hint="eastAsia"/>
-          <w:lang w:val="en-US"/>
-        </w:rPr>
-        <w:t>自养</w:t>
-      </w:r>
-      <w:r>
-        <w:rPr>
-          <w:rFonts w:ascii="Times New Roman" w:eastAsia="KaiTi" w:hAnsi="Times New Roman" w:cs="Times New Roman" w:hint="eastAsia"/>
-          <w:lang w:val="en-US"/>
-        </w:rPr>
-        <w:t>微生物：</w:t>
-      </w:r>
-      <w:r>
-        <w:rPr>
-          <w:rFonts w:ascii="Times New Roman" w:eastAsia="KaiTi" w:hAnsi="Times New Roman" w:cs="Times New Roman" w:hint="eastAsia"/>
-          <w:lang w:val="en-US"/>
-        </w:rPr>
-        <w:t>无机物</w:t>
-      </w:r>
-    </w:p>
-    <w:p>
-      <w:pPr>
-        <w:pStyle w:val="ListParagraph"/>
-        <w:numPr>
-          <w:ilvl w:val="0"/>
-          <w:numId w:val="43"/>
-        </w:numPr>
-        <w:spacing w:line="276" w:lineRule="auto"/>
-        <w:ind w:firstLineChars="0"/>
-        <w:jc w:val="left"/>
-        <w:rPr>
-          <w:rFonts w:ascii="Times New Roman" w:eastAsia="KaiTi" w:hAnsi="Times New Roman" w:cs="Times New Roman"/>
-          <w:lang w:val="en-US"/>
-        </w:rPr>
-      </w:pPr>
-      <w:r>
-        <w:rPr>
-          <w:rFonts w:ascii="Times New Roman" w:eastAsia="KaiTi" w:hAnsi="Times New Roman" w:cs="Times New Roman" w:hint="eastAsia"/>
-          <w:lang w:val="en-US"/>
-        </w:rPr>
-        <w:t>异养</w:t>
-      </w:r>
-      <w:r>
-        <w:rPr>
-          <w:rFonts w:ascii="Times New Roman" w:eastAsia="KaiTi" w:hAnsi="Times New Roman" w:cs="Times New Roman" w:hint="eastAsia"/>
-          <w:lang w:val="en-US"/>
-        </w:rPr>
-        <w:t>微生物：</w:t>
-      </w:r>
-      <w:r>
-        <w:rPr>
-          <w:rFonts w:ascii="Times New Roman" w:eastAsia="KaiTi" w:hAnsi="Times New Roman" w:cs="Times New Roman" w:hint="eastAsia"/>
-          <w:lang w:val="en-US"/>
-        </w:rPr>
-        <w:t>有机物</w:t>
-      </w:r>
-    </w:p>
-    <w:p>
-      <w:pPr>
-        <w:pStyle w:val="ListParagraph"/>
-        <w:numPr>
-          <w:ilvl w:val="0"/>
-          <w:numId w:val="41"/>
-        </w:numPr>
-        <w:spacing w:line="276" w:lineRule="auto"/>
-        <w:ind w:firstLineChars="0"/>
-        <w:jc w:val="left"/>
-        <w:rPr>
-          <w:rFonts w:ascii="Times New Roman" w:eastAsia="KaiTi" w:hAnsi="Times New Roman" w:cs="Times New Roman"/>
-          <w:lang w:val="en-US"/>
-        </w:rPr>
-      </w:pPr>
-      <w:r>
-        <w:rPr>
-          <w:rFonts w:ascii="Times New Roman" w:eastAsia="KaiTi" w:hAnsi="Times New Roman" w:cs="Times New Roman" w:hint="eastAsia"/>
-          <w:lang w:val="en-US"/>
-        </w:rPr>
-        <w:t>产能去向</w:t>
-      </w:r>
-    </w:p>
-    <w:p>
-      <w:pPr>
-        <w:pStyle w:val="ListParagraph"/>
-        <w:numPr>
-          <w:ilvl w:val="0"/>
-          <w:numId w:val="44"/>
-        </w:numPr>
-        <w:spacing w:line="276" w:lineRule="auto"/>
-        <w:ind w:firstLineChars="0"/>
-        <w:jc w:val="left"/>
-        <w:rPr>
-          <w:rFonts w:ascii="Times New Roman" w:eastAsia="KaiTi" w:hAnsi="Times New Roman" w:cs="Times New Roman"/>
-          <w:lang w:val="en-US"/>
-        </w:rPr>
-      </w:pPr>
-      <w:r>
-        <w:rPr>
-          <w:rFonts w:ascii="Times New Roman" w:eastAsia="KaiTi" w:hAnsi="Times New Roman" w:cs="Times New Roman" w:hint="eastAsia"/>
-          <w:lang w:val="en-US"/>
-        </w:rPr>
-        <w:t>直接利用</w:t>
-      </w:r>
-    </w:p>
-    <w:p>
-      <w:pPr>
-        <w:pStyle w:val="ListParagraph"/>
-        <w:numPr>
-          <w:ilvl w:val="0"/>
-          <w:numId w:val="44"/>
-        </w:numPr>
-        <w:spacing w:line="276" w:lineRule="auto"/>
-        <w:ind w:firstLineChars="0"/>
-        <w:jc w:val="left"/>
-        <w:rPr>
-          <w:rFonts w:ascii="Times New Roman" w:eastAsia="KaiTi" w:hAnsi="Times New Roman" w:cs="Times New Roman"/>
-          <w:lang w:val="en-US"/>
-        </w:rPr>
-      </w:pPr>
-      <w:r>
-        <w:rPr>
-          <w:rFonts w:ascii="Times New Roman" w:eastAsia="KaiTi" w:hAnsi="Times New Roman" w:cs="Times New Roman" w:hint="eastAsia"/>
-          <w:lang w:val="en-US"/>
-        </w:rPr>
-        <w:t>存储在高能化合物中</w:t>
-      </w:r>
-    </w:p>
-    <w:p>
-      <w:pPr>
-        <w:pStyle w:val="ListParagraph"/>
-        <w:numPr>
-          <w:ilvl w:val="0"/>
-          <w:numId w:val="44"/>
-        </w:numPr>
-        <w:spacing w:line="276" w:lineRule="auto"/>
-        <w:ind w:firstLineChars="0"/>
-        <w:jc w:val="left"/>
-        <w:rPr>
-          <w:rFonts w:ascii="Times New Roman" w:eastAsia="KaiTi" w:hAnsi="Times New Roman" w:cs="Times New Roman" w:hint="eastAsia"/>
-          <w:lang w:val="en-US"/>
-        </w:rPr>
-      </w:pPr>
-      <w:r>
-        <w:rPr>
-          <w:rFonts w:ascii="Times New Roman" w:eastAsia="KaiTi" w:hAnsi="Times New Roman" w:cs="Times New Roman" w:hint="eastAsia"/>
-          <w:lang w:val="en-US"/>
-        </w:rPr>
-        <w:t>以</w:t>
-      </w:r>
-      <w:r>
-        <w:rPr>
-          <w:rFonts w:ascii="Times New Roman" w:eastAsia="KaiTi" w:hAnsi="Times New Roman" w:cs="Times New Roman" w:hint="eastAsia"/>
-          <w:lang w:val="en-US"/>
-        </w:rPr>
-        <w:t>热</w:t>
-      </w:r>
-      <w:r>
-        <w:rPr>
-          <w:rFonts w:ascii="Times New Roman" w:eastAsia="KaiTi" w:hAnsi="Times New Roman" w:cs="Times New Roman" w:hint="eastAsia"/>
-          <w:lang w:val="en-US"/>
-        </w:rPr>
-        <w:t>/</w:t>
-      </w:r>
-      <w:r>
-        <w:rPr>
-          <w:rFonts w:ascii="Times New Roman" w:eastAsia="KaiTi" w:hAnsi="Times New Roman" w:cs="Times New Roman" w:hint="eastAsia"/>
-          <w:lang w:val="en-US"/>
-        </w:rPr>
-        <w:t>代谢废物等形式释放到环境中</w:t>
-      </w:r>
-    </w:p>
-    <w:p>
-      <w:pPr>
-        <w:pStyle w:val="ListParagraph"/>
-        <w:numPr>
-          <w:ilvl w:val="0"/>
-          <w:numId w:val="40"/>
-        </w:numPr>
-        <w:spacing w:line="276" w:lineRule="auto"/>
-        <w:ind w:firstLineChars="0"/>
-        <w:jc w:val="left"/>
-        <w:rPr>
-          <w:rFonts w:ascii="Times New Roman" w:eastAsia="KaiTi" w:hAnsi="Times New Roman" w:cs="Times New Roman" w:hint="eastAsia"/>
-          <w:lang w:val="en-US"/>
-        </w:rPr>
-      </w:pPr>
-      <w:r>
-        <w:rPr>
-          <w:rFonts w:ascii="Times New Roman" w:eastAsia="KaiTi" w:hAnsi="Times New Roman" w:cs="Times New Roman" w:hint="eastAsia"/>
-          <w:lang w:val="en-US"/>
-        </w:rPr>
-        <w:t>化能营养型微生物</w:t>
-      </w:r>
-      <w:r>
-        <w:rPr>
-          <w:rFonts w:ascii="Times New Roman" w:eastAsia="KaiTi" w:hAnsi="Times New Roman" w:cs="Times New Roman" w:hint="eastAsia"/>
-          <w:lang w:val="en-US"/>
-        </w:rPr>
-        <w:t>的生物氧化</w:t>
-      </w:r>
-      <w:r>
-        <w:rPr>
-          <w:rFonts w:ascii="Times New Roman" w:eastAsia="KaiTi" w:hAnsi="Times New Roman" w:cs="Times New Roman" w:hint="eastAsia"/>
-          <w:lang w:val="en-US"/>
-        </w:rPr>
-        <w:t>类型</w:t>
-      </w:r>
-    </w:p>
-    <w:p>
-      <w:pPr>
-        <w:pStyle w:val="ListParagraph"/>
-        <w:numPr>
-          <w:ilvl w:val="0"/>
-          <w:numId w:val="41"/>
-        </w:numPr>
-        <w:spacing w:line="276" w:lineRule="auto"/>
-        <w:ind w:firstLineChars="0"/>
-        <w:jc w:val="left"/>
-        <w:rPr>
-          <w:rFonts w:ascii="Times New Roman" w:eastAsia="KaiTi" w:hAnsi="Times New Roman" w:cs="Times New Roman"/>
-          <w:lang w:val="en-US"/>
-        </w:rPr>
-      </w:pPr>
-      <w:r>
-        <w:rPr>
-          <w:rFonts w:ascii="Times New Roman" w:eastAsia="KaiTi" w:hAnsi="Times New Roman" w:cs="Times New Roman" w:hint="eastAsia"/>
-          <w:lang w:val="en-US"/>
-        </w:rPr>
-        <w:lastRenderedPageBreak/>
-        <w:t>底物水平磷酸化（</w:t>
-      </w:r>
-      <w:r>
-        <w:rPr>
-          <w:rFonts w:ascii="Times New Roman" w:eastAsia="KaiTi" w:hAnsi="Times New Roman" w:cs="Times New Roman"/>
-          <w:lang w:val="en-US"/>
-        </w:rPr>
-        <w:t>substrate level phosphorylation</w:t>
-      </w:r>
-      <w:r>
-        <w:rPr>
-          <w:rFonts w:ascii="Times New Roman" w:eastAsia="KaiTi" w:hAnsi="Times New Roman" w:cs="Times New Roman" w:hint="eastAsia"/>
-          <w:lang w:val="en-US"/>
-        </w:rPr>
-        <w:t>，产</w:t>
-      </w:r>
-      <w:r>
-        <w:rPr>
-          <w:rFonts w:ascii="Times New Roman" w:eastAsia="KaiTi" w:hAnsi="Times New Roman" w:cs="Times New Roman" w:hint="eastAsia"/>
-          <w:lang w:val="en-US"/>
-        </w:rPr>
-        <w:t>ATP</w:t>
-      </w:r>
-      <w:r>
-        <w:rPr>
-          <w:rFonts w:ascii="Times New Roman" w:eastAsia="KaiTi" w:hAnsi="Times New Roman" w:cs="Times New Roman" w:hint="eastAsia"/>
-          <w:lang w:val="en-US"/>
-        </w:rPr>
-        <w:t>效率低）</w:t>
-      </w:r>
-    </w:p>
-    <w:p>
-      <w:pPr>
-        <w:pStyle w:val="ListParagraph"/>
-        <w:numPr>
-          <w:ilvl w:val="0"/>
-          <w:numId w:val="45"/>
-        </w:numPr>
-        <w:spacing w:line="276" w:lineRule="auto"/>
-        <w:ind w:firstLineChars="0"/>
-        <w:jc w:val="left"/>
-        <w:rPr>
-          <w:rFonts w:ascii="Times New Roman" w:eastAsia="KaiTi" w:hAnsi="Times New Roman" w:cs="Times New Roman" w:hint="eastAsia"/>
-          <w:lang w:val="en-US"/>
-        </w:rPr>
-      </w:pPr>
-      <w:r>
-        <w:rPr>
-          <w:rFonts w:ascii="Times New Roman" w:eastAsia="KaiTi" w:hAnsi="Times New Roman" w:cs="Times New Roman" w:hint="eastAsia"/>
-          <w:lang w:val="en-US"/>
-        </w:rPr>
-        <w:t>定义</w:t>
-      </w:r>
-      <w:r>
-        <w:rPr>
-          <w:rFonts w:ascii="Times New Roman" w:eastAsia="KaiTi" w:hAnsi="Times New Roman" w:cs="Times New Roman" w:hint="eastAsia"/>
-          <w:lang w:val="en-US"/>
-        </w:rPr>
-        <w:t>：</w:t>
-      </w:r>
-      <w:r>
-        <w:rPr>
-          <w:rFonts w:ascii="Times New Roman" w:eastAsia="KaiTi" w:hAnsi="Times New Roman" w:cs="Times New Roman" w:hint="eastAsia"/>
-          <w:lang w:val="en-US"/>
-        </w:rPr>
-        <w:t>物质在生物氧化过程中，常生成一些含有高能键的化合物，而这些化合物可直接偶联</w:t>
-      </w:r>
-      <w:r>
-        <w:rPr>
-          <w:rFonts w:ascii="Times New Roman" w:eastAsia="KaiTi" w:hAnsi="Times New Roman" w:cs="Times New Roman" w:hint="eastAsia"/>
-          <w:lang w:val="en-US"/>
-        </w:rPr>
-        <w:t>ATP</w:t>
-      </w:r>
-      <w:r>
-        <w:rPr>
-          <w:rFonts w:ascii="Times New Roman" w:eastAsia="KaiTi" w:hAnsi="Times New Roman" w:cs="Times New Roman" w:hint="eastAsia"/>
-          <w:lang w:val="en-US"/>
-        </w:rPr>
-        <w:t>或</w:t>
-      </w:r>
-      <w:r>
-        <w:rPr>
-          <w:rFonts w:ascii="Times New Roman" w:eastAsia="KaiTi" w:hAnsi="Times New Roman" w:cs="Times New Roman" w:hint="eastAsia"/>
-          <w:lang w:val="en-US"/>
-        </w:rPr>
-        <w:t>GTP</w:t>
-      </w:r>
-      <w:r>
-        <w:rPr>
-          <w:rFonts w:ascii="Times New Roman" w:eastAsia="KaiTi" w:hAnsi="Times New Roman" w:cs="Times New Roman" w:hint="eastAsia"/>
-          <w:lang w:val="en-US"/>
-        </w:rPr>
-        <w:t>的合成</w:t>
-      </w:r>
-    </w:p>
-    <w:p>
-      <w:pPr>
-        <w:pStyle w:val="ListParagraph"/>
-        <w:numPr>
-          <w:ilvl w:val="0"/>
-          <w:numId w:val="41"/>
-        </w:numPr>
-        <w:spacing w:line="276" w:lineRule="auto"/>
-        <w:ind w:firstLineChars="0"/>
-        <w:jc w:val="left"/>
-        <w:rPr>
-          <w:rFonts w:ascii="Times New Roman" w:eastAsia="KaiTi" w:hAnsi="Times New Roman" w:cs="Times New Roman"/>
-          <w:lang w:val="en-US"/>
-        </w:rPr>
-      </w:pPr>
-      <w:r>
-        <w:rPr>
-          <w:rFonts w:ascii="Times New Roman" w:eastAsia="KaiTi" w:hAnsi="Times New Roman" w:cs="Times New Roman" w:hint="eastAsia"/>
-          <w:lang w:val="en-US"/>
-        </w:rPr>
-        <w:t>氧化磷酸化（产</w:t>
-      </w:r>
-      <w:r>
-        <w:rPr>
-          <w:rFonts w:ascii="Times New Roman" w:eastAsia="KaiTi" w:hAnsi="Times New Roman" w:cs="Times New Roman" w:hint="eastAsia"/>
-          <w:lang w:val="en-US"/>
-        </w:rPr>
-        <w:t>ATP</w:t>
-      </w:r>
-      <w:r>
-        <w:rPr>
-          <w:rFonts w:ascii="Times New Roman" w:eastAsia="KaiTi" w:hAnsi="Times New Roman" w:cs="Times New Roman" w:hint="eastAsia"/>
-          <w:lang w:val="en-US"/>
-        </w:rPr>
-        <w:t>效率高）</w:t>
-      </w:r>
-    </w:p>
-    <w:p>
-      <w:pPr>
-        <w:pStyle w:val="ListParagraph"/>
-        <w:numPr>
-          <w:ilvl w:val="0"/>
-          <w:numId w:val="45"/>
-        </w:numPr>
-        <w:spacing w:line="276" w:lineRule="auto"/>
-        <w:ind w:firstLineChars="0"/>
-        <w:jc w:val="left"/>
-        <w:rPr>
-          <w:rFonts w:ascii="Times New Roman" w:eastAsia="KaiTi" w:hAnsi="Times New Roman" w:cs="Times New Roman" w:hint="eastAsia"/>
-          <w:lang w:val="en-US"/>
-        </w:rPr>
-      </w:pPr>
-      <w:r>
-        <w:rPr>
-          <w:rFonts w:ascii="Times New Roman" w:eastAsia="KaiTi" w:hAnsi="Times New Roman" w:cs="Times New Roman" w:hint="eastAsia"/>
-          <w:lang w:val="en-US"/>
-        </w:rPr>
-        <w:t>定义：</w:t>
-      </w:r>
-      <w:r>
-        <w:rPr>
-          <w:rFonts w:ascii="Times New Roman" w:eastAsia="KaiTi" w:hAnsi="Times New Roman" w:cs="Times New Roman" w:hint="eastAsia"/>
-          <w:lang w:val="en-US"/>
-        </w:rPr>
-        <w:t>物质在生物氧化过程中形成的</w:t>
-      </w:r>
-      <w:r>
-        <w:rPr>
-          <w:rFonts w:ascii="Times New Roman" w:eastAsia="KaiTi" w:hAnsi="Times New Roman" w:cs="Times New Roman" w:hint="eastAsia"/>
-          <w:lang w:val="en-US"/>
-        </w:rPr>
-        <w:t>NADH</w:t>
-      </w:r>
-      <w:r>
-        <w:rPr>
-          <w:rFonts w:ascii="Times New Roman" w:eastAsia="KaiTi" w:hAnsi="Times New Roman" w:cs="Times New Roman" w:hint="eastAsia"/>
-          <w:lang w:val="en-US"/>
-        </w:rPr>
-        <w:t>和</w:t>
-      </w:r>
-      <w:r>
-        <w:rPr>
-          <w:rFonts w:ascii="Times New Roman" w:eastAsia="KaiTi" w:hAnsi="Times New Roman" w:cs="Times New Roman" w:hint="eastAsia"/>
-          <w:lang w:val="en-US"/>
-        </w:rPr>
-        <w:t xml:space="preserve"> FADH2 (</w:t>
-      </w:r>
-      <w:r>
-        <w:rPr>
-          <w:rFonts w:ascii="Times New Roman" w:eastAsia="KaiTi" w:hAnsi="Times New Roman" w:cs="Times New Roman" w:hint="eastAsia"/>
-          <w:lang w:val="en-US"/>
-        </w:rPr>
-        <w:t>还原力</w:t>
-      </w:r>
-      <w:r>
-        <w:rPr>
-          <w:rFonts w:ascii="Times New Roman" w:eastAsia="KaiTi" w:hAnsi="Times New Roman" w:cs="Times New Roman" w:hint="eastAsia"/>
-          <w:lang w:val="en-US"/>
-        </w:rPr>
-        <w:t xml:space="preserve">[H]) </w:t>
-      </w:r>
-      <w:r>
-        <w:rPr>
-          <w:rFonts w:ascii="Times New Roman" w:eastAsia="KaiTi" w:hAnsi="Times New Roman" w:cs="Times New Roman" w:hint="eastAsia"/>
-          <w:lang w:val="en-US"/>
-        </w:rPr>
-        <w:t>可通过位于线粒</w:t>
-      </w:r>
-      <w:r>
-        <w:rPr>
-          <w:rFonts w:ascii="Times New Roman" w:eastAsia="KaiTi" w:hAnsi="Times New Roman" w:cs="Times New Roman" w:hint="eastAsia"/>
-          <w:lang w:val="en-US"/>
-        </w:rPr>
-        <w:t xml:space="preserve"> </w:t>
-      </w:r>
-      <w:r>
-        <w:rPr>
-          <w:rFonts w:ascii="Times New Roman" w:eastAsia="KaiTi" w:hAnsi="Times New Roman" w:cs="Times New Roman" w:hint="eastAsia"/>
-          <w:lang w:val="en-US"/>
-        </w:rPr>
-        <w:t>体内膜</w:t>
-      </w:r>
-      <w:r>
-        <w:rPr>
-          <w:rFonts w:ascii="Times New Roman" w:eastAsia="KaiTi" w:hAnsi="Times New Roman" w:cs="Times New Roman" w:hint="eastAsia"/>
-          <w:lang w:val="en-US"/>
-        </w:rPr>
-        <w:t>或</w:t>
-      </w:r>
-      <w:r>
-        <w:rPr>
-          <w:rFonts w:ascii="Times New Roman" w:eastAsia="KaiTi" w:hAnsi="Times New Roman" w:cs="Times New Roman" w:hint="eastAsia"/>
-          <w:lang w:val="en-US"/>
-        </w:rPr>
-        <w:t>细菌质膜上的电子传递系统将电子传递给氧或其他氧化型物质，在这个过程中偶联着</w:t>
-      </w:r>
-      <w:r>
-        <w:rPr>
-          <w:rFonts w:ascii="Times New Roman" w:eastAsia="KaiTi" w:hAnsi="Times New Roman" w:cs="Times New Roman" w:hint="eastAsia"/>
-          <w:lang w:val="en-US"/>
-        </w:rPr>
-        <w:t>ATP</w:t>
-      </w:r>
-      <w:r>
-        <w:rPr>
-          <w:rFonts w:ascii="Times New Roman" w:eastAsia="KaiTi" w:hAnsi="Times New Roman" w:cs="Times New Roman" w:hint="eastAsia"/>
-          <w:lang w:val="en-US"/>
-        </w:rPr>
-        <w:t>的合成</w:t>
-      </w:r>
-    </w:p>
-    <w:p>
-      <w:pPr>
-        <w:pStyle w:val="ListParagraph"/>
-        <w:numPr>
-          <w:ilvl w:val="0"/>
-          <w:numId w:val="39"/>
-        </w:numPr>
-        <w:spacing w:line="276" w:lineRule="auto"/>
-        <w:ind w:firstLineChars="0"/>
-        <w:jc w:val="left"/>
-        <w:rPr>
-          <w:rFonts w:ascii="Times New Roman" w:eastAsia="KaiTi" w:hAnsi="Times New Roman" w:cs="Times New Roman"/>
-          <w:lang w:val="en-US"/>
-        </w:rPr>
-      </w:pPr>
-      <w:r>
-        <w:rPr>
-          <w:rFonts w:ascii="Times New Roman" w:eastAsia="KaiTi" w:hAnsi="Times New Roman" w:cs="Times New Roman" w:hint="eastAsia"/>
-          <w:lang w:val="en-US"/>
-        </w:rPr>
-        <w:t>异养微生物的生物氧化</w:t>
-      </w:r>
-    </w:p>
-    <w:p>
-      <w:pPr>
-        <w:spacing w:line="276" w:lineRule="auto"/>
-        <w:jc w:val="center"/>
-        <w:rPr>
-          <w:rFonts w:ascii="Times New Roman" w:eastAsia="KaiTi" w:hAnsi="Times New Roman" w:cs="Times New Roman"/>
-          <w:lang w:val="en-US"/>
-        </w:rPr>
-      </w:pPr>
-      <w:r>
-        <w:rPr>
-          <w:rFonts w:ascii="Times New Roman" w:eastAsia="KaiTi" w:hAnsi="Times New Roman" w:cs="Times New Roman"/>
-          <w:lang w:val="en-US"/>
-        </w:rPr>
-        <w:drawing>
-          <wp:inline distT="0" distB="0" distL="0" distR="0" wp14:anchorId="3BCE5187" wp14:editId="556BF024">
-            <wp:extent cx="2490952" cy="677028"/>
-            <wp:effectExtent l="0" t="0" r="0" b="0"/>
-            <wp:docPr id="4" name="Picture 4"/>
-            <wp:cNvGraphicFramePr>
-              <a:graphicFrameLocks xmlns:a="http://schemas.openxmlformats.org/drawingml/2006/main" noChangeAspect="1"/>
-            </wp:cNvGraphicFramePr>
-            <a:graphic xmlns:a="http://schemas.openxmlformats.org/drawingml/2006/main">
-              <a:graphicData uri="http://schemas.openxmlformats.org/drawingml/2006/picture">
-                <pic:pic xmlns:pic="http://schemas.openxmlformats.org/drawingml/2006/picture">
-                  <pic:nvPicPr>
-                    <pic:cNvPr id="1" name=""/>
-                    <pic:cNvPicPr/>
-                  </pic:nvPicPr>
-                  <pic:blipFill>
-                    <a:blip r:embed="rId8"/>
-                    <a:stretch>
-                      <a:fillRect/>
-                    </a:stretch>
-                  </pic:blipFill>
-                  <pic:spPr>
-                    <a:xfrm>
-                      <a:off x="0" y="0"/>
-                      <a:ext cx="2599967" cy="706658"/>
-                    </a:xfrm>
-                    <a:prstGeom prst="rect">
-                      <a:avLst/>
-                    </a:prstGeom>
-                  </pic:spPr>
-                </pic:pic>
-              </a:graphicData>
-            </a:graphic>
-          </wp:inline>
-        </w:drawing>
-      </w:r>
-    </w:p>
-    <w:p>
-      <w:pPr>
-        <w:pStyle w:val="ListParagraph"/>
-        <w:numPr>
-          <w:ilvl w:val="0"/>
-          <w:numId w:val="40"/>
-        </w:numPr>
-        <w:spacing w:line="276" w:lineRule="auto"/>
-        <w:ind w:firstLineChars="0"/>
-        <w:jc w:val="left"/>
-        <w:rPr>
-          <w:rFonts w:ascii="Times New Roman" w:eastAsia="KaiTi" w:hAnsi="Times New Roman" w:cs="Times New Roman"/>
-          <w:lang w:val="en-US"/>
-        </w:rPr>
-      </w:pPr>
-      <w:r>
-        <w:rPr>
-          <w:rFonts w:ascii="Times New Roman" w:eastAsia="KaiTi" w:hAnsi="Times New Roman" w:cs="Times New Roman" w:hint="eastAsia"/>
-          <w:lang w:val="en-US"/>
-        </w:rPr>
-        <w:t>发酵</w:t>
-      </w:r>
-      <w:r>
-        <w:rPr>
-          <w:rFonts w:ascii="Times New Roman" w:eastAsia="KaiTi" w:hAnsi="Times New Roman" w:cs="Times New Roman" w:hint="eastAsia"/>
-          <w:lang w:val="en-US"/>
-        </w:rPr>
-        <w:t>（</w:t>
-      </w:r>
-      <w:r>
-        <w:rPr>
-          <w:rFonts w:ascii="Times New Roman" w:eastAsia="KaiTi" w:hAnsi="Times New Roman" w:cs="Times New Roman" w:hint="eastAsia"/>
-          <w:lang w:val="en-US"/>
-        </w:rPr>
-        <w:t>fermentation</w:t>
-      </w:r>
-      <w:r>
-        <w:rPr>
-          <w:rFonts w:ascii="Times New Roman" w:eastAsia="KaiTi" w:hAnsi="Times New Roman" w:cs="Times New Roman" w:hint="eastAsia"/>
-          <w:lang w:val="en-US"/>
-        </w:rPr>
-        <w:t>）</w:t>
-      </w:r>
-    </w:p>
-    <w:p>
-      <w:pPr>
-        <w:pStyle w:val="ListParagraph"/>
-        <w:numPr>
-          <w:ilvl w:val="0"/>
-          <w:numId w:val="41"/>
-        </w:numPr>
-        <w:spacing w:line="276" w:lineRule="auto"/>
-        <w:ind w:firstLineChars="0"/>
-        <w:jc w:val="left"/>
-        <w:rPr>
-          <w:rFonts w:ascii="Times New Roman" w:eastAsia="KaiTi" w:hAnsi="Times New Roman" w:cs="Times New Roman"/>
-          <w:lang w:val="en-US"/>
-        </w:rPr>
-      </w:pPr>
-      <w:r>
-        <w:rPr>
-          <w:rFonts w:ascii="Times New Roman" w:eastAsia="KaiTi" w:hAnsi="Times New Roman" w:cs="Times New Roman" w:hint="eastAsia"/>
-          <w:lang w:val="en-US"/>
-        </w:rPr>
-        <w:t>定义：</w:t>
-      </w:r>
-      <w:r>
-        <w:rPr>
-          <w:rFonts w:ascii="Times New Roman" w:eastAsia="KaiTi" w:hAnsi="Times New Roman" w:cs="Times New Roman" w:hint="eastAsia"/>
-          <w:lang w:val="en-US"/>
-        </w:rPr>
-        <w:t>任何从糖或其他有机分子中释放能量，且不需要氧气或（外部）电子受体的代谢过程</w:t>
-      </w:r>
-    </w:p>
-    <w:p>
-      <w:pPr>
-        <w:pStyle w:val="ListParagraph"/>
-        <w:numPr>
-          <w:ilvl w:val="0"/>
-          <w:numId w:val="45"/>
-        </w:numPr>
-        <w:spacing w:line="276" w:lineRule="auto"/>
-        <w:ind w:firstLineChars="0"/>
-        <w:jc w:val="left"/>
-        <w:rPr>
-          <w:rFonts w:ascii="Times New Roman" w:eastAsia="KaiTi" w:hAnsi="Times New Roman" w:cs="Times New Roman"/>
-          <w:lang w:val="en-US"/>
-        </w:rPr>
-      </w:pPr>
-      <w:r>
-        <w:rPr>
-          <w:rFonts w:ascii="Times New Roman" w:eastAsia="KaiTi" w:hAnsi="Times New Roman" w:cs="Times New Roman" w:hint="eastAsia"/>
-          <w:lang w:val="en-US"/>
-        </w:rPr>
-        <w:t>有机物氧化释放</w:t>
-      </w:r>
-      <w:r>
-        <w:rPr>
-          <w:rFonts w:ascii="Times New Roman" w:eastAsia="KaiTi" w:hAnsi="Times New Roman" w:cs="Times New Roman" w:hint="eastAsia"/>
-          <w:lang w:val="en-US"/>
-        </w:rPr>
-        <w:t>的</w:t>
-      </w:r>
-      <w:r>
-        <w:rPr>
-          <w:rFonts w:ascii="Times New Roman" w:eastAsia="KaiTi" w:hAnsi="Times New Roman" w:cs="Times New Roman" w:hint="eastAsia"/>
-          <w:lang w:val="en-US"/>
-        </w:rPr>
-        <w:t>电子</w:t>
-      </w:r>
-      <w:r>
-        <w:rPr>
-          <w:rFonts w:ascii="Times New Roman" w:eastAsia="KaiTi" w:hAnsi="Times New Roman" w:cs="Times New Roman" w:hint="eastAsia"/>
-          <w:lang w:val="en-US"/>
-        </w:rPr>
-        <w:t>直接交给</w:t>
-      </w:r>
-      <w:r>
-        <w:rPr>
-          <w:rFonts w:ascii="Times New Roman" w:eastAsia="KaiTi" w:hAnsi="Times New Roman" w:cs="Times New Roman" w:hint="eastAsia"/>
-          <w:lang w:val="en-US"/>
-        </w:rPr>
-        <w:t>自身</w:t>
-      </w:r>
-      <w:r>
-        <w:rPr>
-          <w:rFonts w:ascii="Times New Roman" w:eastAsia="KaiTi" w:hAnsi="Times New Roman" w:cs="Times New Roman" w:hint="eastAsia"/>
-          <w:lang w:val="en-US"/>
-        </w:rPr>
-        <w:t>未完全氧化的某种中间产物，同时释放能量并产生各种不同的代谢产物</w:t>
-      </w:r>
-    </w:p>
-    <w:p>
-      <w:pPr>
-        <w:pStyle w:val="ListParagraph"/>
-        <w:numPr>
-          <w:ilvl w:val="0"/>
-          <w:numId w:val="45"/>
-        </w:numPr>
-        <w:spacing w:line="276" w:lineRule="auto"/>
-        <w:ind w:firstLineChars="0"/>
-        <w:jc w:val="left"/>
-        <w:rPr>
-          <w:rFonts w:ascii="Times New Roman" w:eastAsia="KaiTi" w:hAnsi="Times New Roman" w:cs="Times New Roman"/>
-          <w:lang w:val="en-US"/>
-        </w:rPr>
-      </w:pPr>
-      <w:r>
-        <w:rPr>
-          <w:rFonts w:ascii="Times New Roman" w:eastAsia="KaiTi" w:hAnsi="Times New Roman" w:cs="Times New Roman" w:hint="eastAsia"/>
-          <w:lang w:val="en-US"/>
-        </w:rPr>
-        <w:t>有机化合物只是部分地被氧化，因此只释放一小部分能量</w:t>
-      </w:r>
-    </w:p>
-    <w:p>
-      <w:pPr>
-        <w:pStyle w:val="ListParagraph"/>
-        <w:numPr>
-          <w:ilvl w:val="0"/>
-          <w:numId w:val="45"/>
-        </w:numPr>
-        <w:spacing w:line="276" w:lineRule="auto"/>
-        <w:ind w:firstLineChars="0"/>
-        <w:jc w:val="left"/>
-        <w:rPr>
-          <w:rFonts w:ascii="Times New Roman" w:eastAsia="KaiTi" w:hAnsi="Times New Roman" w:cs="Times New Roman"/>
-          <w:lang w:val="en-US"/>
-        </w:rPr>
-      </w:pPr>
-      <w:r>
-        <w:rPr>
-          <w:rFonts w:ascii="Times New Roman" w:eastAsia="KaiTi" w:hAnsi="Times New Roman" w:cs="Times New Roman" w:hint="eastAsia"/>
-          <w:lang w:val="en-US"/>
-        </w:rPr>
-        <w:t>发酵过程的氧化是与有机物的还原偶联在一起的。被还原的有机物来自初始发酵的分解代谢，即不需要外界提供电子受体</w:t>
-      </w:r>
-    </w:p>
-    <w:p>
-      <w:pPr>
-        <w:pStyle w:val="ListParagraph"/>
-        <w:numPr>
-          <w:ilvl w:val="0"/>
-          <w:numId w:val="41"/>
-        </w:numPr>
-        <w:spacing w:line="276" w:lineRule="auto"/>
-        <w:ind w:firstLineChars="0"/>
-        <w:jc w:val="left"/>
-        <w:rPr>
-          <w:rFonts w:ascii="Times New Roman" w:eastAsia="KaiTi" w:hAnsi="Times New Roman" w:cs="Times New Roman"/>
-          <w:lang w:val="en-US"/>
-        </w:rPr>
-      </w:pPr>
-      <w:r>
-        <w:rPr>
-          <w:rFonts w:ascii="Times New Roman" w:eastAsia="KaiTi" w:hAnsi="Times New Roman" w:cs="Times New Roman" w:hint="eastAsia"/>
-          <w:lang w:val="en-US"/>
-        </w:rPr>
-        <w:t>可能的底物</w:t>
-      </w:r>
-    </w:p>
-    <w:p>
-      <w:pPr>
-        <w:pStyle w:val="ListParagraph"/>
-        <w:numPr>
-          <w:ilvl w:val="0"/>
-          <w:numId w:val="46"/>
-        </w:numPr>
-        <w:spacing w:line="276" w:lineRule="auto"/>
-        <w:ind w:firstLineChars="0"/>
-        <w:jc w:val="left"/>
-        <w:rPr>
-          <w:rFonts w:ascii="Times New Roman" w:eastAsia="KaiTi" w:hAnsi="Times New Roman" w:cs="Times New Roman"/>
-          <w:lang w:val="en-US"/>
-        </w:rPr>
-      </w:pPr>
-      <w:r>
-        <w:rPr>
-          <w:rFonts w:ascii="Times New Roman" w:eastAsia="KaiTi" w:hAnsi="Times New Roman" w:cs="Times New Roman" w:hint="eastAsia"/>
-          <w:lang w:val="en-US"/>
-        </w:rPr>
-        <w:t>碳水化合物、有机酸、氨基酸等</w:t>
-      </w:r>
-    </w:p>
-    <w:p>
-      <w:pPr>
-        <w:pStyle w:val="ListParagraph"/>
-        <w:numPr>
-          <w:ilvl w:val="0"/>
-          <w:numId w:val="46"/>
-        </w:numPr>
-        <w:spacing w:line="276" w:lineRule="auto"/>
-        <w:ind w:firstLineChars="0"/>
-        <w:jc w:val="left"/>
-        <w:rPr>
-          <w:rFonts w:ascii="Times New Roman" w:eastAsia="KaiTi" w:hAnsi="Times New Roman" w:cs="Times New Roman"/>
-          <w:lang w:val="en-US"/>
-        </w:rPr>
-      </w:pPr>
-      <w:r>
-        <w:rPr>
-          <w:rFonts w:ascii="Times New Roman" w:eastAsia="KaiTi" w:hAnsi="Times New Roman" w:cs="Times New Roman" w:hint="eastAsia"/>
-          <w:lang w:val="en-US"/>
-        </w:rPr>
-        <w:t>葡萄糖的发酵最重要（糖酵解是发酵的基础：葡萄糖</w:t>
-      </w:r>
-      <w:r>
-        <w:rPr>
-          <w:rFonts w:ascii="Times New Roman" w:eastAsia="KaiTi" w:hAnsi="Times New Roman" w:cs="Times New Roman" w:hint="eastAsia"/>
-          <w:lang w:val="en-US"/>
-        </w:rPr>
-        <w:t xml:space="preserve"> </w:t>
-      </w:r>
-      <w:r>
-        <w:rPr>
-          <w:rFonts w:ascii="Times New Roman" w:eastAsia="KaiTi" w:hAnsi="Times New Roman" w:cs="Times New Roman"/>
-          <w:lang w:val="en-US"/>
-        </w:rPr>
-        <w:t xml:space="preserve">=&gt; </w:t>
-      </w:r>
-      <w:r>
-        <w:rPr>
-          <w:rFonts w:ascii="Times New Roman" w:eastAsia="KaiTi" w:hAnsi="Times New Roman" w:cs="Times New Roman" w:hint="eastAsia"/>
-          <w:lang w:val="en-US"/>
-        </w:rPr>
-        <w:t>丙酮酸）</w:t>
-      </w:r>
-    </w:p>
-    <w:p>
-      <w:pPr>
-        <w:pStyle w:val="ListParagraph"/>
-        <w:numPr>
-          <w:ilvl w:val="0"/>
-          <w:numId w:val="41"/>
-        </w:numPr>
-        <w:spacing w:line="276" w:lineRule="auto"/>
-        <w:ind w:firstLineChars="0"/>
-        <w:jc w:val="left"/>
-        <w:rPr>
-          <w:rFonts w:ascii="Times New Roman" w:eastAsia="KaiTi" w:hAnsi="Times New Roman" w:cs="Times New Roman" w:hint="eastAsia"/>
-          <w:lang w:val="en-US"/>
-        </w:rPr>
-      </w:pPr>
-      <w:r>
-        <w:rPr>
-          <w:rFonts w:ascii="Times New Roman" w:eastAsia="KaiTi" w:hAnsi="Times New Roman" w:cs="Times New Roman" w:hint="eastAsia"/>
-          <w:lang w:val="en-US"/>
-        </w:rPr>
-        <w:t>糖酵解的四种途径</w:t>
-      </w:r>
-    </w:p>
-    <w:p>
-      <w:pPr>
-        <w:pStyle w:val="ListParagraph"/>
-        <w:numPr>
-          <w:ilvl w:val="0"/>
-          <w:numId w:val="47"/>
-        </w:numPr>
-        <w:spacing w:line="276" w:lineRule="auto"/>
-        <w:ind w:firstLineChars="0"/>
-        <w:jc w:val="left"/>
-        <w:rPr>
-          <w:rFonts w:ascii="Times New Roman" w:eastAsia="KaiTi" w:hAnsi="Times New Roman" w:cs="Times New Roman"/>
-          <w:lang w:val="en-US"/>
-        </w:rPr>
-      </w:pPr>
-      <w:r>
-        <w:rPr>
-          <w:rFonts w:ascii="Times New Roman" w:eastAsia="KaiTi" w:hAnsi="Times New Roman" w:cs="Times New Roman" w:hint="eastAsia"/>
-          <w:lang w:val="en-US"/>
-        </w:rPr>
-        <w:t>EMP</w:t>
-      </w:r>
-      <w:r>
-        <w:rPr>
-          <w:rFonts w:ascii="Times New Roman" w:eastAsia="KaiTi" w:hAnsi="Times New Roman" w:cs="Times New Roman" w:hint="eastAsia"/>
-          <w:lang w:val="en-US"/>
-        </w:rPr>
-        <w:t>途径</w:t>
-      </w:r>
-    </w:p>
-    <w:p>
-      <w:pPr>
-        <w:pStyle w:val="ListParagraph"/>
-        <w:numPr>
-          <w:ilvl w:val="0"/>
-          <w:numId w:val="47"/>
-        </w:numPr>
-        <w:spacing w:line="276" w:lineRule="auto"/>
-        <w:ind w:firstLineChars="0"/>
-        <w:jc w:val="left"/>
-        <w:rPr>
-          <w:rFonts w:ascii="Times New Roman" w:eastAsia="KaiTi" w:hAnsi="Times New Roman" w:cs="Times New Roman"/>
-          <w:lang w:val="en-US"/>
-        </w:rPr>
-      </w:pPr>
-      <w:r>
-        <w:rPr>
-          <w:rFonts w:ascii="Times New Roman" w:eastAsia="KaiTi" w:hAnsi="Times New Roman" w:cs="Times New Roman" w:hint="eastAsia"/>
-          <w:lang w:val="en-US"/>
-        </w:rPr>
-        <w:t>HMP</w:t>
-      </w:r>
-      <w:r>
-        <w:rPr>
-          <w:rFonts w:ascii="Times New Roman" w:eastAsia="KaiTi" w:hAnsi="Times New Roman" w:cs="Times New Roman" w:hint="eastAsia"/>
-          <w:lang w:val="en-US"/>
-        </w:rPr>
-        <w:t>途径</w:t>
-      </w:r>
-    </w:p>
-    <w:p>
-      <w:pPr>
-        <w:pStyle w:val="ListParagraph"/>
-        <w:numPr>
-          <w:ilvl w:val="0"/>
-          <w:numId w:val="47"/>
-        </w:numPr>
-        <w:spacing w:line="276" w:lineRule="auto"/>
-        <w:ind w:firstLineChars="0"/>
-        <w:jc w:val="left"/>
-        <w:rPr>
-          <w:rFonts w:ascii="Times New Roman" w:eastAsia="KaiTi" w:hAnsi="Times New Roman" w:cs="Times New Roman"/>
-          <w:lang w:val="en-US"/>
-        </w:rPr>
-      </w:pPr>
-      <w:r>
-        <w:rPr>
-          <w:rFonts w:ascii="Times New Roman" w:eastAsia="KaiTi" w:hAnsi="Times New Roman" w:cs="Times New Roman" w:hint="eastAsia"/>
-          <w:lang w:val="en-US"/>
-        </w:rPr>
-        <w:t>ED</w:t>
-      </w:r>
-      <w:r>
-        <w:rPr>
-          <w:rFonts w:ascii="Times New Roman" w:eastAsia="KaiTi" w:hAnsi="Times New Roman" w:cs="Times New Roman" w:hint="eastAsia"/>
-          <w:lang w:val="en-US"/>
-        </w:rPr>
-        <w:t>途径</w:t>
-      </w:r>
-    </w:p>
-    <w:p>
-      <w:pPr>
-        <w:pStyle w:val="ListParagraph"/>
-        <w:numPr>
-          <w:ilvl w:val="0"/>
-          <w:numId w:val="47"/>
-        </w:numPr>
-        <w:spacing w:line="276" w:lineRule="auto"/>
-        <w:ind w:firstLineChars="0"/>
-        <w:jc w:val="left"/>
-        <w:rPr>
-          <w:rFonts w:ascii="Times New Roman" w:eastAsia="KaiTi" w:hAnsi="Times New Roman" w:cs="Times New Roman"/>
-          <w:lang w:val="en-US"/>
-        </w:rPr>
-      </w:pPr>
-      <w:r>
-        <w:rPr>
-          <w:rFonts w:ascii="Times New Roman" w:eastAsia="KaiTi" w:hAnsi="Times New Roman" w:cs="Times New Roman" w:hint="eastAsia"/>
-          <w:lang w:val="en-US"/>
-        </w:rPr>
-        <w:t>磷酸解酮酶途径</w:t>
-      </w:r>
-    </w:p>
-    <w:p>
-      <w:pPr>
-        <w:pStyle w:val="ListParagraph"/>
-        <w:numPr>
-          <w:ilvl w:val="0"/>
-          <w:numId w:val="41"/>
-        </w:numPr>
-        <w:spacing w:line="276" w:lineRule="auto"/>
-        <w:ind w:firstLineChars="0"/>
-        <w:jc w:val="left"/>
-        <w:rPr>
-          <w:rFonts w:ascii="Times New Roman" w:eastAsia="KaiTi" w:hAnsi="Times New Roman" w:cs="Times New Roman"/>
-          <w:lang w:val="en-US"/>
-        </w:rPr>
-      </w:pPr>
-      <w:r>
-        <w:rPr>
-          <w:rFonts w:ascii="Times New Roman" w:eastAsia="KaiTi" w:hAnsi="Times New Roman" w:cs="Times New Roman" w:hint="eastAsia"/>
-          <w:lang w:val="en-US"/>
-        </w:rPr>
-        <w:t>过程与应用</w:t>
-      </w:r>
-    </w:p>
-    <w:p>
-      <w:pPr>
-        <w:spacing w:line="276" w:lineRule="auto"/>
-        <w:jc w:val="center"/>
-        <w:rPr>
-          <w:noProof/>
-        </w:rPr>
-      </w:pPr>
-      <w:r>
-        <w:rPr>
-          <w:rFonts w:ascii="Times New Roman" w:eastAsia="KaiTi" w:hAnsi="Times New Roman" w:cs="Times New Roman"/>
-          <w:lang w:val="en-US"/>
-        </w:rPr>
-        <w:drawing>
-          <wp:inline distT="0" distB="0" distL="0" distR="0" wp14:anchorId="2E520407" wp14:editId="69E260C6">
-            <wp:extent cx="2648818" cy="1077311"/>
-            <wp:effectExtent l="0" t="0" r="5715" b="2540"/>
-            <wp:docPr id="5" name="Picture 5"/>
-            <wp:cNvGraphicFramePr>
-              <a:graphicFrameLocks xmlns:a="http://schemas.openxmlformats.org/drawingml/2006/main" noChangeAspect="1"/>
-            </wp:cNvGraphicFramePr>
-            <a:graphic xmlns:a="http://schemas.openxmlformats.org/drawingml/2006/main">
-              <a:graphicData uri="http://schemas.openxmlformats.org/drawingml/2006/picture">
-                <pic:pic xmlns:pic="http://schemas.openxmlformats.org/drawingml/2006/picture">
-                  <pic:nvPicPr>
-                    <pic:cNvPr id="1" name=""/>
-                    <pic:cNvPicPr/>
-                  </pic:nvPicPr>
-                  <pic:blipFill>
-                    <a:blip r:embed="rId9"/>
-                    <a:stretch>
-                      <a:fillRect/>
-                    </a:stretch>
-                  </pic:blipFill>
-                  <pic:spPr>
-                    <a:xfrm>
-                      <a:off x="0" y="0"/>
-                      <a:ext cx="2715552" cy="1104453"/>
-                    </a:xfrm>
-                    <a:prstGeom prst="rect">
-                      <a:avLst/>
-                    </a:prstGeom>
-                  </pic:spPr>
-                </pic:pic>
-              </a:graphicData>
-            </a:graphic>
-          </wp:inline>
-        </w:drawing>
-      </w:r>
-      <w:r>
-        <w:rPr>
-          <w:noProof/>
-        </w:rPr>
-        <w:t xml:space="preserve"> </w:t>
-      </w:r>
-      <w:r>
-        <w:rPr>
-          <w:rFonts w:ascii="Times New Roman" w:eastAsia="KaiTi" w:hAnsi="Times New Roman" w:cs="Times New Roman"/>
-          <w:lang w:val="en-US"/>
-        </w:rPr>
-        <w:drawing>
-          <wp:inline distT="0" distB="0" distL="0" distR="0" wp14:anchorId="50F98018" wp14:editId="70FC8431">
-            <wp:extent cx="2234448" cy="1082566"/>
-            <wp:effectExtent l="0" t="0" r="1270" b="0"/>
-            <wp:docPr id="6" name="Picture 6"/>
-            <wp:cNvGraphicFramePr>
-              <a:graphicFrameLocks xmlns:a="http://schemas.openxmlformats.org/drawingml/2006/main" noChangeAspect="1"/>
-            </wp:cNvGraphicFramePr>
-            <a:graphic xmlns:a="http://schemas.openxmlformats.org/drawingml/2006/main">
-              <a:graphicData uri="http://schemas.openxmlformats.org/drawingml/2006/picture">
-                <pic:pic xmlns:pic="http://schemas.openxmlformats.org/drawingml/2006/picture">
-                  <pic:nvPicPr>
-                    <pic:cNvPr id="1" name=""/>
-                    <pic:cNvPicPr/>
-                  </pic:nvPicPr>
-                  <pic:blipFill>
-                    <a:blip r:embed="rId10"/>
-                    <a:stretch>
-                      <a:fillRect/>
-                    </a:stretch>
-                  </pic:blipFill>
-                  <pic:spPr>
-                    <a:xfrm>
-                      <a:off x="0" y="0"/>
-                      <a:ext cx="2303391" cy="1115968"/>
-                    </a:xfrm>
-                    <a:prstGeom prst="rect">
-                      <a:avLst/>
-                    </a:prstGeom>
-                  </pic:spPr>
-                </pic:pic>
-              </a:graphicData>
-            </a:graphic>
-          </wp:inline>
-        </w:drawing>
-      </w:r>
-    </w:p>
-    <w:p>
-      <w:pPr>
-        <w:spacing w:line="276" w:lineRule="auto"/>
-        <w:jc w:val="center"/>
-        <w:rPr>
-          <w:rFonts w:ascii="Times New Roman" w:eastAsia="KaiTi" w:hAnsi="Times New Roman" w:cs="Times New Roman" w:hint="eastAsia"/>
-          <w:lang w:val="en-US"/>
-        </w:rPr>
-      </w:pPr>
-      <w:r>
-        <w:rPr>
-          <w:rFonts w:ascii="Times New Roman" w:eastAsia="KaiTi" w:hAnsi="Times New Roman" w:cs="Times New Roman"/>
-          <w:lang w:val="en-US"/>
-        </w:rPr>
-        <w:drawing>
-          <wp:inline distT="0" distB="0" distL="0" distR="0" wp14:anchorId="0AFC3F06" wp14:editId="57C10DC2">
-            <wp:extent cx="2044262" cy="1001748"/>
-            <wp:effectExtent l="0" t="0" r="635" b="1905"/>
-            <wp:docPr id="7" name="Picture 7"/>
-            <wp:cNvGraphicFramePr>
-              <a:graphicFrameLocks xmlns:a="http://schemas.openxmlformats.org/drawingml/2006/main" noChangeAspect="1"/>
-            </wp:cNvGraphicFramePr>
-            <a:graphic xmlns:a="http://schemas.openxmlformats.org/drawingml/2006/main">
-              <a:graphicData uri="http://schemas.openxmlformats.org/drawingml/2006/picture">
-                <pic:pic xmlns:pic="http://schemas.openxmlformats.org/drawingml/2006/picture">
-                  <pic:nvPicPr>
-                    <pic:cNvPr id="1" name=""/>
-                    <pic:cNvPicPr/>
-                  </pic:nvPicPr>
-                  <pic:blipFill>
-                    <a:blip r:embed="rId11"/>
-                    <a:stretch>
-                      <a:fillRect/>
-                    </a:stretch>
-                  </pic:blipFill>
-                  <pic:spPr>
-                    <a:xfrm>
-                      <a:off x="0" y="0"/>
-                      <a:ext cx="2092082" cy="1025181"/>
-                    </a:xfrm>
-                    <a:prstGeom prst="rect">
-                      <a:avLst/>
-                    </a:prstGeom>
-                  </pic:spPr>
-                </pic:pic>
-              </a:graphicData>
-            </a:graphic>
-          </wp:inline>
-        </w:drawing>
-      </w:r>
-    </w:p>
-    <w:p>
-      <w:pPr>
-        <w:pStyle w:val="ListParagraph"/>
-        <w:numPr>
-          <w:ilvl w:val="0"/>
-          <w:numId w:val="40"/>
-        </w:numPr>
-        <w:spacing w:line="276" w:lineRule="auto"/>
-        <w:ind w:firstLineChars="0"/>
-        <w:jc w:val="left"/>
-        <w:rPr>
-          <w:rFonts w:ascii="Times New Roman" w:eastAsia="KaiTi" w:hAnsi="Times New Roman" w:cs="Times New Roman"/>
-          <w:lang w:val="en-US"/>
-        </w:rPr>
-      </w:pPr>
-      <w:r>
-        <w:rPr>
-          <w:rFonts w:ascii="Times New Roman" w:eastAsia="KaiTi" w:hAnsi="Times New Roman" w:cs="Times New Roman" w:hint="eastAsia"/>
-          <w:lang w:val="en-US"/>
-        </w:rPr>
-        <w:lastRenderedPageBreak/>
-        <w:t>呼吸（</w:t>
-      </w:r>
-      <w:r>
-        <w:rPr>
-          <w:rFonts w:ascii="Times New Roman" w:eastAsia="KaiTi" w:hAnsi="Times New Roman" w:cs="Times New Roman" w:hint="eastAsia"/>
-          <w:lang w:val="en-US"/>
-        </w:rPr>
-        <w:t>respiration</w:t>
-      </w:r>
-      <w:r>
-        <w:rPr>
-          <w:rFonts w:ascii="Times New Roman" w:eastAsia="KaiTi" w:hAnsi="Times New Roman" w:cs="Times New Roman" w:hint="eastAsia"/>
-          <w:lang w:val="en-US"/>
-        </w:rPr>
-        <w:t>）</w:t>
-      </w:r>
-    </w:p>
-    <w:p>
-      <w:pPr>
-        <w:pStyle w:val="ListParagraph"/>
-        <w:numPr>
-          <w:ilvl w:val="0"/>
-          <w:numId w:val="41"/>
-        </w:numPr>
-        <w:spacing w:line="276" w:lineRule="auto"/>
-        <w:ind w:firstLineChars="0"/>
-        <w:jc w:val="left"/>
-        <w:rPr>
-          <w:rFonts w:ascii="Times New Roman" w:eastAsia="KaiTi" w:hAnsi="Times New Roman" w:cs="Times New Roman"/>
-          <w:lang w:val="en-US"/>
-        </w:rPr>
-      </w:pPr>
-      <w:r>
-        <w:rPr>
-          <w:rFonts w:ascii="Times New Roman" w:eastAsia="KaiTi" w:hAnsi="Times New Roman" w:cs="Times New Roman" w:hint="eastAsia"/>
-          <w:lang w:val="en-US"/>
-        </w:rPr>
-        <w:t>定义：</w:t>
-      </w:r>
-      <w:r>
-        <w:rPr>
-          <w:rFonts w:ascii="Times New Roman" w:eastAsia="KaiTi" w:hAnsi="Times New Roman" w:cs="Times New Roman" w:hint="eastAsia"/>
-          <w:lang w:val="en-US"/>
-        </w:rPr>
-        <w:t>微生物在降解底物的过程中，将释放出的电子交给</w:t>
-      </w:r>
-      <w:r>
-        <w:rPr>
-          <w:rFonts w:ascii="Times New Roman" w:eastAsia="KaiTi" w:hAnsi="Times New Roman" w:cs="Times New Roman" w:hint="eastAsia"/>
-          <w:lang w:val="en-US"/>
-        </w:rPr>
-        <w:t>NAD(P)+</w:t>
-      </w:r>
-      <w:r>
-        <w:rPr>
-          <w:rFonts w:ascii="Times New Roman" w:eastAsia="KaiTi" w:hAnsi="Times New Roman" w:cs="Times New Roman" w:hint="eastAsia"/>
-          <w:lang w:val="en-US"/>
-        </w:rPr>
-        <w:t>、</w:t>
-      </w:r>
-      <w:r>
-        <w:rPr>
-          <w:rFonts w:ascii="Times New Roman" w:eastAsia="KaiTi" w:hAnsi="Times New Roman" w:cs="Times New Roman" w:hint="eastAsia"/>
-          <w:lang w:val="en-US"/>
-        </w:rPr>
-        <w:t>FAD</w:t>
-      </w:r>
-      <w:r>
-        <w:rPr>
-          <w:rFonts w:ascii="Times New Roman" w:eastAsia="KaiTi" w:hAnsi="Times New Roman" w:cs="Times New Roman" w:hint="eastAsia"/>
-          <w:lang w:val="en-US"/>
-        </w:rPr>
-        <w:t>或</w:t>
-      </w:r>
-      <w:r>
-        <w:rPr>
-          <w:rFonts w:ascii="Times New Roman" w:eastAsia="KaiTi" w:hAnsi="Times New Roman" w:cs="Times New Roman" w:hint="eastAsia"/>
-          <w:lang w:val="en-US"/>
-        </w:rPr>
-        <w:t>FMN</w:t>
-      </w:r>
-      <w:r>
-        <w:rPr>
-          <w:rFonts w:ascii="Times New Roman" w:eastAsia="KaiTi" w:hAnsi="Times New Roman" w:cs="Times New Roman" w:hint="eastAsia"/>
-          <w:lang w:val="en-US"/>
-        </w:rPr>
-        <w:t>等电子载体，再经电子传递系统传给外源电子受体</w:t>
-      </w:r>
-      <w:r>
-        <w:rPr>
-          <w:rFonts w:ascii="Times New Roman" w:eastAsia="KaiTi" w:hAnsi="Times New Roman" w:cs="Times New Roman" w:hint="eastAsia"/>
-          <w:lang w:val="en-US"/>
-        </w:rPr>
-        <w:t>（呼吸与发酵的根本区别）</w:t>
-      </w:r>
-      <w:r>
-        <w:rPr>
-          <w:rFonts w:ascii="Times New Roman" w:eastAsia="KaiTi" w:hAnsi="Times New Roman" w:cs="Times New Roman" w:hint="eastAsia"/>
-          <w:lang w:val="en-US"/>
-        </w:rPr>
-        <w:t>，从而生成水或其它还原型产物并释放出能量的过程，称为呼吸作用</w:t>
-      </w:r>
-    </w:p>
-    <w:p>
-      <w:pPr>
-        <w:spacing w:line="276" w:lineRule="auto"/>
-        <w:jc w:val="center"/>
-        <w:rPr>
-          <w:rFonts w:ascii="Times New Roman" w:eastAsia="KaiTi" w:hAnsi="Times New Roman" w:cs="Times New Roman" w:hint="eastAsia"/>
-          <w:lang w:val="en-US"/>
-        </w:rPr>
-      </w:pPr>
-      <w:r>
-        <w:rPr>
-          <w:rFonts w:ascii="Times New Roman" w:eastAsia="KaiTi" w:hAnsi="Times New Roman" w:cs="Times New Roman"/>
-          <w:lang w:val="en-US"/>
-        </w:rPr>
-        <w:drawing>
-          <wp:inline distT="0" distB="0" distL="0" distR="0" wp14:anchorId="232AA6A0" wp14:editId="5AC65339">
-            <wp:extent cx="3000703" cy="689836"/>
-            <wp:effectExtent l="0" t="0" r="0" b="0"/>
-            <wp:docPr id="9" name="Picture 9"/>
-            <wp:cNvGraphicFramePr>
-              <a:graphicFrameLocks xmlns:a="http://schemas.openxmlformats.org/drawingml/2006/main" noChangeAspect="1"/>
-            </wp:cNvGraphicFramePr>
-            <a:graphic xmlns:a="http://schemas.openxmlformats.org/drawingml/2006/main">
-              <a:graphicData uri="http://schemas.openxmlformats.org/drawingml/2006/picture">
-                <pic:pic xmlns:pic="http://schemas.openxmlformats.org/drawingml/2006/picture">
-                  <pic:nvPicPr>
-                    <pic:cNvPr id="1" name=""/>
-                    <pic:cNvPicPr/>
-                  </pic:nvPicPr>
-                  <pic:blipFill>
-                    <a:blip r:embed="rId12"/>
-                    <a:stretch>
-                      <a:fillRect/>
-                    </a:stretch>
-                  </pic:blipFill>
-                  <pic:spPr>
-                    <a:xfrm>
-                      <a:off x="0" y="0"/>
-                      <a:ext cx="3070389" cy="705856"/>
-                    </a:xfrm>
-                    <a:prstGeom prst="rect">
-                      <a:avLst/>
-                    </a:prstGeom>
-                  </pic:spPr>
-                </pic:pic>
-              </a:graphicData>
-            </a:graphic>
-          </wp:inline>
-        </w:drawing>
-      </w:r>
-    </w:p>
-    <w:p>
-      <w:pPr>
-        <w:pStyle w:val="ListParagraph"/>
-        <w:numPr>
-          <w:ilvl w:val="0"/>
-          <w:numId w:val="41"/>
-        </w:numPr>
-        <w:spacing w:line="276" w:lineRule="auto"/>
-        <w:ind w:firstLineChars="0"/>
-        <w:jc w:val="left"/>
-        <w:rPr>
-          <w:rFonts w:ascii="Times New Roman" w:eastAsia="KaiTi" w:hAnsi="Times New Roman" w:cs="Times New Roman"/>
-          <w:lang w:val="en-US"/>
-        </w:rPr>
-      </w:pPr>
-      <w:r>
-        <w:rPr>
-          <w:rFonts w:ascii="Times New Roman" w:eastAsia="KaiTi" w:hAnsi="Times New Roman" w:cs="Times New Roman" w:hint="eastAsia"/>
-          <w:lang w:val="en-US"/>
-        </w:rPr>
-        <w:t>分类</w:t>
-      </w:r>
-    </w:p>
-    <w:p>
-      <w:pPr>
-        <w:spacing w:line="276" w:lineRule="auto"/>
-        <w:jc w:val="center"/>
-        <w:rPr>
-          <w:rFonts w:ascii="Times New Roman" w:eastAsia="KaiTi" w:hAnsi="Times New Roman" w:cs="Times New Roman"/>
-          <w:lang w:val="en-US"/>
-        </w:rPr>
-      </w:pPr>
-      <w:r>
-        <w:rPr>
-          <w:rFonts w:ascii="Times New Roman" w:eastAsia="KaiTi" w:hAnsi="Times New Roman" w:cs="Times New Roman"/>
-          <w:lang w:val="en-US"/>
-        </w:rPr>
-        <w:drawing>
-          <wp:inline distT="0" distB="0" distL="0" distR="0" wp14:anchorId="5FF832CF" wp14:editId="325C0EE1">
-            <wp:extent cx="3699641" cy="649261"/>
-            <wp:effectExtent l="0" t="0" r="0" b="0"/>
-            <wp:docPr id="8" name="Picture 8"/>
-            <wp:cNvGraphicFramePr>
-              <a:graphicFrameLocks xmlns:a="http://schemas.openxmlformats.org/drawingml/2006/main" noChangeAspect="1"/>
-            </wp:cNvGraphicFramePr>
-            <a:graphic xmlns:a="http://schemas.openxmlformats.org/drawingml/2006/main">
-              <a:graphicData uri="http://schemas.openxmlformats.org/drawingml/2006/picture">
-                <pic:pic xmlns:pic="http://schemas.openxmlformats.org/drawingml/2006/picture">
-                  <pic:nvPicPr>
-                    <pic:cNvPr id="1" name=""/>
-                    <pic:cNvPicPr/>
-                  </pic:nvPicPr>
-                  <pic:blipFill>
-                    <a:blip r:embed="rId13"/>
-                    <a:stretch>
-                      <a:fillRect/>
-                    </a:stretch>
-                  </pic:blipFill>
-                  <pic:spPr>
-                    <a:xfrm>
-                      <a:off x="0" y="0"/>
-                      <a:ext cx="3824095" cy="671102"/>
-                    </a:xfrm>
-                    <a:prstGeom prst="rect">
-                      <a:avLst/>
-                    </a:prstGeom>
-                  </pic:spPr>
-                </pic:pic>
-              </a:graphicData>
-            </a:graphic>
-          </wp:inline>
-        </w:drawing>
-      </w:r>
-    </w:p>
-    <w:p>
-      <w:pPr>
-        <w:pStyle w:val="ListParagraph"/>
-        <w:numPr>
-          <w:ilvl w:val="0"/>
-          <w:numId w:val="41"/>
-        </w:numPr>
-        <w:spacing w:line="276" w:lineRule="auto"/>
-        <w:ind w:firstLineChars="0"/>
-        <w:jc w:val="left"/>
-        <w:rPr>
-          <w:rFonts w:ascii="Times New Roman" w:eastAsia="KaiTi" w:hAnsi="Times New Roman" w:cs="Times New Roman"/>
-          <w:lang w:val="en-US"/>
-        </w:rPr>
-      </w:pPr>
-      <w:r>
-        <w:rPr>
-          <w:rFonts w:ascii="Times New Roman" w:eastAsia="KaiTi" w:hAnsi="Times New Roman" w:cs="Times New Roman" w:hint="eastAsia"/>
-          <w:lang w:val="en-US"/>
-        </w:rPr>
-        <w:t>有氧呼吸</w:t>
-      </w:r>
-    </w:p>
-    <w:p>
-      <w:pPr>
-        <w:spacing w:line="276" w:lineRule="auto"/>
-        <w:jc w:val="center"/>
-        <w:rPr>
-          <w:rFonts w:ascii="Times New Roman" w:eastAsia="KaiTi" w:hAnsi="Times New Roman" w:cs="Times New Roman" w:hint="eastAsia"/>
-          <w:lang w:val="en-US"/>
-        </w:rPr>
-      </w:pPr>
-      <w:r>
-        <w:rPr>
-          <w:rFonts w:ascii="Times New Roman" w:eastAsia="KaiTi" w:hAnsi="Times New Roman" w:cs="Times New Roman"/>
-          <w:lang w:val="en-US"/>
-        </w:rPr>
-        <w:drawing>
-          <wp:inline distT="0" distB="0" distL="0" distR="0" wp14:anchorId="4DFE2211" wp14:editId="3FC48D12">
-            <wp:extent cx="2127049" cy="1344973"/>
-            <wp:effectExtent l="0" t="0" r="0" b="1270"/>
-            <wp:docPr id="10" name="Picture 10"/>
-            <wp:cNvGraphicFramePr>
-              <a:graphicFrameLocks xmlns:a="http://schemas.openxmlformats.org/drawingml/2006/main" noChangeAspect="1"/>
-            </wp:cNvGraphicFramePr>
-            <a:graphic xmlns:a="http://schemas.openxmlformats.org/drawingml/2006/main">
-              <a:graphicData uri="http://schemas.openxmlformats.org/drawingml/2006/picture">
-                <pic:pic xmlns:pic="http://schemas.openxmlformats.org/drawingml/2006/picture">
-                  <pic:nvPicPr>
-                    <pic:cNvPr id="1" name=""/>
-                    <pic:cNvPicPr/>
-                  </pic:nvPicPr>
-                  <pic:blipFill>
-                    <a:blip r:embed="rId14"/>
-                    <a:stretch>
-                      <a:fillRect/>
-                    </a:stretch>
-                  </pic:blipFill>
-                  <pic:spPr>
-                    <a:xfrm>
-                      <a:off x="0" y="0"/>
-                      <a:ext cx="2193563" cy="1387031"/>
-                    </a:xfrm>
-                    <a:prstGeom prst="rect">
-                      <a:avLst/>
-                    </a:prstGeom>
-                  </pic:spPr>
-                </pic:pic>
-              </a:graphicData>
-            </a:graphic>
-          </wp:inline>
-        </w:drawing>
-      </w:r>
-    </w:p>
-    <w:p>
-      <w:pPr>
-        <w:pStyle w:val="ListParagraph"/>
-        <w:numPr>
-          <w:ilvl w:val="0"/>
-          <w:numId w:val="39"/>
-        </w:numPr>
-        <w:spacing w:line="276" w:lineRule="auto"/>
-        <w:ind w:firstLineChars="0"/>
-        <w:jc w:val="left"/>
-        <w:rPr>
-          <w:rFonts w:ascii="Times New Roman" w:eastAsia="KaiTi" w:hAnsi="Times New Roman" w:cs="Times New Roman"/>
-          <w:lang w:val="en-US"/>
-        </w:rPr>
-      </w:pPr>
-      <w:r>
-        <w:rPr>
-          <w:rFonts w:ascii="Times New Roman" w:eastAsia="KaiTi" w:hAnsi="Times New Roman" w:cs="Times New Roman" w:hint="eastAsia"/>
-          <w:lang w:val="en-US"/>
-        </w:rPr>
-        <w:t>自养微生物的生物氧化</w:t>
-      </w:r>
-      <w:r>
-        <w:rPr>
-          <w:rFonts w:ascii="Times New Roman" w:eastAsia="KaiTi" w:hAnsi="Times New Roman" w:cs="Times New Roman" w:hint="eastAsia"/>
-          <w:lang w:val="en-US"/>
-        </w:rPr>
-        <w:t>（化能营养型微生物）</w:t>
-      </w:r>
-    </w:p>
-    <w:p>
-      <w:pPr>
-        <w:pStyle w:val="ListParagraph"/>
-        <w:numPr>
-          <w:ilvl w:val="0"/>
-          <w:numId w:val="39"/>
-        </w:numPr>
-        <w:spacing w:line="276" w:lineRule="auto"/>
-        <w:ind w:firstLineChars="0"/>
-        <w:jc w:val="left"/>
-        <w:rPr>
-          <w:rFonts w:ascii="Times New Roman" w:eastAsia="KaiTi" w:hAnsi="Times New Roman" w:cs="Times New Roman" w:hint="eastAsia"/>
-          <w:lang w:val="en-US"/>
-        </w:rPr>
-      </w:pPr>
-      <w:r>
-        <w:rPr>
-          <w:rFonts w:ascii="Times New Roman" w:eastAsia="KaiTi" w:hAnsi="Times New Roman" w:cs="Times New Roman" w:hint="eastAsia"/>
-          <w:lang w:val="en-US"/>
-        </w:rPr>
-        <w:t>光合微生物的光合磷酸化</w:t>
-      </w:r>
-      <w:r>
-        <w:rPr>
-          <w:rFonts w:ascii="Times New Roman" w:eastAsia="KaiTi" w:hAnsi="Times New Roman" w:cs="Times New Roman" w:hint="eastAsia"/>
-          <w:lang w:val="en-US"/>
-        </w:rPr>
-        <w:t>（光能营养型微生物）</w:t>
-      </w:r>
-    </w:p>
-    <w:p>
-      <w:pPr>
-        <w:pStyle w:val="ListParagraph"/>
-        <w:numPr>
-          <w:ilvl w:val="0"/>
-          <w:numId w:val="39"/>
-        </w:numPr>
-        <w:spacing w:line="276" w:lineRule="auto"/>
-        <w:ind w:firstLineChars="0"/>
-        <w:jc w:val="left"/>
-        <w:rPr>
-          <w:rFonts w:ascii="Times New Roman" w:eastAsia="KaiTi" w:hAnsi="Times New Roman" w:cs="Times New Roman"/>
-          <w:u w:val="single"/>
-          <w:lang w:val="en-US"/>
-        </w:rPr>
-      </w:pPr>
-      <w:r>
-        <w:rPr>
-          <w:rFonts w:ascii="Times New Roman" w:eastAsia="KaiTi" w:hAnsi="Times New Roman" w:cs="Times New Roman"/>
-          <w:u w:val="single"/>
-          <w:lang w:val="en-US"/>
-        </w:rPr>
-        <w:t>微生物次级代谢与次级代谢产物</w:t>
-      </w:r>
-    </w:p>
-    <w:p>
-      <w:pPr>
-        <w:spacing w:line="276" w:lineRule="auto"/>
-        <w:jc w:val="left"/>
-        <w:rPr>
-          <w:rFonts w:ascii="Times New Roman" w:eastAsia="KaiTi" w:hAnsi="Times New Roman" w:cs="Times New Roman"/>
-          <w:b/>
-          <w:bCs/>
-          <w:lang w:val="en-US"/>
-        </w:rPr>
-      </w:pPr>
-      <w:r>
-        <w:rPr>
-          <w:rFonts w:ascii="Times New Roman" w:eastAsia="KaiTi" w:hAnsi="Times New Roman" w:cs="Times New Roman"/>
-          <w:b/>
-          <w:bCs/>
-          <w:lang w:val="en-US"/>
-        </w:rPr>
-        <w:t>重点：</w:t>
-      </w:r>
-      <w:r>
-        <w:rPr>
-          <w:rFonts w:ascii="Times New Roman" w:eastAsia="KaiTi" w:hAnsi="Times New Roman" w:cs="Times New Roman"/>
-          <w:b/>
-          <w:bCs/>
-          <w:lang w:val="en-US"/>
-        </w:rPr>
-        <w:t>初级代谢、次级代谢的概念及二者间的关系</w:t>
-      </w:r>
+      </w:pPr>
     </w:p>
     <w:sectPr>
       <w:pgSz w:w="11906" w:h="16838"/>
@@ -2198,571 +1515,6 @@
 <file path=word/numbering.xml><?xml version="1.0" encoding="utf-8"?>
 <w:numbering xmlns:wpc="http://schemas.microsoft.com/office/word/2010/wordprocessingCanvas" xmlns:cx="http://schemas.microsoft.com/office/drawing/2014/chartex" xmlns:cx1="http://schemas.microsoft.com/office/drawing/2015/9/8/chartex" xmlns:cx2="http://schemas.microsoft.com/office/drawing/2015/10/21/chartex" xmlns:cx3="http://schemas.microsoft.com/office/drawing/2016/5/9/chartex" xmlns:cx4="http://schemas.microsoft.com/office/drawing/2016/5/10/chartex" xmlns:cx5="http://schemas.microsoft.com/office/drawing/2016/5/11/chartex" xmlns:cx6="http://schemas.microsoft.com/office/drawing/2016/5/12/chartex" xmlns:cx7="http://schemas.microsoft.com/office/drawing/2016/5/13/chartex" xmlns:cx8="http://schemas.microsoft.com/office/drawing/2016/5/14/chartex" xmlns:mc="http://schemas.openxmlformats.org/markup-compatibility/2006" xmlns:aink="http://schemas.microsoft.com/office/drawing/2016/ink" xmlns:am3d="http://schemas.microsoft.com/office/drawing/2017/model3d" xmlns:o="urn:schemas-microsoft-com:office:office" xmlns:r="http://schemas.openxmlformats.org/officeDocument/2006/relationships" xmlns:m="http://schemas.openxmlformats.org/officeDocument/2006/math" xmlns:v="urn:schemas-microsoft-com:vml" xmlns:wp14="http://schemas.microsoft.com/office/word/2010/wordprocessingDrawing" xmlns:wp="http://schemas.openxmlformats.org/drawingml/2006/wordprocessingDrawing" xmlns:w10="urn:schemas-microsoft-com:office:word" xmlns:w="http://schemas.openxmlformats.org/wordprocessingml/2006/main" xmlns:w14="http://schemas.microsoft.com/office/word/2010/wordml" xmlns:w15="http://schemas.microsoft.com/office/word/2012/wordml" xmlns:w16cex="http://schemas.microsoft.com/office/word/2018/wordml/cex" xmlns:w16cid="http://schemas.microsoft.com/office/word/2016/wordml/cid" xmlns:w16="http://schemas.microsoft.com/office/word/2018/wordml" xmlns:w16sdtdh="http://schemas.microsoft.com/office/word/2020/wordml/sdtdatahash" xmlns:w16se="http://schemas.microsoft.com/office/word/2015/wordml/symex" xmlns:wpg="http://schemas.microsoft.com/office/word/2010/wordprocessingGroup" xmlns:wpi="http://schemas.microsoft.com/office/word/2010/wordprocessingInk" xmlns:wne="http://schemas.microsoft.com/office/word/2006/wordml" xmlns:wps="http://schemas.microsoft.com/office/word/2010/wordprocessingShape" mc:Ignorable="w14 w15 w16se w16cid w16 w16cex w16sdtdh wp14">
   <w:abstractNum w:abstractNumId="0" w15:restartNumberingAfterBreak="0">
-    <w:nsid w:val="003D4DCA"/>
-    <w:multiLevelType w:val="hybridMultilevel"/>
-    <w:tmpl w:val="7AA2394A"/>
-    <w:lvl w:ilvl="0" w:tplc="4EB4C04E">
-      <w:start w:val="1"/>
-      <w:numFmt w:val="bullet"/>
-      <w:lvlText w:val="•"/>
-      <w:lvlJc w:val="left"/>
-      <w:pPr>
-        <w:ind w:left="420" w:hanging="420"/>
-      </w:pPr>
-      <w:rPr>
-        <w:rFonts w:ascii="Wingdings" w:hAnsi="Wingdings" w:hint="default"/>
-      </w:rPr>
-    </w:lvl>
-    <w:lvl w:ilvl="1" w:tplc="04090003" w:tentative="1">
-      <w:start w:val="1"/>
-      <w:numFmt w:val="bullet"/>
-      <w:lvlText w:val=""/>
-      <w:lvlJc w:val="left"/>
-      <w:pPr>
-        <w:ind w:left="840" w:hanging="420"/>
-      </w:pPr>
-      <w:rPr>
-        <w:rFonts w:ascii="Wingdings" w:hAnsi="Wingdings" w:hint="default"/>
-      </w:rPr>
-    </w:lvl>
-    <w:lvl w:ilvl="2" w:tplc="04090005" w:tentative="1">
-      <w:start w:val="1"/>
-      <w:numFmt w:val="bullet"/>
-      <w:lvlText w:val=""/>
-      <w:lvlJc w:val="left"/>
-      <w:pPr>
-        <w:ind w:left="1260" w:hanging="420"/>
-      </w:pPr>
-      <w:rPr>
-        <w:rFonts w:ascii="Wingdings" w:hAnsi="Wingdings" w:hint="default"/>
-      </w:rPr>
-    </w:lvl>
-    <w:lvl w:ilvl="3" w:tplc="04090001" w:tentative="1">
-      <w:start w:val="1"/>
-      <w:numFmt w:val="bullet"/>
-      <w:lvlText w:val=""/>
-      <w:lvlJc w:val="left"/>
-      <w:pPr>
-        <w:ind w:left="1680" w:hanging="420"/>
-      </w:pPr>
-      <w:rPr>
-        <w:rFonts w:ascii="Wingdings" w:hAnsi="Wingdings" w:hint="default"/>
-      </w:rPr>
-    </w:lvl>
-    <w:lvl w:ilvl="4" w:tplc="04090003" w:tentative="1">
-      <w:start w:val="1"/>
-      <w:numFmt w:val="bullet"/>
-      <w:lvlText w:val=""/>
-      <w:lvlJc w:val="left"/>
-      <w:pPr>
-        <w:ind w:left="2100" w:hanging="420"/>
-      </w:pPr>
-      <w:rPr>
-        <w:rFonts w:ascii="Wingdings" w:hAnsi="Wingdings" w:hint="default"/>
-      </w:rPr>
-    </w:lvl>
-    <w:lvl w:ilvl="5" w:tplc="04090005" w:tentative="1">
-      <w:start w:val="1"/>
-      <w:numFmt w:val="bullet"/>
-      <w:lvlText w:val=""/>
-      <w:lvlJc w:val="left"/>
-      <w:pPr>
-        <w:ind w:left="2520" w:hanging="420"/>
-      </w:pPr>
-      <w:rPr>
-        <w:rFonts w:ascii="Wingdings" w:hAnsi="Wingdings" w:hint="default"/>
-      </w:rPr>
-    </w:lvl>
-    <w:lvl w:ilvl="6" w:tplc="04090001" w:tentative="1">
-      <w:start w:val="1"/>
-      <w:numFmt w:val="bullet"/>
-      <w:lvlText w:val=""/>
-      <w:lvlJc w:val="left"/>
-      <w:pPr>
-        <w:ind w:left="2940" w:hanging="420"/>
-      </w:pPr>
-      <w:rPr>
-        <w:rFonts w:ascii="Wingdings" w:hAnsi="Wingdings" w:hint="default"/>
-      </w:rPr>
-    </w:lvl>
-    <w:lvl w:ilvl="7" w:tplc="04090003" w:tentative="1">
-      <w:start w:val="1"/>
-      <w:numFmt w:val="bullet"/>
-      <w:lvlText w:val=""/>
-      <w:lvlJc w:val="left"/>
-      <w:pPr>
-        <w:ind w:left="3360" w:hanging="420"/>
-      </w:pPr>
-      <w:rPr>
-        <w:rFonts w:ascii="Wingdings" w:hAnsi="Wingdings" w:hint="default"/>
-      </w:rPr>
-    </w:lvl>
-    <w:lvl w:ilvl="8" w:tplc="04090005" w:tentative="1">
-      <w:start w:val="1"/>
-      <w:numFmt w:val="bullet"/>
-      <w:lvlText w:val=""/>
-      <w:lvlJc w:val="left"/>
-      <w:pPr>
-        <w:ind w:left="3780" w:hanging="420"/>
-      </w:pPr>
-      <w:rPr>
-        <w:rFonts w:ascii="Wingdings" w:hAnsi="Wingdings" w:hint="default"/>
-      </w:rPr>
-    </w:lvl>
-  </w:abstractNum>
-  <w:abstractNum w:abstractNumId="1" w15:restartNumberingAfterBreak="0">
-    <w:nsid w:val="030F0D77"/>
-    <w:multiLevelType w:val="hybridMultilevel"/>
-    <w:tmpl w:val="5C92C910"/>
-    <w:lvl w:ilvl="0" w:tplc="0409000B">
-      <w:start w:val="1"/>
-      <w:numFmt w:val="bullet"/>
-      <w:lvlText w:val=""/>
-      <w:lvlJc w:val="left"/>
-      <w:pPr>
-        <w:ind w:left="1271" w:hanging="420"/>
-      </w:pPr>
-      <w:rPr>
-        <w:rFonts w:ascii="Wingdings" w:hAnsi="Wingdings" w:hint="default"/>
-      </w:rPr>
-    </w:lvl>
-    <w:lvl w:ilvl="1" w:tplc="04090003" w:tentative="1">
-      <w:start w:val="1"/>
-      <w:numFmt w:val="bullet"/>
-      <w:lvlText w:val=""/>
-      <w:lvlJc w:val="left"/>
-      <w:pPr>
-        <w:ind w:left="1691" w:hanging="420"/>
-      </w:pPr>
-      <w:rPr>
-        <w:rFonts w:ascii="Wingdings" w:hAnsi="Wingdings" w:hint="default"/>
-      </w:rPr>
-    </w:lvl>
-    <w:lvl w:ilvl="2" w:tplc="04090005" w:tentative="1">
-      <w:start w:val="1"/>
-      <w:numFmt w:val="bullet"/>
-      <w:lvlText w:val=""/>
-      <w:lvlJc w:val="left"/>
-      <w:pPr>
-        <w:ind w:left="2111" w:hanging="420"/>
-      </w:pPr>
-      <w:rPr>
-        <w:rFonts w:ascii="Wingdings" w:hAnsi="Wingdings" w:hint="default"/>
-      </w:rPr>
-    </w:lvl>
-    <w:lvl w:ilvl="3" w:tplc="04090001" w:tentative="1">
-      <w:start w:val="1"/>
-      <w:numFmt w:val="bullet"/>
-      <w:lvlText w:val=""/>
-      <w:lvlJc w:val="left"/>
-      <w:pPr>
-        <w:ind w:left="2531" w:hanging="420"/>
-      </w:pPr>
-      <w:rPr>
-        <w:rFonts w:ascii="Wingdings" w:hAnsi="Wingdings" w:hint="default"/>
-      </w:rPr>
-    </w:lvl>
-    <w:lvl w:ilvl="4" w:tplc="04090003" w:tentative="1">
-      <w:start w:val="1"/>
-      <w:numFmt w:val="bullet"/>
-      <w:lvlText w:val=""/>
-      <w:lvlJc w:val="left"/>
-      <w:pPr>
-        <w:ind w:left="2951" w:hanging="420"/>
-      </w:pPr>
-      <w:rPr>
-        <w:rFonts w:ascii="Wingdings" w:hAnsi="Wingdings" w:hint="default"/>
-      </w:rPr>
-    </w:lvl>
-    <w:lvl w:ilvl="5" w:tplc="04090005" w:tentative="1">
-      <w:start w:val="1"/>
-      <w:numFmt w:val="bullet"/>
-      <w:lvlText w:val=""/>
-      <w:lvlJc w:val="left"/>
-      <w:pPr>
-        <w:ind w:left="3371" w:hanging="420"/>
-      </w:pPr>
-      <w:rPr>
-        <w:rFonts w:ascii="Wingdings" w:hAnsi="Wingdings" w:hint="default"/>
-      </w:rPr>
-    </w:lvl>
-    <w:lvl w:ilvl="6" w:tplc="04090001" w:tentative="1">
-      <w:start w:val="1"/>
-      <w:numFmt w:val="bullet"/>
-      <w:lvlText w:val=""/>
-      <w:lvlJc w:val="left"/>
-      <w:pPr>
-        <w:ind w:left="3791" w:hanging="420"/>
-      </w:pPr>
-      <w:rPr>
-        <w:rFonts w:ascii="Wingdings" w:hAnsi="Wingdings" w:hint="default"/>
-      </w:rPr>
-    </w:lvl>
-    <w:lvl w:ilvl="7" w:tplc="04090003" w:tentative="1">
-      <w:start w:val="1"/>
-      <w:numFmt w:val="bullet"/>
-      <w:lvlText w:val=""/>
-      <w:lvlJc w:val="left"/>
-      <w:pPr>
-        <w:ind w:left="4211" w:hanging="420"/>
-      </w:pPr>
-      <w:rPr>
-        <w:rFonts w:ascii="Wingdings" w:hAnsi="Wingdings" w:hint="default"/>
-      </w:rPr>
-    </w:lvl>
-    <w:lvl w:ilvl="8" w:tplc="04090005" w:tentative="1">
-      <w:start w:val="1"/>
-      <w:numFmt w:val="bullet"/>
-      <w:lvlText w:val=""/>
-      <w:lvlJc w:val="left"/>
-      <w:pPr>
-        <w:ind w:left="4631" w:hanging="420"/>
-      </w:pPr>
-      <w:rPr>
-        <w:rFonts w:ascii="Wingdings" w:hAnsi="Wingdings" w:hint="default"/>
-      </w:rPr>
-    </w:lvl>
-  </w:abstractNum>
-  <w:abstractNum w:abstractNumId="2" w15:restartNumberingAfterBreak="0">
-    <w:nsid w:val="03A45630"/>
-    <w:multiLevelType w:val="hybridMultilevel"/>
-    <w:tmpl w:val="1F9E57DA"/>
-    <w:lvl w:ilvl="0" w:tplc="0409000B">
-      <w:start w:val="1"/>
-      <w:numFmt w:val="bullet"/>
-      <w:lvlText w:val=""/>
-      <w:lvlJc w:val="left"/>
-      <w:pPr>
-        <w:ind w:left="1260" w:hanging="420"/>
-      </w:pPr>
-      <w:rPr>
-        <w:rFonts w:ascii="Wingdings" w:hAnsi="Wingdings" w:hint="default"/>
-      </w:rPr>
-    </w:lvl>
-    <w:lvl w:ilvl="1" w:tplc="04090003" w:tentative="1">
-      <w:start w:val="1"/>
-      <w:numFmt w:val="bullet"/>
-      <w:lvlText w:val=""/>
-      <w:lvlJc w:val="left"/>
-      <w:pPr>
-        <w:ind w:left="1680" w:hanging="420"/>
-      </w:pPr>
-      <w:rPr>
-        <w:rFonts w:ascii="Wingdings" w:hAnsi="Wingdings" w:hint="default"/>
-      </w:rPr>
-    </w:lvl>
-    <w:lvl w:ilvl="2" w:tplc="04090005" w:tentative="1">
-      <w:start w:val="1"/>
-      <w:numFmt w:val="bullet"/>
-      <w:lvlText w:val=""/>
-      <w:lvlJc w:val="left"/>
-      <w:pPr>
-        <w:ind w:left="2100" w:hanging="420"/>
-      </w:pPr>
-      <w:rPr>
-        <w:rFonts w:ascii="Wingdings" w:hAnsi="Wingdings" w:hint="default"/>
-      </w:rPr>
-    </w:lvl>
-    <w:lvl w:ilvl="3" w:tplc="04090001" w:tentative="1">
-      <w:start w:val="1"/>
-      <w:numFmt w:val="bullet"/>
-      <w:lvlText w:val=""/>
-      <w:lvlJc w:val="left"/>
-      <w:pPr>
-        <w:ind w:left="2520" w:hanging="420"/>
-      </w:pPr>
-      <w:rPr>
-        <w:rFonts w:ascii="Wingdings" w:hAnsi="Wingdings" w:hint="default"/>
-      </w:rPr>
-    </w:lvl>
-    <w:lvl w:ilvl="4" w:tplc="04090003" w:tentative="1">
-      <w:start w:val="1"/>
-      <w:numFmt w:val="bullet"/>
-      <w:lvlText w:val=""/>
-      <w:lvlJc w:val="left"/>
-      <w:pPr>
-        <w:ind w:left="2940" w:hanging="420"/>
-      </w:pPr>
-      <w:rPr>
-        <w:rFonts w:ascii="Wingdings" w:hAnsi="Wingdings" w:hint="default"/>
-      </w:rPr>
-    </w:lvl>
-    <w:lvl w:ilvl="5" w:tplc="04090005" w:tentative="1">
-      <w:start w:val="1"/>
-      <w:numFmt w:val="bullet"/>
-      <w:lvlText w:val=""/>
-      <w:lvlJc w:val="left"/>
-      <w:pPr>
-        <w:ind w:left="3360" w:hanging="420"/>
-      </w:pPr>
-      <w:rPr>
-        <w:rFonts w:ascii="Wingdings" w:hAnsi="Wingdings" w:hint="default"/>
-      </w:rPr>
-    </w:lvl>
-    <w:lvl w:ilvl="6" w:tplc="04090001" w:tentative="1">
-      <w:start w:val="1"/>
-      <w:numFmt w:val="bullet"/>
-      <w:lvlText w:val=""/>
-      <w:lvlJc w:val="left"/>
-      <w:pPr>
-        <w:ind w:left="3780" w:hanging="420"/>
-      </w:pPr>
-      <w:rPr>
-        <w:rFonts w:ascii="Wingdings" w:hAnsi="Wingdings" w:hint="default"/>
-      </w:rPr>
-    </w:lvl>
-    <w:lvl w:ilvl="7" w:tplc="04090003" w:tentative="1">
-      <w:start w:val="1"/>
-      <w:numFmt w:val="bullet"/>
-      <w:lvlText w:val=""/>
-      <w:lvlJc w:val="left"/>
-      <w:pPr>
-        <w:ind w:left="4200" w:hanging="420"/>
-      </w:pPr>
-      <w:rPr>
-        <w:rFonts w:ascii="Wingdings" w:hAnsi="Wingdings" w:hint="default"/>
-      </w:rPr>
-    </w:lvl>
-    <w:lvl w:ilvl="8" w:tplc="04090005" w:tentative="1">
-      <w:start w:val="1"/>
-      <w:numFmt w:val="bullet"/>
-      <w:lvlText w:val=""/>
-      <w:lvlJc w:val="left"/>
-      <w:pPr>
-        <w:ind w:left="4620" w:hanging="420"/>
-      </w:pPr>
-      <w:rPr>
-        <w:rFonts w:ascii="Wingdings" w:hAnsi="Wingdings" w:hint="default"/>
-      </w:rPr>
-    </w:lvl>
-  </w:abstractNum>
-  <w:abstractNum w:abstractNumId="3" w15:restartNumberingAfterBreak="0">
-    <w:nsid w:val="041E1C7A"/>
-    <w:multiLevelType w:val="hybridMultilevel"/>
-    <w:tmpl w:val="56E05BAA"/>
-    <w:lvl w:ilvl="0" w:tplc="0409000B">
-      <w:start w:val="1"/>
-      <w:numFmt w:val="bullet"/>
-      <w:lvlText w:val=""/>
-      <w:lvlJc w:val="left"/>
-      <w:pPr>
-        <w:ind w:left="1271" w:hanging="420"/>
-      </w:pPr>
-      <w:rPr>
-        <w:rFonts w:ascii="Wingdings" w:hAnsi="Wingdings" w:hint="default"/>
-      </w:rPr>
-    </w:lvl>
-    <w:lvl w:ilvl="1" w:tplc="04090003" w:tentative="1">
-      <w:start w:val="1"/>
-      <w:numFmt w:val="bullet"/>
-      <w:lvlText w:val=""/>
-      <w:lvlJc w:val="left"/>
-      <w:pPr>
-        <w:ind w:left="1691" w:hanging="420"/>
-      </w:pPr>
-      <w:rPr>
-        <w:rFonts w:ascii="Wingdings" w:hAnsi="Wingdings" w:hint="default"/>
-      </w:rPr>
-    </w:lvl>
-    <w:lvl w:ilvl="2" w:tplc="04090005" w:tentative="1">
-      <w:start w:val="1"/>
-      <w:numFmt w:val="bullet"/>
-      <w:lvlText w:val=""/>
-      <w:lvlJc w:val="left"/>
-      <w:pPr>
-        <w:ind w:left="2111" w:hanging="420"/>
-      </w:pPr>
-      <w:rPr>
-        <w:rFonts w:ascii="Wingdings" w:hAnsi="Wingdings" w:hint="default"/>
-      </w:rPr>
-    </w:lvl>
-    <w:lvl w:ilvl="3" w:tplc="04090001" w:tentative="1">
-      <w:start w:val="1"/>
-      <w:numFmt w:val="bullet"/>
-      <w:lvlText w:val=""/>
-      <w:lvlJc w:val="left"/>
-      <w:pPr>
-        <w:ind w:left="2531" w:hanging="420"/>
-      </w:pPr>
-      <w:rPr>
-        <w:rFonts w:ascii="Wingdings" w:hAnsi="Wingdings" w:hint="default"/>
-      </w:rPr>
-    </w:lvl>
-    <w:lvl w:ilvl="4" w:tplc="04090003" w:tentative="1">
-      <w:start w:val="1"/>
-      <w:numFmt w:val="bullet"/>
-      <w:lvlText w:val=""/>
-      <w:lvlJc w:val="left"/>
-      <w:pPr>
-        <w:ind w:left="2951" w:hanging="420"/>
-      </w:pPr>
-      <w:rPr>
-        <w:rFonts w:ascii="Wingdings" w:hAnsi="Wingdings" w:hint="default"/>
-      </w:rPr>
-    </w:lvl>
-    <w:lvl w:ilvl="5" w:tplc="04090005" w:tentative="1">
-      <w:start w:val="1"/>
-      <w:numFmt w:val="bullet"/>
-      <w:lvlText w:val=""/>
-      <w:lvlJc w:val="left"/>
-      <w:pPr>
-        <w:ind w:left="3371" w:hanging="420"/>
-      </w:pPr>
-      <w:rPr>
-        <w:rFonts w:ascii="Wingdings" w:hAnsi="Wingdings" w:hint="default"/>
-      </w:rPr>
-    </w:lvl>
-    <w:lvl w:ilvl="6" w:tplc="04090001" w:tentative="1">
-      <w:start w:val="1"/>
-      <w:numFmt w:val="bullet"/>
-      <w:lvlText w:val=""/>
-      <w:lvlJc w:val="left"/>
-      <w:pPr>
-        <w:ind w:left="3791" w:hanging="420"/>
-      </w:pPr>
-      <w:rPr>
-        <w:rFonts w:ascii="Wingdings" w:hAnsi="Wingdings" w:hint="default"/>
-      </w:rPr>
-    </w:lvl>
-    <w:lvl w:ilvl="7" w:tplc="04090003" w:tentative="1">
-      <w:start w:val="1"/>
-      <w:numFmt w:val="bullet"/>
-      <w:lvlText w:val=""/>
-      <w:lvlJc w:val="left"/>
-      <w:pPr>
-        <w:ind w:left="4211" w:hanging="420"/>
-      </w:pPr>
-      <w:rPr>
-        <w:rFonts w:ascii="Wingdings" w:hAnsi="Wingdings" w:hint="default"/>
-      </w:rPr>
-    </w:lvl>
-    <w:lvl w:ilvl="8" w:tplc="04090005" w:tentative="1">
-      <w:start w:val="1"/>
-      <w:numFmt w:val="bullet"/>
-      <w:lvlText w:val=""/>
-      <w:lvlJc w:val="left"/>
-      <w:pPr>
-        <w:ind w:left="4631" w:hanging="420"/>
-      </w:pPr>
-      <w:rPr>
-        <w:rFonts w:ascii="Wingdings" w:hAnsi="Wingdings" w:hint="default"/>
-      </w:rPr>
-    </w:lvl>
-  </w:abstractNum>
-  <w:abstractNum w:abstractNumId="4" w15:restartNumberingAfterBreak="0">
-    <w:nsid w:val="084F5D12"/>
-    <w:multiLevelType w:val="hybridMultilevel"/>
-    <w:tmpl w:val="C244342C"/>
-    <w:lvl w:ilvl="0" w:tplc="04090009">
-      <w:start w:val="1"/>
-      <w:numFmt w:val="bullet"/>
-      <w:lvlText w:val=""/>
-      <w:lvlJc w:val="left"/>
-      <w:pPr>
-        <w:ind w:left="846" w:hanging="420"/>
-      </w:pPr>
-      <w:rPr>
-        <w:rFonts w:ascii="Wingdings" w:hAnsi="Wingdings" w:hint="default"/>
-      </w:rPr>
-    </w:lvl>
-    <w:lvl w:ilvl="1" w:tplc="04090003" w:tentative="1">
-      <w:start w:val="1"/>
-      <w:numFmt w:val="bullet"/>
-      <w:lvlText w:val=""/>
-      <w:lvlJc w:val="left"/>
-      <w:pPr>
-        <w:ind w:left="1266" w:hanging="420"/>
-      </w:pPr>
-      <w:rPr>
-        <w:rFonts w:ascii="Wingdings" w:hAnsi="Wingdings" w:hint="default"/>
-      </w:rPr>
-    </w:lvl>
-    <w:lvl w:ilvl="2" w:tplc="04090005" w:tentative="1">
-      <w:start w:val="1"/>
-      <w:numFmt w:val="bullet"/>
-      <w:lvlText w:val=""/>
-      <w:lvlJc w:val="left"/>
-      <w:pPr>
-        <w:ind w:left="1686" w:hanging="420"/>
-      </w:pPr>
-      <w:rPr>
-        <w:rFonts w:ascii="Wingdings" w:hAnsi="Wingdings" w:hint="default"/>
-      </w:rPr>
-    </w:lvl>
-    <w:lvl w:ilvl="3" w:tplc="04090001" w:tentative="1">
-      <w:start w:val="1"/>
-      <w:numFmt w:val="bullet"/>
-      <w:lvlText w:val=""/>
-      <w:lvlJc w:val="left"/>
-      <w:pPr>
-        <w:ind w:left="2106" w:hanging="420"/>
-      </w:pPr>
-      <w:rPr>
-        <w:rFonts w:ascii="Wingdings" w:hAnsi="Wingdings" w:hint="default"/>
-      </w:rPr>
-    </w:lvl>
-    <w:lvl w:ilvl="4" w:tplc="04090003" w:tentative="1">
-      <w:start w:val="1"/>
-      <w:numFmt w:val="bullet"/>
-      <w:lvlText w:val=""/>
-      <w:lvlJc w:val="left"/>
-      <w:pPr>
-        <w:ind w:left="2526" w:hanging="420"/>
-      </w:pPr>
-      <w:rPr>
-        <w:rFonts w:ascii="Wingdings" w:hAnsi="Wingdings" w:hint="default"/>
-      </w:rPr>
-    </w:lvl>
-    <w:lvl w:ilvl="5" w:tplc="04090005" w:tentative="1">
-      <w:start w:val="1"/>
-      <w:numFmt w:val="bullet"/>
-      <w:lvlText w:val=""/>
-      <w:lvlJc w:val="left"/>
-      <w:pPr>
-        <w:ind w:left="2946" w:hanging="420"/>
-      </w:pPr>
-      <w:rPr>
-        <w:rFonts w:ascii="Wingdings" w:hAnsi="Wingdings" w:hint="default"/>
-      </w:rPr>
-    </w:lvl>
-    <w:lvl w:ilvl="6" w:tplc="04090001" w:tentative="1">
-      <w:start w:val="1"/>
-      <w:numFmt w:val="bullet"/>
-      <w:lvlText w:val=""/>
-      <w:lvlJc w:val="left"/>
-      <w:pPr>
-        <w:ind w:left="3366" w:hanging="420"/>
-      </w:pPr>
-      <w:rPr>
-        <w:rFonts w:ascii="Wingdings" w:hAnsi="Wingdings" w:hint="default"/>
-      </w:rPr>
-    </w:lvl>
-    <w:lvl w:ilvl="7" w:tplc="04090003" w:tentative="1">
-      <w:start w:val="1"/>
-      <w:numFmt w:val="bullet"/>
-      <w:lvlText w:val=""/>
-      <w:lvlJc w:val="left"/>
-      <w:pPr>
-        <w:ind w:left="3786" w:hanging="420"/>
-      </w:pPr>
-      <w:rPr>
-        <w:rFonts w:ascii="Wingdings" w:hAnsi="Wingdings" w:hint="default"/>
-      </w:rPr>
-    </w:lvl>
-    <w:lvl w:ilvl="8" w:tplc="04090005" w:tentative="1">
-      <w:start w:val="1"/>
-      <w:numFmt w:val="bullet"/>
-      <w:lvlText w:val=""/>
-      <w:lvlJc w:val="left"/>
-      <w:pPr>
-        <w:ind w:left="4206" w:hanging="420"/>
-      </w:pPr>
-      <w:rPr>
-        <w:rFonts w:ascii="Wingdings" w:hAnsi="Wingdings" w:hint="default"/>
-      </w:rPr>
-    </w:lvl>
-  </w:abstractNum>
-  <w:abstractNum w:abstractNumId="5" w15:restartNumberingAfterBreak="0">
     <w:nsid w:val="092041AD"/>
     <w:multiLevelType w:val="hybridMultilevel"/>
     <w:tmpl w:val="9E8E1F2E"/>
@@ -2875,120 +1627,7 @@
       </w:rPr>
     </w:lvl>
   </w:abstractNum>
-  <w:abstractNum w:abstractNumId="6" w15:restartNumberingAfterBreak="0">
-    <w:nsid w:val="0B975668"/>
-    <w:multiLevelType w:val="hybridMultilevel"/>
-    <w:tmpl w:val="2F3A3552"/>
-    <w:lvl w:ilvl="0" w:tplc="0409000B">
-      <w:start w:val="1"/>
-      <w:numFmt w:val="bullet"/>
-      <w:lvlText w:val=""/>
-      <w:lvlJc w:val="left"/>
-      <w:pPr>
-        <w:ind w:left="1271" w:hanging="420"/>
-      </w:pPr>
-      <w:rPr>
-        <w:rFonts w:ascii="Wingdings" w:hAnsi="Wingdings" w:hint="default"/>
-      </w:rPr>
-    </w:lvl>
-    <w:lvl w:ilvl="1" w:tplc="04090003" w:tentative="1">
-      <w:start w:val="1"/>
-      <w:numFmt w:val="bullet"/>
-      <w:lvlText w:val=""/>
-      <w:lvlJc w:val="left"/>
-      <w:pPr>
-        <w:ind w:left="1691" w:hanging="420"/>
-      </w:pPr>
-      <w:rPr>
-        <w:rFonts w:ascii="Wingdings" w:hAnsi="Wingdings" w:hint="default"/>
-      </w:rPr>
-    </w:lvl>
-    <w:lvl w:ilvl="2" w:tplc="04090005" w:tentative="1">
-      <w:start w:val="1"/>
-      <w:numFmt w:val="bullet"/>
-      <w:lvlText w:val=""/>
-      <w:lvlJc w:val="left"/>
-      <w:pPr>
-        <w:ind w:left="2111" w:hanging="420"/>
-      </w:pPr>
-      <w:rPr>
-        <w:rFonts w:ascii="Wingdings" w:hAnsi="Wingdings" w:hint="default"/>
-      </w:rPr>
-    </w:lvl>
-    <w:lvl w:ilvl="3" w:tplc="04090001" w:tentative="1">
-      <w:start w:val="1"/>
-      <w:numFmt w:val="bullet"/>
-      <w:lvlText w:val=""/>
-      <w:lvlJc w:val="left"/>
-      <w:pPr>
-        <w:ind w:left="2531" w:hanging="420"/>
-      </w:pPr>
-      <w:rPr>
-        <w:rFonts w:ascii="Wingdings" w:hAnsi="Wingdings" w:hint="default"/>
-      </w:rPr>
-    </w:lvl>
-    <w:lvl w:ilvl="4" w:tplc="04090003" w:tentative="1">
-      <w:start w:val="1"/>
-      <w:numFmt w:val="bullet"/>
-      <w:lvlText w:val=""/>
-      <w:lvlJc w:val="left"/>
-      <w:pPr>
-        <w:ind w:left="2951" w:hanging="420"/>
-      </w:pPr>
-      <w:rPr>
-        <w:rFonts w:ascii="Wingdings" w:hAnsi="Wingdings" w:hint="default"/>
-      </w:rPr>
-    </w:lvl>
-    <w:lvl w:ilvl="5" w:tplc="04090005" w:tentative="1">
-      <w:start w:val="1"/>
-      <w:numFmt w:val="bullet"/>
-      <w:lvlText w:val=""/>
-      <w:lvlJc w:val="left"/>
-      <w:pPr>
-        <w:ind w:left="3371" w:hanging="420"/>
-      </w:pPr>
-      <w:rPr>
-        <w:rFonts w:ascii="Wingdings" w:hAnsi="Wingdings" w:hint="default"/>
-      </w:rPr>
-    </w:lvl>
-    <w:lvl w:ilvl="6" w:tplc="04090001" w:tentative="1">
-      <w:start w:val="1"/>
-      <w:numFmt w:val="bullet"/>
-      <w:lvlText w:val=""/>
-      <w:lvlJc w:val="left"/>
-      <w:pPr>
-        <w:ind w:left="3791" w:hanging="420"/>
-      </w:pPr>
-      <w:rPr>
-        <w:rFonts w:ascii="Wingdings" w:hAnsi="Wingdings" w:hint="default"/>
-      </w:rPr>
-    </w:lvl>
-    <w:lvl w:ilvl="7" w:tplc="04090003" w:tentative="1">
-      <w:start w:val="1"/>
-      <w:numFmt w:val="bullet"/>
-      <w:lvlText w:val=""/>
-      <w:lvlJc w:val="left"/>
-      <w:pPr>
-        <w:ind w:left="4211" w:hanging="420"/>
-      </w:pPr>
-      <w:rPr>
-        <w:rFonts w:ascii="Wingdings" w:hAnsi="Wingdings" w:hint="default"/>
-      </w:rPr>
-    </w:lvl>
-    <w:lvl w:ilvl="8" w:tplc="04090005" w:tentative="1">
-      <w:start w:val="1"/>
-      <w:numFmt w:val="bullet"/>
-      <w:lvlText w:val=""/>
-      <w:lvlJc w:val="left"/>
-      <w:pPr>
-        <w:ind w:left="4631" w:hanging="420"/>
-      </w:pPr>
-      <w:rPr>
-        <w:rFonts w:ascii="Wingdings" w:hAnsi="Wingdings" w:hint="default"/>
-      </w:rPr>
-    </w:lvl>
-  </w:abstractNum>
-  <w:abstractNum w:abstractNumId="7" w15:restartNumberingAfterBreak="0">
+  <w:abstractNum w:abstractNumId="1" w15:restartNumberingAfterBreak="0">
     <w:nsid w:val="16E630D4"/>
     <w:multiLevelType w:val="hybridMultilevel"/>
     <w:tmpl w:val="FCB8D508"/>
@@ -3101,7 +1740,120 @@
       </w:rPr>
     </w:lvl>
   </w:abstractNum>
-  <w:abstractNum w:abstractNumId="8" w15:restartNumberingAfterBreak="0">
+  <w:abstractNum w:abstractNumId="2" w15:restartNumberingAfterBreak="0">
+    <w:nsid w:val="17B5393E"/>
+    <w:multiLevelType w:val="hybridMultilevel"/>
+    <w:tmpl w:val="5DBA32B6"/>
+    <w:lvl w:ilvl="0" w:tplc="4EB4C04E">
+      <w:start w:val="1"/>
+      <w:numFmt w:val="bullet"/>
+      <w:lvlText w:val="•"/>
+      <w:lvlJc w:val="left"/>
+      <w:pPr>
+        <w:ind w:left="420" w:hanging="420"/>
+      </w:pPr>
+      <w:rPr>
+        <w:rFonts w:ascii="Wingdings" w:hAnsi="Wingdings" w:hint="default"/>
+      </w:rPr>
+    </w:lvl>
+    <w:lvl w:ilvl="1" w:tplc="04090003" w:tentative="1">
+      <w:start w:val="1"/>
+      <w:numFmt w:val="bullet"/>
+      <w:lvlText w:val=""/>
+      <w:lvlJc w:val="left"/>
+      <w:pPr>
+        <w:ind w:left="840" w:hanging="420"/>
+      </w:pPr>
+      <w:rPr>
+        <w:rFonts w:ascii="Wingdings" w:hAnsi="Wingdings" w:hint="default"/>
+      </w:rPr>
+    </w:lvl>
+    <w:lvl w:ilvl="2" w:tplc="04090005" w:tentative="1">
+      <w:start w:val="1"/>
+      <w:numFmt w:val="bullet"/>
+      <w:lvlText w:val=""/>
+      <w:lvlJc w:val="left"/>
+      <w:pPr>
+        <w:ind w:left="1260" w:hanging="420"/>
+      </w:pPr>
+      <w:rPr>
+        <w:rFonts w:ascii="Wingdings" w:hAnsi="Wingdings" w:hint="default"/>
+      </w:rPr>
+    </w:lvl>
+    <w:lvl w:ilvl="3" w:tplc="04090001" w:tentative="1">
+      <w:start w:val="1"/>
+      <w:numFmt w:val="bullet"/>
+      <w:lvlText w:val=""/>
+      <w:lvlJc w:val="left"/>
+      <w:pPr>
+        <w:ind w:left="1680" w:hanging="420"/>
+      </w:pPr>
+      <w:rPr>
+        <w:rFonts w:ascii="Wingdings" w:hAnsi="Wingdings" w:hint="default"/>
+      </w:rPr>
+    </w:lvl>
+    <w:lvl w:ilvl="4" w:tplc="04090003" w:tentative="1">
+      <w:start w:val="1"/>
+      <w:numFmt w:val="bullet"/>
+      <w:lvlText w:val=""/>
+      <w:lvlJc w:val="left"/>
+      <w:pPr>
+        <w:ind w:left="2100" w:hanging="420"/>
+      </w:pPr>
+      <w:rPr>
+        <w:rFonts w:ascii="Wingdings" w:hAnsi="Wingdings" w:hint="default"/>
+      </w:rPr>
+    </w:lvl>
+    <w:lvl w:ilvl="5" w:tplc="04090005" w:tentative="1">
+      <w:start w:val="1"/>
+      <w:numFmt w:val="bullet"/>
+      <w:lvlText w:val=""/>
+      <w:lvlJc w:val="left"/>
+      <w:pPr>
+        <w:ind w:left="2520" w:hanging="420"/>
+      </w:pPr>
+      <w:rPr>
+        <w:rFonts w:ascii="Wingdings" w:hAnsi="Wingdings" w:hint="default"/>
+      </w:rPr>
+    </w:lvl>
+    <w:lvl w:ilvl="6" w:tplc="04090001" w:tentative="1">
+      <w:start w:val="1"/>
+      <w:numFmt w:val="bullet"/>
+      <w:lvlText w:val=""/>
+      <w:lvlJc w:val="left"/>
+      <w:pPr>
+        <w:ind w:left="2940" w:hanging="420"/>
+      </w:pPr>
+      <w:rPr>
+        <w:rFonts w:ascii="Wingdings" w:hAnsi="Wingdings" w:hint="default"/>
+      </w:rPr>
+    </w:lvl>
+    <w:lvl w:ilvl="7" w:tplc="04090003" w:tentative="1">
+      <w:start w:val="1"/>
+      <w:numFmt w:val="bullet"/>
+      <w:lvlText w:val=""/>
+      <w:lvlJc w:val="left"/>
+      <w:pPr>
+        <w:ind w:left="3360" w:hanging="420"/>
+      </w:pPr>
+      <w:rPr>
+        <w:rFonts w:ascii="Wingdings" w:hAnsi="Wingdings" w:hint="default"/>
+      </w:rPr>
+    </w:lvl>
+    <w:lvl w:ilvl="8" w:tplc="04090005" w:tentative="1">
+      <w:start w:val="1"/>
+      <w:numFmt w:val="bullet"/>
+      <w:lvlText w:val=""/>
+      <w:lvlJc w:val="left"/>
+      <w:pPr>
+        <w:ind w:left="3780" w:hanging="420"/>
+      </w:pPr>
+      <w:rPr>
+        <w:rFonts w:ascii="Wingdings" w:hAnsi="Wingdings" w:hint="default"/>
+      </w:rPr>
+    </w:lvl>
+  </w:abstractNum>
+  <w:abstractNum w:abstractNumId="3" w15:restartNumberingAfterBreak="0">
     <w:nsid w:val="1D9A4664"/>
     <w:multiLevelType w:val="hybridMultilevel"/>
     <w:tmpl w:val="C464C318"/>
@@ -3214,120 +1966,7 @@
       </w:rPr>
     </w:lvl>
   </w:abstractNum>
-  <w:abstractNum w:abstractNumId="9" w15:restartNumberingAfterBreak="0">
-    <w:nsid w:val="1DC131BB"/>
-    <w:multiLevelType w:val="hybridMultilevel"/>
-    <w:tmpl w:val="2F80B198"/>
-    <w:lvl w:ilvl="0" w:tplc="0409000B">
-      <w:start w:val="1"/>
-      <w:numFmt w:val="bullet"/>
-      <w:lvlText w:val=""/>
-      <w:lvlJc w:val="left"/>
-      <w:pPr>
-        <w:ind w:left="1271" w:hanging="420"/>
-      </w:pPr>
-      <w:rPr>
-        <w:rFonts w:ascii="Wingdings" w:hAnsi="Wingdings" w:hint="default"/>
-      </w:rPr>
-    </w:lvl>
-    <w:lvl w:ilvl="1" w:tplc="04090003" w:tentative="1">
-      <w:start w:val="1"/>
-      <w:numFmt w:val="bullet"/>
-      <w:lvlText w:val=""/>
-      <w:lvlJc w:val="left"/>
-      <w:pPr>
-        <w:ind w:left="1691" w:hanging="420"/>
-      </w:pPr>
-      <w:rPr>
-        <w:rFonts w:ascii="Wingdings" w:hAnsi="Wingdings" w:hint="default"/>
-      </w:rPr>
-    </w:lvl>
-    <w:lvl w:ilvl="2" w:tplc="04090005" w:tentative="1">
-      <w:start w:val="1"/>
-      <w:numFmt w:val="bullet"/>
-      <w:lvlText w:val=""/>
-      <w:lvlJc w:val="left"/>
-      <w:pPr>
-        <w:ind w:left="2111" w:hanging="420"/>
-      </w:pPr>
-      <w:rPr>
-        <w:rFonts w:ascii="Wingdings" w:hAnsi="Wingdings" w:hint="default"/>
-      </w:rPr>
-    </w:lvl>
-    <w:lvl w:ilvl="3" w:tplc="04090001" w:tentative="1">
-      <w:start w:val="1"/>
-      <w:numFmt w:val="bullet"/>
-      <w:lvlText w:val=""/>
-      <w:lvlJc w:val="left"/>
-      <w:pPr>
-        <w:ind w:left="2531" w:hanging="420"/>
-      </w:pPr>
-      <w:rPr>
-        <w:rFonts w:ascii="Wingdings" w:hAnsi="Wingdings" w:hint="default"/>
-      </w:rPr>
-    </w:lvl>
-    <w:lvl w:ilvl="4" w:tplc="04090003" w:tentative="1">
-      <w:start w:val="1"/>
-      <w:numFmt w:val="bullet"/>
-      <w:lvlText w:val=""/>
-      <w:lvlJc w:val="left"/>
-      <w:pPr>
-        <w:ind w:left="2951" w:hanging="420"/>
-      </w:pPr>
-      <w:rPr>
-        <w:rFonts w:ascii="Wingdings" w:hAnsi="Wingdings" w:hint="default"/>
-      </w:rPr>
-    </w:lvl>
-    <w:lvl w:ilvl="5" w:tplc="04090005" w:tentative="1">
-      <w:start w:val="1"/>
-      <w:numFmt w:val="bullet"/>
-      <w:lvlText w:val=""/>
-      <w:lvlJc w:val="left"/>
-      <w:pPr>
-        <w:ind w:left="3371" w:hanging="420"/>
-      </w:pPr>
-      <w:rPr>
-        <w:rFonts w:ascii="Wingdings" w:hAnsi="Wingdings" w:hint="default"/>
-      </w:rPr>
-    </w:lvl>
-    <w:lvl w:ilvl="6" w:tplc="04090001" w:tentative="1">
-      <w:start w:val="1"/>
-      <w:numFmt w:val="bullet"/>
-      <w:lvlText w:val=""/>
-      <w:lvlJc w:val="left"/>
-      <w:pPr>
-        <w:ind w:left="3791" w:hanging="420"/>
-      </w:pPr>
-      <w:rPr>
-        <w:rFonts w:ascii="Wingdings" w:hAnsi="Wingdings" w:hint="default"/>
-      </w:rPr>
-    </w:lvl>
-    <w:lvl w:ilvl="7" w:tplc="04090003" w:tentative="1">
-      <w:start w:val="1"/>
-      <w:numFmt w:val="bullet"/>
-      <w:lvlText w:val=""/>
-      <w:lvlJc w:val="left"/>
-      <w:pPr>
-        <w:ind w:left="4211" w:hanging="420"/>
-      </w:pPr>
-      <w:rPr>
-        <w:rFonts w:ascii="Wingdings" w:hAnsi="Wingdings" w:hint="default"/>
-      </w:rPr>
-    </w:lvl>
-    <w:lvl w:ilvl="8" w:tplc="04090005" w:tentative="1">
-      <w:start w:val="1"/>
-      <w:numFmt w:val="bullet"/>
-      <w:lvlText w:val=""/>
-      <w:lvlJc w:val="left"/>
-      <w:pPr>
-        <w:ind w:left="4631" w:hanging="420"/>
-      </w:pPr>
-      <w:rPr>
-        <w:rFonts w:ascii="Wingdings" w:hAnsi="Wingdings" w:hint="default"/>
-      </w:rPr>
-    </w:lvl>
-  </w:abstractNum>
-  <w:abstractNum w:abstractNumId="10" w15:restartNumberingAfterBreak="0">
+  <w:abstractNum w:abstractNumId="4" w15:restartNumberingAfterBreak="0">
     <w:nsid w:val="1E8C2941"/>
     <w:multiLevelType w:val="hybridMultilevel"/>
     <w:tmpl w:val="6C58ED9A"/>
@@ -3440,7 +2079,7 @@
       </w:rPr>
     </w:lvl>
   </w:abstractNum>
-  <w:abstractNum w:abstractNumId="11" w15:restartNumberingAfterBreak="0">
+  <w:abstractNum w:abstractNumId="5" w15:restartNumberingAfterBreak="0">
     <w:nsid w:val="1ED341E7"/>
     <w:multiLevelType w:val="hybridMultilevel"/>
     <w:tmpl w:val="75D615EA"/>
@@ -3553,7 +2192,7 @@
       </w:rPr>
     </w:lvl>
   </w:abstractNum>
-  <w:abstractNum w:abstractNumId="12" w15:restartNumberingAfterBreak="0">
+  <w:abstractNum w:abstractNumId="6" w15:restartNumberingAfterBreak="0">
     <w:nsid w:val="206872BC"/>
     <w:multiLevelType w:val="hybridMultilevel"/>
     <w:tmpl w:val="478ACBF2"/>
@@ -3666,7 +2305,7 @@
       </w:rPr>
     </w:lvl>
   </w:abstractNum>
-  <w:abstractNum w:abstractNumId="13" w15:restartNumberingAfterBreak="0">
+  <w:abstractNum w:abstractNumId="7" w15:restartNumberingAfterBreak="0">
     <w:nsid w:val="26DE398A"/>
     <w:multiLevelType w:val="hybridMultilevel"/>
     <w:tmpl w:val="113ECE74"/>
@@ -3779,17 +2418,17 @@
       </w:rPr>
     </w:lvl>
   </w:abstractNum>
-  <w:abstractNum w:abstractNumId="14" w15:restartNumberingAfterBreak="0">
-    <w:nsid w:val="27343608"/>
+  <w:abstractNum w:abstractNumId="8" w15:restartNumberingAfterBreak="0">
+    <w:nsid w:val="2A147640"/>
     <w:multiLevelType w:val="hybridMultilevel"/>
-    <w:tmpl w:val="AEB25650"/>
+    <w:tmpl w:val="6C00DE2C"/>
     <w:lvl w:ilvl="0" w:tplc="4EB4C04E">
       <w:start w:val="1"/>
       <w:numFmt w:val="bullet"/>
       <w:lvlText w:val="•"/>
       <w:lvlJc w:val="left"/>
       <w:pPr>
-        <w:ind w:left="780" w:hanging="420"/>
+        <w:ind w:left="420" w:hanging="420"/>
       </w:pPr>
       <w:rPr>
         <w:rFonts w:ascii="Wingdings" w:hAnsi="Wingdings" w:hint="default"/>
@@ -3801,16 +2440,28 @@
       <w:lvlText w:val=""/>
       <w:lvlJc w:val="left"/>
       <w:pPr>
+        <w:ind w:left="840" w:hanging="420"/>
+      </w:pPr>
+      <w:rPr>
+        <w:rFonts w:ascii="Wingdings" w:hAnsi="Wingdings" w:hint="default"/>
+      </w:rPr>
+    </w:lvl>
+    <w:lvl w:ilvl="2" w:tplc="04090005" w:tentative="1">
+      <w:start w:val="1"/>
+      <w:numFmt w:val="bullet"/>
+      <w:lvlText w:val=""/>
+      <w:lvlJc w:val="left"/>
+      <w:pPr>
         <w:ind w:left="1260" w:hanging="420"/>
       </w:pPr>
       <w:rPr>
         <w:rFonts w:ascii="Wingdings" w:hAnsi="Wingdings" w:hint="default"/>
       </w:rPr>
     </w:lvl>
-    <w:lvl w:ilvl="2" w:tplc="04090005" w:tentative="1">
-      <w:start w:val="1"/>
-      <w:numFmt w:val="bullet"/>
-      <w:lvlText w:val=""/>
+    <w:lvl w:ilvl="3" w:tplc="04090001" w:tentative="1">
+      <w:start w:val="1"/>
+      <w:numFmt w:val="bullet"/>
+      <w:lvlText w:val=""/>
       <w:lvlJc w:val="left"/>
       <w:pPr>
         <w:ind w:left="1680" w:hanging="420"/>
@@ -3819,10 +2470,10 @@
         <w:rFonts w:ascii="Wingdings" w:hAnsi="Wingdings" w:hint="default"/>
       </w:rPr>
     </w:lvl>
-    <w:lvl w:ilvl="3" w:tplc="04090001" w:tentative="1">
-      <w:start w:val="1"/>
-      <w:numFmt w:val="bullet"/>
-      <w:lvlText w:val=""/>
+    <w:lvl w:ilvl="4" w:tplc="04090003" w:tentative="1">
+      <w:start w:val="1"/>
+      <w:numFmt w:val="bullet"/>
+      <w:lvlText w:val=""/>
       <w:lvlJc w:val="left"/>
       <w:pPr>
         <w:ind w:left="2100" w:hanging="420"/>
@@ -3831,10 +2482,10 @@
         <w:rFonts w:ascii="Wingdings" w:hAnsi="Wingdings" w:hint="default"/>
       </w:rPr>
     </w:lvl>
-    <w:lvl w:ilvl="4" w:tplc="04090003" w:tentative="1">
-      <w:start w:val="1"/>
-      <w:numFmt w:val="bullet"/>
-      <w:lvlText w:val=""/>
+    <w:lvl w:ilvl="5" w:tplc="04090005" w:tentative="1">
+      <w:start w:val="1"/>
+      <w:numFmt w:val="bullet"/>
+      <w:lvlText w:val=""/>
       <w:lvlJc w:val="left"/>
       <w:pPr>
         <w:ind w:left="2520" w:hanging="420"/>
@@ -3843,10 +2494,10 @@
         <w:rFonts w:ascii="Wingdings" w:hAnsi="Wingdings" w:hint="default"/>
       </w:rPr>
     </w:lvl>
-    <w:lvl w:ilvl="5" w:tplc="04090005" w:tentative="1">
-      <w:start w:val="1"/>
-      <w:numFmt w:val="bullet"/>
-      <w:lvlText w:val=""/>
+    <w:lvl w:ilvl="6" w:tplc="04090001" w:tentative="1">
+      <w:start w:val="1"/>
+      <w:numFmt w:val="bullet"/>
+      <w:lvlText w:val=""/>
       <w:lvlJc w:val="left"/>
       <w:pPr>
         <w:ind w:left="2940" w:hanging="420"/>
@@ -3855,10 +2506,10 @@
         <w:rFonts w:ascii="Wingdings" w:hAnsi="Wingdings" w:hint="default"/>
       </w:rPr>
     </w:lvl>
-    <w:lvl w:ilvl="6" w:tplc="04090001" w:tentative="1">
-      <w:start w:val="1"/>
-      <w:numFmt w:val="bullet"/>
-      <w:lvlText w:val=""/>
+    <w:lvl w:ilvl="7" w:tplc="04090003" w:tentative="1">
+      <w:start w:val="1"/>
+      <w:numFmt w:val="bullet"/>
+      <w:lvlText w:val=""/>
       <w:lvlJc w:val="left"/>
       <w:pPr>
         <w:ind w:left="3360" w:hanging="420"/>
@@ -3867,10 +2518,10 @@
         <w:rFonts w:ascii="Wingdings" w:hAnsi="Wingdings" w:hint="default"/>
       </w:rPr>
     </w:lvl>
-    <w:lvl w:ilvl="7" w:tplc="04090003" w:tentative="1">
-      <w:start w:val="1"/>
-      <w:numFmt w:val="bullet"/>
-      <w:lvlText w:val=""/>
+    <w:lvl w:ilvl="8" w:tplc="04090005" w:tentative="1">
+      <w:start w:val="1"/>
+      <w:numFmt w:val="bullet"/>
+      <w:lvlText w:val=""/>
       <w:lvlJc w:val="left"/>
       <w:pPr>
         <w:ind w:left="3780" w:hanging="420"/>
@@ -3879,133 +2530,8 @@
         <w:rFonts w:ascii="Wingdings" w:hAnsi="Wingdings" w:hint="default"/>
       </w:rPr>
     </w:lvl>
-    <w:lvl w:ilvl="8" w:tplc="04090005" w:tentative="1">
-      <w:start w:val="1"/>
-      <w:numFmt w:val="bullet"/>
-      <w:lvlText w:val=""/>
-      <w:lvlJc w:val="left"/>
-      <w:pPr>
-        <w:ind w:left="4200" w:hanging="420"/>
-      </w:pPr>
-      <w:rPr>
-        <w:rFonts w:ascii="Wingdings" w:hAnsi="Wingdings" w:hint="default"/>
-      </w:rPr>
-    </w:lvl>
   </w:abstractNum>
-  <w:abstractNum w:abstractNumId="15" w15:restartNumberingAfterBreak="0">
-    <w:nsid w:val="2A221EFE"/>
-    <w:multiLevelType w:val="hybridMultilevel"/>
-    <w:tmpl w:val="6CE64B1C"/>
-    <w:lvl w:ilvl="0" w:tplc="0409000B">
-      <w:start w:val="1"/>
-      <w:numFmt w:val="bullet"/>
-      <w:lvlText w:val=""/>
-      <w:lvlJc w:val="left"/>
-      <w:pPr>
-        <w:ind w:left="1271" w:hanging="420"/>
-      </w:pPr>
-      <w:rPr>
-        <w:rFonts w:ascii="Wingdings" w:hAnsi="Wingdings" w:hint="default"/>
-      </w:rPr>
-    </w:lvl>
-    <w:lvl w:ilvl="1" w:tplc="04090003" w:tentative="1">
-      <w:start w:val="1"/>
-      <w:numFmt w:val="bullet"/>
-      <w:lvlText w:val=""/>
-      <w:lvlJc w:val="left"/>
-      <w:pPr>
-        <w:ind w:left="1691" w:hanging="420"/>
-      </w:pPr>
-      <w:rPr>
-        <w:rFonts w:ascii="Wingdings" w:hAnsi="Wingdings" w:hint="default"/>
-      </w:rPr>
-    </w:lvl>
-    <w:lvl w:ilvl="2" w:tplc="04090005" w:tentative="1">
-      <w:start w:val="1"/>
-      <w:numFmt w:val="bullet"/>
-      <w:lvlText w:val=""/>
-      <w:lvlJc w:val="left"/>
-      <w:pPr>
-        <w:ind w:left="2111" w:hanging="420"/>
-      </w:pPr>
-      <w:rPr>
-        <w:rFonts w:ascii="Wingdings" w:hAnsi="Wingdings" w:hint="default"/>
-      </w:rPr>
-    </w:lvl>
-    <w:lvl w:ilvl="3" w:tplc="04090001" w:tentative="1">
-      <w:start w:val="1"/>
-      <w:numFmt w:val="bullet"/>
-      <w:lvlText w:val=""/>
-      <w:lvlJc w:val="left"/>
-      <w:pPr>
-        <w:ind w:left="2531" w:hanging="420"/>
-      </w:pPr>
-      <w:rPr>
-        <w:rFonts w:ascii="Wingdings" w:hAnsi="Wingdings" w:hint="default"/>
-      </w:rPr>
-    </w:lvl>
-    <w:lvl w:ilvl="4" w:tplc="04090003" w:tentative="1">
-      <w:start w:val="1"/>
-      <w:numFmt w:val="bullet"/>
-      <w:lvlText w:val=""/>
-      <w:lvlJc w:val="left"/>
-      <w:pPr>
-        <w:ind w:left="2951" w:hanging="420"/>
-      </w:pPr>
-      <w:rPr>
-        <w:rFonts w:ascii="Wingdings" w:hAnsi="Wingdings" w:hint="default"/>
-      </w:rPr>
-    </w:lvl>
-    <w:lvl w:ilvl="5" w:tplc="04090005" w:tentative="1">
-      <w:start w:val="1"/>
-      <w:numFmt w:val="bullet"/>
-      <w:lvlText w:val=""/>
-      <w:lvlJc w:val="left"/>
-      <w:pPr>
-        <w:ind w:left="3371" w:hanging="420"/>
-      </w:pPr>
-      <w:rPr>
-        <w:rFonts w:ascii="Wingdings" w:hAnsi="Wingdings" w:hint="default"/>
-      </w:rPr>
-    </w:lvl>
-    <w:lvl w:ilvl="6" w:tplc="04090001" w:tentative="1">
-      <w:start w:val="1"/>
-      <w:numFmt w:val="bullet"/>
-      <w:lvlText w:val=""/>
-      <w:lvlJc w:val="left"/>
-      <w:pPr>
-        <w:ind w:left="3791" w:hanging="420"/>
-      </w:pPr>
-      <w:rPr>
-        <w:rFonts w:ascii="Wingdings" w:hAnsi="Wingdings" w:hint="default"/>
-      </w:rPr>
-    </w:lvl>
-    <w:lvl w:ilvl="7" w:tplc="04090003" w:tentative="1">
-      <w:start w:val="1"/>
-      <w:numFmt w:val="bullet"/>
-      <w:lvlText w:val=""/>
-      <w:lvlJc w:val="left"/>
-      <w:pPr>
-        <w:ind w:left="4211" w:hanging="420"/>
-      </w:pPr>
-      <w:rPr>
-        <w:rFonts w:ascii="Wingdings" w:hAnsi="Wingdings" w:hint="default"/>
-      </w:rPr>
-    </w:lvl>
-    <w:lvl w:ilvl="8" w:tplc="04090005" w:tentative="1">
-      <w:start w:val="1"/>
-      <w:numFmt w:val="bullet"/>
-      <w:lvlText w:val=""/>
-      <w:lvlJc w:val="left"/>
-      <w:pPr>
-        <w:ind w:left="4631" w:hanging="420"/>
-      </w:pPr>
-      <w:rPr>
-        <w:rFonts w:ascii="Wingdings" w:hAnsi="Wingdings" w:hint="default"/>
-      </w:rPr>
-    </w:lvl>
-  </w:abstractNum>
-  <w:abstractNum w:abstractNumId="16" w15:restartNumberingAfterBreak="0">
+  <w:abstractNum w:abstractNumId="9" w15:restartNumberingAfterBreak="0">
     <w:nsid w:val="2F190E5E"/>
     <w:multiLevelType w:val="hybridMultilevel"/>
     <w:tmpl w:val="C498B79A"/>
@@ -4118,120 +2644,7 @@
       </w:rPr>
     </w:lvl>
   </w:abstractNum>
-  <w:abstractNum w:abstractNumId="17" w15:restartNumberingAfterBreak="0">
-    <w:nsid w:val="323552F2"/>
-    <w:multiLevelType w:val="hybridMultilevel"/>
-    <w:tmpl w:val="9A423FA6"/>
-    <w:lvl w:ilvl="0" w:tplc="04090009">
-      <w:start w:val="1"/>
-      <w:numFmt w:val="bullet"/>
-      <w:lvlText w:val=""/>
-      <w:lvlJc w:val="left"/>
-      <w:pPr>
-        <w:ind w:left="1200" w:hanging="420"/>
-      </w:pPr>
-      <w:rPr>
-        <w:rFonts w:ascii="Wingdings" w:hAnsi="Wingdings" w:hint="default"/>
-      </w:rPr>
-    </w:lvl>
-    <w:lvl w:ilvl="1" w:tplc="04090003" w:tentative="1">
-      <w:start w:val="1"/>
-      <w:numFmt w:val="bullet"/>
-      <w:lvlText w:val=""/>
-      <w:lvlJc w:val="left"/>
-      <w:pPr>
-        <w:ind w:left="1680" w:hanging="420"/>
-      </w:pPr>
-      <w:rPr>
-        <w:rFonts w:ascii="Wingdings" w:hAnsi="Wingdings" w:hint="default"/>
-      </w:rPr>
-    </w:lvl>
-    <w:lvl w:ilvl="2" w:tplc="04090005" w:tentative="1">
-      <w:start w:val="1"/>
-      <w:numFmt w:val="bullet"/>
-      <w:lvlText w:val=""/>
-      <w:lvlJc w:val="left"/>
-      <w:pPr>
-        <w:ind w:left="2100" w:hanging="420"/>
-      </w:pPr>
-      <w:rPr>
-        <w:rFonts w:ascii="Wingdings" w:hAnsi="Wingdings" w:hint="default"/>
-      </w:rPr>
-    </w:lvl>
-    <w:lvl w:ilvl="3" w:tplc="04090001" w:tentative="1">
-      <w:start w:val="1"/>
-      <w:numFmt w:val="bullet"/>
-      <w:lvlText w:val=""/>
-      <w:lvlJc w:val="left"/>
-      <w:pPr>
-        <w:ind w:left="2520" w:hanging="420"/>
-      </w:pPr>
-      <w:rPr>
-        <w:rFonts w:ascii="Wingdings" w:hAnsi="Wingdings" w:hint="default"/>
-      </w:rPr>
-    </w:lvl>
-    <w:lvl w:ilvl="4" w:tplc="04090003" w:tentative="1">
-      <w:start w:val="1"/>
-      <w:numFmt w:val="bullet"/>
-      <w:lvlText w:val=""/>
-      <w:lvlJc w:val="left"/>
-      <w:pPr>
-        <w:ind w:left="2940" w:hanging="420"/>
-      </w:pPr>
-      <w:rPr>
-        <w:rFonts w:ascii="Wingdings" w:hAnsi="Wingdings" w:hint="default"/>
-      </w:rPr>
-    </w:lvl>
-    <w:lvl w:ilvl="5" w:tplc="04090005" w:tentative="1">
-      <w:start w:val="1"/>
-      <w:numFmt w:val="bullet"/>
-      <w:lvlText w:val=""/>
-      <w:lvlJc w:val="left"/>
-      <w:pPr>
-        <w:ind w:left="3360" w:hanging="420"/>
-      </w:pPr>
-      <w:rPr>
-        <w:rFonts w:ascii="Wingdings" w:hAnsi="Wingdings" w:hint="default"/>
-      </w:rPr>
-    </w:lvl>
-    <w:lvl w:ilvl="6" w:tplc="04090001" w:tentative="1">
-      <w:start w:val="1"/>
-      <w:numFmt w:val="bullet"/>
-      <w:lvlText w:val=""/>
-      <w:lvlJc w:val="left"/>
-      <w:pPr>
-        <w:ind w:left="3780" w:hanging="420"/>
-      </w:pPr>
-      <w:rPr>
-        <w:rFonts w:ascii="Wingdings" w:hAnsi="Wingdings" w:hint="default"/>
-      </w:rPr>
-    </w:lvl>
-    <w:lvl w:ilvl="7" w:tplc="04090003" w:tentative="1">
-      <w:start w:val="1"/>
-      <w:numFmt w:val="bullet"/>
-      <w:lvlText w:val=""/>
-      <w:lvlJc w:val="left"/>
-      <w:pPr>
-        <w:ind w:left="4200" w:hanging="420"/>
-      </w:pPr>
-      <w:rPr>
-        <w:rFonts w:ascii="Wingdings" w:hAnsi="Wingdings" w:hint="default"/>
-      </w:rPr>
-    </w:lvl>
-    <w:lvl w:ilvl="8" w:tplc="04090005" w:tentative="1">
-      <w:start w:val="1"/>
-      <w:numFmt w:val="bullet"/>
-      <w:lvlText w:val=""/>
-      <w:lvlJc w:val="left"/>
-      <w:pPr>
-        <w:ind w:left="4620" w:hanging="420"/>
-      </w:pPr>
-      <w:rPr>
-        <w:rFonts w:ascii="Wingdings" w:hAnsi="Wingdings" w:hint="default"/>
-      </w:rPr>
-    </w:lvl>
-  </w:abstractNum>
-  <w:abstractNum w:abstractNumId="18" w15:restartNumberingAfterBreak="0">
+  <w:abstractNum w:abstractNumId="10" w15:restartNumberingAfterBreak="0">
     <w:nsid w:val="348C1202"/>
     <w:multiLevelType w:val="hybridMultilevel"/>
     <w:tmpl w:val="15F82C6E"/>
@@ -4344,7 +2757,7 @@
       </w:rPr>
     </w:lvl>
   </w:abstractNum>
-  <w:abstractNum w:abstractNumId="19" w15:restartNumberingAfterBreak="0">
+  <w:abstractNum w:abstractNumId="11" w15:restartNumberingAfterBreak="0">
     <w:nsid w:val="36050A36"/>
     <w:multiLevelType w:val="hybridMultilevel"/>
     <w:tmpl w:val="C4188682"/>
@@ -4457,7 +2870,209 @@
       </w:rPr>
     </w:lvl>
   </w:abstractNum>
-  <w:abstractNum w:abstractNumId="20" w15:restartNumberingAfterBreak="0">
+  <w:abstractNum w:abstractNumId="12" w15:restartNumberingAfterBreak="0">
+    <w:nsid w:val="3903644B"/>
+    <w:multiLevelType w:val="hybridMultilevel"/>
+    <w:tmpl w:val="9B7AFDE6"/>
+    <w:lvl w:ilvl="0" w:tplc="E39EC9FE">
+      <w:start w:val="1"/>
+      <w:numFmt w:val="decimal"/>
+      <w:lvlText w:val="%1."/>
+      <w:lvlJc w:val="left"/>
+      <w:pPr>
+        <w:ind w:left="360" w:hanging="360"/>
+      </w:pPr>
+      <w:rPr>
+        <w:rFonts w:hint="default"/>
+      </w:rPr>
+    </w:lvl>
+    <w:lvl w:ilvl="1" w:tplc="04090019" w:tentative="1">
+      <w:start w:val="1"/>
+      <w:numFmt w:val="lowerLetter"/>
+      <w:lvlText w:val="%2)"/>
+      <w:lvlJc w:val="left"/>
+      <w:pPr>
+        <w:ind w:left="840" w:hanging="420"/>
+      </w:pPr>
+    </w:lvl>
+    <w:lvl w:ilvl="2" w:tplc="0409001B" w:tentative="1">
+      <w:start w:val="1"/>
+      <w:numFmt w:val="lowerRoman"/>
+      <w:lvlText w:val="%3."/>
+      <w:lvlJc w:val="right"/>
+      <w:pPr>
+        <w:ind w:left="1260" w:hanging="420"/>
+      </w:pPr>
+    </w:lvl>
+    <w:lvl w:ilvl="3" w:tplc="0409000F" w:tentative="1">
+      <w:start w:val="1"/>
+      <w:numFmt w:val="decimal"/>
+      <w:lvlText w:val="%4."/>
+      <w:lvlJc w:val="left"/>
+      <w:pPr>
+        <w:ind w:left="1680" w:hanging="420"/>
+      </w:pPr>
+    </w:lvl>
+    <w:lvl w:ilvl="4" w:tplc="04090019" w:tentative="1">
+      <w:start w:val="1"/>
+      <w:numFmt w:val="lowerLetter"/>
+      <w:lvlText w:val="%5)"/>
+      <w:lvlJc w:val="left"/>
+      <w:pPr>
+        <w:ind w:left="2100" w:hanging="420"/>
+      </w:pPr>
+    </w:lvl>
+    <w:lvl w:ilvl="5" w:tplc="0409001B" w:tentative="1">
+      <w:start w:val="1"/>
+      <w:numFmt w:val="lowerRoman"/>
+      <w:lvlText w:val="%6."/>
+      <w:lvlJc w:val="right"/>
+      <w:pPr>
+        <w:ind w:left="2520" w:hanging="420"/>
+      </w:pPr>
+    </w:lvl>
+    <w:lvl w:ilvl="6" w:tplc="0409000F" w:tentative="1">
+      <w:start w:val="1"/>
+      <w:numFmt w:val="decimal"/>
+      <w:lvlText w:val="%7."/>
+      <w:lvlJc w:val="left"/>
+      <w:pPr>
+        <w:ind w:left="2940" w:hanging="420"/>
+      </w:pPr>
+    </w:lvl>
+    <w:lvl w:ilvl="7" w:tplc="04090019" w:tentative="1">
+      <w:start w:val="1"/>
+      <w:numFmt w:val="lowerLetter"/>
+      <w:lvlText w:val="%8)"/>
+      <w:lvlJc w:val="left"/>
+      <w:pPr>
+        <w:ind w:left="3360" w:hanging="420"/>
+      </w:pPr>
+    </w:lvl>
+    <w:lvl w:ilvl="8" w:tplc="0409001B" w:tentative="1">
+      <w:start w:val="1"/>
+      <w:numFmt w:val="lowerRoman"/>
+      <w:lvlText w:val="%9."/>
+      <w:lvlJc w:val="right"/>
+      <w:pPr>
+        <w:ind w:left="3780" w:hanging="420"/>
+      </w:pPr>
+    </w:lvl>
+  </w:abstractNum>
+  <w:abstractNum w:abstractNumId="13" w15:restartNumberingAfterBreak="0">
+    <w:nsid w:val="3C722BD4"/>
+    <w:multiLevelType w:val="hybridMultilevel"/>
+    <w:tmpl w:val="1CC03990"/>
+    <w:lvl w:ilvl="0" w:tplc="04090009">
+      <w:start w:val="1"/>
+      <w:numFmt w:val="bullet"/>
+      <w:lvlText w:val=""/>
+      <w:lvlJc w:val="left"/>
+      <w:pPr>
+        <w:ind w:left="840" w:hanging="420"/>
+      </w:pPr>
+      <w:rPr>
+        <w:rFonts w:ascii="Wingdings" w:hAnsi="Wingdings" w:hint="default"/>
+      </w:rPr>
+    </w:lvl>
+    <w:lvl w:ilvl="1" w:tplc="04090003" w:tentative="1">
+      <w:start w:val="1"/>
+      <w:numFmt w:val="bullet"/>
+      <w:lvlText w:val=""/>
+      <w:lvlJc w:val="left"/>
+      <w:pPr>
+        <w:ind w:left="1260" w:hanging="420"/>
+      </w:pPr>
+      <w:rPr>
+        <w:rFonts w:ascii="Wingdings" w:hAnsi="Wingdings" w:hint="default"/>
+      </w:rPr>
+    </w:lvl>
+    <w:lvl w:ilvl="2" w:tplc="04090005" w:tentative="1">
+      <w:start w:val="1"/>
+      <w:numFmt w:val="bullet"/>
+      <w:lvlText w:val=""/>
+      <w:lvlJc w:val="left"/>
+      <w:pPr>
+        <w:ind w:left="1680" w:hanging="420"/>
+      </w:pPr>
+      <w:rPr>
+        <w:rFonts w:ascii="Wingdings" w:hAnsi="Wingdings" w:hint="default"/>
+      </w:rPr>
+    </w:lvl>
+    <w:lvl w:ilvl="3" w:tplc="04090001" w:tentative="1">
+      <w:start w:val="1"/>
+      <w:numFmt w:val="bullet"/>
+      <w:lvlText w:val=""/>
+      <w:lvlJc w:val="left"/>
+      <w:pPr>
+        <w:ind w:left="2100" w:hanging="420"/>
+      </w:pPr>
+      <w:rPr>
+        <w:rFonts w:ascii="Wingdings" w:hAnsi="Wingdings" w:hint="default"/>
+      </w:rPr>
+    </w:lvl>
+    <w:lvl w:ilvl="4" w:tplc="04090003" w:tentative="1">
+      <w:start w:val="1"/>
+      <w:numFmt w:val="bullet"/>
+      <w:lvlText w:val=""/>
+      <w:lvlJc w:val="left"/>
+      <w:pPr>
+        <w:ind w:left="2520" w:hanging="420"/>
+      </w:pPr>
+      <w:rPr>
+        <w:rFonts w:ascii="Wingdings" w:hAnsi="Wingdings" w:hint="default"/>
+      </w:rPr>
+    </w:lvl>
+    <w:lvl w:ilvl="5" w:tplc="04090005" w:tentative="1">
+      <w:start w:val="1"/>
+      <w:numFmt w:val="bullet"/>
+      <w:lvlText w:val=""/>
+      <w:lvlJc w:val="left"/>
+      <w:pPr>
+        <w:ind w:left="2940" w:hanging="420"/>
+      </w:pPr>
+      <w:rPr>
+        <w:rFonts w:ascii="Wingdings" w:hAnsi="Wingdings" w:hint="default"/>
+      </w:rPr>
+    </w:lvl>
+    <w:lvl w:ilvl="6" w:tplc="04090001" w:tentative="1">
+      <w:start w:val="1"/>
+      <w:numFmt w:val="bullet"/>
+      <w:lvlText w:val=""/>
+      <w:lvlJc w:val="left"/>
+      <w:pPr>
+        <w:ind w:left="3360" w:hanging="420"/>
+      </w:pPr>
+      <w:rPr>
+        <w:rFonts w:ascii="Wingdings" w:hAnsi="Wingdings" w:hint="default"/>
+      </w:rPr>
+    </w:lvl>
+    <w:lvl w:ilvl="7" w:tplc="04090003" w:tentative="1">
+      <w:start w:val="1"/>
+      <w:numFmt w:val="bullet"/>
+      <w:lvlText w:val=""/>
+      <w:lvlJc w:val="left"/>
+      <w:pPr>
+        <w:ind w:left="3780" w:hanging="420"/>
+      </w:pPr>
+      <w:rPr>
+        <w:rFonts w:ascii="Wingdings" w:hAnsi="Wingdings" w:hint="default"/>
+      </w:rPr>
+    </w:lvl>
+    <w:lvl w:ilvl="8" w:tplc="04090005" w:tentative="1">
+      <w:start w:val="1"/>
+      <w:numFmt w:val="bullet"/>
+      <w:lvlText w:val=""/>
+      <w:lvlJc w:val="left"/>
+      <w:pPr>
+        <w:ind w:left="4200" w:hanging="420"/>
+      </w:pPr>
+      <w:rPr>
+        <w:rFonts w:ascii="Wingdings" w:hAnsi="Wingdings" w:hint="default"/>
+      </w:rPr>
+    </w:lvl>
+  </w:abstractNum>
+  <w:abstractNum w:abstractNumId="14" w15:restartNumberingAfterBreak="0">
     <w:nsid w:val="3C764462"/>
     <w:multiLevelType w:val="hybridMultilevel"/>
     <w:tmpl w:val="EDF2F5A4"/>
@@ -4570,7 +3185,7 @@
       </w:rPr>
     </w:lvl>
   </w:abstractNum>
-  <w:abstractNum w:abstractNumId="21" w15:restartNumberingAfterBreak="0">
+  <w:abstractNum w:abstractNumId="15" w15:restartNumberingAfterBreak="0">
     <w:nsid w:val="3DA94A95"/>
     <w:multiLevelType w:val="hybridMultilevel"/>
     <w:tmpl w:val="094870D6"/>
@@ -4683,7 +3298,120 @@
       </w:rPr>
     </w:lvl>
   </w:abstractNum>
-  <w:abstractNum w:abstractNumId="22" w15:restartNumberingAfterBreak="0">
+  <w:abstractNum w:abstractNumId="16" w15:restartNumberingAfterBreak="0">
+    <w:nsid w:val="3E283D3C"/>
+    <w:multiLevelType w:val="hybridMultilevel"/>
+    <w:tmpl w:val="E4EA5FCC"/>
+    <w:lvl w:ilvl="0" w:tplc="4EB4C04E">
+      <w:start w:val="1"/>
+      <w:numFmt w:val="bullet"/>
+      <w:lvlText w:val="•"/>
+      <w:lvlJc w:val="left"/>
+      <w:pPr>
+        <w:ind w:left="420" w:hanging="420"/>
+      </w:pPr>
+      <w:rPr>
+        <w:rFonts w:ascii="Wingdings" w:hAnsi="Wingdings" w:hint="default"/>
+      </w:rPr>
+    </w:lvl>
+    <w:lvl w:ilvl="1" w:tplc="04090003" w:tentative="1">
+      <w:start w:val="1"/>
+      <w:numFmt w:val="bullet"/>
+      <w:lvlText w:val=""/>
+      <w:lvlJc w:val="left"/>
+      <w:pPr>
+        <w:ind w:left="840" w:hanging="420"/>
+      </w:pPr>
+      <w:rPr>
+        <w:rFonts w:ascii="Wingdings" w:hAnsi="Wingdings" w:hint="default"/>
+      </w:rPr>
+    </w:lvl>
+    <w:lvl w:ilvl="2" w:tplc="04090005" w:tentative="1">
+      <w:start w:val="1"/>
+      <w:numFmt w:val="bullet"/>
+      <w:lvlText w:val=""/>
+      <w:lvlJc w:val="left"/>
+      <w:pPr>
+        <w:ind w:left="1260" w:hanging="420"/>
+      </w:pPr>
+      <w:rPr>
+        <w:rFonts w:ascii="Wingdings" w:hAnsi="Wingdings" w:hint="default"/>
+      </w:rPr>
+    </w:lvl>
+    <w:lvl w:ilvl="3" w:tplc="04090001" w:tentative="1">
+      <w:start w:val="1"/>
+      <w:numFmt w:val="bullet"/>
+      <w:lvlText w:val=""/>
+      <w:lvlJc w:val="left"/>
+      <w:pPr>
+        <w:ind w:left="1680" w:hanging="420"/>
+      </w:pPr>
+      <w:rPr>
+        <w:rFonts w:ascii="Wingdings" w:hAnsi="Wingdings" w:hint="default"/>
+      </w:rPr>
+    </w:lvl>
+    <w:lvl w:ilvl="4" w:tplc="04090003" w:tentative="1">
+      <w:start w:val="1"/>
+      <w:numFmt w:val="bullet"/>
+      <w:lvlText w:val=""/>
+      <w:lvlJc w:val="left"/>
+      <w:pPr>
+        <w:ind w:left="2100" w:hanging="420"/>
+      </w:pPr>
+      <w:rPr>
+        <w:rFonts w:ascii="Wingdings" w:hAnsi="Wingdings" w:hint="default"/>
+      </w:rPr>
+    </w:lvl>
+    <w:lvl w:ilvl="5" w:tplc="04090005" w:tentative="1">
+      <w:start w:val="1"/>
+      <w:numFmt w:val="bullet"/>
+      <w:lvlText w:val=""/>
+      <w:lvlJc w:val="left"/>
+      <w:pPr>
+        <w:ind w:left="2520" w:hanging="420"/>
+      </w:pPr>
+      <w:rPr>
+        <w:rFonts w:ascii="Wingdings" w:hAnsi="Wingdings" w:hint="default"/>
+      </w:rPr>
+    </w:lvl>
+    <w:lvl w:ilvl="6" w:tplc="04090001" w:tentative="1">
+      <w:start w:val="1"/>
+      <w:numFmt w:val="bullet"/>
+      <w:lvlText w:val=""/>
+      <w:lvlJc w:val="left"/>
+      <w:pPr>
+        <w:ind w:left="2940" w:hanging="420"/>
+      </w:pPr>
+      <w:rPr>
+        <w:rFonts w:ascii="Wingdings" w:hAnsi="Wingdings" w:hint="default"/>
+      </w:rPr>
+    </w:lvl>
+    <w:lvl w:ilvl="7" w:tplc="04090003" w:tentative="1">
+      <w:start w:val="1"/>
+      <w:numFmt w:val="bullet"/>
+      <w:lvlText w:val=""/>
+      <w:lvlJc w:val="left"/>
+      <w:pPr>
+        <w:ind w:left="3360" w:hanging="420"/>
+      </w:pPr>
+      <w:rPr>
+        <w:rFonts w:ascii="Wingdings" w:hAnsi="Wingdings" w:hint="default"/>
+      </w:rPr>
+    </w:lvl>
+    <w:lvl w:ilvl="8" w:tplc="04090005" w:tentative="1">
+      <w:start w:val="1"/>
+      <w:numFmt w:val="bullet"/>
+      <w:lvlText w:val=""/>
+      <w:lvlJc w:val="left"/>
+      <w:pPr>
+        <w:ind w:left="3780" w:hanging="420"/>
+      </w:pPr>
+      <w:rPr>
+        <w:rFonts w:ascii="Wingdings" w:hAnsi="Wingdings" w:hint="default"/>
+      </w:rPr>
+    </w:lvl>
+  </w:abstractNum>
+  <w:abstractNum w:abstractNumId="17" w15:restartNumberingAfterBreak="0">
     <w:nsid w:val="3F671E09"/>
     <w:multiLevelType w:val="hybridMultilevel"/>
     <w:tmpl w:val="103AF0EA"/>
@@ -4796,7 +3524,7 @@
       </w:rPr>
     </w:lvl>
   </w:abstractNum>
-  <w:abstractNum w:abstractNumId="23" w15:restartNumberingAfterBreak="0">
+  <w:abstractNum w:abstractNumId="18" w15:restartNumberingAfterBreak="0">
     <w:nsid w:val="40594505"/>
     <w:multiLevelType w:val="hybridMultilevel"/>
     <w:tmpl w:val="1BC4A7BA"/>
@@ -4909,7 +3637,7 @@
       </w:rPr>
     </w:lvl>
   </w:abstractNum>
-  <w:abstractNum w:abstractNumId="24" w15:restartNumberingAfterBreak="0">
+  <w:abstractNum w:abstractNumId="19" w15:restartNumberingAfterBreak="0">
     <w:nsid w:val="42740ED3"/>
     <w:multiLevelType w:val="hybridMultilevel"/>
     <w:tmpl w:val="EBFCD4CE"/>
@@ -5022,7 +3750,7 @@
       </w:rPr>
     </w:lvl>
   </w:abstractNum>
-  <w:abstractNum w:abstractNumId="25" w15:restartNumberingAfterBreak="0">
+  <w:abstractNum w:abstractNumId="20" w15:restartNumberingAfterBreak="0">
     <w:nsid w:val="42FD1B9E"/>
     <w:multiLevelType w:val="hybridMultilevel"/>
     <w:tmpl w:val="72DCCC5E"/>
@@ -5135,7 +3863,7 @@
       </w:rPr>
     </w:lvl>
   </w:abstractNum>
-  <w:abstractNum w:abstractNumId="26" w15:restartNumberingAfterBreak="0">
+  <w:abstractNum w:abstractNumId="21" w15:restartNumberingAfterBreak="0">
     <w:nsid w:val="45087D6F"/>
     <w:multiLevelType w:val="hybridMultilevel"/>
     <w:tmpl w:val="D74CFA30"/>
@@ -5248,7 +3976,7 @@
       </w:rPr>
     </w:lvl>
   </w:abstractNum>
-  <w:abstractNum w:abstractNumId="27" w15:restartNumberingAfterBreak="0">
+  <w:abstractNum w:abstractNumId="22" w15:restartNumberingAfterBreak="0">
     <w:nsid w:val="476520A3"/>
     <w:multiLevelType w:val="hybridMultilevel"/>
     <w:tmpl w:val="71868472"/>
@@ -5361,7 +4089,7 @@
       </w:rPr>
     </w:lvl>
   </w:abstractNum>
-  <w:abstractNum w:abstractNumId="28" w15:restartNumberingAfterBreak="0">
+  <w:abstractNum w:abstractNumId="23" w15:restartNumberingAfterBreak="0">
     <w:nsid w:val="47C047E8"/>
     <w:multiLevelType w:val="hybridMultilevel"/>
     <w:tmpl w:val="C23030D8"/>
@@ -5474,96 +4202,7 @@
       </w:rPr>
     </w:lvl>
   </w:abstractNum>
-  <w:abstractNum w:abstractNumId="29" w15:restartNumberingAfterBreak="0">
-    <w:nsid w:val="49A7491E"/>
-    <w:multiLevelType w:val="hybridMultilevel"/>
-    <w:tmpl w:val="9CF61A2E"/>
-    <w:lvl w:ilvl="0" w:tplc="75AA5956">
-      <w:start w:val="1"/>
-      <w:numFmt w:val="japaneseCounting"/>
-      <w:lvlText w:val="%1、"/>
-      <w:lvlJc w:val="left"/>
-      <w:pPr>
-        <w:ind w:left="420" w:hanging="420"/>
-      </w:pPr>
-      <w:rPr>
-        <w:rFonts w:hint="default"/>
-      </w:rPr>
-    </w:lvl>
-    <w:lvl w:ilvl="1" w:tplc="04090019" w:tentative="1">
-      <w:start w:val="1"/>
-      <w:numFmt w:val="lowerLetter"/>
-      <w:lvlText w:val="%2)"/>
-      <w:lvlJc w:val="left"/>
-      <w:pPr>
-        <w:ind w:left="840" w:hanging="420"/>
-      </w:pPr>
-    </w:lvl>
-    <w:lvl w:ilvl="2" w:tplc="0409001B" w:tentative="1">
-      <w:start w:val="1"/>
-      <w:numFmt w:val="lowerRoman"/>
-      <w:lvlText w:val="%3."/>
-      <w:lvlJc w:val="right"/>
-      <w:pPr>
-        <w:ind w:left="1260" w:hanging="420"/>
-      </w:pPr>
-    </w:lvl>
-    <w:lvl w:ilvl="3" w:tplc="0409000F" w:tentative="1">
-      <w:start w:val="1"/>
-      <w:numFmt w:val="decimal"/>
-      <w:lvlText w:val="%4."/>
-      <w:lvlJc w:val="left"/>
-      <w:pPr>
-        <w:ind w:left="1680" w:hanging="420"/>
-      </w:pPr>
-    </w:lvl>
-    <w:lvl w:ilvl="4" w:tplc="04090019" w:tentative="1">
-      <w:start w:val="1"/>
-      <w:numFmt w:val="lowerLetter"/>
-      <w:lvlText w:val="%5)"/>
-      <w:lvlJc w:val="left"/>
-      <w:pPr>
-        <w:ind w:left="2100" w:hanging="420"/>
-      </w:pPr>
-    </w:lvl>
-    <w:lvl w:ilvl="5" w:tplc="0409001B" w:tentative="1">
-      <w:start w:val="1"/>
-      <w:numFmt w:val="lowerRoman"/>
-      <w:lvlText w:val="%6."/>
-      <w:lvlJc w:val="right"/>
-      <w:pPr>
-        <w:ind w:left="2520" w:hanging="420"/>
-      </w:pPr>
-    </w:lvl>
-    <w:lvl w:ilvl="6" w:tplc="0409000F" w:tentative="1">
-      <w:start w:val="1"/>
-      <w:numFmt w:val="decimal"/>
-      <w:lvlText w:val="%7."/>
-      <w:lvlJc w:val="left"/>
-      <w:pPr>
-        <w:ind w:left="2940" w:hanging="420"/>
-      </w:pPr>
-    </w:lvl>
-    <w:lvl w:ilvl="7" w:tplc="04090019" w:tentative="1">
-      <w:start w:val="1"/>
-      <w:numFmt w:val="lowerLetter"/>
-      <w:lvlText w:val="%8)"/>
-      <w:lvlJc w:val="left"/>
-      <w:pPr>
-        <w:ind w:left="3360" w:hanging="420"/>
-      </w:pPr>
-    </w:lvl>
-    <w:lvl w:ilvl="8" w:tplc="0409001B" w:tentative="1">
-      <w:start w:val="1"/>
-      <w:numFmt w:val="lowerRoman"/>
-      <w:lvlText w:val="%9."/>
-      <w:lvlJc w:val="right"/>
-      <w:pPr>
-        <w:ind w:left="3780" w:hanging="420"/>
-      </w:pPr>
-    </w:lvl>
-  </w:abstractNum>
-  <w:abstractNum w:abstractNumId="30" w15:restartNumberingAfterBreak="0">
+  <w:abstractNum w:abstractNumId="24" w15:restartNumberingAfterBreak="0">
     <w:nsid w:val="4D3D694E"/>
     <w:multiLevelType w:val="hybridMultilevel"/>
     <w:tmpl w:val="19809644"/>
@@ -5652,7 +4291,7 @@
       </w:pPr>
     </w:lvl>
   </w:abstractNum>
-  <w:abstractNum w:abstractNumId="31" w15:restartNumberingAfterBreak="0">
+  <w:abstractNum w:abstractNumId="25" w15:restartNumberingAfterBreak="0">
     <w:nsid w:val="4FA64A1D"/>
     <w:multiLevelType w:val="hybridMultilevel"/>
     <w:tmpl w:val="C770B1A6"/>
@@ -5765,7 +4404,7 @@
       </w:rPr>
     </w:lvl>
   </w:abstractNum>
-  <w:abstractNum w:abstractNumId="32" w15:restartNumberingAfterBreak="0">
+  <w:abstractNum w:abstractNumId="26" w15:restartNumberingAfterBreak="0">
     <w:nsid w:val="4FE24591"/>
     <w:multiLevelType w:val="hybridMultilevel"/>
     <w:tmpl w:val="20C2250E"/>
@@ -5878,14 +4517,14 @@
       </w:rPr>
     </w:lvl>
   </w:abstractNum>
-  <w:abstractNum w:abstractNumId="33" w15:restartNumberingAfterBreak="0">
-    <w:nsid w:val="556D6ED0"/>
+  <w:abstractNum w:abstractNumId="27" w15:restartNumberingAfterBreak="0">
+    <w:nsid w:val="53192779"/>
     <w:multiLevelType w:val="hybridMultilevel"/>
-    <w:tmpl w:val="0F686F94"/>
-    <w:lvl w:ilvl="0" w:tplc="4EB4C04E">
-      <w:start w:val="1"/>
-      <w:numFmt w:val="bullet"/>
-      <w:lvlText w:val="•"/>
+    <w:tmpl w:val="1F72CC6A"/>
+    <w:lvl w:ilvl="0" w:tplc="0409000B">
+      <w:start w:val="1"/>
+      <w:numFmt w:val="bullet"/>
+      <w:lvlText w:val=""/>
       <w:lvlJc w:val="left"/>
       <w:pPr>
         <w:ind w:left="420" w:hanging="420"/>
@@ -5991,7 +4630,7 @@
       </w:rPr>
     </w:lvl>
   </w:abstractNum>
-  <w:abstractNum w:abstractNumId="34" w15:restartNumberingAfterBreak="0">
+  <w:abstractNum w:abstractNumId="28" w15:restartNumberingAfterBreak="0">
     <w:nsid w:val="56FA6BE8"/>
     <w:multiLevelType w:val="hybridMultilevel"/>
     <w:tmpl w:val="D7DA59BE"/>
@@ -6104,7 +4743,120 @@
       </w:rPr>
     </w:lvl>
   </w:abstractNum>
-  <w:abstractNum w:abstractNumId="35" w15:restartNumberingAfterBreak="0">
+  <w:abstractNum w:abstractNumId="29" w15:restartNumberingAfterBreak="0">
+    <w:nsid w:val="59641CEA"/>
+    <w:multiLevelType w:val="hybridMultilevel"/>
+    <w:tmpl w:val="EC9806D8"/>
+    <w:lvl w:ilvl="0" w:tplc="04090009">
+      <w:start w:val="1"/>
+      <w:numFmt w:val="bullet"/>
+      <w:lvlText w:val=""/>
+      <w:lvlJc w:val="left"/>
+      <w:pPr>
+        <w:ind w:left="840" w:hanging="420"/>
+      </w:pPr>
+      <w:rPr>
+        <w:rFonts w:ascii="Wingdings" w:hAnsi="Wingdings" w:hint="default"/>
+      </w:rPr>
+    </w:lvl>
+    <w:lvl w:ilvl="1" w:tplc="04090003" w:tentative="1">
+      <w:start w:val="1"/>
+      <w:numFmt w:val="bullet"/>
+      <w:lvlText w:val=""/>
+      <w:lvlJc w:val="left"/>
+      <w:pPr>
+        <w:ind w:left="1260" w:hanging="420"/>
+      </w:pPr>
+      <w:rPr>
+        <w:rFonts w:ascii="Wingdings" w:hAnsi="Wingdings" w:hint="default"/>
+      </w:rPr>
+    </w:lvl>
+    <w:lvl w:ilvl="2" w:tplc="04090005" w:tentative="1">
+      <w:start w:val="1"/>
+      <w:numFmt w:val="bullet"/>
+      <w:lvlText w:val=""/>
+      <w:lvlJc w:val="left"/>
+      <w:pPr>
+        <w:ind w:left="1680" w:hanging="420"/>
+      </w:pPr>
+      <w:rPr>
+        <w:rFonts w:ascii="Wingdings" w:hAnsi="Wingdings" w:hint="default"/>
+      </w:rPr>
+    </w:lvl>
+    <w:lvl w:ilvl="3" w:tplc="04090001" w:tentative="1">
+      <w:start w:val="1"/>
+      <w:numFmt w:val="bullet"/>
+      <w:lvlText w:val=""/>
+      <w:lvlJc w:val="left"/>
+      <w:pPr>
+        <w:ind w:left="2100" w:hanging="420"/>
+      </w:pPr>
+      <w:rPr>
+        <w:rFonts w:ascii="Wingdings" w:hAnsi="Wingdings" w:hint="default"/>
+      </w:rPr>
+    </w:lvl>
+    <w:lvl w:ilvl="4" w:tplc="04090003" w:tentative="1">
+      <w:start w:val="1"/>
+      <w:numFmt w:val="bullet"/>
+      <w:lvlText w:val=""/>
+      <w:lvlJc w:val="left"/>
+      <w:pPr>
+        <w:ind w:left="2520" w:hanging="420"/>
+      </w:pPr>
+      <w:rPr>
+        <w:rFonts w:ascii="Wingdings" w:hAnsi="Wingdings" w:hint="default"/>
+      </w:rPr>
+    </w:lvl>
+    <w:lvl w:ilvl="5" w:tplc="04090005" w:tentative="1">
+      <w:start w:val="1"/>
+      <w:numFmt w:val="bullet"/>
+      <w:lvlText w:val=""/>
+      <w:lvlJc w:val="left"/>
+      <w:pPr>
+        <w:ind w:left="2940" w:hanging="420"/>
+      </w:pPr>
+      <w:rPr>
+        <w:rFonts w:ascii="Wingdings" w:hAnsi="Wingdings" w:hint="default"/>
+      </w:rPr>
+    </w:lvl>
+    <w:lvl w:ilvl="6" w:tplc="04090001" w:tentative="1">
+      <w:start w:val="1"/>
+      <w:numFmt w:val="bullet"/>
+      <w:lvlText w:val=""/>
+      <w:lvlJc w:val="left"/>
+      <w:pPr>
+        <w:ind w:left="3360" w:hanging="420"/>
+      </w:pPr>
+      <w:rPr>
+        <w:rFonts w:ascii="Wingdings" w:hAnsi="Wingdings" w:hint="default"/>
+      </w:rPr>
+    </w:lvl>
+    <w:lvl w:ilvl="7" w:tplc="04090003" w:tentative="1">
+      <w:start w:val="1"/>
+      <w:numFmt w:val="bullet"/>
+      <w:lvlText w:val=""/>
+      <w:lvlJc w:val="left"/>
+      <w:pPr>
+        <w:ind w:left="3780" w:hanging="420"/>
+      </w:pPr>
+      <w:rPr>
+        <w:rFonts w:ascii="Wingdings" w:hAnsi="Wingdings" w:hint="default"/>
+      </w:rPr>
+    </w:lvl>
+    <w:lvl w:ilvl="8" w:tplc="04090005" w:tentative="1">
+      <w:start w:val="1"/>
+      <w:numFmt w:val="bullet"/>
+      <w:lvlText w:val=""/>
+      <w:lvlJc w:val="left"/>
+      <w:pPr>
+        <w:ind w:left="4200" w:hanging="420"/>
+      </w:pPr>
+      <w:rPr>
+        <w:rFonts w:ascii="Wingdings" w:hAnsi="Wingdings" w:hint="default"/>
+      </w:rPr>
+    </w:lvl>
+  </w:abstractNum>
+  <w:abstractNum w:abstractNumId="30" w15:restartNumberingAfterBreak="0">
     <w:nsid w:val="5CB559C0"/>
     <w:multiLevelType w:val="hybridMultilevel"/>
     <w:tmpl w:val="EBDE2072"/>
@@ -6217,7 +4969,120 @@
       </w:rPr>
     </w:lvl>
   </w:abstractNum>
-  <w:abstractNum w:abstractNumId="36" w15:restartNumberingAfterBreak="0">
+  <w:abstractNum w:abstractNumId="31" w15:restartNumberingAfterBreak="0">
+    <w:nsid w:val="5EF64C8D"/>
+    <w:multiLevelType w:val="hybridMultilevel"/>
+    <w:tmpl w:val="EFE01BA0"/>
+    <w:lvl w:ilvl="0" w:tplc="04090009">
+      <w:start w:val="1"/>
+      <w:numFmt w:val="bullet"/>
+      <w:lvlText w:val=""/>
+      <w:lvlJc w:val="left"/>
+      <w:pPr>
+        <w:ind w:left="840" w:hanging="420"/>
+      </w:pPr>
+      <w:rPr>
+        <w:rFonts w:ascii="Wingdings" w:hAnsi="Wingdings" w:hint="default"/>
+      </w:rPr>
+    </w:lvl>
+    <w:lvl w:ilvl="1" w:tplc="04090003" w:tentative="1">
+      <w:start w:val="1"/>
+      <w:numFmt w:val="bullet"/>
+      <w:lvlText w:val=""/>
+      <w:lvlJc w:val="left"/>
+      <w:pPr>
+        <w:ind w:left="1260" w:hanging="420"/>
+      </w:pPr>
+      <w:rPr>
+        <w:rFonts w:ascii="Wingdings" w:hAnsi="Wingdings" w:hint="default"/>
+      </w:rPr>
+    </w:lvl>
+    <w:lvl w:ilvl="2" w:tplc="04090005" w:tentative="1">
+      <w:start w:val="1"/>
+      <w:numFmt w:val="bullet"/>
+      <w:lvlText w:val=""/>
+      <w:lvlJc w:val="left"/>
+      <w:pPr>
+        <w:ind w:left="1680" w:hanging="420"/>
+      </w:pPr>
+      <w:rPr>
+        <w:rFonts w:ascii="Wingdings" w:hAnsi="Wingdings" w:hint="default"/>
+      </w:rPr>
+    </w:lvl>
+    <w:lvl w:ilvl="3" w:tplc="04090001" w:tentative="1">
+      <w:start w:val="1"/>
+      <w:numFmt w:val="bullet"/>
+      <w:lvlText w:val=""/>
+      <w:lvlJc w:val="left"/>
+      <w:pPr>
+        <w:ind w:left="2100" w:hanging="420"/>
+      </w:pPr>
+      <w:rPr>
+        <w:rFonts w:ascii="Wingdings" w:hAnsi="Wingdings" w:hint="default"/>
+      </w:rPr>
+    </w:lvl>
+    <w:lvl w:ilvl="4" w:tplc="04090003" w:tentative="1">
+      <w:start w:val="1"/>
+      <w:numFmt w:val="bullet"/>
+      <w:lvlText w:val=""/>
+      <w:lvlJc w:val="left"/>
+      <w:pPr>
+        <w:ind w:left="2520" w:hanging="420"/>
+      </w:pPr>
+      <w:rPr>
+        <w:rFonts w:ascii="Wingdings" w:hAnsi="Wingdings" w:hint="default"/>
+      </w:rPr>
+    </w:lvl>
+    <w:lvl w:ilvl="5" w:tplc="04090005" w:tentative="1">
+      <w:start w:val="1"/>
+      <w:numFmt w:val="bullet"/>
+      <w:lvlText w:val=""/>
+      <w:lvlJc w:val="left"/>
+      <w:pPr>
+        <w:ind w:left="2940" w:hanging="420"/>
+      </w:pPr>
+      <w:rPr>
+        <w:rFonts w:ascii="Wingdings" w:hAnsi="Wingdings" w:hint="default"/>
+      </w:rPr>
+    </w:lvl>
+    <w:lvl w:ilvl="6" w:tplc="04090001" w:tentative="1">
+      <w:start w:val="1"/>
+      <w:numFmt w:val="bullet"/>
+      <w:lvlText w:val=""/>
+      <w:lvlJc w:val="left"/>
+      <w:pPr>
+        <w:ind w:left="3360" w:hanging="420"/>
+      </w:pPr>
+      <w:rPr>
+        <w:rFonts w:ascii="Wingdings" w:hAnsi="Wingdings" w:hint="default"/>
+      </w:rPr>
+    </w:lvl>
+    <w:lvl w:ilvl="7" w:tplc="04090003" w:tentative="1">
+      <w:start w:val="1"/>
+      <w:numFmt w:val="bullet"/>
+      <w:lvlText w:val=""/>
+      <w:lvlJc w:val="left"/>
+      <w:pPr>
+        <w:ind w:left="3780" w:hanging="420"/>
+      </w:pPr>
+      <w:rPr>
+        <w:rFonts w:ascii="Wingdings" w:hAnsi="Wingdings" w:hint="default"/>
+      </w:rPr>
+    </w:lvl>
+    <w:lvl w:ilvl="8" w:tplc="04090005" w:tentative="1">
+      <w:start w:val="1"/>
+      <w:numFmt w:val="bullet"/>
+      <w:lvlText w:val=""/>
+      <w:lvlJc w:val="left"/>
+      <w:pPr>
+        <w:ind w:left="4200" w:hanging="420"/>
+      </w:pPr>
+      <w:rPr>
+        <w:rFonts w:ascii="Wingdings" w:hAnsi="Wingdings" w:hint="default"/>
+      </w:rPr>
+    </w:lvl>
+  </w:abstractNum>
+  <w:abstractNum w:abstractNumId="32" w15:restartNumberingAfterBreak="0">
     <w:nsid w:val="69BE790D"/>
     <w:multiLevelType w:val="hybridMultilevel"/>
     <w:tmpl w:val="4E4E7F8C"/>
@@ -6330,7 +5195,7 @@
       </w:rPr>
     </w:lvl>
   </w:abstractNum>
-  <w:abstractNum w:abstractNumId="37" w15:restartNumberingAfterBreak="0">
+  <w:abstractNum w:abstractNumId="33" w15:restartNumberingAfterBreak="0">
     <w:nsid w:val="6C08452D"/>
     <w:multiLevelType w:val="hybridMultilevel"/>
     <w:tmpl w:val="0966D4B0"/>
@@ -6443,120 +5308,7 @@
       </w:rPr>
     </w:lvl>
   </w:abstractNum>
-  <w:abstractNum w:abstractNumId="38" w15:restartNumberingAfterBreak="0">
-    <w:nsid w:val="6C3211A6"/>
-    <w:multiLevelType w:val="hybridMultilevel"/>
-    <w:tmpl w:val="70340018"/>
-    <w:lvl w:ilvl="0" w:tplc="0409000B">
-      <w:start w:val="1"/>
-      <w:numFmt w:val="bullet"/>
-      <w:lvlText w:val=""/>
-      <w:lvlJc w:val="left"/>
-      <w:pPr>
-        <w:ind w:left="1271" w:hanging="420"/>
-      </w:pPr>
-      <w:rPr>
-        <w:rFonts w:ascii="Wingdings" w:hAnsi="Wingdings" w:hint="default"/>
-      </w:rPr>
-    </w:lvl>
-    <w:lvl w:ilvl="1" w:tplc="04090003" w:tentative="1">
-      <w:start w:val="1"/>
-      <w:numFmt w:val="bullet"/>
-      <w:lvlText w:val=""/>
-      <w:lvlJc w:val="left"/>
-      <w:pPr>
-        <w:ind w:left="1691" w:hanging="420"/>
-      </w:pPr>
-      <w:rPr>
-        <w:rFonts w:ascii="Wingdings" w:hAnsi="Wingdings" w:hint="default"/>
-      </w:rPr>
-    </w:lvl>
-    <w:lvl w:ilvl="2" w:tplc="04090005" w:tentative="1">
-      <w:start w:val="1"/>
-      <w:numFmt w:val="bullet"/>
-      <w:lvlText w:val=""/>
-      <w:lvlJc w:val="left"/>
-      <w:pPr>
-        <w:ind w:left="2111" w:hanging="420"/>
-      </w:pPr>
-      <w:rPr>
-        <w:rFonts w:ascii="Wingdings" w:hAnsi="Wingdings" w:hint="default"/>
-      </w:rPr>
-    </w:lvl>
-    <w:lvl w:ilvl="3" w:tplc="04090001" w:tentative="1">
-      <w:start w:val="1"/>
-      <w:numFmt w:val="bullet"/>
-      <w:lvlText w:val=""/>
-      <w:lvlJc w:val="left"/>
-      <w:pPr>
-        <w:ind w:left="2531" w:hanging="420"/>
-      </w:pPr>
-      <w:rPr>
-        <w:rFonts w:ascii="Wingdings" w:hAnsi="Wingdings" w:hint="default"/>
-      </w:rPr>
-    </w:lvl>
-    <w:lvl w:ilvl="4" w:tplc="04090003" w:tentative="1">
-      <w:start w:val="1"/>
-      <w:numFmt w:val="bullet"/>
-      <w:lvlText w:val=""/>
-      <w:lvlJc w:val="left"/>
-      <w:pPr>
-        <w:ind w:left="2951" w:hanging="420"/>
-      </w:pPr>
-      <w:rPr>
-        <w:rFonts w:ascii="Wingdings" w:hAnsi="Wingdings" w:hint="default"/>
-      </w:rPr>
-    </w:lvl>
-    <w:lvl w:ilvl="5" w:tplc="04090005" w:tentative="1">
-      <w:start w:val="1"/>
-      <w:numFmt w:val="bullet"/>
-      <w:lvlText w:val=""/>
-      <w:lvlJc w:val="left"/>
-      <w:pPr>
-        <w:ind w:left="3371" w:hanging="420"/>
-      </w:pPr>
-      <w:rPr>
-        <w:rFonts w:ascii="Wingdings" w:hAnsi="Wingdings" w:hint="default"/>
-      </w:rPr>
-    </w:lvl>
-    <w:lvl w:ilvl="6" w:tplc="04090001" w:tentative="1">
-      <w:start w:val="1"/>
-      <w:numFmt w:val="bullet"/>
-      <w:lvlText w:val=""/>
-      <w:lvlJc w:val="left"/>
-      <w:pPr>
-        <w:ind w:left="3791" w:hanging="420"/>
-      </w:pPr>
-      <w:rPr>
-        <w:rFonts w:ascii="Wingdings" w:hAnsi="Wingdings" w:hint="default"/>
-      </w:rPr>
-    </w:lvl>
-    <w:lvl w:ilvl="7" w:tplc="04090003" w:tentative="1">
-      <w:start w:val="1"/>
-      <w:numFmt w:val="bullet"/>
-      <w:lvlText w:val=""/>
-      <w:lvlJc w:val="left"/>
-      <w:pPr>
-        <w:ind w:left="4211" w:hanging="420"/>
-      </w:pPr>
-      <w:rPr>
-        <w:rFonts w:ascii="Wingdings" w:hAnsi="Wingdings" w:hint="default"/>
-      </w:rPr>
-    </w:lvl>
-    <w:lvl w:ilvl="8" w:tplc="04090005" w:tentative="1">
-      <w:start w:val="1"/>
-      <w:numFmt w:val="bullet"/>
-      <w:lvlText w:val=""/>
-      <w:lvlJc w:val="left"/>
-      <w:pPr>
-        <w:ind w:left="4631" w:hanging="420"/>
-      </w:pPr>
-      <w:rPr>
-        <w:rFonts w:ascii="Wingdings" w:hAnsi="Wingdings" w:hint="default"/>
-      </w:rPr>
-    </w:lvl>
-  </w:abstractNum>
-  <w:abstractNum w:abstractNumId="39" w15:restartNumberingAfterBreak="0">
+  <w:abstractNum w:abstractNumId="34" w15:restartNumberingAfterBreak="0">
     <w:nsid w:val="6D731336"/>
     <w:multiLevelType w:val="hybridMultilevel"/>
     <w:tmpl w:val="24868CD2"/>
@@ -6645,7 +5397,7 @@
       </w:pPr>
     </w:lvl>
   </w:abstractNum>
-  <w:abstractNum w:abstractNumId="40" w15:restartNumberingAfterBreak="0">
+  <w:abstractNum w:abstractNumId="35" w15:restartNumberingAfterBreak="0">
     <w:nsid w:val="6E7A1593"/>
     <w:multiLevelType w:val="hybridMultilevel"/>
     <w:tmpl w:val="DA208FE0"/>
@@ -6758,96 +5510,120 @@
       </w:rPr>
     </w:lvl>
   </w:abstractNum>
-  <w:abstractNum w:abstractNumId="41" w15:restartNumberingAfterBreak="0">
-    <w:nsid w:val="6ECE2141"/>
+  <w:abstractNum w:abstractNumId="36" w15:restartNumberingAfterBreak="0">
+    <w:nsid w:val="72574716"/>
     <w:multiLevelType w:val="hybridMultilevel"/>
-    <w:tmpl w:val="5BC893F2"/>
-    <w:lvl w:ilvl="0" w:tplc="65562B38">
-      <w:start w:val="1"/>
-      <w:numFmt w:val="decimal"/>
-      <w:lvlText w:val="%1."/>
-      <w:lvlJc w:val="left"/>
-      <w:pPr>
-        <w:ind w:left="360" w:hanging="360"/>
-      </w:pPr>
-      <w:rPr>
-        <w:rFonts w:hint="default"/>
-      </w:rPr>
-    </w:lvl>
-    <w:lvl w:ilvl="1" w:tplc="04090019" w:tentative="1">
-      <w:start w:val="1"/>
-      <w:numFmt w:val="lowerLetter"/>
-      <w:lvlText w:val="%2)"/>
+    <w:tmpl w:val="CF94E272"/>
+    <w:lvl w:ilvl="0" w:tplc="4EB4C04E">
+      <w:start w:val="1"/>
+      <w:numFmt w:val="bullet"/>
+      <w:lvlText w:val="•"/>
+      <w:lvlJc w:val="left"/>
+      <w:pPr>
+        <w:ind w:left="420" w:hanging="420"/>
+      </w:pPr>
+      <w:rPr>
+        <w:rFonts w:ascii="Wingdings" w:hAnsi="Wingdings" w:hint="default"/>
+      </w:rPr>
+    </w:lvl>
+    <w:lvl w:ilvl="1" w:tplc="04090003" w:tentative="1">
+      <w:start w:val="1"/>
+      <w:numFmt w:val="bullet"/>
+      <w:lvlText w:val=""/>
       <w:lvlJc w:val="left"/>
       <w:pPr>
         <w:ind w:left="840" w:hanging="420"/>
       </w:pPr>
-    </w:lvl>
-    <w:lvl w:ilvl="2" w:tplc="0409001B" w:tentative="1">
-      <w:start w:val="1"/>
-      <w:numFmt w:val="lowerRoman"/>
-      <w:lvlText w:val="%3."/>
-      <w:lvlJc w:val="right"/>
+      <w:rPr>
+        <w:rFonts w:ascii="Wingdings" w:hAnsi="Wingdings" w:hint="default"/>
+      </w:rPr>
+    </w:lvl>
+    <w:lvl w:ilvl="2" w:tplc="04090005" w:tentative="1">
+      <w:start w:val="1"/>
+      <w:numFmt w:val="bullet"/>
+      <w:lvlText w:val=""/>
+      <w:lvlJc w:val="left"/>
       <w:pPr>
         <w:ind w:left="1260" w:hanging="420"/>
       </w:pPr>
-    </w:lvl>
-    <w:lvl w:ilvl="3" w:tplc="0409000F" w:tentative="1">
-      <w:start w:val="1"/>
-      <w:numFmt w:val="decimal"/>
-      <w:lvlText w:val="%4."/>
+      <w:rPr>
+        <w:rFonts w:ascii="Wingdings" w:hAnsi="Wingdings" w:hint="default"/>
+      </w:rPr>
+    </w:lvl>
+    <w:lvl w:ilvl="3" w:tplc="04090001" w:tentative="1">
+      <w:start w:val="1"/>
+      <w:numFmt w:val="bullet"/>
+      <w:lvlText w:val=""/>
       <w:lvlJc w:val="left"/>
       <w:pPr>
         <w:ind w:left="1680" w:hanging="420"/>
       </w:pPr>
-    </w:lvl>
-    <w:lvl w:ilvl="4" w:tplc="04090019" w:tentative="1">
-      <w:start w:val="1"/>
-      <w:numFmt w:val="lowerLetter"/>
-      <w:lvlText w:val="%5)"/>
+      <w:rPr>
+        <w:rFonts w:ascii="Wingdings" w:hAnsi="Wingdings" w:hint="default"/>
+      </w:rPr>
+    </w:lvl>
+    <w:lvl w:ilvl="4" w:tplc="04090003" w:tentative="1">
+      <w:start w:val="1"/>
+      <w:numFmt w:val="bullet"/>
+      <w:lvlText w:val=""/>
       <w:lvlJc w:val="left"/>
       <w:pPr>
         <w:ind w:left="2100" w:hanging="420"/>
       </w:pPr>
-    </w:lvl>
-    <w:lvl w:ilvl="5" w:tplc="0409001B" w:tentative="1">
-      <w:start w:val="1"/>
-      <w:numFmt w:val="lowerRoman"/>
-      <w:lvlText w:val="%6."/>
-      <w:lvlJc w:val="right"/>
+      <w:rPr>
+        <w:rFonts w:ascii="Wingdings" w:hAnsi="Wingdings" w:hint="default"/>
+      </w:rPr>
+    </w:lvl>
+    <w:lvl w:ilvl="5" w:tplc="04090005" w:tentative="1">
+      <w:start w:val="1"/>
+      <w:numFmt w:val="bullet"/>
+      <w:lvlText w:val=""/>
+      <w:lvlJc w:val="left"/>
       <w:pPr>
         <w:ind w:left="2520" w:hanging="420"/>
       </w:pPr>
-    </w:lvl>
-    <w:lvl w:ilvl="6" w:tplc="0409000F" w:tentative="1">
-      <w:start w:val="1"/>
-      <w:numFmt w:val="decimal"/>
-      <w:lvlText w:val="%7."/>
+      <w:rPr>
+        <w:rFonts w:ascii="Wingdings" w:hAnsi="Wingdings" w:hint="default"/>
+      </w:rPr>
+    </w:lvl>
+    <w:lvl w:ilvl="6" w:tplc="04090001" w:tentative="1">
+      <w:start w:val="1"/>
+      <w:numFmt w:val="bullet"/>
+      <w:lvlText w:val=""/>
       <w:lvlJc w:val="left"/>
       <w:pPr>
         <w:ind w:left="2940" w:hanging="420"/>
       </w:pPr>
-    </w:lvl>
-    <w:lvl w:ilvl="7" w:tplc="04090019" w:tentative="1">
-      <w:start w:val="1"/>
-      <w:numFmt w:val="lowerLetter"/>
-      <w:lvlText w:val="%8)"/>
+      <w:rPr>
+        <w:rFonts w:ascii="Wingdings" w:hAnsi="Wingdings" w:hint="default"/>
+      </w:rPr>
+    </w:lvl>
+    <w:lvl w:ilvl="7" w:tplc="04090003" w:tentative="1">
+      <w:start w:val="1"/>
+      <w:numFmt w:val="bullet"/>
+      <w:lvlText w:val=""/>
       <w:lvlJc w:val="left"/>
       <w:pPr>
         <w:ind w:left="3360" w:hanging="420"/>
       </w:pPr>
-    </w:lvl>
-    <w:lvl w:ilvl="8" w:tplc="0409001B" w:tentative="1">
-      <w:start w:val="1"/>
-      <w:numFmt w:val="lowerRoman"/>
-      <w:lvlText w:val="%9."/>
-      <w:lvlJc w:val="right"/>
+      <w:rPr>
+        <w:rFonts w:ascii="Wingdings" w:hAnsi="Wingdings" w:hint="default"/>
+      </w:rPr>
+    </w:lvl>
+    <w:lvl w:ilvl="8" w:tplc="04090005" w:tentative="1">
+      <w:start w:val="1"/>
+      <w:numFmt w:val="bullet"/>
+      <w:lvlText w:val=""/>
+      <w:lvlJc w:val="left"/>
       <w:pPr>
         <w:ind w:left="3780" w:hanging="420"/>
       </w:pPr>
+      <w:rPr>
+        <w:rFonts w:ascii="Wingdings" w:hAnsi="Wingdings" w:hint="default"/>
+      </w:rPr>
     </w:lvl>
   </w:abstractNum>
-  <w:abstractNum w:abstractNumId="42" w15:restartNumberingAfterBreak="0">
+  <w:abstractNum w:abstractNumId="37" w15:restartNumberingAfterBreak="0">
     <w:nsid w:val="7BCF12F9"/>
     <w:multiLevelType w:val="hybridMultilevel"/>
     <w:tmpl w:val="1932DBF0"/>
@@ -6960,7 +5736,7 @@
       </w:rPr>
     </w:lvl>
   </w:abstractNum>
-  <w:abstractNum w:abstractNumId="43" w15:restartNumberingAfterBreak="0">
+  <w:abstractNum w:abstractNumId="38" w15:restartNumberingAfterBreak="0">
     <w:nsid w:val="7C4F2552"/>
     <w:multiLevelType w:val="hybridMultilevel"/>
     <w:tmpl w:val="E93AF742"/>
@@ -7073,7 +5849,7 @@
       </w:rPr>
     </w:lvl>
   </w:abstractNum>
-  <w:abstractNum w:abstractNumId="44" w15:restartNumberingAfterBreak="0">
+  <w:abstractNum w:abstractNumId="39" w15:restartNumberingAfterBreak="0">
     <w:nsid w:val="7CA17C52"/>
     <w:multiLevelType w:val="hybridMultilevel"/>
     <w:tmpl w:val="804E91C0"/>
@@ -7162,7 +5938,7 @@
       </w:pPr>
     </w:lvl>
   </w:abstractNum>
-  <w:abstractNum w:abstractNumId="45" w15:restartNumberingAfterBreak="0">
+  <w:abstractNum w:abstractNumId="40" w15:restartNumberingAfterBreak="0">
     <w:nsid w:val="7D5445E6"/>
     <w:multiLevelType w:val="hybridMultilevel"/>
     <w:tmpl w:val="8D42A074"/>
@@ -7275,7 +6051,7 @@
       </w:rPr>
     </w:lvl>
   </w:abstractNum>
-  <w:abstractNum w:abstractNumId="46" w15:restartNumberingAfterBreak="0">
+  <w:abstractNum w:abstractNumId="41" w15:restartNumberingAfterBreak="0">
     <w:nsid w:val="7E166D0B"/>
     <w:multiLevelType w:val="hybridMultilevel"/>
     <w:tmpl w:val="64BE464A"/>
@@ -7365,145 +6141,130 @@
     </w:lvl>
   </w:abstractNum>
   <w:num w:numId="1">
+    <w:abstractNumId w:val="34"/>
+  </w:num>
+  <w:num w:numId="2">
     <w:abstractNumId w:val="39"/>
   </w:num>
-  <w:num w:numId="2">
-    <w:abstractNumId w:val="44"/>
-  </w:num>
   <w:num w:numId="3">
-    <w:abstractNumId w:val="43"/>
+    <w:abstractNumId w:val="38"/>
   </w:num>
   <w:num w:numId="4">
+    <w:abstractNumId w:val="8"/>
+  </w:num>
+  <w:num w:numId="5">
+    <w:abstractNumId w:val="12"/>
+  </w:num>
+  <w:num w:numId="6">
+    <w:abstractNumId w:val="16"/>
+  </w:num>
+  <w:num w:numId="7">
+    <w:abstractNumId w:val="29"/>
+  </w:num>
+  <w:num w:numId="8">
+    <w:abstractNumId w:val="11"/>
+  </w:num>
+  <w:num w:numId="9">
+    <w:abstractNumId w:val="15"/>
+  </w:num>
+  <w:num w:numId="10">
+    <w:abstractNumId w:val="35"/>
+  </w:num>
+  <w:num w:numId="11">
+    <w:abstractNumId w:val="32"/>
+  </w:num>
+  <w:num w:numId="12">
+    <w:abstractNumId w:val="0"/>
+  </w:num>
+  <w:num w:numId="13">
+    <w:abstractNumId w:val="9"/>
+  </w:num>
+  <w:num w:numId="14">
+    <w:abstractNumId w:val="18"/>
+  </w:num>
+  <w:num w:numId="15">
+    <w:abstractNumId w:val="3"/>
+  </w:num>
+  <w:num w:numId="16">
+    <w:abstractNumId w:val="10"/>
+  </w:num>
+  <w:num w:numId="17">
+    <w:abstractNumId w:val="20"/>
+  </w:num>
+  <w:num w:numId="18">
+    <w:abstractNumId w:val="33"/>
+  </w:num>
+  <w:num w:numId="19">
+    <w:abstractNumId w:val="25"/>
+  </w:num>
+  <w:num w:numId="20">
+    <w:abstractNumId w:val="40"/>
+  </w:num>
+  <w:num w:numId="21">
+    <w:abstractNumId w:val="6"/>
+  </w:num>
+  <w:num w:numId="22">
+    <w:abstractNumId w:val="24"/>
+  </w:num>
+  <w:num w:numId="23">
+    <w:abstractNumId w:val="5"/>
+  </w:num>
+  <w:num w:numId="24">
     <w:abstractNumId w:val="19"/>
   </w:num>
-  <w:num w:numId="5">
+  <w:num w:numId="25">
+    <w:abstractNumId w:val="27"/>
+  </w:num>
+  <w:num w:numId="26">
+    <w:abstractNumId w:val="28"/>
+  </w:num>
+  <w:num w:numId="27">
+    <w:abstractNumId w:val="14"/>
+  </w:num>
+  <w:num w:numId="28">
+    <w:abstractNumId w:val="7"/>
+  </w:num>
+  <w:num w:numId="29">
+    <w:abstractNumId w:val="4"/>
+  </w:num>
+  <w:num w:numId="30">
+    <w:abstractNumId w:val="41"/>
+  </w:num>
+  <w:num w:numId="31">
     <w:abstractNumId w:val="21"/>
   </w:num>
-  <w:num w:numId="6">
-    <w:abstractNumId w:val="40"/>
+  <w:num w:numId="32">
+    <w:abstractNumId w:val="22"/>
   </w:num>
-  <w:num w:numId="7">
+  <w:num w:numId="33">
+    <w:abstractNumId w:val="26"/>
+  </w:num>
+  <w:num w:numId="34">
+    <w:abstractNumId w:val="37"/>
+  </w:num>
+  <w:num w:numId="35">
+    <w:abstractNumId w:val="17"/>
+  </w:num>
+  <w:num w:numId="36">
+    <w:abstractNumId w:val="30"/>
+  </w:num>
+  <w:num w:numId="37">
+    <w:abstractNumId w:val="23"/>
+  </w:num>
+  <w:num w:numId="38">
+    <w:abstractNumId w:val="1"/>
+  </w:num>
+  <w:num w:numId="39">
     <w:abstractNumId w:val="36"/>
   </w:num>
-  <w:num w:numId="8">
-    <w:abstractNumId w:val="5"/>
-  </w:num>
-  <w:num w:numId="9">
-    <w:abstractNumId w:val="16"/>
-  </w:num>
-  <w:num w:numId="10">
-    <w:abstractNumId w:val="23"/>
-  </w:num>
-  <w:num w:numId="11">
-    <w:abstractNumId w:val="8"/>
-  </w:num>
-  <w:num w:numId="12">
-    <w:abstractNumId w:val="18"/>
-  </w:num>
-  <w:num w:numId="13">
-    <w:abstractNumId w:val="25"/>
-  </w:num>
-  <w:num w:numId="14">
-    <w:abstractNumId w:val="37"/>
-  </w:num>
-  <w:num w:numId="15">
+  <w:num w:numId="40">
     <w:abstractNumId w:val="31"/>
   </w:num>
-  <w:num w:numId="16">
-    <w:abstractNumId w:val="45"/>
-  </w:num>
-  <w:num w:numId="17">
-    <w:abstractNumId w:val="12"/>
-  </w:num>
-  <w:num w:numId="18">
-    <w:abstractNumId w:val="30"/>
-  </w:num>
-  <w:num w:numId="19">
-    <w:abstractNumId w:val="11"/>
-  </w:num>
-  <w:num w:numId="20">
-    <w:abstractNumId w:val="24"/>
-  </w:num>
-  <w:num w:numId="21">
-    <w:abstractNumId w:val="34"/>
-  </w:num>
-  <w:num w:numId="22">
-    <w:abstractNumId w:val="20"/>
-  </w:num>
-  <w:num w:numId="23">
+  <w:num w:numId="41">
     <w:abstractNumId w:val="13"/>
   </w:num>
-  <w:num w:numId="24">
-    <w:abstractNumId w:val="10"/>
-  </w:num>
-  <w:num w:numId="25">
-    <w:abstractNumId w:val="46"/>
-  </w:num>
-  <w:num w:numId="26">
-    <w:abstractNumId w:val="26"/>
-  </w:num>
-  <w:num w:numId="27">
-    <w:abstractNumId w:val="27"/>
-  </w:num>
-  <w:num w:numId="28">
-    <w:abstractNumId w:val="32"/>
-  </w:num>
-  <w:num w:numId="29">
-    <w:abstractNumId w:val="42"/>
-  </w:num>
-  <w:num w:numId="30">
-    <w:abstractNumId w:val="22"/>
-  </w:num>
-  <w:num w:numId="31">
-    <w:abstractNumId w:val="35"/>
-  </w:num>
-  <w:num w:numId="32">
-    <w:abstractNumId w:val="28"/>
-  </w:num>
-  <w:num w:numId="33">
-    <w:abstractNumId w:val="7"/>
-  </w:num>
-  <w:num w:numId="34">
-    <w:abstractNumId w:val="29"/>
-  </w:num>
-  <w:num w:numId="35">
-    <w:abstractNumId w:val="33"/>
-  </w:num>
-  <w:num w:numId="36">
-    <w:abstractNumId w:val="14"/>
-  </w:num>
-  <w:num w:numId="37">
+  <w:num w:numId="42">
     <w:abstractNumId w:val="2"/>
-  </w:num>
-  <w:num w:numId="38">
-    <w:abstractNumId w:val="17"/>
-  </w:num>
-  <w:num w:numId="39">
-    <w:abstractNumId w:val="41"/>
-  </w:num>
-  <w:num w:numId="40">
-    <w:abstractNumId w:val="0"/>
-  </w:num>
-  <w:num w:numId="41">
-    <w:abstractNumId w:val="4"/>
-  </w:num>
-  <w:num w:numId="42">
-    <w:abstractNumId w:val="3"/>
-  </w:num>
-  <w:num w:numId="43">
-    <w:abstractNumId w:val="38"/>
-  </w:num>
-  <w:num w:numId="44">
-    <w:abstractNumId w:val="6"/>
-  </w:num>
-  <w:num w:numId="45">
-    <w:abstractNumId w:val="1"/>
-  </w:num>
-  <w:num w:numId="46">
-    <w:abstractNumId w:val="15"/>
-  </w:num>
-  <w:num w:numId="47">
-    <w:abstractNumId w:val="9"/>
   </w:num>
 </w:numbering>
 </file>
@@ -7903,7 +6664,7 @@
   <w:style w:type="paragraph" w:default="1" w:styleId="Normal">
     <w:name w:val="Normal"/>
     <w:qFormat/>
-    <w:rsid w:val="003B445D"/>
+    <w:rsid w:val="0051772A"/>
     <w:pPr>
       <w:widowControl w:val="0"/>
       <w:jc w:val="both"/>
@@ -7941,10 +6702,153 @@
     <w:basedOn w:val="Normal"/>
     <w:uiPriority w:val="34"/>
     <w:qFormat/>
-    <w:rsid w:val="003B445D"/>
+    <w:rsid w:val="0051772A"/>
     <w:pPr>
       <w:ind w:firstLineChars="200" w:firstLine="420"/>
     </w:pPr>
+  </w:style>
+  <w:style w:type="table" w:styleId="TableGrid">
+    <w:name w:val="Table Grid"/>
+    <w:basedOn w:val="TableNormal"/>
+    <w:uiPriority w:val="39"/>
+    <w:rsid w:val="00970CF1"/>
+    <w:tblPr>
+      <w:tblBorders>
+        <w:top w:val="single" w:sz="4" w:space="0" w:color="auto"/>
+        <w:left w:val="single" w:sz="4" w:space="0" w:color="auto"/>
+        <w:bottom w:val="single" w:sz="4" w:space="0" w:color="auto"/>
+        <w:right w:val="single" w:sz="4" w:space="0" w:color="auto"/>
+        <w:insideH w:val="single" w:sz="4" w:space="0" w:color="auto"/>
+        <w:insideV w:val="single" w:sz="4" w:space="0" w:color="auto"/>
+      </w:tblBorders>
+    </w:tblPr>
+  </w:style>
+  <w:style w:type="table" w:styleId="GridTable1Light-Accent1">
+    <w:name w:val="Grid Table 1 Light Accent 1"/>
+    <w:basedOn w:val="TableNormal"/>
+    <w:uiPriority w:val="46"/>
+    <w:rsid w:val="00970CF1"/>
+    <w:tblPr>
+      <w:tblStyleRowBandSize w:val="1"/>
+      <w:tblStyleColBandSize w:val="1"/>
+      <w:tblBorders>
+        <w:top w:val="single" w:sz="4" w:space="0" w:color="B4C6E7" w:themeColor="accent1" w:themeTint="66"/>
+        <w:left w:val="single" w:sz="4" w:space="0" w:color="B4C6E7" w:themeColor="accent1" w:themeTint="66"/>
+        <w:bottom w:val="single" w:sz="4" w:space="0" w:color="B4C6E7" w:themeColor="accent1" w:themeTint="66"/>
+        <w:right w:val="single" w:sz="4" w:space="0" w:color="B4C6E7" w:themeColor="accent1" w:themeTint="66"/>
+        <w:insideH w:val="single" w:sz="4" w:space="0" w:color="B4C6E7" w:themeColor="accent1" w:themeTint="66"/>
+        <w:insideV w:val="single" w:sz="4" w:space="0" w:color="B4C6E7" w:themeColor="accent1" w:themeTint="66"/>
+      </w:tblBorders>
+    </w:tblPr>
+    <w:tblStylePr w:type="firstRow">
+      <w:rPr>
+        <w:b/>
+        <w:bCs/>
+      </w:rPr>
+      <w:tblPr/>
+      <w:tcPr>
+        <w:tcBorders>
+          <w:bottom w:val="single" w:sz="12" w:space="0" w:color="8EAADB" w:themeColor="accent1" w:themeTint="99"/>
+        </w:tcBorders>
+      </w:tcPr>
+    </w:tblStylePr>
+    <w:tblStylePr w:type="lastRow">
+      <w:rPr>
+        <w:b/>
+        <w:bCs/>
+      </w:rPr>
+      <w:tblPr/>
+      <w:tcPr>
+        <w:tcBorders>
+          <w:top w:val="double" w:sz="2" w:space="0" w:color="8EAADB" w:themeColor="accent1" w:themeTint="99"/>
+        </w:tcBorders>
+      </w:tcPr>
+    </w:tblStylePr>
+    <w:tblStylePr w:type="firstCol">
+      <w:rPr>
+        <w:b/>
+        <w:bCs/>
+      </w:rPr>
+    </w:tblStylePr>
+    <w:tblStylePr w:type="lastCol">
+      <w:rPr>
+        <w:b/>
+        <w:bCs/>
+      </w:rPr>
+    </w:tblStylePr>
+  </w:style>
+  <w:style w:type="table" w:styleId="GridTable4-Accent5">
+    <w:name w:val="Grid Table 4 Accent 5"/>
+    <w:basedOn w:val="TableNormal"/>
+    <w:uiPriority w:val="49"/>
+    <w:rsid w:val="00970CF1"/>
+    <w:tblPr>
+      <w:tblStyleRowBandSize w:val="1"/>
+      <w:tblStyleColBandSize w:val="1"/>
+      <w:tblBorders>
+        <w:top w:val="single" w:sz="4" w:space="0" w:color="9CC2E5" w:themeColor="accent5" w:themeTint="99"/>
+        <w:left w:val="single" w:sz="4" w:space="0" w:color="9CC2E5" w:themeColor="accent5" w:themeTint="99"/>
+        <w:bottom w:val="single" w:sz="4" w:space="0" w:color="9CC2E5" w:themeColor="accent5" w:themeTint="99"/>
+        <w:right w:val="single" w:sz="4" w:space="0" w:color="9CC2E5" w:themeColor="accent5" w:themeTint="99"/>
+        <w:insideH w:val="single" w:sz="4" w:space="0" w:color="9CC2E5" w:themeColor="accent5" w:themeTint="99"/>
+        <w:insideV w:val="single" w:sz="4" w:space="0" w:color="9CC2E5" w:themeColor="accent5" w:themeTint="99"/>
+      </w:tblBorders>
+    </w:tblPr>
+    <w:tblStylePr w:type="firstRow">
+      <w:rPr>
+        <w:b/>
+        <w:bCs/>
+        <w:color w:val="FFFFFF" w:themeColor="background1"/>
+      </w:rPr>
+      <w:tblPr/>
+      <w:tcPr>
+        <w:tcBorders>
+          <w:top w:val="single" w:sz="4" w:space="0" w:color="5B9BD5" w:themeColor="accent5"/>
+          <w:left w:val="single" w:sz="4" w:space="0" w:color="5B9BD5" w:themeColor="accent5"/>
+          <w:bottom w:val="single" w:sz="4" w:space="0" w:color="5B9BD5" w:themeColor="accent5"/>
+          <w:right w:val="single" w:sz="4" w:space="0" w:color="5B9BD5" w:themeColor="accent5"/>
+          <w:insideH w:val="nil"/>
+          <w:insideV w:val="nil"/>
+        </w:tcBorders>
+        <w:shd w:val="clear" w:color="auto" w:fill="5B9BD5" w:themeFill="accent5"/>
+      </w:tcPr>
+    </w:tblStylePr>
+    <w:tblStylePr w:type="lastRow">
+      <w:rPr>
+        <w:b/>
+        <w:bCs/>
+      </w:rPr>
+      <w:tblPr/>
+      <w:tcPr>
+        <w:tcBorders>
+          <w:top w:val="double" w:sz="4" w:space="0" w:color="5B9BD5" w:themeColor="accent5"/>
+        </w:tcBorders>
+      </w:tcPr>
+    </w:tblStylePr>
+    <w:tblStylePr w:type="firstCol">
+      <w:rPr>
+        <w:b/>
+        <w:bCs/>
+      </w:rPr>
+    </w:tblStylePr>
+    <w:tblStylePr w:type="lastCol">
+      <w:rPr>
+        <w:b/>
+        <w:bCs/>
+      </w:rPr>
+    </w:tblStylePr>
+    <w:tblStylePr w:type="band1Vert">
+      <w:tblPr/>
+      <w:tcPr>
+        <w:shd w:val="clear" w:color="auto" w:fill="DEEAF6" w:themeFill="accent5" w:themeFillTint="33"/>
+      </w:tcPr>
+    </w:tblStylePr>
+    <w:tblStylePr w:type="band1Horz">
+      <w:tblPr/>
+      <w:tcPr>
+        <w:shd w:val="clear" w:color="auto" w:fill="DEEAF6" w:themeFill="accent5" w:themeFillTint="33"/>
+      </w:tcPr>
+    </w:tblStylePr>
   </w:style>
 </w:styles>
 </file>
